--- a/docs/files/latraps/latraps_FY2026_lt.docx
+++ b/docs/files/latraps/latraps_FY2026_lt.docx
@@ -3012,24 +3012,10 @@
         <w:rPr>
           <w:sz w:val="24"/>
         </w:rPr>
-        <w:t xml:space="preserve">☐ </w:t>
+        <w:t xml:space="preserve">☑ </w:t>
       </w:r>
       <w:r>
         <w:t>Yes, the company is not in the list of sanctions (add a screenshot)</w:t>
-      </w:r>
-    </w:p>
-    <w:p>
-      <w:pPr>
-        <w:spacing w:after="0"/>
-        <w:ind w:left="397"/>
-      </w:pPr>
-      <w:r>
-        <w:rPr>
-          <w:b/>
-          <w:color w:val="B42318"/>
-          <w:sz w:val="19"/>
-        </w:rPr>
-        <w:t>Reikia peržiūrėti</w:t>
       </w:r>
     </w:p>
     <w:p>
@@ -3049,7 +3035,7 @@
           <w:color w:val="333333"/>
           <w:sz w:val="19"/>
         </w:rPr>
-        <w:t>Automatinė patikra ES, JT, JAV OFAC ir JK konsoliduotuose sankcijų sąrašuose.</w:t>
+        <w:t>Nerasta EU, UN, UK, US OFAC konsoliduotuose sankcijų sąrašuose (automatinė patikra 2026-10-22).</w:t>
       </w:r>
     </w:p>
     <w:p>

--- a/docs/files/latraps/latraps_FY2026_lt.docx
+++ b/docs/files/latraps/latraps_FY2026_lt.docx
@@ -2,119 +2,294 @@
 <file path=word/document.xml><?xml version="1.0" encoding="utf-8"?>
 <w:document xmlns:wpc="http://schemas.microsoft.com/office/word/2010/wordprocessingCanvas" xmlns:mo="http://schemas.microsoft.com/office/mac/office/2008/main" xmlns:mc="http://schemas.openxmlformats.org/markup-compatibility/2006" xmlns:mv="urn:schemas-microsoft-com:mac:vml" xmlns:o="urn:schemas-microsoft-com:office:office" xmlns:r="http://schemas.openxmlformats.org/officeDocument/2006/relationships" xmlns:m="http://schemas.openxmlformats.org/officeDocument/2006/math" xmlns:v="urn:schemas-microsoft-com:vml" xmlns:wp14="http://schemas.microsoft.com/office/word/2010/wordprocessingDrawing" xmlns:wp="http://schemas.openxmlformats.org/drawingml/2006/wordprocessingDrawing" xmlns:w10="urn:schemas-microsoft-com:office:word" xmlns:w="http://schemas.openxmlformats.org/wordprocessingml/2006/main" xmlns:w14="http://schemas.microsoft.com/office/word/2010/wordml" xmlns:wpg="http://schemas.microsoft.com/office/word/2010/wordprocessingGroup" xmlns:wpi="http://schemas.microsoft.com/office/word/2010/wordprocessingInk" xmlns:wne="http://schemas.microsoft.com/office/word/2006/wordml" xmlns:wps="http://schemas.microsoft.com/office/word/2010/wordprocessingShape" mc:Ignorable="w14 wp14">
   <w:body>
+    <w:tbl>
+      <w:tblPr>
+        <w:tblW w:w="9639" w:type="dxa"/>
+        <w:tblBorders>
+          <w:top w:val="nil"/>
+          <w:left w:val="nil"/>
+          <w:bottom w:val="nil"/>
+          <w:right w:val="nil"/>
+          <w:insideH w:val="nil"/>
+          <w:insideV w:val="nil"/>
+        </w:tblBorders>
+        <w:tblLayout w:type="fixed"/>
+        <w:tblCellMar>
+          <w:top w:w="260" w:type="dxa"/>
+          <w:left w:w="280" w:type="dxa"/>
+          <w:bottom w:w="260" w:type="dxa"/>
+          <w:right w:w="280" w:type="dxa"/>
+        </w:tblCellMar>
+        <w:tblLook w:firstColumn="1" w:firstRow="1" w:lastColumn="0" w:lastRow="0" w:noHBand="0" w:noVBand="1" w:val="04A0"/>
+      </w:tblPr>
+      <w:tblGrid>
+        <w:gridCol w:w="7030"/>
+        <w:gridCol w:w="2608"/>
+      </w:tblGrid>
+      <w:tr>
+        <w:tc>
+          <w:tcPr>
+            <w:tcW w:type="dxa" w:w="7030"/>
+            <w:shd w:val="clear" w:color="auto" w:fill="1F4E79"/>
+          </w:tcPr>
+          <w:p>
+            <w:pPr>
+              <w:spacing w:before="0" w:after="0"/>
+            </w:pPr>
+            <w:r>
+              <w:rPr>
+                <w:b/>
+                <w:caps/>
+                <w:color w:val="AFC6DD"/>
+                <w:sz w:val="17"/>
+              </w:rPr>
+              <w:t>Emitento apžvalga · FY2026</w:t>
+            </w:r>
+          </w:p>
+          <w:p>
+            <w:pPr>
+              <w:spacing w:before="40" w:after="0"/>
+            </w:pPr>
+            <w:r>
+              <w:rPr>
+                <w:b/>
+                <w:color w:val="FFFFFF"/>
+                <w:sz w:val="52"/>
+              </w:rPr>
+              <w:t>LATRAPS</w:t>
+            </w:r>
+          </w:p>
+        </w:tc>
+        <w:tc>
+          <w:tcPr>
+            <w:tcW w:type="dxa" w:w="2608"/>
+            <w:shd w:val="clear" w:color="auto" w:fill="1F4E79"/>
+          </w:tcPr>
+          <w:p>
+            <w:pPr>
+              <w:spacing w:before="280" w:after="0"/>
+              <w:jc w:val="right"/>
+            </w:pPr>
+            <w:r>
+              <w:rPr>
+                <w:b/>
+                <w:color w:val="1B7F3B"/>
+                <w:sz w:val="19"/>
+                <w:shd w:val="clear" w:color="auto" w:fill="E3F3E8"/>
+              </w:rPr>
+              <w:t xml:space="preserve">  ●  TVARKINGA  </w:t>
+            </w:r>
+          </w:p>
+        </w:tc>
+      </w:tr>
+    </w:tbl>
     <w:p>
       <w:pPr>
-        <w:spacing w:after="0"/>
+        <w:pBdr>
+          <w:top w:val="single" w:sz="12" w:color="2A78D6" w:space="0"/>
+        </w:pBdr>
+        <w:spacing w:before="0" w:after="200" w:line="120" w:lineRule="auto"/>
       </w:pPr>
-      <w:r>
-        <w:rPr>
-          <w:b/>
-          <w:color w:val="1F4E79"/>
-          <w:sz w:val="48"/>
-        </w:rPr>
-        <w:t>LATRAPS</w:t>
-      </w:r>
-    </w:p>
-    <w:p>
-      <w:r>
-        <w:rPr>
-          <w:color w:val="5F6B7A"/>
-          <w:sz w:val="24"/>
-        </w:rPr>
-        <w:t>Emitento apžvalga · FY2026</w:t>
-      </w:r>
-    </w:p>
-    <w:p>
-      <w:pPr>
-        <w:spacing w:after="0"/>
-      </w:pPr>
-      <w:r>
-        <w:rPr>
-          <w:b/>
-          <w:sz w:val="19"/>
-        </w:rPr>
-        <w:t xml:space="preserve">Analizės data: </w:t>
-      </w:r>
-      <w:r>
-        <w:rPr>
-          <w:b w:val="0"/>
-          <w:sz w:val="19"/>
-        </w:rPr>
-        <w:t>2026-10-22</w:t>
-      </w:r>
-    </w:p>
-    <w:p>
-      <w:pPr>
-        <w:spacing w:after="0"/>
-      </w:pPr>
-      <w:r>
-        <w:rPr>
-          <w:b/>
-          <w:sz w:val="19"/>
-        </w:rPr>
-        <w:t xml:space="preserve">Reitingas: </w:t>
-      </w:r>
-      <w:r>
-        <w:rPr>
-          <w:b w:val="0"/>
-          <w:sz w:val="19"/>
-        </w:rPr>
-        <w:t>nerasta (no credit rating found)</w:t>
-      </w:r>
-    </w:p>
-    <w:p>
-      <w:pPr>
-        <w:spacing w:after="0"/>
-      </w:pPr>
-      <w:r>
-        <w:rPr>
-          <w:b/>
-          <w:sz w:val="19"/>
-        </w:rPr>
-        <w:t xml:space="preserve">Kita ataskaita: </w:t>
-      </w:r>
-      <w:r>
-        <w:rPr>
-          <w:b w:val="0"/>
-          <w:sz w:val="19"/>
-        </w:rPr>
-        <w:t>Audited annual report FY2025/26 - expected November 2026 (FY2024/25 report was signed 2025-11-24</w:t>
-      </w:r>
-      <w:hyperlink r:id="rId10">
-        <w:r>
-          <w:rPr>
-            <w:color w:val="2A78D6"/>
-            <w:vertAlign w:val="superscript"/>
-            <w:sz w:val="16"/>
-          </w:rPr>
-          <w:t xml:space="preserve">1</w:t>
-        </w:r>
-      </w:hyperlink>
-      <w:r>
-        <w:rPr>
-          <w:b w:val="0"/>
-          <w:sz w:val="19"/>
-        </w:rPr>
-        <w:t>)</w:t>
-      </w:r>
     </w:p>
     <w:tbl>
       <w:tblPr>
-        <w:tblW w:type="auto" w:w="0"/>
+        <w:tblW w:w="9639" w:type="dxa"/>
+        <w:tblBorders>
+          <w:top w:val="nil"/>
+          <w:left w:val="nil"/>
+          <w:bottom w:val="nil"/>
+          <w:right w:val="nil"/>
+          <w:insideH w:val="nil"/>
+          <w:insideV w:val="nil"/>
+        </w:tblBorders>
+        <w:tblLayout w:type="fixed"/>
+        <w:tblCellMar>
+          <w:top w:w="0" w:type="dxa"/>
+          <w:left w:w="0" w:type="dxa"/>
+          <w:bottom w:w="120" w:type="dxa"/>
+          <w:right w:w="160" w:type="dxa"/>
+        </w:tblCellMar>
         <w:tblLook w:firstColumn="1" w:firstRow="1" w:lastColumn="0" w:lastRow="0" w:noHBand="0" w:noVBand="1" w:val="04A0"/>
       </w:tblPr>
       <w:tblGrid>
-        <w:gridCol w:w="9972"/>
+        <w:gridCol w:w="3213"/>
+        <w:gridCol w:w="3213"/>
+        <w:gridCol w:w="3213"/>
+      </w:tblGrid>
+      <w:tr>
+        <w:tc>
+          <w:tcPr>
+            <w:tcW w:type="dxa" w:w="3213"/>
+            <w:tcBorders>
+              <w:top w:val="nil"/>
+              <w:left w:val="nil"/>
+              <w:bottom w:val="single" w:sz="4" w:color="C9D3DE" w:space="0"/>
+              <w:right w:val="nil"/>
+            </w:tcBorders>
+          </w:tcPr>
+          <w:p>
+            <w:pPr>
+              <w:spacing w:before="0" w:after="20"/>
+            </w:pPr>
+            <w:r>
+              <w:rPr>
+                <w:b/>
+                <w:caps/>
+                <w:color w:val="5F6B7A"/>
+                <w:sz w:val="15"/>
+              </w:rPr>
+              <w:t>Analizės data</w:t>
+            </w:r>
+          </w:p>
+          <w:p>
+            <w:pPr>
+              <w:spacing w:before="0" w:after="0"/>
+            </w:pPr>
+            <w:r>
+              <w:rPr>
+                <w:b w:val="0"/>
+                <w:sz w:val="19"/>
+              </w:rPr>
+              <w:t>2026-10-22</w:t>
+            </w:r>
+          </w:p>
+        </w:tc>
+        <w:tc>
+          <w:tcPr>
+            <w:tcW w:type="dxa" w:w="3213"/>
+            <w:tcBorders>
+              <w:top w:val="nil"/>
+              <w:left w:val="nil"/>
+              <w:bottom w:val="single" w:sz="4" w:color="C9D3DE" w:space="0"/>
+              <w:right w:val="nil"/>
+            </w:tcBorders>
+          </w:tcPr>
+          <w:p>
+            <w:pPr>
+              <w:spacing w:before="0" w:after="20"/>
+            </w:pPr>
+            <w:r>
+              <w:rPr>
+                <w:b/>
+                <w:caps/>
+                <w:color w:val="5F6B7A"/>
+                <w:sz w:val="15"/>
+              </w:rPr>
+              <w:t>Reitingas</w:t>
+            </w:r>
+          </w:p>
+          <w:p>
+            <w:pPr>
+              <w:spacing w:before="0" w:after="0"/>
+            </w:pPr>
+            <w:r>
+              <w:rPr>
+                <w:b w:val="0"/>
+                <w:sz w:val="19"/>
+              </w:rPr>
+              <w:t>nerasta (no credit rating found)</w:t>
+            </w:r>
+          </w:p>
+        </w:tc>
+        <w:tc>
+          <w:tcPr>
+            <w:tcW w:type="dxa" w:w="3213"/>
+            <w:tcBorders>
+              <w:top w:val="nil"/>
+              <w:left w:val="nil"/>
+              <w:bottom w:val="single" w:sz="4" w:color="C9D3DE" w:space="0"/>
+              <w:right w:val="nil"/>
+            </w:tcBorders>
+          </w:tcPr>
+          <w:p>
+            <w:pPr>
+              <w:spacing w:before="0" w:after="20"/>
+            </w:pPr>
+            <w:r>
+              <w:rPr>
+                <w:b/>
+                <w:caps/>
+                <w:color w:val="5F6B7A"/>
+                <w:sz w:val="15"/>
+              </w:rPr>
+              <w:t>Kita ataskaita</w:t>
+            </w:r>
+          </w:p>
+          <w:p>
+            <w:pPr>
+              <w:spacing w:before="0" w:after="0"/>
+            </w:pPr>
+            <w:r>
+              <w:rPr>
+                <w:b w:val="0"/>
+                <w:sz w:val="19"/>
+              </w:rPr>
+              <w:t>Audited annual report FY2025/26 - expected November 2026 (FY2024/25 report was signed 2025-11-24</w:t>
+            </w:r>
+            <w:hyperlink r:id="rId12">
+              <w:r>
+                <w:rPr>
+                  <w:color w:val="2A78D6"/>
+                  <w:vertAlign w:val="superscript"/>
+                  <w:sz w:val="16"/>
+                </w:rPr>
+                <w:t xml:space="preserve">1</w:t>
+              </w:r>
+            </w:hyperlink>
+            <w:r>
+              <w:rPr>
+                <w:b w:val="0"/>
+                <w:sz w:val="19"/>
+              </w:rPr>
+              <w:t>)</w:t>
+            </w:r>
+          </w:p>
+        </w:tc>
+      </w:tr>
+    </w:tbl>
+    <w:p>
+      <w:pPr>
+        <w:spacing w:before="0" w:after="80"/>
+      </w:pPr>
+    </w:p>
+    <w:tbl>
+      <w:tblPr>
+        <w:tblW w:w="9639" w:type="dxa"/>
+        <w:tblBorders>
+          <w:top w:val="nil"/>
+          <w:left w:val="nil"/>
+          <w:bottom w:val="nil"/>
+          <w:right w:val="nil"/>
+          <w:insideH w:val="nil"/>
+          <w:insideV w:val="nil"/>
+        </w:tblBorders>
+        <w:tblLayout w:type="fixed"/>
+        <w:tblCellMar>
+          <w:top w:w="180" w:type="dxa"/>
+          <w:left w:w="260" w:type="dxa"/>
+          <w:bottom w:w="200" w:type="dxa"/>
+          <w:right w:w="260" w:type="dxa"/>
+        </w:tblCellMar>
+        <w:tblLook w:firstColumn="1" w:firstRow="1" w:lastColumn="0" w:lastRow="0" w:noHBand="0" w:noVBand="1" w:val="04A0"/>
+      </w:tblPr>
+      <w:tblGrid>
+        <w:gridCol w:w="9639"/>
       </w:tblGrid>
       <w:tr>
         <w:tc>
           <w:tcPr>
             <w:tcW w:type="dxa" w:w="9638"/>
+            <w:tcBorders>
+              <w:top w:val="nil"/>
+              <w:left w:val="single" w:sz="24" w:color="1B7F3B" w:space="0"/>
+              <w:bottom w:val="nil"/>
+              <w:right w:val="nil"/>
+            </w:tcBorders>
             <w:shd w:val="clear" w:color="auto" w:fill="E3F3E8"/>
           </w:tcPr>
           <w:p>
             <w:pPr>
-              <w:spacing w:before="60" w:after="60"/>
+              <w:spacing w:before="0" w:after="0" w:line="276" w:lineRule="auto"/>
             </w:pPr>
             <w:r>
               <w:rPr>
@@ -132,7 +307,7 @@
               </w:rPr>
               <w:t xml:space="preserve"> LATRAPS – 1 214 Latvijos ūkininkų kooperatyvas; 2025/26 m. pelnas 2,8 mln. EUR, abiejų obligacijų sąlygų laikomasi: koreguota kapitalo dalis 29,4 % (riba 20 %), EBITDA / palūkanos 2,7 karto (riba 2,0)</w:t>
             </w:r>
-            <w:hyperlink r:id="rId11">
+            <w:hyperlink r:id="rId13">
               <w:r>
                 <w:rPr>
                   <w:color w:val="2A78D6"/>
@@ -149,7 +324,7 @@
               </w:rPr>
               <w:t>,</w:t>
             </w:r>
-            <w:hyperlink r:id="rId12">
+            <w:hyperlink r:id="rId14">
               <w:r>
                 <w:rPr>
                   <w:color w:val="2A78D6"/>
@@ -167,7 +342,7 @@
               </w:rPr>
               <w:t>. Stebėtina: skola auga dėl 132 mln. EUR žirnių baltymų gamyklos</w:t>
             </w:r>
-            <w:hyperlink r:id="rId13">
+            <w:hyperlink r:id="rId15">
               <w:r>
                 <w:rPr>
                   <w:color w:val="2A78D6"/>
@@ -191,63 +366,101 @@
     </w:tbl>
     <w:p>
       <w:pPr>
-        <w:spacing w:after="0"/>
+        <w:spacing w:before="0" w:after="120"/>
       </w:pPr>
     </w:p>
     <w:tbl>
       <w:tblPr>
-        <w:tblW w:type="auto" w:w="0"/>
-        <w:jc w:val="center"/>
+        <w:tblW w:w="9639" w:type="dxa"/>
+        <w:tblBorders>
+          <w:top w:val="nil"/>
+          <w:left w:val="nil"/>
+          <w:bottom w:val="nil"/>
+          <w:right w:val="nil"/>
+          <w:insideH w:val="nil"/>
+          <w:insideV w:val="nil"/>
+        </w:tblBorders>
+        <w:tblLayout w:type="fixed"/>
+        <w:tblCellMar>
+          <w:top w:w="150" w:type="dxa"/>
+          <w:left w:w="170" w:type="dxa"/>
+          <w:bottom w:w="150" w:type="dxa"/>
+          <w:right w:w="100" w:type="dxa"/>
+        </w:tblCellMar>
         <w:tblLook w:firstColumn="1" w:firstRow="1" w:lastColumn="0" w:lastRow="0" w:noHBand="0" w:noVBand="1" w:val="04A0"/>
-        <w:tblBorders>
-          <w:top w:val="single" w:sz="4" w:color="FFFFFF"/>
-          <w:left w:val="nil"/>
-          <w:bottom w:val="single" w:sz="4" w:color="FFFFFF"/>
-          <w:right w:val="nil"/>
-          <w:insideH w:val="single" w:sz="4" w:color="FFFFFF"/>
-          <w:insideV w:val="nil"/>
-        </w:tblBorders>
       </w:tblPr>
       <w:tblGrid>
-        <w:gridCol w:w="2493"/>
-        <w:gridCol w:w="2493"/>
-        <w:gridCol w:w="2493"/>
-        <w:gridCol w:w="2493"/>
+        <w:gridCol w:w="2260"/>
+        <w:gridCol w:w="198"/>
+        <w:gridCol w:w="2260"/>
+        <w:gridCol w:w="198"/>
+        <w:gridCol w:w="2260"/>
+        <w:gridCol w:w="198"/>
+        <w:gridCol w:w="2260"/>
       </w:tblGrid>
       <w:tr>
         <w:tc>
           <w:tcPr>
-            <w:tcW w:type="dxa" w:w="2493"/>
-            <w:shd w:val="clear" w:color="auto" w:fill="EAF1F8"/>
+            <w:tcW w:type="dxa" w:w="2261"/>
+            <w:tcBorders>
+              <w:top w:val="single" w:sz="18" w:color="2A78D6" w:space="0"/>
+              <w:left w:val="single" w:sz="4" w:color="C9D3DE" w:space="0"/>
+              <w:bottom w:val="single" w:sz="4" w:color="C9D3DE" w:space="0"/>
+              <w:right w:val="single" w:sz="4" w:color="C9D3DE" w:space="0"/>
+            </w:tcBorders>
           </w:tcPr>
           <w:p>
-            <w:r/>
+            <w:pPr>
+              <w:spacing w:before="0" w:after="60"/>
+            </w:pPr>
             <w:r>
               <w:rPr>
+                <w:b/>
+                <w:caps/>
                 <w:color w:val="5F6B7A"/>
-                <w:sz w:val="16"/>
+                <w:sz w:val="14"/>
               </w:rPr>
-              <w:t>Pajamos (FY2026)</w:t>
+              <w:t>Pajamos</w:t>
+            </w:r>
+            <w:r>
+              <w:rPr>
+                <w:b w:val="0"/>
+                <w:color w:val="5F6B7A"/>
+                <w:sz w:val="14"/>
+              </w:rPr>
+              <w:t xml:space="preserve">  ·  FY2026</w:t>
             </w:r>
           </w:p>
           <w:p>
             <w:pPr>
-              <w:spacing w:after="0"/>
+              <w:spacing w:before="0" w:after="20"/>
             </w:pPr>
             <w:r>
               <w:rPr>
                 <w:b/>
                 <w:color w:val="1F4E79"/>
-                <w:sz w:val="26"/>
+                <w:sz w:val="34"/>
               </w:rPr>
-              <w:t>240,2 mln. EUR</w:t>
+              <w:t>240,2</w:t>
+            </w:r>
+            <w:r>
+              <w:rPr>
+                <w:b w:val="0"/>
+                <w:color w:val="5F6B7A"/>
+                <w:sz w:val="18"/>
+              </w:rPr>
+              <w:t xml:space="preserve"> mln. EUR</w:t>
             </w:r>
           </w:p>
           <w:p>
+            <w:pPr>
+              <w:spacing w:before="0" w:after="0"/>
+            </w:pPr>
             <w:r>
               <w:rPr>
+                <w:b w:val="0"/>
                 <w:color w:val="5F6B7A"/>
-                <w:sz w:val="16"/>
+                <w:sz w:val="15"/>
               </w:rPr>
               <w:t>▼ 5,5 % vs FY2025</w:t>
             </w:r>
@@ -255,37 +468,72 @@
         </w:tc>
         <w:tc>
           <w:tcPr>
-            <w:tcW w:type="dxa" w:w="2493"/>
-            <w:shd w:val="clear" w:color="auto" w:fill="EAF1F8"/>
+            <w:tcW w:type="dxa" w:w="198"/>
+          </w:tcPr>
+          <w:p/>
+        </w:tc>
+        <w:tc>
+          <w:tcPr>
+            <w:tcW w:type="dxa" w:w="2261"/>
+            <w:tcBorders>
+              <w:top w:val="single" w:sz="18" w:color="2A78D6" w:space="0"/>
+              <w:left w:val="single" w:sz="4" w:color="C9D3DE" w:space="0"/>
+              <w:bottom w:val="single" w:sz="4" w:color="C9D3DE" w:space="0"/>
+              <w:right w:val="single" w:sz="4" w:color="C9D3DE" w:space="0"/>
+            </w:tcBorders>
           </w:tcPr>
           <w:p>
-            <w:r/>
+            <w:pPr>
+              <w:spacing w:before="0" w:after="60"/>
+            </w:pPr>
             <w:r>
               <w:rPr>
+                <w:b/>
+                <w:caps/>
                 <w:color w:val="5F6B7A"/>
-                <w:sz w:val="16"/>
+                <w:sz w:val="14"/>
               </w:rPr>
-              <w:t>Grynasis pelnas (FY2026)</w:t>
+              <w:t>Grynasis pelnas</w:t>
+            </w:r>
+            <w:r>
+              <w:rPr>
+                <w:b w:val="0"/>
+                <w:color w:val="5F6B7A"/>
+                <w:sz w:val="14"/>
+              </w:rPr>
+              <w:t xml:space="preserve">  ·  FY2026</w:t>
             </w:r>
           </w:p>
           <w:p>
             <w:pPr>
-              <w:spacing w:after="0"/>
+              <w:spacing w:before="0" w:after="20"/>
             </w:pPr>
             <w:r>
               <w:rPr>
                 <w:b/>
                 <w:color w:val="1F4E79"/>
-                <w:sz w:val="26"/>
+                <w:sz w:val="34"/>
               </w:rPr>
-              <w:t>2,77 mln. EUR</w:t>
+              <w:t>2,77</w:t>
+            </w:r>
+            <w:r>
+              <w:rPr>
+                <w:b w:val="0"/>
+                <w:color w:val="5F6B7A"/>
+                <w:sz w:val="18"/>
+              </w:rPr>
+              <w:t xml:space="preserve"> mln. EUR</w:t>
             </w:r>
           </w:p>
           <w:p>
+            <w:pPr>
+              <w:spacing w:before="0" w:after="0"/>
+            </w:pPr>
             <w:r>
               <w:rPr>
+                <w:b w:val="0"/>
                 <w:color w:val="5F6B7A"/>
-                <w:sz w:val="16"/>
+                <w:sz w:val="15"/>
               </w:rPr>
               <w:t>▲ 1,1 % vs FY2025</w:t>
             </w:r>
@@ -293,37 +541,72 @@
         </w:tc>
         <w:tc>
           <w:tcPr>
-            <w:tcW w:type="dxa" w:w="2493"/>
-            <w:shd w:val="clear" w:color="auto" w:fill="EAF1F8"/>
+            <w:tcW w:type="dxa" w:w="198"/>
+          </w:tcPr>
+          <w:p/>
+        </w:tc>
+        <w:tc>
+          <w:tcPr>
+            <w:tcW w:type="dxa" w:w="2261"/>
+            <w:tcBorders>
+              <w:top w:val="single" w:sz="18" w:color="2A78D6" w:space="0"/>
+              <w:left w:val="single" w:sz="4" w:color="C9D3DE" w:space="0"/>
+              <w:bottom w:val="single" w:sz="4" w:color="C9D3DE" w:space="0"/>
+              <w:right w:val="single" w:sz="4" w:color="C9D3DE" w:space="0"/>
+            </w:tcBorders>
           </w:tcPr>
           <w:p>
-            <w:r/>
+            <w:pPr>
+              <w:spacing w:before="0" w:after="60"/>
+            </w:pPr>
             <w:r>
               <w:rPr>
+                <w:b/>
+                <w:caps/>
                 <w:color w:val="5F6B7A"/>
-                <w:sz w:val="16"/>
+                <w:sz w:val="14"/>
               </w:rPr>
-              <w:t>Nuosavo kapitalo dalis (FY2026)</w:t>
+              <w:t>Nuosavo kapitalo dalis</w:t>
+            </w:r>
+            <w:r>
+              <w:rPr>
+                <w:b w:val="0"/>
+                <w:color w:val="5F6B7A"/>
+                <w:sz w:val="14"/>
+              </w:rPr>
+              <w:t xml:space="preserve">  ·  FY2026</w:t>
             </w:r>
           </w:p>
           <w:p>
             <w:pPr>
-              <w:spacing w:after="0"/>
+              <w:spacing w:before="0" w:after="20"/>
             </w:pPr>
             <w:r>
               <w:rPr>
                 <w:b/>
                 <w:color w:val="1F4E79"/>
-                <w:sz w:val="26"/>
+                <w:sz w:val="34"/>
               </w:rPr>
-              <w:t>29,4 %</w:t>
+              <w:t>29,4</w:t>
+            </w:r>
+            <w:r>
+              <w:rPr>
+                <w:b w:val="0"/>
+                <w:color w:val="5F6B7A"/>
+                <w:sz w:val="18"/>
+              </w:rPr>
+              <w:t xml:space="preserve"> %</w:t>
             </w:r>
           </w:p>
           <w:p>
+            <w:pPr>
+              <w:spacing w:before="0" w:after="0"/>
+            </w:pPr>
             <w:r>
               <w:rPr>
+                <w:b w:val="0"/>
                 <w:color w:val="5F6B7A"/>
-                <w:sz w:val="16"/>
+                <w:sz w:val="15"/>
               </w:rPr>
               <w:t>▼ 3,4 p. p. vs FY2025</w:t>
             </w:r>
@@ -331,37 +614,72 @@
         </w:tc>
         <w:tc>
           <w:tcPr>
-            <w:tcW w:type="dxa" w:w="2493"/>
-            <w:shd w:val="clear" w:color="auto" w:fill="EAF1F8"/>
+            <w:tcW w:type="dxa" w:w="198"/>
+          </w:tcPr>
+          <w:p/>
+        </w:tc>
+        <w:tc>
+          <w:tcPr>
+            <w:tcW w:type="dxa" w:w="2261"/>
+            <w:tcBorders>
+              <w:top w:val="single" w:sz="18" w:color="2A78D6" w:space="0"/>
+              <w:left w:val="single" w:sz="4" w:color="C9D3DE" w:space="0"/>
+              <w:bottom w:val="single" w:sz="4" w:color="C9D3DE" w:space="0"/>
+              <w:right w:val="single" w:sz="4" w:color="C9D3DE" w:space="0"/>
+            </w:tcBorders>
           </w:tcPr>
           <w:p>
-            <w:r/>
+            <w:pPr>
+              <w:spacing w:before="0" w:after="60"/>
+            </w:pPr>
             <w:r>
               <w:rPr>
+                <w:b/>
+                <w:caps/>
                 <w:color w:val="5F6B7A"/>
-                <w:sz w:val="16"/>
+                <w:sz w:val="14"/>
               </w:rPr>
-              <w:t>EBITDA / palūkanos (FY2026)</w:t>
+              <w:t>EBITDA / palūkanos</w:t>
+            </w:r>
+            <w:r>
+              <w:rPr>
+                <w:b w:val="0"/>
+                <w:color w:val="5F6B7A"/>
+                <w:sz w:val="14"/>
+              </w:rPr>
+              <w:t xml:space="preserve">  ·  FY2026</w:t>
             </w:r>
           </w:p>
           <w:p>
             <w:pPr>
-              <w:spacing w:after="0"/>
+              <w:spacing w:before="0" w:after="20"/>
             </w:pPr>
             <w:r>
               <w:rPr>
                 <w:b/>
                 <w:color w:val="1F4E79"/>
-                <w:sz w:val="26"/>
+                <w:sz w:val="34"/>
               </w:rPr>
-              <w:t>2,7x</w:t>
+              <w:t>2,7</w:t>
+            </w:r>
+            <w:r>
+              <w:rPr>
+                <w:b w:val="0"/>
+                <w:color w:val="5F6B7A"/>
+                <w:sz w:val="18"/>
+              </w:rPr>
+              <w:t xml:space="preserve"> x</w:t>
             </w:r>
           </w:p>
           <w:p>
+            <w:pPr>
+              <w:spacing w:before="0" w:after="0"/>
+            </w:pPr>
             <w:r>
               <w:rPr>
+                <w:b w:val="0"/>
                 <w:color w:val="5F6B7A"/>
-                <w:sz w:val="16"/>
+                <w:sz w:val="15"/>
               </w:rPr>
               <w:t>• 0x vs FY2025</w:t>
             </w:r>
@@ -371,11 +689,29 @@
     </w:tbl>
     <w:p>
       <w:pPr>
-        <w:spacing w:before="280" w:after="80"/>
+        <w:spacing w:before="0" w:after="40"/>
+      </w:pPr>
+    </w:p>
+    <w:p>
+      <w:pPr>
+        <w:keepNext/>
         <w:pBdr>
-          <w:bottom w:val="single" w:sz="6" w:color="C9D3DE" w:space="2"/>
+          <w:bottom w:val="single" w:sz="8" w:color="1F4E79" w:space="4"/>
         </w:pBdr>
+        <w:tabs>
+          <w:tab w:pos="482" w:val="left"/>
+        </w:tabs>
+        <w:spacing w:before="360" w:after="160"/>
       </w:pPr>
+      <w:r>
+        <w:rPr>
+          <w:b/>
+          <w:color w:val="2A78D6"/>
+          <w:sz w:val="18"/>
+        </w:rPr>
+        <w:t>01</w:t>
+        <w:tab/>
+      </w:r>
       <w:r>
         <w:rPr>
           <w:b/>
@@ -387,9 +723,21 @@
     </w:p>
     <w:p>
       <w:pPr>
-        <w:pStyle w:val="ListBullet"/>
-        <w:spacing w:after="60"/>
+        <w:tabs>
+          <w:tab w:pos="255" w:val="left"/>
+        </w:tabs>
+        <w:spacing w:before="0" w:after="80"/>
+        <w:ind w:left="255" w:hanging="255"/>
       </w:pPr>
+      <w:r>
+        <w:rPr>
+          <w:b/>
+          <w:color w:val="2A78D6"/>
+          <w:sz w:val="20"/>
+        </w:rPr>
+        <w:t>▪</w:t>
+        <w:tab/>
+      </w:r>
       <w:r>
         <w:rPr>
           <w:b/>
@@ -402,7 +750,7 @@
         </w:rPr>
         <w:t xml:space="preserve"> finansiniai metai – liepos 1 d.–birželio 30 d.; FY2026 = 2025-07–2026-06, 6M2026 = 2025-07–2025-12</w:t>
       </w:r>
-      <w:hyperlink r:id="rId11">
+      <w:hyperlink r:id="rId13">
         <w:r>
           <w:rPr>
             <w:color w:val="2A78D6"/>
@@ -419,7 +767,7 @@
         </w:rPr>
         <w:t>,</w:t>
       </w:r>
-      <w:hyperlink r:id="rId14">
+      <w:hyperlink r:id="rId16">
         <w:r>
           <w:rPr>
             <w:color w:val="2A78D6"/>
@@ -438,9 +786,21 @@
     </w:p>
     <w:p>
       <w:pPr>
-        <w:pStyle w:val="ListBullet"/>
-        <w:spacing w:after="60"/>
+        <w:tabs>
+          <w:tab w:pos="255" w:val="left"/>
+        </w:tabs>
+        <w:spacing w:before="0" w:after="80"/>
+        <w:ind w:left="255" w:hanging="255"/>
       </w:pPr>
+      <w:r>
+        <w:rPr>
+          <w:b/>
+          <w:color w:val="2A78D6"/>
+          <w:sz w:val="20"/>
+        </w:rPr>
+        <w:t>▪</w:t>
+        <w:tab/>
+      </w:r>
       <w:r>
         <w:rPr>
           <w:b/>
@@ -453,7 +813,7 @@
         </w:rPr>
         <w:t xml:space="preserve"> pajamos 240,2 mln. EUR (254,3 mln.), pelnas 2,77 mln. EUR (2,74 mln.), tai 1,1 % apyvartos; grūdų kainos išliko žemos, dalis derliaus neatitiko maistinių reikalavimų dėl drėgno oro</w:t>
       </w:r>
-      <w:hyperlink r:id="rId15">
+      <w:hyperlink r:id="rId17">
         <w:r>
           <w:rPr>
             <w:color w:val="2A78D6"/>
@@ -472,9 +832,21 @@
     </w:p>
     <w:p>
       <w:pPr>
-        <w:pStyle w:val="ListBullet"/>
-        <w:spacing w:after="60"/>
+        <w:tabs>
+          <w:tab w:pos="255" w:val="left"/>
+        </w:tabs>
+        <w:spacing w:before="0" w:after="80"/>
+        <w:ind w:left="255" w:hanging="255"/>
       </w:pPr>
+      <w:r>
+        <w:rPr>
+          <w:b/>
+          <w:color w:val="2A78D6"/>
+          <w:sz w:val="20"/>
+        </w:rPr>
+        <w:t>▪</w:t>
+        <w:tab/>
+      </w:r>
       <w:r>
         <w:rPr>
           <w:b/>
@@ -487,7 +859,7 @@
         </w:rPr>
         <w:t xml:space="preserve"> koreguota kapitalo dalis 29,4 % (32,8 %), riba ≥20 %; koreguota EBITDA / palūkanos 2,7 karto (2,7), riba ≥2,0</w:t>
       </w:r>
-      <w:hyperlink r:id="rId16">
+      <w:hyperlink r:id="rId18">
         <w:r>
           <w:rPr>
             <w:color w:val="2A78D6"/>
@@ -506,9 +878,21 @@
     </w:p>
     <w:p>
       <w:pPr>
-        <w:pStyle w:val="ListBullet"/>
-        <w:spacing w:after="60"/>
+        <w:tabs>
+          <w:tab w:pos="255" w:val="left"/>
+        </w:tabs>
+        <w:spacing w:before="0" w:after="80"/>
+        <w:ind w:left="255" w:hanging="255"/>
       </w:pPr>
+      <w:r>
+        <w:rPr>
+          <w:b/>
+          <w:color w:val="2A78D6"/>
+          <w:sz w:val="20"/>
+        </w:rPr>
+        <w:t>▪</w:t>
+        <w:tab/>
+      </w:r>
       <w:r>
         <w:rPr>
           <w:b/>
@@ -521,7 +905,7 @@
         </w:rPr>
         <w:t xml:space="preserve"> grynoji skola apie 62,4 mln. EUR (prieš metus 45,1 mln.; apskaičiuota įrankio), turtas 142,0 mln. EUR (121,4 mln.)</w:t>
       </w:r>
-      <w:hyperlink r:id="rId17">
+      <w:hyperlink r:id="rId19">
         <w:r>
           <w:rPr>
             <w:color w:val="2A78D6"/>
@@ -540,11 +924,24 @@
     </w:p>
     <w:p>
       <w:pPr>
-        <w:spacing w:before="280" w:after="80"/>
+        <w:keepNext/>
         <w:pBdr>
-          <w:bottom w:val="single" w:sz="6" w:color="C9D3DE" w:space="2"/>
+          <w:bottom w:val="single" w:sz="8" w:color="1F4E79" w:space="4"/>
         </w:pBdr>
+        <w:tabs>
+          <w:tab w:pos="482" w:val="left"/>
+        </w:tabs>
+        <w:spacing w:before="360" w:after="160"/>
       </w:pPr>
+      <w:r>
+        <w:rPr>
+          <w:b/>
+          <w:color w:val="2A78D6"/>
+          <w:sz w:val="18"/>
+        </w:rPr>
+        <w:t>02</w:t>
+        <w:tab/>
+      </w:r>
       <w:r>
         <w:rPr>
           <w:b/>
@@ -556,37 +953,53 @@
     </w:p>
     <w:tbl>
       <w:tblPr>
-        <w:tblW w:type="auto" w:w="0"/>
+        <w:tblW w:w="9639" w:type="dxa"/>
+        <w:tblBorders>
+          <w:top w:val="nil"/>
+          <w:left w:val="nil"/>
+          <w:bottom w:val="nil"/>
+          <w:right w:val="nil"/>
+          <w:insideH w:val="nil"/>
+          <w:insideV w:val="nil"/>
+        </w:tblBorders>
+        <w:tblLayout w:type="fixed"/>
+        <w:tblCellMar>
+          <w:top w:w="70" w:type="dxa"/>
+          <w:left w:w="100" w:type="dxa"/>
+          <w:bottom w:w="70" w:type="dxa"/>
+          <w:right w:w="100" w:type="dxa"/>
+        </w:tblCellMar>
         <w:tblLook w:firstColumn="1" w:firstRow="1" w:lastColumn="0" w:lastRow="0" w:noHBand="0" w:noVBand="1" w:val="04A0"/>
-        <w:tblBorders>
-          <w:top w:val="single" w:sz="4" w:color="C9D3DE"/>
-          <w:left w:val="nil"/>
-          <w:bottom w:val="single" w:sz="4" w:color="C9D3DE"/>
-          <w:right w:val="nil"/>
-          <w:insideH w:val="single" w:sz="4" w:color="C9D3DE"/>
-          <w:insideV w:val="nil"/>
-        </w:tblBorders>
       </w:tblPr>
       <w:tblGrid>
-        <w:gridCol w:w="1994"/>
-        <w:gridCol w:w="1994"/>
-        <w:gridCol w:w="1994"/>
-        <w:gridCol w:w="1994"/>
-        <w:gridCol w:w="1994"/>
+        <w:gridCol w:w="1701"/>
+        <w:gridCol w:w="2608"/>
+        <w:gridCol w:w="963"/>
+        <w:gridCol w:w="1304"/>
+        <w:gridCol w:w="3061"/>
       </w:tblGrid>
       <w:tr>
         <w:tc>
           <w:tcPr>
             <w:tcW w:type="dxa" w:w="1701"/>
-            <w:shd w:val="clear" w:color="auto" w:fill="1F4E79"/>
+            <w:tcBorders>
+              <w:top w:val="single" w:sz="12" w:color="1F4E79" w:space="0"/>
+              <w:left w:val="nil"/>
+              <w:bottom w:val="single" w:sz="4" w:color="C9D3DE" w:space="0"/>
+              <w:right w:val="nil"/>
+            </w:tcBorders>
+            <w:shd w:val="clear" w:color="auto" w:fill="EAF1F8"/>
           </w:tcPr>
           <w:p>
-            <w:r/>
+            <w:pPr>
+              <w:spacing w:before="0" w:after="0"/>
+            </w:pPr>
             <w:r>
               <w:rPr>
                 <w:b/>
-                <w:color w:val="FFFFFF"/>
-                <w:sz w:val="17"/>
+                <w:caps/>
+                <w:color w:val="1F4E79"/>
+                <w:sz w:val="16"/>
               </w:rPr>
               <w:t>ISIN</w:t>
             </w:r>
@@ -595,15 +1008,24 @@
         <w:tc>
           <w:tcPr>
             <w:tcW w:type="dxa" w:w="2608"/>
-            <w:shd w:val="clear" w:color="auto" w:fill="1F4E79"/>
+            <w:tcBorders>
+              <w:top w:val="single" w:sz="12" w:color="1F4E79" w:space="0"/>
+              <w:left w:val="nil"/>
+              <w:bottom w:val="single" w:sz="4" w:color="C9D3DE" w:space="0"/>
+              <w:right w:val="nil"/>
+            </w:tcBorders>
+            <w:shd w:val="clear" w:color="auto" w:fill="EAF1F8"/>
           </w:tcPr>
           <w:p>
-            <w:r/>
+            <w:pPr>
+              <w:spacing w:before="0" w:after="0"/>
+            </w:pPr>
             <w:r>
               <w:rPr>
                 <w:b/>
-                <w:color w:val="FFFFFF"/>
-                <w:sz w:val="17"/>
+                <w:caps/>
+                <w:color w:val="1F4E79"/>
+                <w:sz w:val="16"/>
               </w:rPr>
               <w:t>Priemonė</w:t>
             </w:r>
@@ -612,18 +1034,25 @@
         <w:tc>
           <w:tcPr>
             <w:tcW w:type="dxa" w:w="964"/>
-            <w:shd w:val="clear" w:color="auto" w:fill="1F4E79"/>
+            <w:tcBorders>
+              <w:top w:val="single" w:sz="12" w:color="1F4E79" w:space="0"/>
+              <w:left w:val="nil"/>
+              <w:bottom w:val="single" w:sz="4" w:color="C9D3DE" w:space="0"/>
+              <w:right w:val="nil"/>
+            </w:tcBorders>
+            <w:shd w:val="clear" w:color="auto" w:fill="EAF1F8"/>
           </w:tcPr>
           <w:p>
             <w:pPr>
+              <w:spacing w:before="0" w:after="0"/>
               <w:jc w:val="right"/>
             </w:pPr>
-            <w:r/>
             <w:r>
               <w:rPr>
                 <w:b/>
-                <w:color w:val="FFFFFF"/>
-                <w:sz w:val="17"/>
+                <w:caps/>
+                <w:color w:val="1F4E79"/>
+                <w:sz w:val="16"/>
               </w:rPr>
               <w:t>Kuponas</w:t>
             </w:r>
@@ -632,15 +1061,24 @@
         <w:tc>
           <w:tcPr>
             <w:tcW w:type="dxa" w:w="1304"/>
-            <w:shd w:val="clear" w:color="auto" w:fill="1F4E79"/>
+            <w:tcBorders>
+              <w:top w:val="single" w:sz="12" w:color="1F4E79" w:space="0"/>
+              <w:left w:val="nil"/>
+              <w:bottom w:val="single" w:sz="4" w:color="C9D3DE" w:space="0"/>
+              <w:right w:val="nil"/>
+            </w:tcBorders>
+            <w:shd w:val="clear" w:color="auto" w:fill="EAF1F8"/>
           </w:tcPr>
           <w:p>
-            <w:r/>
+            <w:pPr>
+              <w:spacing w:before="0" w:after="0"/>
+            </w:pPr>
             <w:r>
               <w:rPr>
                 <w:b/>
-                <w:color w:val="FFFFFF"/>
-                <w:sz w:val="17"/>
+                <w:caps/>
+                <w:color w:val="1F4E79"/>
+                <w:sz w:val="16"/>
               </w:rPr>
               <w:t>Išpirkimas</w:t>
             </w:r>
@@ -649,15 +1087,24 @@
         <w:tc>
           <w:tcPr>
             <w:tcW w:type="dxa" w:w="3061"/>
-            <w:shd w:val="clear" w:color="auto" w:fill="1F4E79"/>
+            <w:tcBorders>
+              <w:top w:val="single" w:sz="12" w:color="1F4E79" w:space="0"/>
+              <w:left w:val="nil"/>
+              <w:bottom w:val="single" w:sz="4" w:color="C9D3DE" w:space="0"/>
+              <w:right w:val="nil"/>
+            </w:tcBorders>
+            <w:shd w:val="clear" w:color="auto" w:fill="EAF1F8"/>
           </w:tcPr>
           <w:p>
-            <w:r/>
+            <w:pPr>
+              <w:spacing w:before="0" w:after="0"/>
+            </w:pPr>
             <w:r>
               <w:rPr>
                 <w:b/>
-                <w:color w:val="FFFFFF"/>
-                <w:sz w:val="17"/>
+                <w:caps/>
+                <w:color w:val="1F4E79"/>
+                <w:sz w:val="16"/>
               </w:rPr>
               <w:t>Pastaba</w:t>
             </w:r>
@@ -668,12 +1115,17 @@
         <w:tc>
           <w:tcPr>
             <w:tcW w:type="dxa" w:w="1701"/>
+            <w:tcBorders>
+              <w:top w:val="nil"/>
+              <w:left w:val="nil"/>
+              <w:bottom w:val="single" w:sz="4" w:color="DDE3EA" w:space="0"/>
+              <w:right w:val="nil"/>
+            </w:tcBorders>
           </w:tcPr>
           <w:p>
             <w:pPr>
-              <w:spacing w:after="0"/>
+              <w:spacing w:before="0" w:after="0"/>
             </w:pPr>
-            <w:r/>
             <w:r>
               <w:rPr>
                 <w:b w:val="0"/>
@@ -686,12 +1138,17 @@
         <w:tc>
           <w:tcPr>
             <w:tcW w:type="dxa" w:w="2608"/>
+            <w:tcBorders>
+              <w:top w:val="nil"/>
+              <w:left w:val="nil"/>
+              <w:bottom w:val="single" w:sz="4" w:color="DDE3EA" w:space="0"/>
+              <w:right w:val="nil"/>
+            </w:tcBorders>
           </w:tcPr>
           <w:p>
             <w:pPr>
-              <w:spacing w:after="0"/>
+              <w:spacing w:before="0" w:after="0"/>
             </w:pPr>
-            <w:r/>
             <w:r>
               <w:rPr>
                 <w:b w:val="0"/>
@@ -704,13 +1161,18 @@
         <w:tc>
           <w:tcPr>
             <w:tcW w:type="dxa" w:w="964"/>
+            <w:tcBorders>
+              <w:top w:val="nil"/>
+              <w:left w:val="nil"/>
+              <w:bottom w:val="single" w:sz="4" w:color="DDE3EA" w:space="0"/>
+              <w:right w:val="nil"/>
+            </w:tcBorders>
           </w:tcPr>
           <w:p>
             <w:pPr>
-              <w:spacing w:after="0"/>
+              <w:spacing w:before="0" w:after="0"/>
               <w:jc w:val="right"/>
             </w:pPr>
-            <w:r/>
             <w:r>
               <w:rPr>
                 <w:b w:val="0"/>
@@ -723,12 +1185,17 @@
         <w:tc>
           <w:tcPr>
             <w:tcW w:type="dxa" w:w="1304"/>
+            <w:tcBorders>
+              <w:top w:val="nil"/>
+              <w:left w:val="nil"/>
+              <w:bottom w:val="single" w:sz="4" w:color="DDE3EA" w:space="0"/>
+              <w:right w:val="nil"/>
+            </w:tcBorders>
           </w:tcPr>
           <w:p>
             <w:pPr>
-              <w:spacing w:after="0"/>
+              <w:spacing w:before="0" w:after="0"/>
             </w:pPr>
-            <w:r/>
             <w:r>
               <w:rPr>
                 <w:b w:val="0"/>
@@ -741,12 +1208,17 @@
         <w:tc>
           <w:tcPr>
             <w:tcW w:type="dxa" w:w="3061"/>
+            <w:tcBorders>
+              <w:top w:val="nil"/>
+              <w:left w:val="nil"/>
+              <w:bottom w:val="single" w:sz="4" w:color="DDE3EA" w:space="0"/>
+              <w:right w:val="nil"/>
+            </w:tcBorders>
           </w:tcPr>
           <w:p>
             <w:pPr>
-              <w:spacing w:after="0"/>
+              <w:spacing w:before="0" w:after="0"/>
             </w:pPr>
-            <w:r/>
             <w:r>
               <w:rPr>
                 <w:b w:val="0"/>
@@ -760,11 +1232,29 @@
     </w:tbl>
     <w:p>
       <w:pPr>
-        <w:spacing w:before="280" w:after="80"/>
+        <w:spacing w:before="0" w:after="40"/>
+      </w:pPr>
+    </w:p>
+    <w:p>
+      <w:pPr>
+        <w:keepNext/>
         <w:pBdr>
-          <w:bottom w:val="single" w:sz="6" w:color="C9D3DE" w:space="2"/>
+          <w:bottom w:val="single" w:sz="8" w:color="1F4E79" w:space="4"/>
         </w:pBdr>
+        <w:tabs>
+          <w:tab w:pos="482" w:val="left"/>
+        </w:tabs>
+        <w:spacing w:before="360" w:after="160"/>
       </w:pPr>
+      <w:r>
+        <w:rPr>
+          <w:b/>
+          <w:color w:val="2A78D6"/>
+          <w:sz w:val="18"/>
+        </w:rPr>
+        <w:t>03</w:t>
+        <w:tab/>
+      </w:r>
       <w:r>
         <w:rPr>
           <w:b/>
@@ -776,38 +1266,54 @@
     </w:p>
     <w:tbl>
       <w:tblPr>
-        <w:tblW w:type="auto" w:w="0"/>
+        <w:tblW w:w="9639" w:type="dxa"/>
+        <w:tblBorders>
+          <w:top w:val="nil"/>
+          <w:left w:val="nil"/>
+          <w:bottom w:val="nil"/>
+          <w:right w:val="nil"/>
+          <w:insideH w:val="nil"/>
+          <w:insideV w:val="nil"/>
+        </w:tblBorders>
+        <w:tblLayout w:type="fixed"/>
+        <w:tblCellMar>
+          <w:top w:w="70" w:type="dxa"/>
+          <w:left w:w="100" w:type="dxa"/>
+          <w:bottom w:w="70" w:type="dxa"/>
+          <w:right w:w="100" w:type="dxa"/>
+        </w:tblCellMar>
         <w:tblLook w:firstColumn="1" w:firstRow="1" w:lastColumn="0" w:lastRow="0" w:noHBand="0" w:noVBand="1" w:val="04A0"/>
-        <w:tblBorders>
-          <w:top w:val="single" w:sz="4" w:color="C9D3DE"/>
-          <w:left w:val="nil"/>
-          <w:bottom w:val="single" w:sz="4" w:color="C9D3DE"/>
-          <w:right w:val="nil"/>
-          <w:insideH w:val="single" w:sz="4" w:color="C9D3DE"/>
-          <w:insideV w:val="nil"/>
-        </w:tblBorders>
       </w:tblPr>
       <w:tblGrid>
-        <w:gridCol w:w="1662"/>
-        <w:gridCol w:w="1662"/>
-        <w:gridCol w:w="1662"/>
-        <w:gridCol w:w="1662"/>
-        <w:gridCol w:w="1662"/>
-        <w:gridCol w:w="1662"/>
+        <w:gridCol w:w="2864"/>
+        <w:gridCol w:w="1156"/>
+        <w:gridCol w:w="1156"/>
+        <w:gridCol w:w="1156"/>
+        <w:gridCol w:w="1156"/>
+        <w:gridCol w:w="2148"/>
       </w:tblGrid>
       <w:tr>
         <w:tc>
           <w:tcPr>
-            <w:tcW w:type="dxa" w:w="2948"/>
-            <w:shd w:val="clear" w:color="auto" w:fill="1F4E79"/>
+            <w:tcW w:type="dxa" w:w="2864"/>
+            <w:tcBorders>
+              <w:top w:val="single" w:sz="12" w:color="1F4E79" w:space="0"/>
+              <w:left w:val="nil"/>
+              <w:bottom w:val="single" w:sz="4" w:color="C9D3DE" w:space="0"/>
+              <w:right w:val="nil"/>
+            </w:tcBorders>
+            <w:shd w:val="clear" w:color="auto" w:fill="EAF1F8"/>
           </w:tcPr>
           <w:p>
-            <w:r/>
+            <w:pPr>
+              <w:spacing w:before="0" w:after="0"/>
+            </w:pPr>
             <w:r>
               <w:rPr>
                 <w:b/>
-                <w:color w:val="FFFFFF"/>
-                <w:sz w:val="17"/>
+                <w:caps/>
+                <w:color w:val="1F4E79"/>
+                <w:sz w:val="16"/>
               </w:rPr>
               <w:t>Rodiklis</w:t>
             </w:r>
@@ -815,19 +1321,26 @@
         </w:tc>
         <w:tc>
           <w:tcPr>
-            <w:tcW w:type="dxa" w:w="1191"/>
-            <w:shd w:val="clear" w:color="auto" w:fill="1F4E79"/>
+            <w:tcW w:type="dxa" w:w="1157"/>
+            <w:tcBorders>
+              <w:top w:val="single" w:sz="12" w:color="1F4E79" w:space="0"/>
+              <w:left w:val="nil"/>
+              <w:bottom w:val="single" w:sz="4" w:color="C9D3DE" w:space="0"/>
+              <w:right w:val="nil"/>
+            </w:tcBorders>
+            <w:shd w:val="clear" w:color="auto" w:fill="EAF1F8"/>
           </w:tcPr>
           <w:p>
             <w:pPr>
+              <w:spacing w:before="0" w:after="0"/>
               <w:jc w:val="right"/>
             </w:pPr>
-            <w:r/>
             <w:r>
               <w:rPr>
                 <w:b/>
-                <w:color w:val="FFFFFF"/>
-                <w:sz w:val="17"/>
+                <w:caps/>
+                <w:color w:val="1F4E79"/>
+                <w:sz w:val="16"/>
               </w:rPr>
               <w:t>6M2025</w:t>
             </w:r>
@@ -835,19 +1348,26 @@
         </w:tc>
         <w:tc>
           <w:tcPr>
-            <w:tcW w:type="dxa" w:w="1191"/>
-            <w:shd w:val="clear" w:color="auto" w:fill="1F4E79"/>
+            <w:tcW w:type="dxa" w:w="1157"/>
+            <w:tcBorders>
+              <w:top w:val="single" w:sz="12" w:color="1F4E79" w:space="0"/>
+              <w:left w:val="nil"/>
+              <w:bottom w:val="single" w:sz="4" w:color="C9D3DE" w:space="0"/>
+              <w:right w:val="nil"/>
+            </w:tcBorders>
+            <w:shd w:val="clear" w:color="auto" w:fill="EAF1F8"/>
           </w:tcPr>
           <w:p>
             <w:pPr>
+              <w:spacing w:before="0" w:after="0"/>
               <w:jc w:val="right"/>
             </w:pPr>
-            <w:r/>
             <w:r>
               <w:rPr>
                 <w:b/>
-                <w:color w:val="FFFFFF"/>
-                <w:sz w:val="17"/>
+                <w:caps/>
+                <w:color w:val="1F4E79"/>
+                <w:sz w:val="16"/>
               </w:rPr>
               <w:t>FY2025</w:t>
             </w:r>
@@ -855,19 +1375,26 @@
         </w:tc>
         <w:tc>
           <w:tcPr>
-            <w:tcW w:type="dxa" w:w="1191"/>
-            <w:shd w:val="clear" w:color="auto" w:fill="1F4E79"/>
+            <w:tcW w:type="dxa" w:w="1157"/>
+            <w:tcBorders>
+              <w:top w:val="single" w:sz="12" w:color="1F4E79" w:space="0"/>
+              <w:left w:val="nil"/>
+              <w:bottom w:val="single" w:sz="4" w:color="C9D3DE" w:space="0"/>
+              <w:right w:val="nil"/>
+            </w:tcBorders>
+            <w:shd w:val="clear" w:color="auto" w:fill="EAF1F8"/>
           </w:tcPr>
           <w:p>
             <w:pPr>
+              <w:spacing w:before="0" w:after="0"/>
               <w:jc w:val="right"/>
             </w:pPr>
-            <w:r/>
             <w:r>
               <w:rPr>
                 <w:b/>
-                <w:color w:val="FFFFFF"/>
-                <w:sz w:val="17"/>
+                <w:caps/>
+                <w:color w:val="1F4E79"/>
+                <w:sz w:val="16"/>
               </w:rPr>
               <w:t>6M2026</w:t>
             </w:r>
@@ -875,19 +1402,26 @@
         </w:tc>
         <w:tc>
           <w:tcPr>
-            <w:tcW w:type="dxa" w:w="1191"/>
-            <w:shd w:val="clear" w:color="auto" w:fill="1F4E79"/>
+            <w:tcW w:type="dxa" w:w="1157"/>
+            <w:tcBorders>
+              <w:top w:val="single" w:sz="12" w:color="1F4E79" w:space="0"/>
+              <w:left w:val="nil"/>
+              <w:bottom w:val="single" w:sz="4" w:color="C9D3DE" w:space="0"/>
+              <w:right w:val="nil"/>
+            </w:tcBorders>
+            <w:shd w:val="clear" w:color="auto" w:fill="EAF1F8"/>
           </w:tcPr>
           <w:p>
             <w:pPr>
+              <w:spacing w:before="0" w:after="0"/>
               <w:jc w:val="right"/>
             </w:pPr>
-            <w:r/>
             <w:r>
               <w:rPr>
                 <w:b/>
-                <w:color w:val="FFFFFF"/>
-                <w:sz w:val="17"/>
+                <w:caps/>
+                <w:color w:val="1F4E79"/>
+                <w:sz w:val="16"/>
               </w:rPr>
               <w:t>FY2026</w:t>
             </w:r>
@@ -895,19 +1429,26 @@
         </w:tc>
         <w:tc>
           <w:tcPr>
-            <w:tcW w:type="dxa" w:w="2211"/>
-            <w:shd w:val="clear" w:color="auto" w:fill="1F4E79"/>
+            <w:tcW w:type="dxa" w:w="2148"/>
+            <w:tcBorders>
+              <w:top w:val="single" w:sz="12" w:color="1F4E79" w:space="0"/>
+              <w:left w:val="nil"/>
+              <w:bottom w:val="single" w:sz="4" w:color="C9D3DE" w:space="0"/>
+              <w:right w:val="nil"/>
+            </w:tcBorders>
+            <w:shd w:val="clear" w:color="auto" w:fill="EAF1F8"/>
           </w:tcPr>
           <w:p>
             <w:pPr>
+              <w:spacing w:before="0" w:after="0"/>
               <w:jc w:val="right"/>
             </w:pPr>
-            <w:r/>
             <w:r>
               <w:rPr>
                 <w:b/>
-                <w:color w:val="FFFFFF"/>
-                <w:sz w:val="17"/>
+                <w:caps/>
+                <w:color w:val="1F4E79"/>
+                <w:sz w:val="16"/>
               </w:rPr>
               <w:t>Pokytis</w:t>
             </w:r>
@@ -917,13 +1458,18 @@
       <w:tr>
         <w:tc>
           <w:tcPr>
-            <w:tcW w:type="dxa" w:w="2948"/>
+            <w:tcW w:type="dxa" w:w="2864"/>
+            <w:tcBorders>
+              <w:top w:val="nil"/>
+              <w:left w:val="nil"/>
+              <w:bottom w:val="single" w:sz="4" w:color="DDE3EA" w:space="0"/>
+              <w:right w:val="nil"/>
+            </w:tcBorders>
           </w:tcPr>
           <w:p>
             <w:pPr>
-              <w:spacing w:after="0"/>
+              <w:spacing w:before="0" w:after="0"/>
             </w:pPr>
-            <w:r/>
             <w:r>
               <w:rPr>
                 <w:b w:val="0"/>
@@ -931,7 +1477,7 @@
               </w:rPr>
               <w:t>Pajamos, mln. EUR</w:t>
             </w:r>
-            <w:hyperlink r:id="rId14">
+            <w:hyperlink r:id="rId16">
               <w:r>
                 <w:rPr>
                   <w:color w:val="2A78D6"/>
@@ -948,7 +1494,7 @@
               </w:rPr>
               <w:t>,</w:t>
             </w:r>
-            <w:hyperlink r:id="rId18">
+            <w:hyperlink r:id="rId20">
               <w:r>
                 <w:rPr>
                   <w:color w:val="2A78D6"/>
@@ -965,7 +1511,7 @@
               </w:rPr>
               <w:t>,</w:t>
             </w:r>
-            <w:hyperlink r:id="rId11">
+            <w:hyperlink r:id="rId13">
               <w:r>
                 <w:rPr>
                   <w:color w:val="2A78D6"/>
@@ -979,14 +1525,19 @@
         </w:tc>
         <w:tc>
           <w:tcPr>
-            <w:tcW w:type="dxa" w:w="1191"/>
+            <w:tcW w:type="dxa" w:w="1157"/>
+            <w:tcBorders>
+              <w:top w:val="nil"/>
+              <w:left w:val="nil"/>
+              <w:bottom w:val="single" w:sz="4" w:color="DDE3EA" w:space="0"/>
+              <w:right w:val="nil"/>
+            </w:tcBorders>
           </w:tcPr>
           <w:p>
             <w:pPr>
-              <w:spacing w:after="0"/>
+              <w:spacing w:before="0" w:after="0"/>
               <w:jc w:val="right"/>
             </w:pPr>
-            <w:r/>
             <w:r>
               <w:rPr>
                 <w:b w:val="0"/>
@@ -998,14 +1549,19 @@
         </w:tc>
         <w:tc>
           <w:tcPr>
-            <w:tcW w:type="dxa" w:w="1191"/>
+            <w:tcW w:type="dxa" w:w="1157"/>
+            <w:tcBorders>
+              <w:top w:val="nil"/>
+              <w:left w:val="nil"/>
+              <w:bottom w:val="single" w:sz="4" w:color="DDE3EA" w:space="0"/>
+              <w:right w:val="nil"/>
+            </w:tcBorders>
           </w:tcPr>
           <w:p>
             <w:pPr>
-              <w:spacing w:after="0"/>
+              <w:spacing w:before="0" w:after="0"/>
               <w:jc w:val="right"/>
             </w:pPr>
-            <w:r/>
             <w:r>
               <w:rPr>
                 <w:b w:val="0"/>
@@ -1017,14 +1573,19 @@
         </w:tc>
         <w:tc>
           <w:tcPr>
-            <w:tcW w:type="dxa" w:w="1191"/>
+            <w:tcW w:type="dxa" w:w="1157"/>
+            <w:tcBorders>
+              <w:top w:val="nil"/>
+              <w:left w:val="nil"/>
+              <w:bottom w:val="single" w:sz="4" w:color="DDE3EA" w:space="0"/>
+              <w:right w:val="nil"/>
+            </w:tcBorders>
           </w:tcPr>
           <w:p>
             <w:pPr>
-              <w:spacing w:after="0"/>
+              <w:spacing w:before="0" w:after="0"/>
               <w:jc w:val="right"/>
             </w:pPr>
-            <w:r/>
             <w:r>
               <w:rPr>
                 <w:b w:val="0"/>
@@ -1036,14 +1597,19 @@
         </w:tc>
         <w:tc>
           <w:tcPr>
-            <w:tcW w:type="dxa" w:w="1191"/>
+            <w:tcW w:type="dxa" w:w="1157"/>
+            <w:tcBorders>
+              <w:top w:val="nil"/>
+              <w:left w:val="nil"/>
+              <w:bottom w:val="single" w:sz="4" w:color="DDE3EA" w:space="0"/>
+              <w:right w:val="nil"/>
+            </w:tcBorders>
           </w:tcPr>
           <w:p>
             <w:pPr>
-              <w:spacing w:after="0"/>
+              <w:spacing w:before="0" w:after="0"/>
               <w:jc w:val="right"/>
             </w:pPr>
-            <w:r/>
             <w:r>
               <w:rPr>
                 <w:b w:val="0"/>
@@ -1055,14 +1621,19 @@
         </w:tc>
         <w:tc>
           <w:tcPr>
-            <w:tcW w:type="dxa" w:w="2211"/>
+            <w:tcW w:type="dxa" w:w="2148"/>
+            <w:tcBorders>
+              <w:top w:val="nil"/>
+              <w:left w:val="nil"/>
+              <w:bottom w:val="single" w:sz="4" w:color="DDE3EA" w:space="0"/>
+              <w:right w:val="nil"/>
+            </w:tcBorders>
           </w:tcPr>
           <w:p>
             <w:pPr>
-              <w:spacing w:after="0"/>
+              <w:spacing w:before="0" w:after="0"/>
               <w:jc w:val="right"/>
             </w:pPr>
-            <w:r/>
             <w:r>
               <w:rPr>
                 <w:b/>
@@ -1077,14 +1648,18 @@
       <w:tr>
         <w:tc>
           <w:tcPr>
-            <w:tcW w:type="dxa" w:w="2948"/>
-            <w:shd w:val="clear" w:color="auto" w:fill="F6F8FA"/>
+            <w:tcW w:type="dxa" w:w="2864"/>
+            <w:tcBorders>
+              <w:top w:val="nil"/>
+              <w:left w:val="nil"/>
+              <w:bottom w:val="single" w:sz="4" w:color="DDE3EA" w:space="0"/>
+              <w:right w:val="nil"/>
+            </w:tcBorders>
           </w:tcPr>
           <w:p>
             <w:pPr>
-              <w:spacing w:after="0"/>
+              <w:spacing w:before="0" w:after="0"/>
             </w:pPr>
-            <w:r/>
             <w:r>
               <w:rPr>
                 <w:b w:val="0"/>
@@ -1092,7 +1667,7 @@
               </w:rPr>
               <w:t>Grynasis pelnas, mln. EUR</w:t>
             </w:r>
-            <w:hyperlink r:id="rId14">
+            <w:hyperlink r:id="rId16">
               <w:r>
                 <w:rPr>
                   <w:color w:val="2A78D6"/>
@@ -1109,7 +1684,7 @@
               </w:rPr>
               <w:t>,</w:t>
             </w:r>
-            <w:hyperlink r:id="rId11">
+            <w:hyperlink r:id="rId13">
               <w:r>
                 <w:rPr>
                   <w:color w:val="2A78D6"/>
@@ -1123,15 +1698,19 @@
         </w:tc>
         <w:tc>
           <w:tcPr>
-            <w:tcW w:type="dxa" w:w="1191"/>
-            <w:shd w:val="clear" w:color="auto" w:fill="F6F8FA"/>
+            <w:tcW w:type="dxa" w:w="1157"/>
+            <w:tcBorders>
+              <w:top w:val="nil"/>
+              <w:left w:val="nil"/>
+              <w:bottom w:val="single" w:sz="4" w:color="DDE3EA" w:space="0"/>
+              <w:right w:val="nil"/>
+            </w:tcBorders>
           </w:tcPr>
           <w:p>
             <w:pPr>
-              <w:spacing w:after="0"/>
+              <w:spacing w:before="0" w:after="0"/>
               <w:jc w:val="right"/>
             </w:pPr>
-            <w:r/>
             <w:r>
               <w:rPr>
                 <w:b w:val="0"/>
@@ -1143,15 +1722,19 @@
         </w:tc>
         <w:tc>
           <w:tcPr>
-            <w:tcW w:type="dxa" w:w="1191"/>
-            <w:shd w:val="clear" w:color="auto" w:fill="F6F8FA"/>
+            <w:tcW w:type="dxa" w:w="1157"/>
+            <w:tcBorders>
+              <w:top w:val="nil"/>
+              <w:left w:val="nil"/>
+              <w:bottom w:val="single" w:sz="4" w:color="DDE3EA" w:space="0"/>
+              <w:right w:val="nil"/>
+            </w:tcBorders>
           </w:tcPr>
           <w:p>
             <w:pPr>
-              <w:spacing w:after="0"/>
+              <w:spacing w:before="0" w:after="0"/>
               <w:jc w:val="right"/>
             </w:pPr>
-            <w:r/>
             <w:r>
               <w:rPr>
                 <w:b w:val="0"/>
@@ -1163,15 +1746,19 @@
         </w:tc>
         <w:tc>
           <w:tcPr>
-            <w:tcW w:type="dxa" w:w="1191"/>
-            <w:shd w:val="clear" w:color="auto" w:fill="F6F8FA"/>
+            <w:tcW w:type="dxa" w:w="1157"/>
+            <w:tcBorders>
+              <w:top w:val="nil"/>
+              <w:left w:val="nil"/>
+              <w:bottom w:val="single" w:sz="4" w:color="DDE3EA" w:space="0"/>
+              <w:right w:val="nil"/>
+            </w:tcBorders>
           </w:tcPr>
           <w:p>
             <w:pPr>
-              <w:spacing w:after="0"/>
+              <w:spacing w:before="0" w:after="0"/>
               <w:jc w:val="right"/>
             </w:pPr>
-            <w:r/>
             <w:r>
               <w:rPr>
                 <w:b w:val="0"/>
@@ -1183,15 +1770,19 @@
         </w:tc>
         <w:tc>
           <w:tcPr>
-            <w:tcW w:type="dxa" w:w="1191"/>
-            <w:shd w:val="clear" w:color="auto" w:fill="F6F8FA"/>
+            <w:tcW w:type="dxa" w:w="1157"/>
+            <w:tcBorders>
+              <w:top w:val="nil"/>
+              <w:left w:val="nil"/>
+              <w:bottom w:val="single" w:sz="4" w:color="DDE3EA" w:space="0"/>
+              <w:right w:val="nil"/>
+            </w:tcBorders>
           </w:tcPr>
           <w:p>
             <w:pPr>
-              <w:spacing w:after="0"/>
+              <w:spacing w:before="0" w:after="0"/>
               <w:jc w:val="right"/>
             </w:pPr>
-            <w:r/>
             <w:r>
               <w:rPr>
                 <w:b w:val="0"/>
@@ -1203,15 +1794,19 @@
         </w:tc>
         <w:tc>
           <w:tcPr>
-            <w:tcW w:type="dxa" w:w="2211"/>
-            <w:shd w:val="clear" w:color="auto" w:fill="F6F8FA"/>
+            <w:tcW w:type="dxa" w:w="2148"/>
+            <w:tcBorders>
+              <w:top w:val="nil"/>
+              <w:left w:val="nil"/>
+              <w:bottom w:val="single" w:sz="4" w:color="DDE3EA" w:space="0"/>
+              <w:right w:val="nil"/>
+            </w:tcBorders>
           </w:tcPr>
           <w:p>
             <w:pPr>
-              <w:spacing w:after="0"/>
+              <w:spacing w:before="0" w:after="0"/>
               <w:jc w:val="right"/>
             </w:pPr>
-            <w:r/>
             <w:r>
               <w:rPr>
                 <w:b/>
@@ -1226,13 +1821,18 @@
       <w:tr>
         <w:tc>
           <w:tcPr>
-            <w:tcW w:type="dxa" w:w="2948"/>
+            <w:tcW w:type="dxa" w:w="2864"/>
+            <w:tcBorders>
+              <w:top w:val="nil"/>
+              <w:left w:val="nil"/>
+              <w:bottom w:val="single" w:sz="4" w:color="DDE3EA" w:space="0"/>
+              <w:right w:val="nil"/>
+            </w:tcBorders>
           </w:tcPr>
           <w:p>
             <w:pPr>
-              <w:spacing w:after="0"/>
+              <w:spacing w:before="0" w:after="0"/>
             </w:pPr>
-            <w:r/>
             <w:r>
               <w:rPr>
                 <w:b w:val="0"/>
@@ -1240,7 +1840,7 @@
               </w:rPr>
               <w:t>Turtas, mln. EUR</w:t>
             </w:r>
-            <w:hyperlink r:id="rId19">
+            <w:hyperlink r:id="rId21">
               <w:r>
                 <w:rPr>
                   <w:color w:val="2A78D6"/>
@@ -1257,7 +1857,7 @@
               </w:rPr>
               <w:t>,</w:t>
             </w:r>
-            <w:hyperlink r:id="rId20">
+            <w:hyperlink r:id="rId22">
               <w:r>
                 <w:rPr>
                   <w:color w:val="2A78D6"/>
@@ -1274,7 +1874,7 @@
               </w:rPr>
               <w:t>,</w:t>
             </w:r>
-            <w:hyperlink r:id="rId17">
+            <w:hyperlink r:id="rId19">
               <w:r>
                 <w:rPr>
                   <w:color w:val="2A78D6"/>
@@ -1288,14 +1888,19 @@
         </w:tc>
         <w:tc>
           <w:tcPr>
-            <w:tcW w:type="dxa" w:w="1191"/>
+            <w:tcW w:type="dxa" w:w="1157"/>
+            <w:tcBorders>
+              <w:top w:val="nil"/>
+              <w:left w:val="nil"/>
+              <w:bottom w:val="single" w:sz="4" w:color="DDE3EA" w:space="0"/>
+              <w:right w:val="nil"/>
+            </w:tcBorders>
           </w:tcPr>
           <w:p>
             <w:pPr>
-              <w:spacing w:after="0"/>
+              <w:spacing w:before="0" w:after="0"/>
               <w:jc w:val="right"/>
             </w:pPr>
-            <w:r/>
             <w:r>
               <w:rPr>
                 <w:b w:val="0"/>
@@ -1307,14 +1912,19 @@
         </w:tc>
         <w:tc>
           <w:tcPr>
-            <w:tcW w:type="dxa" w:w="1191"/>
+            <w:tcW w:type="dxa" w:w="1157"/>
+            <w:tcBorders>
+              <w:top w:val="nil"/>
+              <w:left w:val="nil"/>
+              <w:bottom w:val="single" w:sz="4" w:color="DDE3EA" w:space="0"/>
+              <w:right w:val="nil"/>
+            </w:tcBorders>
           </w:tcPr>
           <w:p>
             <w:pPr>
-              <w:spacing w:after="0"/>
+              <w:spacing w:before="0" w:after="0"/>
               <w:jc w:val="right"/>
             </w:pPr>
-            <w:r/>
             <w:r>
               <w:rPr>
                 <w:b w:val="0"/>
@@ -1326,14 +1936,19 @@
         </w:tc>
         <w:tc>
           <w:tcPr>
-            <w:tcW w:type="dxa" w:w="1191"/>
+            <w:tcW w:type="dxa" w:w="1157"/>
+            <w:tcBorders>
+              <w:top w:val="nil"/>
+              <w:left w:val="nil"/>
+              <w:bottom w:val="single" w:sz="4" w:color="DDE3EA" w:space="0"/>
+              <w:right w:val="nil"/>
+            </w:tcBorders>
           </w:tcPr>
           <w:p>
             <w:pPr>
-              <w:spacing w:after="0"/>
+              <w:spacing w:before="0" w:after="0"/>
               <w:jc w:val="right"/>
             </w:pPr>
-            <w:r/>
             <w:r>
               <w:rPr>
                 <w:b w:val="0"/>
@@ -1345,14 +1960,19 @@
         </w:tc>
         <w:tc>
           <w:tcPr>
-            <w:tcW w:type="dxa" w:w="1191"/>
+            <w:tcW w:type="dxa" w:w="1157"/>
+            <w:tcBorders>
+              <w:top w:val="nil"/>
+              <w:left w:val="nil"/>
+              <w:bottom w:val="single" w:sz="4" w:color="DDE3EA" w:space="0"/>
+              <w:right w:val="nil"/>
+            </w:tcBorders>
           </w:tcPr>
           <w:p>
             <w:pPr>
-              <w:spacing w:after="0"/>
+              <w:spacing w:before="0" w:after="0"/>
               <w:jc w:val="right"/>
             </w:pPr>
-            <w:r/>
             <w:r>
               <w:rPr>
                 <w:b w:val="0"/>
@@ -1364,14 +1984,19 @@
         </w:tc>
         <w:tc>
           <w:tcPr>
-            <w:tcW w:type="dxa" w:w="2211"/>
+            <w:tcW w:type="dxa" w:w="2148"/>
+            <w:tcBorders>
+              <w:top w:val="nil"/>
+              <w:left w:val="nil"/>
+              <w:bottom w:val="single" w:sz="4" w:color="DDE3EA" w:space="0"/>
+              <w:right w:val="nil"/>
+            </w:tcBorders>
           </w:tcPr>
           <w:p>
             <w:pPr>
-              <w:spacing w:after="0"/>
+              <w:spacing w:before="0" w:after="0"/>
               <w:jc w:val="right"/>
             </w:pPr>
-            <w:r/>
             <w:r>
               <w:rPr>
                 <w:b w:val="0"/>
@@ -1386,14 +2011,18 @@
       <w:tr>
         <w:tc>
           <w:tcPr>
-            <w:tcW w:type="dxa" w:w="2948"/>
-            <w:shd w:val="clear" w:color="auto" w:fill="F6F8FA"/>
+            <w:tcW w:type="dxa" w:w="2864"/>
+            <w:tcBorders>
+              <w:top w:val="nil"/>
+              <w:left w:val="nil"/>
+              <w:bottom w:val="single" w:sz="4" w:color="DDE3EA" w:space="0"/>
+              <w:right w:val="nil"/>
+            </w:tcBorders>
           </w:tcPr>
           <w:p>
             <w:pPr>
-              <w:spacing w:after="0"/>
+              <w:spacing w:before="0" w:after="0"/>
             </w:pPr>
-            <w:r/>
             <w:r>
               <w:rPr>
                 <w:b w:val="0"/>
@@ -1401,7 +2030,7 @@
               </w:rPr>
               <w:t>Nuosavas kapitalas, mln. EUR</w:t>
             </w:r>
-            <w:hyperlink r:id="rId21">
+            <w:hyperlink r:id="rId23">
               <w:r>
                 <w:rPr>
                   <w:color w:val="2A78D6"/>
@@ -1418,7 +2047,7 @@
               </w:rPr>
               <w:t>,</w:t>
             </w:r>
-            <w:hyperlink r:id="rId22">
+            <w:hyperlink r:id="rId24">
               <w:r>
                 <w:rPr>
                   <w:color w:val="2A78D6"/>
@@ -1432,15 +2061,19 @@
         </w:tc>
         <w:tc>
           <w:tcPr>
-            <w:tcW w:type="dxa" w:w="1191"/>
-            <w:shd w:val="clear" w:color="auto" w:fill="F6F8FA"/>
+            <w:tcW w:type="dxa" w:w="1157"/>
+            <w:tcBorders>
+              <w:top w:val="nil"/>
+              <w:left w:val="nil"/>
+              <w:bottom w:val="single" w:sz="4" w:color="DDE3EA" w:space="0"/>
+              <w:right w:val="nil"/>
+            </w:tcBorders>
           </w:tcPr>
           <w:p>
             <w:pPr>
-              <w:spacing w:after="0"/>
+              <w:spacing w:before="0" w:after="0"/>
               <w:jc w:val="right"/>
             </w:pPr>
-            <w:r/>
             <w:r>
               <w:rPr>
                 <w:b w:val="0"/>
@@ -1452,15 +2085,19 @@
         </w:tc>
         <w:tc>
           <w:tcPr>
-            <w:tcW w:type="dxa" w:w="1191"/>
-            <w:shd w:val="clear" w:color="auto" w:fill="F6F8FA"/>
+            <w:tcW w:type="dxa" w:w="1157"/>
+            <w:tcBorders>
+              <w:top w:val="nil"/>
+              <w:left w:val="nil"/>
+              <w:bottom w:val="single" w:sz="4" w:color="DDE3EA" w:space="0"/>
+              <w:right w:val="nil"/>
+            </w:tcBorders>
           </w:tcPr>
           <w:p>
             <w:pPr>
-              <w:spacing w:after="0"/>
+              <w:spacing w:before="0" w:after="0"/>
               <w:jc w:val="right"/>
             </w:pPr>
-            <w:r/>
             <w:r>
               <w:rPr>
                 <w:b w:val="0"/>
@@ -1472,15 +2109,19 @@
         </w:tc>
         <w:tc>
           <w:tcPr>
-            <w:tcW w:type="dxa" w:w="1191"/>
-            <w:shd w:val="clear" w:color="auto" w:fill="F6F8FA"/>
+            <w:tcW w:type="dxa" w:w="1157"/>
+            <w:tcBorders>
+              <w:top w:val="nil"/>
+              <w:left w:val="nil"/>
+              <w:bottom w:val="single" w:sz="4" w:color="DDE3EA" w:space="0"/>
+              <w:right w:val="nil"/>
+            </w:tcBorders>
           </w:tcPr>
           <w:p>
             <w:pPr>
-              <w:spacing w:after="0"/>
+              <w:spacing w:before="0" w:after="0"/>
               <w:jc w:val="right"/>
             </w:pPr>
-            <w:r/>
             <w:r>
               <w:rPr>
                 <w:b w:val="0"/>
@@ -1492,15 +2133,19 @@
         </w:tc>
         <w:tc>
           <w:tcPr>
-            <w:tcW w:type="dxa" w:w="1191"/>
-            <w:shd w:val="clear" w:color="auto" w:fill="F6F8FA"/>
+            <w:tcW w:type="dxa" w:w="1157"/>
+            <w:tcBorders>
+              <w:top w:val="nil"/>
+              <w:left w:val="nil"/>
+              <w:bottom w:val="single" w:sz="4" w:color="DDE3EA" w:space="0"/>
+              <w:right w:val="nil"/>
+            </w:tcBorders>
           </w:tcPr>
           <w:p>
             <w:pPr>
-              <w:spacing w:after="0"/>
+              <w:spacing w:before="0" w:after="0"/>
               <w:jc w:val="right"/>
             </w:pPr>
-            <w:r/>
             <w:r>
               <w:rPr>
                 <w:b w:val="0"/>
@@ -1512,15 +2157,19 @@
         </w:tc>
         <w:tc>
           <w:tcPr>
-            <w:tcW w:type="dxa" w:w="2211"/>
-            <w:shd w:val="clear" w:color="auto" w:fill="F6F8FA"/>
+            <w:tcW w:type="dxa" w:w="2148"/>
+            <w:tcBorders>
+              <w:top w:val="nil"/>
+              <w:left w:val="nil"/>
+              <w:bottom w:val="single" w:sz="4" w:color="DDE3EA" w:space="0"/>
+              <w:right w:val="nil"/>
+            </w:tcBorders>
           </w:tcPr>
           <w:p>
             <w:pPr>
-              <w:spacing w:after="0"/>
+              <w:spacing w:before="0" w:after="0"/>
               <w:jc w:val="right"/>
             </w:pPr>
-            <w:r/>
             <w:r>
               <w:rPr>
                 <w:b/>
@@ -1535,13 +2184,18 @@
       <w:tr>
         <w:tc>
           <w:tcPr>
-            <w:tcW w:type="dxa" w:w="2948"/>
+            <w:tcW w:type="dxa" w:w="2864"/>
+            <w:tcBorders>
+              <w:top w:val="nil"/>
+              <w:left w:val="nil"/>
+              <w:bottom w:val="single" w:sz="4" w:color="DDE3EA" w:space="0"/>
+              <w:right w:val="nil"/>
+            </w:tcBorders>
           </w:tcPr>
           <w:p>
             <w:pPr>
-              <w:spacing w:after="0"/>
+              <w:spacing w:before="0" w:after="0"/>
             </w:pPr>
-            <w:r/>
             <w:r>
               <w:rPr>
                 <w:b w:val="0"/>
@@ -1549,7 +2203,7 @@
               </w:rPr>
               <w:t>Nuosavo kapitalo dalis</w:t>
             </w:r>
-            <w:hyperlink r:id="rId23">
+            <w:hyperlink r:id="rId25">
               <w:r>
                 <w:rPr>
                   <w:color w:val="2A78D6"/>
@@ -1566,7 +2220,7 @@
               </w:rPr>
               <w:t>,</w:t>
             </w:r>
-            <w:hyperlink r:id="rId16">
+            <w:hyperlink r:id="rId18">
               <w:r>
                 <w:rPr>
                   <w:color w:val="2A78D6"/>
@@ -1580,14 +2234,19 @@
         </w:tc>
         <w:tc>
           <w:tcPr>
-            <w:tcW w:type="dxa" w:w="1191"/>
+            <w:tcW w:type="dxa" w:w="1157"/>
+            <w:tcBorders>
+              <w:top w:val="nil"/>
+              <w:left w:val="nil"/>
+              <w:bottom w:val="single" w:sz="4" w:color="DDE3EA" w:space="0"/>
+              <w:right w:val="nil"/>
+            </w:tcBorders>
           </w:tcPr>
           <w:p>
             <w:pPr>
-              <w:spacing w:after="0"/>
+              <w:spacing w:before="0" w:after="0"/>
               <w:jc w:val="right"/>
             </w:pPr>
-            <w:r/>
             <w:r>
               <w:rPr>
                 <w:b w:val="0"/>
@@ -1599,14 +2258,19 @@
         </w:tc>
         <w:tc>
           <w:tcPr>
-            <w:tcW w:type="dxa" w:w="1191"/>
+            <w:tcW w:type="dxa" w:w="1157"/>
+            <w:tcBorders>
+              <w:top w:val="nil"/>
+              <w:left w:val="nil"/>
+              <w:bottom w:val="single" w:sz="4" w:color="DDE3EA" w:space="0"/>
+              <w:right w:val="nil"/>
+            </w:tcBorders>
           </w:tcPr>
           <w:p>
             <w:pPr>
-              <w:spacing w:after="0"/>
+              <w:spacing w:before="0" w:after="0"/>
               <w:jc w:val="right"/>
             </w:pPr>
-            <w:r/>
             <w:r>
               <w:rPr>
                 <w:b w:val="0"/>
@@ -1618,14 +2282,19 @@
         </w:tc>
         <w:tc>
           <w:tcPr>
-            <w:tcW w:type="dxa" w:w="1191"/>
+            <w:tcW w:type="dxa" w:w="1157"/>
+            <w:tcBorders>
+              <w:top w:val="nil"/>
+              <w:left w:val="nil"/>
+              <w:bottom w:val="single" w:sz="4" w:color="DDE3EA" w:space="0"/>
+              <w:right w:val="nil"/>
+            </w:tcBorders>
           </w:tcPr>
           <w:p>
             <w:pPr>
-              <w:spacing w:after="0"/>
+              <w:spacing w:before="0" w:after="0"/>
               <w:jc w:val="right"/>
             </w:pPr>
-            <w:r/>
             <w:r>
               <w:rPr>
                 <w:b w:val="0"/>
@@ -1637,15 +2306,20 @@
         </w:tc>
         <w:tc>
           <w:tcPr>
-            <w:tcW w:type="dxa" w:w="1191"/>
+            <w:tcW w:type="dxa" w:w="1157"/>
+            <w:tcBorders>
+              <w:top w:val="nil"/>
+              <w:left w:val="nil"/>
+              <w:bottom w:val="single" w:sz="4" w:color="DDE3EA" w:space="0"/>
+              <w:right w:val="nil"/>
+            </w:tcBorders>
             <w:shd w:val="clear" w:color="auto" w:fill="FDE7E5"/>
           </w:tcPr>
           <w:p>
             <w:pPr>
-              <w:spacing w:after="0"/>
+              <w:spacing w:before="0" w:after="0"/>
               <w:jc w:val="right"/>
             </w:pPr>
-            <w:r/>
             <w:r>
               <w:rPr>
                 <w:b/>
@@ -1657,14 +2331,19 @@
         </w:tc>
         <w:tc>
           <w:tcPr>
-            <w:tcW w:type="dxa" w:w="2211"/>
+            <w:tcW w:type="dxa" w:w="2148"/>
+            <w:tcBorders>
+              <w:top w:val="nil"/>
+              <w:left w:val="nil"/>
+              <w:bottom w:val="single" w:sz="4" w:color="DDE3EA" w:space="0"/>
+              <w:right w:val="nil"/>
+            </w:tcBorders>
           </w:tcPr>
           <w:p>
             <w:pPr>
-              <w:spacing w:after="0"/>
+              <w:spacing w:before="0" w:after="0"/>
               <w:jc w:val="right"/>
             </w:pPr>
-            <w:r/>
             <w:r>
               <w:rPr>
                 <w:b/>
@@ -1679,14 +2358,18 @@
       <w:tr>
         <w:tc>
           <w:tcPr>
-            <w:tcW w:type="dxa" w:w="2948"/>
-            <w:shd w:val="clear" w:color="auto" w:fill="F6F8FA"/>
+            <w:tcW w:type="dxa" w:w="2864"/>
+            <w:tcBorders>
+              <w:top w:val="nil"/>
+              <w:left w:val="nil"/>
+              <w:bottom w:val="single" w:sz="4" w:color="DDE3EA" w:space="0"/>
+              <w:right w:val="nil"/>
+            </w:tcBorders>
           </w:tcPr>
           <w:p>
             <w:pPr>
-              <w:spacing w:after="0"/>
+              <w:spacing w:before="0" w:after="0"/>
             </w:pPr>
-            <w:r/>
             <w:r>
               <w:rPr>
                 <w:b w:val="0"/>
@@ -1694,7 +2377,7 @@
               </w:rPr>
               <w:t>EBITDA / palūkanos</w:t>
             </w:r>
-            <w:hyperlink r:id="rId23">
+            <w:hyperlink r:id="rId25">
               <w:r>
                 <w:rPr>
                   <w:color w:val="2A78D6"/>
@@ -1711,7 +2394,7 @@
               </w:rPr>
               <w:t>,</w:t>
             </w:r>
-            <w:hyperlink r:id="rId16">
+            <w:hyperlink r:id="rId18">
               <w:r>
                 <w:rPr>
                   <w:color w:val="2A78D6"/>
@@ -1725,15 +2408,19 @@
         </w:tc>
         <w:tc>
           <w:tcPr>
-            <w:tcW w:type="dxa" w:w="1191"/>
-            <w:shd w:val="clear" w:color="auto" w:fill="F6F8FA"/>
+            <w:tcW w:type="dxa" w:w="1157"/>
+            <w:tcBorders>
+              <w:top w:val="nil"/>
+              <w:left w:val="nil"/>
+              <w:bottom w:val="single" w:sz="4" w:color="DDE3EA" w:space="0"/>
+              <w:right w:val="nil"/>
+            </w:tcBorders>
           </w:tcPr>
           <w:p>
             <w:pPr>
-              <w:spacing w:after="0"/>
+              <w:spacing w:before="0" w:after="0"/>
               <w:jc w:val="right"/>
             </w:pPr>
-            <w:r/>
             <w:r>
               <w:rPr>
                 <w:b w:val="0"/>
@@ -1745,15 +2432,19 @@
         </w:tc>
         <w:tc>
           <w:tcPr>
-            <w:tcW w:type="dxa" w:w="1191"/>
-            <w:shd w:val="clear" w:color="auto" w:fill="F6F8FA"/>
+            <w:tcW w:type="dxa" w:w="1157"/>
+            <w:tcBorders>
+              <w:top w:val="nil"/>
+              <w:left w:val="nil"/>
+              <w:bottom w:val="single" w:sz="4" w:color="DDE3EA" w:space="0"/>
+              <w:right w:val="nil"/>
+            </w:tcBorders>
           </w:tcPr>
           <w:p>
             <w:pPr>
-              <w:spacing w:after="0"/>
+              <w:spacing w:before="0" w:after="0"/>
               <w:jc w:val="right"/>
             </w:pPr>
-            <w:r/>
             <w:r>
               <w:rPr>
                 <w:b w:val="0"/>
@@ -1765,15 +2456,19 @@
         </w:tc>
         <w:tc>
           <w:tcPr>
-            <w:tcW w:type="dxa" w:w="1191"/>
-            <w:shd w:val="clear" w:color="auto" w:fill="F6F8FA"/>
+            <w:tcW w:type="dxa" w:w="1157"/>
+            <w:tcBorders>
+              <w:top w:val="nil"/>
+              <w:left w:val="nil"/>
+              <w:bottom w:val="single" w:sz="4" w:color="DDE3EA" w:space="0"/>
+              <w:right w:val="nil"/>
+            </w:tcBorders>
           </w:tcPr>
           <w:p>
             <w:pPr>
-              <w:spacing w:after="0"/>
+              <w:spacing w:before="0" w:after="0"/>
               <w:jc w:val="right"/>
             </w:pPr>
-            <w:r/>
             <w:r>
               <w:rPr>
                 <w:b w:val="0"/>
@@ -1785,15 +2480,20 @@
         </w:tc>
         <w:tc>
           <w:tcPr>
-            <w:tcW w:type="dxa" w:w="1191"/>
+            <w:tcW w:type="dxa" w:w="1157"/>
+            <w:tcBorders>
+              <w:top w:val="nil"/>
+              <w:left w:val="nil"/>
+              <w:bottom w:val="single" w:sz="4" w:color="DDE3EA" w:space="0"/>
+              <w:right w:val="nil"/>
+            </w:tcBorders>
             <w:shd w:val="clear" w:color="auto" w:fill="FDF1D8"/>
           </w:tcPr>
           <w:p>
             <w:pPr>
-              <w:spacing w:after="0"/>
+              <w:spacing w:before="0" w:after="0"/>
               <w:jc w:val="right"/>
             </w:pPr>
-            <w:r/>
             <w:r>
               <w:rPr>
                 <w:b/>
@@ -1805,15 +2505,19 @@
         </w:tc>
         <w:tc>
           <w:tcPr>
-            <w:tcW w:type="dxa" w:w="2211"/>
-            <w:shd w:val="clear" w:color="auto" w:fill="F6F8FA"/>
+            <w:tcW w:type="dxa" w:w="2148"/>
+            <w:tcBorders>
+              <w:top w:val="nil"/>
+              <w:left w:val="nil"/>
+              <w:bottom w:val="single" w:sz="4" w:color="DDE3EA" w:space="0"/>
+              <w:right w:val="nil"/>
+            </w:tcBorders>
           </w:tcPr>
           <w:p>
             <w:pPr>
-              <w:spacing w:after="0"/>
+              <w:spacing w:before="0" w:after="0"/>
               <w:jc w:val="right"/>
             </w:pPr>
-            <w:r/>
             <w:r>
               <w:rPr>
                 <w:b w:val="0"/>
@@ -1828,13 +2532,18 @@
       <w:tr>
         <w:tc>
           <w:tcPr>
-            <w:tcW w:type="dxa" w:w="2948"/>
+            <w:tcW w:type="dxa" w:w="2864"/>
+            <w:tcBorders>
+              <w:top w:val="nil"/>
+              <w:left w:val="nil"/>
+              <w:bottom w:val="single" w:sz="4" w:color="DDE3EA" w:space="0"/>
+              <w:right w:val="nil"/>
+            </w:tcBorders>
           </w:tcPr>
           <w:p>
             <w:pPr>
-              <w:spacing w:after="0"/>
+              <w:spacing w:before="0" w:after="0"/>
             </w:pPr>
-            <w:r/>
             <w:r>
               <w:rPr>
                 <w:b w:val="0"/>
@@ -1842,7 +2551,7 @@
               </w:rPr>
               <w:t>Grynoji skola, mln. EUR</w:t>
             </w:r>
-            <w:hyperlink r:id="rId24">
+            <w:hyperlink r:id="rId26">
               <w:r>
                 <w:rPr>
                   <w:color w:val="2A78D6"/>
@@ -1859,7 +2568,7 @@
               </w:rPr>
               <w:t>,</w:t>
             </w:r>
-            <w:hyperlink r:id="rId22">
+            <w:hyperlink r:id="rId24">
               <w:r>
                 <w:rPr>
                   <w:color w:val="2A78D6"/>
@@ -1873,14 +2582,19 @@
         </w:tc>
         <w:tc>
           <w:tcPr>
-            <w:tcW w:type="dxa" w:w="1191"/>
+            <w:tcW w:type="dxa" w:w="1157"/>
+            <w:tcBorders>
+              <w:top w:val="nil"/>
+              <w:left w:val="nil"/>
+              <w:bottom w:val="single" w:sz="4" w:color="DDE3EA" w:space="0"/>
+              <w:right w:val="nil"/>
+            </w:tcBorders>
           </w:tcPr>
           <w:p>
             <w:pPr>
-              <w:spacing w:after="0"/>
+              <w:spacing w:before="0" w:after="0"/>
               <w:jc w:val="right"/>
             </w:pPr>
-            <w:r/>
             <w:r>
               <w:rPr>
                 <w:b w:val="0"/>
@@ -1892,14 +2606,19 @@
         </w:tc>
         <w:tc>
           <w:tcPr>
-            <w:tcW w:type="dxa" w:w="1191"/>
+            <w:tcW w:type="dxa" w:w="1157"/>
+            <w:tcBorders>
+              <w:top w:val="nil"/>
+              <w:left w:val="nil"/>
+              <w:bottom w:val="single" w:sz="4" w:color="DDE3EA" w:space="0"/>
+              <w:right w:val="nil"/>
+            </w:tcBorders>
           </w:tcPr>
           <w:p>
             <w:pPr>
-              <w:spacing w:after="0"/>
+              <w:spacing w:before="0" w:after="0"/>
               <w:jc w:val="right"/>
             </w:pPr>
-            <w:r/>
             <w:r>
               <w:rPr>
                 <w:b w:val="0"/>
@@ -1911,14 +2630,19 @@
         </w:tc>
         <w:tc>
           <w:tcPr>
-            <w:tcW w:type="dxa" w:w="1191"/>
+            <w:tcW w:type="dxa" w:w="1157"/>
+            <w:tcBorders>
+              <w:top w:val="nil"/>
+              <w:left w:val="nil"/>
+              <w:bottom w:val="single" w:sz="4" w:color="DDE3EA" w:space="0"/>
+              <w:right w:val="nil"/>
+            </w:tcBorders>
           </w:tcPr>
           <w:p>
             <w:pPr>
-              <w:spacing w:after="0"/>
+              <w:spacing w:before="0" w:after="0"/>
               <w:jc w:val="right"/>
             </w:pPr>
-            <w:r/>
             <w:r>
               <w:rPr>
                 <w:b w:val="0"/>
@@ -1930,14 +2654,19 @@
         </w:tc>
         <w:tc>
           <w:tcPr>
-            <w:tcW w:type="dxa" w:w="1191"/>
+            <w:tcW w:type="dxa" w:w="1157"/>
+            <w:tcBorders>
+              <w:top w:val="nil"/>
+              <w:left w:val="nil"/>
+              <w:bottom w:val="single" w:sz="4" w:color="DDE3EA" w:space="0"/>
+              <w:right w:val="nil"/>
+            </w:tcBorders>
           </w:tcPr>
           <w:p>
             <w:pPr>
-              <w:spacing w:after="0"/>
+              <w:spacing w:before="0" w:after="0"/>
               <w:jc w:val="right"/>
             </w:pPr>
-            <w:r/>
             <w:r>
               <w:rPr>
                 <w:b w:val="0"/>
@@ -1949,14 +2678,19 @@
         </w:tc>
         <w:tc>
           <w:tcPr>
-            <w:tcW w:type="dxa" w:w="2211"/>
+            <w:tcW w:type="dxa" w:w="2148"/>
+            <w:tcBorders>
+              <w:top w:val="nil"/>
+              <w:left w:val="nil"/>
+              <w:bottom w:val="single" w:sz="4" w:color="DDE3EA" w:space="0"/>
+              <w:right w:val="nil"/>
+            </w:tcBorders>
           </w:tcPr>
           <w:p>
             <w:pPr>
-              <w:spacing w:after="0"/>
+              <w:spacing w:before="0" w:after="0"/>
               <w:jc w:val="right"/>
             </w:pPr>
-            <w:r/>
             <w:r>
               <w:rPr>
                 <w:b/>
@@ -1970,9 +2704,17 @@
       </w:tr>
     </w:tbl>
     <w:p>
+      <w:pPr>
+        <w:spacing w:before="0" w:after="40"/>
+      </w:pPr>
+    </w:p>
+    <w:p>
+      <w:pPr>
+        <w:spacing w:before="40" w:after="60"/>
+      </w:pPr>
       <w:r>
         <w:rPr>
-          <w:i/>
+          <w:b w:val="0"/>
           <w:color w:val="5F6B7A"/>
           <w:sz w:val="16"/>
         </w:rPr>
@@ -1980,9 +2722,12 @@
       </w:r>
     </w:p>
     <w:p>
+      <w:pPr>
+        <w:spacing w:before="40" w:after="60"/>
+      </w:pPr>
       <w:r>
         <w:rPr>
-          <w:i/>
+          <w:b w:val="0"/>
           <w:color w:val="5F6B7A"/>
           <w:sz w:val="16"/>
         </w:rPr>
@@ -2006,7 +2751,7 @@
                     <pic:cNvPicPr/>
                   </pic:nvPicPr>
                   <pic:blipFill>
-                    <a:blip r:embed="rId25"/>
+                    <a:blip r:embed="rId27"/>
                     <a:stretch>
                       <a:fillRect/>
                     </a:stretch>
@@ -2027,11 +2772,24 @@
     </w:p>
     <w:p>
       <w:pPr>
-        <w:spacing w:before="280" w:after="80"/>
+        <w:keepNext/>
         <w:pBdr>
-          <w:bottom w:val="single" w:sz="6" w:color="C9D3DE" w:space="2"/>
+          <w:bottom w:val="single" w:sz="8" w:color="1F4E79" w:space="4"/>
         </w:pBdr>
+        <w:tabs>
+          <w:tab w:pos="482" w:val="left"/>
+        </w:tabs>
+        <w:spacing w:before="360" w:after="160"/>
       </w:pPr>
+      <w:r>
+        <w:rPr>
+          <w:b/>
+          <w:color w:val="2A78D6"/>
+          <w:sz w:val="18"/>
+        </w:rPr>
+        <w:t>04</w:t>
+        <w:tab/>
+      </w:r>
       <w:r>
         <w:rPr>
           <w:b/>
@@ -2043,16 +2801,28 @@
     </w:p>
     <w:p>
       <w:pPr>
-        <w:pStyle w:val="ListBullet"/>
-        <w:spacing w:after="60"/>
+        <w:tabs>
+          <w:tab w:pos="255" w:val="left"/>
+        </w:tabs>
+        <w:spacing w:before="0" w:after="80"/>
+        <w:ind w:left="255" w:hanging="255"/>
       </w:pPr>
+      <w:r>
+        <w:rPr>
+          <w:b/>
+          <w:color w:val="2A78D6"/>
+          <w:sz w:val="20"/>
+        </w:rPr>
+        <w:t>▪</w:t>
+        <w:tab/>
+      </w:r>
       <w:r>
         <w:rPr>
           <w:b w:val="0"/>
         </w:rPr>
         <w:t>Kooperatyvas superka, sandėliuoja ir eksportuoja narių grūdus ir rapsus (beveik 30 šalių); sandėlių talpa beveik 220 000 t; valdo LATMALT (salyklas, 100 %)</w:t>
       </w:r>
-      <w:hyperlink r:id="rId26">
+      <w:hyperlink r:id="rId28">
         <w:r>
           <w:rPr>
             <w:color w:val="2A78D6"/>
@@ -2069,7 +2839,7 @@
         </w:rPr>
         <w:t>,</w:t>
       </w:r>
-      <w:hyperlink r:id="rId27">
+      <w:hyperlink r:id="rId29">
         <w:r>
           <w:rPr>
             <w:color w:val="2A78D6"/>
@@ -2088,16 +2858,28 @@
     </w:p>
     <w:p>
       <w:pPr>
-        <w:pStyle w:val="ListBullet"/>
-        <w:spacing w:after="60"/>
+        <w:tabs>
+          <w:tab w:pos="255" w:val="left"/>
+        </w:tabs>
+        <w:spacing w:before="0" w:after="80"/>
+        <w:ind w:left="255" w:hanging="255"/>
       </w:pPr>
+      <w:r>
+        <w:rPr>
+          <w:b/>
+          <w:color w:val="2A78D6"/>
+          <w:sz w:val="20"/>
+        </w:rPr>
+        <w:t>▪</w:t>
+        <w:tab/>
+      </w:r>
       <w:r>
         <w:rPr>
           <w:b w:val="0"/>
         </w:rPr>
         <w:t>Jelgavoje statoma žirnių baltymų gamykla (ASNS Ingredient, 51,42 %): iki 70 000 t žirnių per metus, investicija 132 mln. EUR, pabaiga planuojama 2027 m. I pusm.</w:t>
       </w:r>
-      <w:hyperlink r:id="rId26">
+      <w:hyperlink r:id="rId28">
         <w:r>
           <w:rPr>
             <w:color w:val="2A78D6"/>
@@ -2116,16 +2898,28 @@
     </w:p>
     <w:p>
       <w:pPr>
-        <w:pStyle w:val="ListBullet"/>
-        <w:spacing w:after="60"/>
+        <w:tabs>
+          <w:tab w:pos="255" w:val="left"/>
+        </w:tabs>
+        <w:spacing w:before="0" w:after="80"/>
+        <w:ind w:left="255" w:hanging="255"/>
       </w:pPr>
+      <w:r>
+        <w:rPr>
+          <w:b/>
+          <w:color w:val="2A78D6"/>
+          <w:sz w:val="20"/>
+        </w:rPr>
+        <w:t>▪</w:t>
+        <w:tab/>
+      </w:r>
       <w:r>
         <w:rPr>
           <w:b w:val="0"/>
         </w:rPr>
         <w:t>2026-09 baigtos 4,2 mln. EUR investicijos į Jaunpagasto, Aizkrauklės ir Jēkabpilio sandėlius (ES lėšos); parduota Alpha Osta dalis</w:t>
       </w:r>
-      <w:hyperlink r:id="rId28">
+      <w:hyperlink r:id="rId30">
         <w:r>
           <w:rPr>
             <w:color w:val="2A78D6"/>
@@ -2144,11 +2938,24 @@
     </w:p>
     <w:p>
       <w:pPr>
-        <w:spacing w:before="280" w:after="80"/>
+        <w:keepNext/>
         <w:pBdr>
-          <w:bottom w:val="single" w:sz="6" w:color="C9D3DE" w:space="2"/>
+          <w:bottom w:val="single" w:sz="8" w:color="1F4E79" w:space="4"/>
         </w:pBdr>
+        <w:tabs>
+          <w:tab w:pos="482" w:val="left"/>
+        </w:tabs>
+        <w:spacing w:before="360" w:after="160"/>
       </w:pPr>
+      <w:r>
+        <w:rPr>
+          <w:b/>
+          <w:color w:val="2A78D6"/>
+          <w:sz w:val="18"/>
+        </w:rPr>
+        <w:t>05</w:t>
+        <w:tab/>
+      </w:r>
       <w:r>
         <w:rPr>
           <w:b/>
@@ -2160,16 +2967,28 @@
     </w:p>
     <w:p>
       <w:pPr>
-        <w:pStyle w:val="ListBullet"/>
-        <w:spacing w:after="60"/>
+        <w:tabs>
+          <w:tab w:pos="255" w:val="left"/>
+        </w:tabs>
+        <w:spacing w:before="0" w:after="80"/>
+        <w:ind w:left="255" w:hanging="255"/>
       </w:pPr>
+      <w:r>
+        <w:rPr>
+          <w:b/>
+          <w:color w:val="2A78D6"/>
+          <w:sz w:val="20"/>
+        </w:rPr>
+        <w:t>▪</w:t>
+        <w:tab/>
+      </w:r>
       <w:r>
         <w:rPr>
           <w:b w:val="0"/>
         </w:rPr>
         <w:t>Bendrasis pelnas 16,9 mln. EUR (17,6 mln.), palūkanų sąnaudos 2,86 mln. EUR (2,71 mln.)</w:t>
       </w:r>
-      <w:hyperlink r:id="rId11">
+      <w:hyperlink r:id="rId13">
         <w:r>
           <w:rPr>
             <w:color w:val="2A78D6"/>
@@ -2185,7 +3004,7 @@
         </w:rPr>
         <w:t>. Nuosavas kapitalas 36,7 mln. EUR (34,4 mln.)</w:t>
       </w:r>
-      <w:hyperlink r:id="rId22">
+      <w:hyperlink r:id="rId24">
         <w:r>
           <w:rPr>
             <w:color w:val="2A78D6"/>
@@ -2204,16 +3023,28 @@
     </w:p>
     <w:p>
       <w:pPr>
-        <w:pStyle w:val="ListBullet"/>
-        <w:spacing w:after="60"/>
+        <w:tabs>
+          <w:tab w:pos="255" w:val="left"/>
+        </w:tabs>
+        <w:spacing w:before="0" w:after="80"/>
+        <w:ind w:left="255" w:hanging="255"/>
       </w:pPr>
+      <w:r>
+        <w:rPr>
+          <w:b/>
+          <w:color w:val="2A78D6"/>
+          <w:sz w:val="20"/>
+        </w:rPr>
+        <w:t>▪</w:t>
+        <w:tab/>
+      </w:r>
       <w:r>
         <w:rPr>
           <w:b w:val="0"/>
         </w:rPr>
         <w:t>EBITDA atskirai neskelbiama; skelbiamas tik kovenanto rodiklis EBITDA / palūkanos</w:t>
       </w:r>
-      <w:hyperlink r:id="rId16">
+      <w:hyperlink r:id="rId18">
         <w:r>
           <w:rPr>
             <w:color w:val="2A78D6"/>
@@ -2232,11 +3063,24 @@
     </w:p>
     <w:p>
       <w:pPr>
-        <w:spacing w:before="280" w:after="80"/>
+        <w:keepNext/>
         <w:pBdr>
-          <w:bottom w:val="single" w:sz="6" w:color="C9D3DE" w:space="2"/>
+          <w:bottom w:val="single" w:sz="8" w:color="1F4E79" w:space="4"/>
         </w:pBdr>
+        <w:tabs>
+          <w:tab w:pos="482" w:val="left"/>
+        </w:tabs>
+        <w:spacing w:before="360" w:after="160"/>
       </w:pPr>
+      <w:r>
+        <w:rPr>
+          <w:b/>
+          <w:color w:val="2A78D6"/>
+          <w:sz w:val="18"/>
+        </w:rPr>
+        <w:t>06</w:t>
+        <w:tab/>
+      </w:r>
       <w:r>
         <w:rPr>
           <w:b/>
@@ -2248,36 +3092,52 @@
     </w:p>
     <w:tbl>
       <w:tblPr>
-        <w:tblW w:type="auto" w:w="0"/>
+        <w:tblW w:w="9638" w:type="dxa"/>
+        <w:tblBorders>
+          <w:top w:val="nil"/>
+          <w:left w:val="nil"/>
+          <w:bottom w:val="nil"/>
+          <w:right w:val="nil"/>
+          <w:insideH w:val="nil"/>
+          <w:insideV w:val="nil"/>
+        </w:tblBorders>
+        <w:tblLayout w:type="fixed"/>
+        <w:tblCellMar>
+          <w:top w:w="70" w:type="dxa"/>
+          <w:left w:w="100" w:type="dxa"/>
+          <w:bottom w:w="70" w:type="dxa"/>
+          <w:right w:w="100" w:type="dxa"/>
+        </w:tblCellMar>
         <w:tblLook w:firstColumn="1" w:firstRow="1" w:lastColumn="0" w:lastRow="0" w:noHBand="0" w:noVBand="1" w:val="04A0"/>
-        <w:tblBorders>
-          <w:top w:val="single" w:sz="4" w:color="C9D3DE"/>
-          <w:left w:val="nil"/>
-          <w:bottom w:val="single" w:sz="4" w:color="C9D3DE"/>
-          <w:right w:val="nil"/>
-          <w:insideH w:val="single" w:sz="4" w:color="C9D3DE"/>
-          <w:insideV w:val="nil"/>
-        </w:tblBorders>
       </w:tblPr>
       <w:tblGrid>
-        <w:gridCol w:w="2493"/>
-        <w:gridCol w:w="2493"/>
-        <w:gridCol w:w="2493"/>
-        <w:gridCol w:w="2493"/>
+        <w:gridCol w:w="2577"/>
+        <w:gridCol w:w="2577"/>
+        <w:gridCol w:w="3138"/>
+        <w:gridCol w:w="1344"/>
       </w:tblGrid>
       <w:tr>
         <w:tc>
           <w:tcPr>
-            <w:tcW w:type="dxa" w:w="2608"/>
-            <w:shd w:val="clear" w:color="auto" w:fill="1F4E79"/>
+            <w:tcW w:type="dxa" w:w="2578"/>
+            <w:tcBorders>
+              <w:top w:val="single" w:sz="12" w:color="1F4E79" w:space="0"/>
+              <w:left w:val="nil"/>
+              <w:bottom w:val="single" w:sz="4" w:color="C9D3DE" w:space="0"/>
+              <w:right w:val="nil"/>
+            </w:tcBorders>
+            <w:shd w:val="clear" w:color="auto" w:fill="EAF1F8"/>
           </w:tcPr>
           <w:p>
-            <w:r/>
+            <w:pPr>
+              <w:spacing w:before="0" w:after="0"/>
+            </w:pPr>
             <w:r>
               <w:rPr>
                 <w:b/>
-                <w:color w:val="FFFFFF"/>
-                <w:sz w:val="17"/>
+                <w:caps/>
+                <w:color w:val="1F4E79"/>
+                <w:sz w:val="16"/>
               </w:rPr>
               <w:t>Planas / tikslas</w:t>
             </w:r>
@@ -2285,16 +3145,25 @@
         </w:tc>
         <w:tc>
           <w:tcPr>
-            <w:tcW w:type="dxa" w:w="2608"/>
-            <w:shd w:val="clear" w:color="auto" w:fill="1F4E79"/>
+            <w:tcW w:type="dxa" w:w="2578"/>
+            <w:tcBorders>
+              <w:top w:val="single" w:sz="12" w:color="1F4E79" w:space="0"/>
+              <w:left w:val="nil"/>
+              <w:bottom w:val="single" w:sz="4" w:color="C9D3DE" w:space="0"/>
+              <w:right w:val="nil"/>
+            </w:tcBorders>
+            <w:shd w:val="clear" w:color="auto" w:fill="EAF1F8"/>
           </w:tcPr>
           <w:p>
-            <w:r/>
+            <w:pPr>
+              <w:spacing w:before="0" w:after="0"/>
+            </w:pPr>
             <w:r>
               <w:rPr>
                 <w:b/>
-                <w:color w:val="FFFFFF"/>
-                <w:sz w:val="17"/>
+                <w:caps/>
+                <w:color w:val="1F4E79"/>
+                <w:sz w:val="16"/>
               </w:rPr>
               <w:t>Rezultatas</w:t>
             </w:r>
@@ -2302,16 +3171,25 @@
         </w:tc>
         <w:tc>
           <w:tcPr>
-            <w:tcW w:type="dxa" w:w="3175"/>
-            <w:shd w:val="clear" w:color="auto" w:fill="1F4E79"/>
+            <w:tcW w:type="dxa" w:w="3138"/>
+            <w:tcBorders>
+              <w:top w:val="single" w:sz="12" w:color="1F4E79" w:space="0"/>
+              <w:left w:val="nil"/>
+              <w:bottom w:val="single" w:sz="4" w:color="C9D3DE" w:space="0"/>
+              <w:right w:val="nil"/>
+            </w:tcBorders>
+            <w:shd w:val="clear" w:color="auto" w:fill="EAF1F8"/>
           </w:tcPr>
           <w:p>
-            <w:r/>
+            <w:pPr>
+              <w:spacing w:before="0" w:after="0"/>
+            </w:pPr>
             <w:r>
               <w:rPr>
                 <w:b/>
-                <w:color w:val="FFFFFF"/>
-                <w:sz w:val="17"/>
+                <w:caps/>
+                <w:color w:val="1F4E79"/>
+                <w:sz w:val="16"/>
               </w:rPr>
               <w:t>Kas pasikeitė ir kodėl</w:t>
             </w:r>
@@ -2319,16 +3197,25 @@
         </w:tc>
         <w:tc>
           <w:tcPr>
-            <w:tcW w:type="dxa" w:w="1361"/>
-            <w:shd w:val="clear" w:color="auto" w:fill="1F4E79"/>
+            <w:tcW w:type="dxa" w:w="1345"/>
+            <w:tcBorders>
+              <w:top w:val="single" w:sz="12" w:color="1F4E79" w:space="0"/>
+              <w:left w:val="nil"/>
+              <w:bottom w:val="single" w:sz="4" w:color="C9D3DE" w:space="0"/>
+              <w:right w:val="nil"/>
+            </w:tcBorders>
+            <w:shd w:val="clear" w:color="auto" w:fill="EAF1F8"/>
           </w:tcPr>
           <w:p>
-            <w:r/>
+            <w:pPr>
+              <w:spacing w:before="0" w:after="0"/>
+            </w:pPr>
             <w:r>
               <w:rPr>
                 <w:b/>
-                <w:color w:val="FFFFFF"/>
-                <w:sz w:val="17"/>
+                <w:caps/>
+                <w:color w:val="1F4E79"/>
+                <w:sz w:val="16"/>
               </w:rPr>
               <w:t>Būsena</w:t>
             </w:r>
@@ -2338,13 +3225,18 @@
       <w:tr>
         <w:tc>
           <w:tcPr>
-            <w:tcW w:type="dxa" w:w="2608"/>
+            <w:tcW w:type="dxa" w:w="2578"/>
+            <w:tcBorders>
+              <w:top w:val="nil"/>
+              <w:left w:val="nil"/>
+              <w:bottom w:val="single" w:sz="4" w:color="DDE3EA" w:space="0"/>
+              <w:right w:val="nil"/>
+            </w:tcBorders>
           </w:tcPr>
           <w:p>
             <w:pPr>
-              <w:spacing w:after="0"/>
+              <w:spacing w:before="0" w:after="0"/>
             </w:pPr>
-            <w:r/>
             <w:r>
               <w:rPr>
                 <w:b w:val="0"/>
@@ -2356,13 +3248,18 @@
         </w:tc>
         <w:tc>
           <w:tcPr>
-            <w:tcW w:type="dxa" w:w="2608"/>
+            <w:tcW w:type="dxa" w:w="2578"/>
+            <w:tcBorders>
+              <w:top w:val="nil"/>
+              <w:left w:val="nil"/>
+              <w:bottom w:val="single" w:sz="4" w:color="DDE3EA" w:space="0"/>
+              <w:right w:val="nil"/>
+            </w:tcBorders>
           </w:tcPr>
           <w:p>
             <w:pPr>
-              <w:spacing w:after="0"/>
+              <w:spacing w:before="0" w:after="0"/>
             </w:pPr>
-            <w:r/>
             <w:r>
               <w:rPr>
                 <w:b w:val="0"/>
@@ -2370,7 +3267,7 @@
               </w:rPr>
               <w:t>Statoma; terminas nepakeistas</w:t>
             </w:r>
-            <w:hyperlink r:id="rId13">
+            <w:hyperlink r:id="rId15">
               <w:r>
                 <w:rPr>
                   <w:color w:val="2A78D6"/>
@@ -2384,13 +3281,18 @@
         </w:tc>
         <w:tc>
           <w:tcPr>
-            <w:tcW w:type="dxa" w:w="3175"/>
+            <w:tcW w:type="dxa" w:w="3138"/>
+            <w:tcBorders>
+              <w:top w:val="nil"/>
+              <w:left w:val="nil"/>
+              <w:bottom w:val="single" w:sz="4" w:color="DDE3EA" w:space="0"/>
+              <w:right w:val="nil"/>
+            </w:tcBorders>
           </w:tcPr>
           <w:p>
             <w:pPr>
-              <w:spacing w:after="0"/>
+              <w:spacing w:before="0" w:after="0"/>
             </w:pPr>
-            <w:r/>
             <w:r>
               <w:rPr>
                 <w:b w:val="0"/>
@@ -2398,7 +3300,7 @@
               </w:rPr>
               <w:t>Vykdoma pagal planą</w:t>
             </w:r>
-            <w:hyperlink r:id="rId13">
+            <w:hyperlink r:id="rId15">
               <w:r>
                 <w:rPr>
                   <w:color w:val="2A78D6"/>
@@ -2419,14 +3321,19 @@
         </w:tc>
         <w:tc>
           <w:tcPr>
-            <w:tcW w:type="dxa" w:w="1361"/>
+            <w:tcW w:type="dxa" w:w="1345"/>
+            <w:tcBorders>
+              <w:top w:val="nil"/>
+              <w:left w:val="nil"/>
+              <w:bottom w:val="single" w:sz="4" w:color="DDE3EA" w:space="0"/>
+              <w:right w:val="nil"/>
+            </w:tcBorders>
             <w:shd w:val="clear" w:color="auto" w:fill="EAF1F8"/>
           </w:tcPr>
           <w:p>
             <w:pPr>
-              <w:spacing w:after="0"/>
+              <w:spacing w:before="0" w:after="0"/>
             </w:pPr>
-            <w:r/>
             <w:r>
               <w:rPr>
                 <w:b/>
@@ -2440,14 +3347,18 @@
       <w:tr>
         <w:tc>
           <w:tcPr>
-            <w:tcW w:type="dxa" w:w="2608"/>
-            <w:shd w:val="clear" w:color="auto" w:fill="F6F8FA"/>
+            <w:tcW w:type="dxa" w:w="2578"/>
+            <w:tcBorders>
+              <w:top w:val="nil"/>
+              <w:left w:val="nil"/>
+              <w:bottom w:val="single" w:sz="4" w:color="DDE3EA" w:space="0"/>
+              <w:right w:val="nil"/>
+            </w:tcBorders>
           </w:tcPr>
           <w:p>
             <w:pPr>
-              <w:spacing w:after="0"/>
+              <w:spacing w:before="0" w:after="0"/>
             </w:pPr>
-            <w:r/>
             <w:r>
               <w:rPr>
                 <w:b w:val="0"/>
@@ -2459,14 +3370,18 @@
         </w:tc>
         <w:tc>
           <w:tcPr>
-            <w:tcW w:type="dxa" w:w="2608"/>
-            <w:shd w:val="clear" w:color="auto" w:fill="F6F8FA"/>
+            <w:tcW w:type="dxa" w:w="2578"/>
+            <w:tcBorders>
+              <w:top w:val="nil"/>
+              <w:left w:val="nil"/>
+              <w:bottom w:val="single" w:sz="4" w:color="DDE3EA" w:space="0"/>
+              <w:right w:val="nil"/>
+            </w:tcBorders>
           </w:tcPr>
           <w:p>
             <w:pPr>
-              <w:spacing w:after="0"/>
+              <w:spacing w:before="0" w:after="0"/>
             </w:pPr>
-            <w:r/>
             <w:r>
               <w:rPr>
                 <w:b w:val="0"/>
@@ -2474,7 +3389,7 @@
               </w:rPr>
               <w:t>Baigta 2026-09</w:t>
             </w:r>
-            <w:hyperlink r:id="rId13">
+            <w:hyperlink r:id="rId15">
               <w:r>
                 <w:rPr>
                   <w:color w:val="2A78D6"/>
@@ -2488,14 +3403,18 @@
         </w:tc>
         <w:tc>
           <w:tcPr>
-            <w:tcW w:type="dxa" w:w="3175"/>
-            <w:shd w:val="clear" w:color="auto" w:fill="F6F8FA"/>
+            <w:tcW w:type="dxa" w:w="3138"/>
+            <w:tcBorders>
+              <w:top w:val="nil"/>
+              <w:left w:val="nil"/>
+              <w:bottom w:val="single" w:sz="4" w:color="DDE3EA" w:space="0"/>
+              <w:right w:val="nil"/>
+            </w:tcBorders>
           </w:tcPr>
           <w:p>
             <w:pPr>
-              <w:spacing w:after="0"/>
+              <w:spacing w:before="0" w:after="0"/>
             </w:pPr>
-            <w:r/>
             <w:r>
               <w:rPr>
                 <w:b w:val="0"/>
@@ -2503,7 +3422,7 @@
               </w:rPr>
               <w:t>Įvykdyta</w:t>
             </w:r>
-            <w:hyperlink r:id="rId13">
+            <w:hyperlink r:id="rId15">
               <w:r>
                 <w:rPr>
                   <w:color w:val="2A78D6"/>
@@ -2524,14 +3443,19 @@
         </w:tc>
         <w:tc>
           <w:tcPr>
-            <w:tcW w:type="dxa" w:w="1361"/>
+            <w:tcW w:type="dxa" w:w="1345"/>
+            <w:tcBorders>
+              <w:top w:val="nil"/>
+              <w:left w:val="nil"/>
+              <w:bottom w:val="single" w:sz="4" w:color="DDE3EA" w:space="0"/>
+              <w:right w:val="nil"/>
+            </w:tcBorders>
             <w:shd w:val="clear" w:color="auto" w:fill="E3F3E8"/>
           </w:tcPr>
           <w:p>
             <w:pPr>
-              <w:spacing w:after="0"/>
+              <w:spacing w:before="0" w:after="0"/>
             </w:pPr>
-            <w:r/>
             <w:r>
               <w:rPr>
                 <w:b/>
@@ -2545,13 +3469,18 @@
       <w:tr>
         <w:tc>
           <w:tcPr>
-            <w:tcW w:type="dxa" w:w="2608"/>
+            <w:tcW w:type="dxa" w:w="2578"/>
+            <w:tcBorders>
+              <w:top w:val="nil"/>
+              <w:left w:val="nil"/>
+              <w:bottom w:val="single" w:sz="4" w:color="DDE3EA" w:space="0"/>
+              <w:right w:val="nil"/>
+            </w:tcBorders>
           </w:tcPr>
           <w:p>
             <w:pPr>
-              <w:spacing w:after="0"/>
+              <w:spacing w:before="0" w:after="0"/>
             </w:pPr>
-            <w:r/>
             <w:r>
               <w:rPr>
                 <w:b w:val="0"/>
@@ -2563,13 +3492,18 @@
         </w:tc>
         <w:tc>
           <w:tcPr>
-            <w:tcW w:type="dxa" w:w="2608"/>
+            <w:tcW w:type="dxa" w:w="2578"/>
+            <w:tcBorders>
+              <w:top w:val="nil"/>
+              <w:left w:val="nil"/>
+              <w:bottom w:val="single" w:sz="4" w:color="DDE3EA" w:space="0"/>
+              <w:right w:val="nil"/>
+            </w:tcBorders>
           </w:tcPr>
           <w:p>
             <w:pPr>
-              <w:spacing w:after="0"/>
+              <w:spacing w:before="0" w:after="0"/>
             </w:pPr>
-            <w:r/>
             <w:r>
               <w:rPr>
                 <w:b w:val="0"/>
@@ -2577,7 +3511,7 @@
               </w:rPr>
               <w:t>Pardavimas užbaigtas</w:t>
             </w:r>
-            <w:hyperlink r:id="rId29">
+            <w:hyperlink r:id="rId31">
               <w:r>
                 <w:rPr>
                   <w:color w:val="2A78D6"/>
@@ -2594,7 +3528,7 @@
               </w:rPr>
               <w:t>,</w:t>
             </w:r>
-            <w:hyperlink r:id="rId28">
+            <w:hyperlink r:id="rId30">
               <w:r>
                 <w:rPr>
                   <w:color w:val="2A78D6"/>
@@ -2608,13 +3542,18 @@
         </w:tc>
         <w:tc>
           <w:tcPr>
-            <w:tcW w:type="dxa" w:w="3175"/>
+            <w:tcW w:type="dxa" w:w="3138"/>
+            <w:tcBorders>
+              <w:top w:val="nil"/>
+              <w:left w:val="nil"/>
+              <w:bottom w:val="single" w:sz="4" w:color="DDE3EA" w:space="0"/>
+              <w:right w:val="nil"/>
+            </w:tcBorders>
           </w:tcPr>
           <w:p>
             <w:pPr>
-              <w:spacing w:after="0"/>
+              <w:spacing w:before="0" w:after="0"/>
             </w:pPr>
-            <w:r/>
             <w:r>
               <w:rPr>
                 <w:b w:val="0"/>
@@ -2622,7 +3561,7 @@
               </w:rPr>
               <w:t>Įvykdyta</w:t>
             </w:r>
-            <w:hyperlink r:id="rId28">
+            <w:hyperlink r:id="rId30">
               <w:r>
                 <w:rPr>
                   <w:color w:val="2A78D6"/>
@@ -2643,14 +3582,19 @@
         </w:tc>
         <w:tc>
           <w:tcPr>
-            <w:tcW w:type="dxa" w:w="1361"/>
+            <w:tcW w:type="dxa" w:w="1345"/>
+            <w:tcBorders>
+              <w:top w:val="nil"/>
+              <w:left w:val="nil"/>
+              <w:bottom w:val="single" w:sz="4" w:color="DDE3EA" w:space="0"/>
+              <w:right w:val="nil"/>
+            </w:tcBorders>
             <w:shd w:val="clear" w:color="auto" w:fill="E3F3E8"/>
           </w:tcPr>
           <w:p>
             <w:pPr>
-              <w:spacing w:after="0"/>
+              <w:spacing w:before="0" w:after="0"/>
             </w:pPr>
-            <w:r/>
             <w:r>
               <w:rPr>
                 <w:b/>
@@ -2664,11 +3608,29 @@
     </w:tbl>
     <w:p>
       <w:pPr>
-        <w:spacing w:before="280" w:after="80"/>
+        <w:spacing w:before="0" w:after="40"/>
+      </w:pPr>
+    </w:p>
+    <w:p>
+      <w:pPr>
+        <w:keepNext/>
         <w:pBdr>
-          <w:bottom w:val="single" w:sz="6" w:color="C9D3DE" w:space="2"/>
+          <w:bottom w:val="single" w:sz="8" w:color="1F4E79" w:space="4"/>
         </w:pBdr>
+        <w:tabs>
+          <w:tab w:pos="482" w:val="left"/>
+        </w:tabs>
+        <w:spacing w:before="360" w:after="160"/>
       </w:pPr>
+      <w:r>
+        <w:rPr>
+          <w:b/>
+          <w:color w:val="2A78D6"/>
+          <w:sz w:val="18"/>
+        </w:rPr>
+        <w:t>07</w:t>
+        <w:tab/>
+      </w:r>
       <w:r>
         <w:rPr>
           <w:b/>
@@ -2680,9 +3642,21 @@
     </w:p>
     <w:p>
       <w:pPr>
-        <w:pStyle w:val="ListBullet"/>
-        <w:spacing w:after="60"/>
+        <w:tabs>
+          <w:tab w:pos="255" w:val="left"/>
+        </w:tabs>
+        <w:spacing w:before="0" w:after="80"/>
+        <w:ind w:left="255" w:hanging="255"/>
       </w:pPr>
+      <w:r>
+        <w:rPr>
+          <w:b/>
+          <w:color w:val="2A78D6"/>
+          <w:sz w:val="20"/>
+        </w:rPr>
+        <w:t>▪</w:t>
+        <w:tab/>
+      </w:r>
       <w:r>
         <w:rPr>
           <w:b/>
@@ -2695,7 +3669,7 @@
         </w:rPr>
         <w:t xml:space="preserve"> 7,5 % obligacija, 8 mln. EUR, išleista 2024-12, išpirkimas 2028-12-12, kuponas kas ketvirtį; Nasdaq Riga First North nuo 2025-03-05</w:t>
       </w:r>
-      <w:hyperlink r:id="rId30">
+      <w:hyperlink r:id="rId32">
         <w:r>
           <w:rPr>
             <w:color w:val="2A78D6"/>
@@ -2712,7 +3686,7 @@
         </w:rPr>
         <w:t>,</w:t>
       </w:r>
-      <w:hyperlink r:id="rId31">
+      <w:hyperlink r:id="rId33">
         <w:r>
           <w:rPr>
             <w:color w:val="2A78D6"/>
@@ -2731,9 +3705,21 @@
     </w:p>
     <w:p>
       <w:pPr>
-        <w:pStyle w:val="ListBullet"/>
-        <w:spacing w:after="60"/>
+        <w:tabs>
+          <w:tab w:pos="255" w:val="left"/>
+        </w:tabs>
+        <w:spacing w:before="0" w:after="80"/>
+        <w:ind w:left="255" w:hanging="255"/>
       </w:pPr>
+      <w:r>
+        <w:rPr>
+          <w:b/>
+          <w:color w:val="2A78D6"/>
+          <w:sz w:val="20"/>
+        </w:rPr>
+        <w:t>▪</w:t>
+        <w:tab/>
+      </w:r>
       <w:r>
         <w:rPr>
           <w:b/>
@@ -2746,7 +3732,7 @@
         </w:rPr>
         <w:t xml:space="preserve"> koreguota kapitalo dalis ≥20 % (yra 29,4 %), koreguota EBITDA ≥2 kartų palūkanų (yra 2,7) – laikomasi</w:t>
       </w:r>
-      <w:hyperlink r:id="rId16">
+      <w:hyperlink r:id="rId18">
         <w:r>
           <w:rPr>
             <w:color w:val="2A78D6"/>
@@ -2765,9 +3751,21 @@
     </w:p>
     <w:p>
       <w:pPr>
-        <w:pStyle w:val="ListBullet"/>
-        <w:spacing w:after="60"/>
+        <w:tabs>
+          <w:tab w:pos="255" w:val="left"/>
+        </w:tabs>
+        <w:spacing w:before="0" w:after="80"/>
+        <w:ind w:left="255" w:hanging="255"/>
       </w:pPr>
+      <w:r>
+        <w:rPr>
+          <w:b/>
+          <w:color w:val="2A78D6"/>
+          <w:sz w:val="20"/>
+        </w:rPr>
+        <w:t>▪</w:t>
+        <w:tab/>
+      </w:r>
       <w:r>
         <w:rPr>
           <w:b/>
@@ -2780,7 +3778,7 @@
         </w:rPr>
         <w:t xml:space="preserve"> obligacija sudaro mažą skolos dalį (8 iš ~63,5 mln. EUR); rangas ir užtikrinimas ataskaitose nerasti</w:t>
       </w:r>
-      <w:hyperlink r:id="rId32">
+      <w:hyperlink r:id="rId34">
         <w:r>
           <w:rPr>
             <w:color w:val="2A78D6"/>
@@ -2799,9 +3797,21 @@
     </w:p>
     <w:p>
       <w:pPr>
-        <w:pStyle w:val="ListBullet"/>
-        <w:spacing w:after="60"/>
+        <w:tabs>
+          <w:tab w:pos="255" w:val="left"/>
+        </w:tabs>
+        <w:spacing w:before="0" w:after="80"/>
+        <w:ind w:left="255" w:hanging="255"/>
       </w:pPr>
+      <w:r>
+        <w:rPr>
+          <w:b/>
+          <w:color w:val="2A78D6"/>
+          <w:sz w:val="20"/>
+        </w:rPr>
+        <w:t>▪</w:t>
+        <w:tab/>
+      </w:r>
       <w:r>
         <w:rPr>
           <w:b/>
@@ -2817,11 +3827,181 @@
     </w:p>
     <w:p>
       <w:pPr>
-        <w:spacing w:before="280" w:after="80"/>
+        <w:keepNext/>
         <w:pBdr>
-          <w:bottom w:val="single" w:sz="6" w:color="C9D3DE" w:space="2"/>
+          <w:bottom w:val="single" w:sz="8" w:color="1F4E79" w:space="4"/>
         </w:pBdr>
+        <w:tabs>
+          <w:tab w:pos="482" w:val="left"/>
+        </w:tabs>
+        <w:spacing w:before="360" w:after="160"/>
       </w:pPr>
+      <w:r>
+        <w:rPr>
+          <w:b/>
+          <w:color w:val="2A78D6"/>
+          <w:sz w:val="18"/>
+        </w:rPr>
+        <w:t>08</w:t>
+        <w:tab/>
+      </w:r>
+      <w:r>
+        <w:rPr>
+          <w:b/>
+          <w:color w:val="1F4E79"/>
+          <w:sz w:val="28"/>
+        </w:rPr>
+        <w:t>Ką rašo spauda</w:t>
+      </w:r>
+    </w:p>
+    <w:p>
+      <w:pPr>
+        <w:spacing w:before="40" w:after="60"/>
+      </w:pPr>
+      <w:r>
+        <w:rPr>
+          <w:b w:val="0"/>
+          <w:color w:val="5F6B7A"/>
+          <w:sz w:val="18"/>
+        </w:rPr>
+        <w:t>Automatinė naujienų paieška (Google News, LV), 2026-07-24 – 2026-10-22: 1 pranešimų.</w:t>
+      </w:r>
+    </w:p>
+    <w:tbl>
+      <w:tblPr>
+        <w:tblW w:w="9639" w:type="dxa"/>
+        <w:tblBorders>
+          <w:top w:val="nil"/>
+          <w:left w:val="nil"/>
+          <w:bottom w:val="nil"/>
+          <w:right w:val="nil"/>
+          <w:insideH w:val="nil"/>
+          <w:insideV w:val="nil"/>
+        </w:tblBorders>
+        <w:tblLayout w:type="fixed"/>
+        <w:tblCellMar>
+          <w:top w:w="80" w:type="dxa"/>
+          <w:left w:w="0" w:type="dxa"/>
+          <w:bottom w:w="80" w:type="dxa"/>
+          <w:right w:w="120" w:type="dxa"/>
+        </w:tblCellMar>
+        <w:tblLook w:firstColumn="1" w:firstRow="1" w:lastColumn="0" w:lastRow="0" w:noHBand="0" w:noVBand="1" w:val="04A0"/>
+      </w:tblPr>
+      <w:tblGrid>
+        <w:gridCol w:w="1020"/>
+        <w:gridCol w:w="1360"/>
+        <w:gridCol w:w="7257"/>
+      </w:tblGrid>
+      <w:tr>
+        <w:tc>
+          <w:tcPr>
+            <w:tcW w:type="dxa" w:w="1020"/>
+            <w:tcBorders>
+              <w:top w:val="nil"/>
+              <w:left w:val="nil"/>
+              <w:bottom w:val="single" w:sz="4" w:color="E3E8EE" w:space="0"/>
+              <w:right w:val="nil"/>
+            </w:tcBorders>
+          </w:tcPr>
+          <w:p>
+            <w:pPr>
+              <w:spacing w:before="0" w:after="0"/>
+            </w:pPr>
+            <w:r>
+              <w:rPr>
+                <w:b w:val="0"/>
+                <w:color w:val="1A1A1A"/>
+                <w:sz w:val="17"/>
+              </w:rPr>
+              <w:t>2026-10-19</w:t>
+            </w:r>
+          </w:p>
+        </w:tc>
+        <w:tc>
+          <w:tcPr>
+            <w:tcW w:type="dxa" w:w="1361"/>
+            <w:tcBorders>
+              <w:top w:val="nil"/>
+              <w:left w:val="nil"/>
+              <w:bottom w:val="single" w:sz="4" w:color="E3E8EE" w:space="0"/>
+              <w:right w:val="nil"/>
+            </w:tcBorders>
+          </w:tcPr>
+          <w:p>
+            <w:pPr>
+              <w:spacing w:before="0" w:after="0"/>
+            </w:pPr>
+            <w:r>
+              <w:rPr>
+                <w:b/>
+                <w:color w:val="5F6B7A"/>
+                <w:sz w:val="14"/>
+                <w:shd w:val="clear" w:color="auto" w:fill="F0F2F5"/>
+              </w:rPr>
+              <w:t xml:space="preserve"> KITA </w:t>
+            </w:r>
+          </w:p>
+        </w:tc>
+        <w:tc>
+          <w:tcPr>
+            <w:tcW w:type="dxa" w:w="7257"/>
+            <w:tcBorders>
+              <w:top w:val="nil"/>
+              <w:left w:val="nil"/>
+              <w:bottom w:val="single" w:sz="4" w:color="E3E8EE" w:space="0"/>
+              <w:right w:val="nil"/>
+            </w:tcBorders>
+          </w:tcPr>
+          <w:p>
+            <w:pPr>
+              <w:spacing w:before="0" w:after="0"/>
+            </w:pPr>
+            <w:hyperlink r:id="rId35">
+              <w:r>
+                <w:rPr>
+                  <w:color w:val="1A1A1A"/>
+                  <w:sz w:val="18"/>
+                </w:rPr>
+                <w:t xml:space="preserve">LATRAPS nopelnījis 2,7 miljonus eiro</w:t>
+              </w:r>
+            </w:hyperlink>
+            <w:r>
+              <w:rPr>
+                <w:b w:val="0"/>
+                <w:color w:val="5F6B7A"/>
+                <w:sz w:val="15"/>
+              </w:rPr>
+              <w:t xml:space="preserve">   Investoru Klubs</w:t>
+            </w:r>
+          </w:p>
+        </w:tc>
+      </w:tr>
+    </w:tbl>
+    <w:p>
+      <w:pPr>
+        <w:spacing w:before="0" w:after="40"/>
+      </w:pPr>
+    </w:p>
+    <w:p>
+      <w:pPr>
+        <w:keepNext/>
+        <w:pBdr>
+          <w:bottom w:val="single" w:sz="8" w:color="1F4E79" w:space="4"/>
+        </w:pBdr>
+        <w:tabs>
+          <w:tab w:pos="482" w:val="left"/>
+        </w:tabs>
+        <w:spacing w:before="360" w:after="160"/>
+      </w:pPr>
+      <w:r>
+        <w:rPr>
+          <w:b/>
+          <w:color w:val="2A78D6"/>
+          <w:sz w:val="18"/>
+        </w:rPr>
+        <w:t>09</w:t>
+        <w:tab/>
+      </w:r>
       <w:r>
         <w:rPr>
           <w:b/>
@@ -2833,787 +4013,1553 @@
     </w:p>
     <w:p>
       <w:pPr>
-        <w:spacing w:before="160"/>
+        <w:keepNext/>
+        <w:shd w:val="clear" w:color="auto" w:fill="EAF1F8"/>
+        <w:spacing w:before="200" w:after="80"/>
+        <w:ind w:left="85"/>
       </w:pPr>
       <w:r>
         <w:rPr>
           <w:b/>
-          <w:sz w:val="22"/>
+          <w:caps/>
+          <w:color w:val="1F4E79"/>
+          <w:sz w:val="19"/>
         </w:rPr>
         <w:t>Exclusionary screening (companies)</w:t>
       </w:r>
     </w:p>
+    <w:tbl>
+      <w:tblPr>
+        <w:tblW w:w="9639" w:type="dxa"/>
+        <w:tblBorders>
+          <w:top w:val="nil"/>
+          <w:left w:val="nil"/>
+          <w:bottom w:val="nil"/>
+          <w:right w:val="nil"/>
+          <w:insideH w:val="nil"/>
+          <w:insideV w:val="nil"/>
+        </w:tblBorders>
+        <w:tblLayout w:type="fixed"/>
+        <w:tblCellMar>
+          <w:top w:w="90" w:type="dxa"/>
+          <w:left w:w="0" w:type="dxa"/>
+          <w:bottom w:w="110" w:type="dxa"/>
+          <w:right w:w="0" w:type="dxa"/>
+        </w:tblCellMar>
+        <w:tblLook w:firstColumn="1" w:firstRow="1" w:lastColumn="0" w:lastRow="0" w:noHBand="0" w:noVBand="1" w:val="04A0"/>
+      </w:tblPr>
+      <w:tblGrid>
+        <w:gridCol w:w="340"/>
+        <w:gridCol w:w="9298"/>
+      </w:tblGrid>
+      <w:tr>
+        <w:tc>
+          <w:tcPr>
+            <w:tcW w:type="dxa" w:w="340"/>
+            <w:tcBorders>
+              <w:top w:val="nil"/>
+              <w:left w:val="nil"/>
+              <w:bottom w:val="single" w:sz="4" w:color="E3E8EE" w:space="0"/>
+              <w:right w:val="nil"/>
+            </w:tcBorders>
+          </w:tcPr>
+          <w:p>
+            <w:pPr>
+              <w:spacing w:before="0" w:after="0"/>
+            </w:pPr>
+            <w:r>
+              <w:rPr>
+                <w:rFonts w:ascii="Segoe UI Symbol" w:hAnsi="Segoe UI Symbol"/>
+                <w:b w:val="0"/>
+                <w:color w:val="1B7F3B"/>
+                <w:sz w:val="24"/>
+              </w:rPr>
+              <w:t>☑</w:t>
+            </w:r>
+          </w:p>
+        </w:tc>
+        <w:tc>
+          <w:tcPr>
+            <w:tcW w:type="dxa" w:w="9298"/>
+            <w:tcBorders>
+              <w:top w:val="nil"/>
+              <w:left w:val="nil"/>
+              <w:bottom w:val="single" w:sz="4" w:color="E3E8EE" w:space="0"/>
+              <w:right w:val="nil"/>
+            </w:tcBorders>
+          </w:tcPr>
+          <w:p>
+            <w:pPr>
+              <w:spacing w:before="0" w:after="40"/>
+            </w:pPr>
+            <w:r>
+              <w:rPr>
+                <w:b/>
+                <w:color w:val="1A1A1A"/>
+                <w:sz w:val="19"/>
+              </w:rPr>
+              <w:t>Yes, the company is not involved in excluded sectors: controversial and nuclear weapons, tobacco, gambling and restricted sectors in fossil fuel</w:t>
+            </w:r>
+          </w:p>
+          <w:p>
+            <w:pPr>
+              <w:tabs>
+                <w:tab w:pos="198" w:val="left"/>
+              </w:tabs>
+              <w:spacing w:before="0" w:after="20"/>
+              <w:ind w:left="198" w:hanging="198"/>
+            </w:pPr>
+            <w:r>
+              <w:rPr>
+                <w:b w:val="0"/>
+                <w:color w:val="5F6B7A"/>
+                <w:sz w:val="18"/>
+              </w:rPr>
+              <w:t>•</w:t>
+              <w:tab/>
+            </w:r>
+            <w:r>
+              <w:rPr>
+                <w:b w:val="0"/>
+                <w:color w:val="333333"/>
+                <w:sz w:val="18"/>
+              </w:rPr>
+              <w:t>Grūdų ir rapsų prekyba bei perdirbimas ES</w:t>
+            </w:r>
+          </w:p>
+          <w:p>
+            <w:pPr>
+              <w:tabs>
+                <w:tab w:pos="198" w:val="left"/>
+              </w:tabs>
+              <w:spacing w:before="0" w:after="20"/>
+              <w:ind w:left="198" w:hanging="198"/>
+            </w:pPr>
+            <w:r>
+              <w:rPr>
+                <w:b w:val="0"/>
+                <w:color w:val="5F6B7A"/>
+                <w:sz w:val="18"/>
+              </w:rPr>
+              <w:t>•</w:t>
+              <w:tab/>
+            </w:r>
+            <w:r>
+              <w:rPr>
+                <w:b w:val="0"/>
+                <w:color w:val="333333"/>
+                <w:sz w:val="18"/>
+              </w:rPr>
+              <w:t>SEB žemės ūkio politikos apribotos veiklos (miškų kirtimas, nesertifikuotas palmių aliejus ar soja) nenustatytos</w:t>
+            </w:r>
+            <w:hyperlink r:id="rId36">
+              <w:r>
+                <w:rPr>
+                  <w:color w:val="2A78D6"/>
+                  <w:vertAlign w:val="superscript"/>
+                  <w:sz w:val="15"/>
+                </w:rPr>
+                <w:t xml:space="preserve">27</w:t>
+              </w:r>
+            </w:hyperlink>
+            <w:r>
+              <w:rPr>
+                <w:color w:val="2A78D6"/>
+                <w:vertAlign w:val="superscript"/>
+              </w:rPr>
+              <w:t>,</w:t>
+            </w:r>
+            <w:hyperlink r:id="rId37">
+              <w:r>
+                <w:rPr>
+                  <w:color w:val="2A78D6"/>
+                  <w:vertAlign w:val="superscript"/>
+                  <w:sz w:val="15"/>
+                </w:rPr>
+                <w:t xml:space="preserve">28</w:t>
+              </w:r>
+            </w:hyperlink>
+            <w:r>
+              <w:rPr>
+                <w:b w:val="0"/>
+                <w:color w:val="333333"/>
+                <w:sz w:val="18"/>
+              </w:rPr>
+              <w:t>.</w:t>
+            </w:r>
+          </w:p>
+        </w:tc>
+      </w:tr>
+    </w:tbl>
+    <w:tbl>
+      <w:tblPr>
+        <w:tblW w:w="9639" w:type="dxa"/>
+        <w:tblBorders>
+          <w:top w:val="nil"/>
+          <w:left w:val="nil"/>
+          <w:bottom w:val="nil"/>
+          <w:right w:val="nil"/>
+          <w:insideH w:val="nil"/>
+          <w:insideV w:val="nil"/>
+        </w:tblBorders>
+        <w:tblLayout w:type="fixed"/>
+        <w:tblCellMar>
+          <w:top w:w="90" w:type="dxa"/>
+          <w:left w:w="0" w:type="dxa"/>
+          <w:bottom w:w="110" w:type="dxa"/>
+          <w:right w:w="0" w:type="dxa"/>
+        </w:tblCellMar>
+        <w:tblLook w:firstColumn="1" w:firstRow="1" w:lastColumn="0" w:lastRow="0" w:noHBand="0" w:noVBand="1" w:val="04A0"/>
+      </w:tblPr>
+      <w:tblGrid>
+        <w:gridCol w:w="340"/>
+        <w:gridCol w:w="9298"/>
+      </w:tblGrid>
+      <w:tr>
+        <w:tc>
+          <w:tcPr>
+            <w:tcW w:type="dxa" w:w="340"/>
+            <w:tcBorders>
+              <w:top w:val="nil"/>
+              <w:left w:val="nil"/>
+              <w:bottom w:val="single" w:sz="4" w:color="E3E8EE" w:space="0"/>
+              <w:right w:val="nil"/>
+            </w:tcBorders>
+          </w:tcPr>
+          <w:p>
+            <w:pPr>
+              <w:spacing w:before="0" w:after="0"/>
+            </w:pPr>
+            <w:r>
+              <w:rPr>
+                <w:rFonts w:ascii="Segoe UI Symbol" w:hAnsi="Segoe UI Symbol"/>
+                <w:b w:val="0"/>
+                <w:color w:val="1B7F3B"/>
+                <w:sz w:val="24"/>
+              </w:rPr>
+              <w:t>☑</w:t>
+            </w:r>
+          </w:p>
+        </w:tc>
+        <w:tc>
+          <w:tcPr>
+            <w:tcW w:type="dxa" w:w="9298"/>
+            <w:tcBorders>
+              <w:top w:val="nil"/>
+              <w:left w:val="nil"/>
+              <w:bottom w:val="single" w:sz="4" w:color="E3E8EE" w:space="0"/>
+              <w:right w:val="nil"/>
+            </w:tcBorders>
+          </w:tcPr>
+          <w:p>
+            <w:pPr>
+              <w:spacing w:before="0" w:after="40"/>
+            </w:pPr>
+            <w:r>
+              <w:rPr>
+                <w:b/>
+                <w:color w:val="1A1A1A"/>
+                <w:sz w:val="19"/>
+              </w:rPr>
+              <w:t>Yes, the company does not have red flag/signal related to controversies based on UN Global Compact, OECD Guidelines for Multinational Enterprises or any other relevant principles/standards</w:t>
+            </w:r>
+          </w:p>
+          <w:p>
+            <w:pPr>
+              <w:tabs>
+                <w:tab w:pos="198" w:val="left"/>
+              </w:tabs>
+              <w:spacing w:before="0" w:after="20"/>
+              <w:ind w:left="198" w:hanging="198"/>
+            </w:pPr>
+            <w:r>
+              <w:rPr>
+                <w:b w:val="0"/>
+                <w:color w:val="5F6B7A"/>
+                <w:sz w:val="18"/>
+              </w:rPr>
+              <w:t>•</w:t>
+              <w:tab/>
+            </w:r>
+            <w:r>
+              <w:rPr>
+                <w:b w:val="0"/>
+                <w:color w:val="333333"/>
+                <w:sz w:val="18"/>
+              </w:rPr>
+              <w:t>Baudų, pažeidimų ar skundų nėra</w:t>
+            </w:r>
+          </w:p>
+          <w:p>
+            <w:pPr>
+              <w:tabs>
+                <w:tab w:pos="198" w:val="left"/>
+              </w:tabs>
+              <w:spacing w:before="0" w:after="20"/>
+              <w:ind w:left="198" w:hanging="198"/>
+            </w:pPr>
+            <w:r>
+              <w:rPr>
+                <w:b w:val="0"/>
+                <w:color w:val="5F6B7A"/>
+                <w:sz w:val="18"/>
+              </w:rPr>
+              <w:t>•</w:t>
+              <w:tab/>
+            </w:r>
+            <w:r>
+              <w:rPr>
+                <w:b w:val="0"/>
+                <w:color w:val="333333"/>
+                <w:sz w:val="18"/>
+              </w:rPr>
+              <w:t>Korupcijos nuosprendžių nėra</w:t>
+            </w:r>
+            <w:hyperlink r:id="rId38">
+              <w:r>
+                <w:rPr>
+                  <w:color w:val="2A78D6"/>
+                  <w:vertAlign w:val="superscript"/>
+                  <w:sz w:val="15"/>
+                </w:rPr>
+                <w:t xml:space="preserve">29</w:t>
+              </w:r>
+            </w:hyperlink>
+            <w:r>
+              <w:rPr>
+                <w:b w:val="0"/>
+                <w:color w:val="333333"/>
+                <w:sz w:val="18"/>
+              </w:rPr>
+              <w:t>.</w:t>
+            </w:r>
+          </w:p>
+        </w:tc>
+      </w:tr>
+    </w:tbl>
+    <w:tbl>
+      <w:tblPr>
+        <w:tblW w:w="9639" w:type="dxa"/>
+        <w:tblBorders>
+          <w:top w:val="nil"/>
+          <w:left w:val="nil"/>
+          <w:bottom w:val="nil"/>
+          <w:right w:val="nil"/>
+          <w:insideH w:val="nil"/>
+          <w:insideV w:val="nil"/>
+        </w:tblBorders>
+        <w:tblLayout w:type="fixed"/>
+        <w:tblCellMar>
+          <w:top w:w="90" w:type="dxa"/>
+          <w:left w:w="0" w:type="dxa"/>
+          <w:bottom w:w="110" w:type="dxa"/>
+          <w:right w:w="0" w:type="dxa"/>
+        </w:tblCellMar>
+        <w:tblLook w:firstColumn="1" w:firstRow="1" w:lastColumn="0" w:lastRow="0" w:noHBand="0" w:noVBand="1" w:val="04A0"/>
+      </w:tblPr>
+      <w:tblGrid>
+        <w:gridCol w:w="340"/>
+        <w:gridCol w:w="9298"/>
+      </w:tblGrid>
+      <w:tr>
+        <w:tc>
+          <w:tcPr>
+            <w:tcW w:type="dxa" w:w="340"/>
+            <w:tcBorders>
+              <w:top w:val="nil"/>
+              <w:left w:val="nil"/>
+              <w:bottom w:val="single" w:sz="4" w:color="E3E8EE" w:space="0"/>
+              <w:right w:val="nil"/>
+            </w:tcBorders>
+          </w:tcPr>
+          <w:p>
+            <w:pPr>
+              <w:spacing w:before="0" w:after="0"/>
+            </w:pPr>
+            <w:r>
+              <w:rPr>
+                <w:rFonts w:ascii="Segoe UI Symbol" w:hAnsi="Segoe UI Symbol"/>
+                <w:b w:val="0"/>
+                <w:color w:val="1B7F3B"/>
+                <w:sz w:val="24"/>
+              </w:rPr>
+              <w:t>☑</w:t>
+            </w:r>
+          </w:p>
+        </w:tc>
+        <w:tc>
+          <w:tcPr>
+            <w:tcW w:type="dxa" w:w="9298"/>
+            <w:tcBorders>
+              <w:top w:val="nil"/>
+              <w:left w:val="nil"/>
+              <w:bottom w:val="single" w:sz="4" w:color="E3E8EE" w:space="0"/>
+              <w:right w:val="nil"/>
+            </w:tcBorders>
+          </w:tcPr>
+          <w:p>
+            <w:pPr>
+              <w:spacing w:before="0" w:after="40"/>
+            </w:pPr>
+            <w:r>
+              <w:rPr>
+                <w:b/>
+                <w:color w:val="1A1A1A"/>
+                <w:sz w:val="19"/>
+              </w:rPr>
+              <w:t>Yes, the company is not in the list of sanctions (add a screenshot)</w:t>
+            </w:r>
+          </w:p>
+          <w:p>
+            <w:pPr>
+              <w:tabs>
+                <w:tab w:pos="198" w:val="left"/>
+              </w:tabs>
+              <w:spacing w:before="0" w:after="20"/>
+              <w:ind w:left="198" w:hanging="198"/>
+            </w:pPr>
+            <w:r>
+              <w:rPr>
+                <w:b w:val="0"/>
+                <w:color w:val="5F6B7A"/>
+                <w:sz w:val="18"/>
+              </w:rPr>
+              <w:t>•</w:t>
+              <w:tab/>
+            </w:r>
+            <w:r>
+              <w:rPr>
+                <w:b w:val="0"/>
+                <w:color w:val="333333"/>
+                <w:sz w:val="18"/>
+              </w:rPr>
+              <w:t>Nerasta EU, UN, UK, US OFAC konsoliduotuose sankcijų sąrašuose (automatinė patikra 2026-10-22).</w:t>
+            </w:r>
+          </w:p>
+        </w:tc>
+      </w:tr>
+    </w:tbl>
+    <w:tbl>
+      <w:tblPr>
+        <w:tblW w:w="9639" w:type="dxa"/>
+        <w:tblBorders>
+          <w:top w:val="nil"/>
+          <w:left w:val="nil"/>
+          <w:bottom w:val="nil"/>
+          <w:right w:val="nil"/>
+          <w:insideH w:val="nil"/>
+          <w:insideV w:val="nil"/>
+        </w:tblBorders>
+        <w:tblLayout w:type="fixed"/>
+        <w:tblCellMar>
+          <w:top w:w="90" w:type="dxa"/>
+          <w:left w:w="0" w:type="dxa"/>
+          <w:bottom w:w="110" w:type="dxa"/>
+          <w:right w:w="0" w:type="dxa"/>
+        </w:tblCellMar>
+        <w:tblLook w:firstColumn="1" w:firstRow="1" w:lastColumn="0" w:lastRow="0" w:noHBand="0" w:noVBand="1" w:val="04A0"/>
+      </w:tblPr>
+      <w:tblGrid>
+        <w:gridCol w:w="340"/>
+        <w:gridCol w:w="9298"/>
+      </w:tblGrid>
+      <w:tr>
+        <w:tc>
+          <w:tcPr>
+            <w:tcW w:type="dxa" w:w="340"/>
+            <w:tcBorders>
+              <w:top w:val="nil"/>
+              <w:left w:val="nil"/>
+              <w:bottom w:val="single" w:sz="4" w:color="E3E8EE" w:space="0"/>
+              <w:right w:val="nil"/>
+            </w:tcBorders>
+          </w:tcPr>
+          <w:p>
+            <w:pPr>
+              <w:spacing w:before="0" w:after="0"/>
+            </w:pPr>
+            <w:r>
+              <w:rPr>
+                <w:rFonts w:ascii="Segoe UI Symbol" w:hAnsi="Segoe UI Symbol"/>
+                <w:b w:val="0"/>
+                <w:color w:val="1B7F3B"/>
+                <w:sz w:val="24"/>
+              </w:rPr>
+              <w:t>☑</w:t>
+            </w:r>
+          </w:p>
+        </w:tc>
+        <w:tc>
+          <w:tcPr>
+            <w:tcW w:type="dxa" w:w="9298"/>
+            <w:tcBorders>
+              <w:top w:val="nil"/>
+              <w:left w:val="nil"/>
+              <w:bottom w:val="single" w:sz="4" w:color="E3E8EE" w:space="0"/>
+              <w:right w:val="nil"/>
+            </w:tcBorders>
+          </w:tcPr>
+          <w:p>
+            <w:pPr>
+              <w:spacing w:before="0" w:after="40"/>
+            </w:pPr>
+            <w:r>
+              <w:rPr>
+                <w:b/>
+                <w:color w:val="1A1A1A"/>
+                <w:sz w:val="19"/>
+              </w:rPr>
+              <w:t>Yes, issues were not identified from adverse media checks (add a screenshot)</w:t>
+            </w:r>
+          </w:p>
+          <w:p>
+            <w:pPr>
+              <w:tabs>
+                <w:tab w:pos="198" w:val="left"/>
+              </w:tabs>
+              <w:spacing w:before="0" w:after="20"/>
+              <w:ind w:left="198" w:hanging="198"/>
+            </w:pPr>
+            <w:r>
+              <w:rPr>
+                <w:b w:val="0"/>
+                <w:color w:val="5F6B7A"/>
+                <w:sz w:val="18"/>
+              </w:rPr>
+              <w:t>•</w:t>
+              <w:tab/>
+            </w:r>
+            <w:r>
+              <w:rPr>
+                <w:b w:val="0"/>
+                <w:color w:val="333333"/>
+                <w:sz w:val="18"/>
+              </w:rPr>
+              <w:t>Neigiamų naujienų nerasta (2026-10-22).</w:t>
+            </w:r>
+          </w:p>
+          <w:p>
+            <w:pPr>
+              <w:tabs>
+                <w:tab w:pos="198" w:val="left"/>
+              </w:tabs>
+              <w:spacing w:before="0" w:after="20"/>
+              <w:ind w:left="198" w:hanging="198"/>
+            </w:pPr>
+            <w:r>
+              <w:rPr>
+                <w:b w:val="0"/>
+                <w:color w:val="5F6B7A"/>
+                <w:sz w:val="18"/>
+              </w:rPr>
+              <w:t>•</w:t>
+              <w:tab/>
+            </w:r>
+            <w:r>
+              <w:rPr>
+                <w:b w:val="0"/>
+                <w:color w:val="333333"/>
+                <w:sz w:val="18"/>
+              </w:rPr>
+              <w:t>Naujienų suvestinė 2026-07-24 – 2026-10-22: 1 pranešimų, iš jų su neigiamu žodžiu antraštėje – 0 (plačiau – skiltyje „Ką rašo spauda“).</w:t>
+            </w:r>
+          </w:p>
+        </w:tc>
+      </w:tr>
+    </w:tbl>
     <w:p>
       <w:pPr>
-        <w:spacing w:before="80" w:after="20"/>
+        <w:spacing w:before="120" w:after="40"/>
       </w:pPr>
       <w:r>
         <w:rPr>
-          <w:sz w:val="24"/>
-        </w:rPr>
-        <w:t xml:space="preserve">☑ </w:t>
-      </w:r>
-      <w:r>
-        <w:t>Yes, the company is not involved in excluded sectors: controversial and nuclear weapons, tobacco, gambling and restricted sectors in fossil fuel</w:t>
-      </w:r>
-    </w:p>
-    <w:p>
-      <w:pPr>
-        <w:spacing w:after="0"/>
-        <w:ind w:left="510" w:hanging="198"/>
-      </w:pPr>
-      <w:r>
-        <w:rPr>
-          <w:sz w:val="19"/>
-        </w:rPr>
-        <w:t xml:space="preserve">•  </w:t>
-      </w:r>
-      <w:r>
-        <w:rPr>
-          <w:b w:val="0"/>
+          <w:i/>
           <w:color w:val="333333"/>
-          <w:sz w:val="19"/>
-        </w:rPr>
-        <w:t>Grūdų ir rapsų prekyba bei perdirbimas ES</w:t>
-      </w:r>
-    </w:p>
-    <w:p>
-      <w:pPr>
-        <w:spacing w:after="120"/>
-        <w:ind w:left="510" w:hanging="198"/>
-      </w:pPr>
-      <w:r>
-        <w:rPr>
-          <w:sz w:val="19"/>
-        </w:rPr>
-        <w:t xml:space="preserve">•  </w:t>
-      </w:r>
-      <w:r>
-        <w:rPr>
-          <w:b w:val="0"/>
-          <w:color w:val="333333"/>
-          <w:sz w:val="19"/>
-        </w:rPr>
-        <w:t>SEB žemės ūkio politikos apribotos veiklos (miškų kirtimas, nesertifikuotas palmių aliejus ar soja) nenustatytos</w:t>
-      </w:r>
-      <w:hyperlink r:id="rId33">
-        <w:r>
-          <w:rPr>
-            <w:color w:val="2A78D6"/>
-            <w:vertAlign w:val="superscript"/>
-            <w:sz w:val="16"/>
-          </w:rPr>
-          <w:t xml:space="preserve">27</w:t>
-        </w:r>
-      </w:hyperlink>
-      <w:r>
-        <w:rPr>
-          <w:color w:val="2A78D6"/>
-          <w:vertAlign w:val="superscript"/>
-        </w:rPr>
-        <w:t>,</w:t>
-      </w:r>
-      <w:hyperlink r:id="rId34">
-        <w:r>
-          <w:rPr>
-            <w:color w:val="2A78D6"/>
-            <w:vertAlign w:val="superscript"/>
-            <w:sz w:val="16"/>
-          </w:rPr>
-          <w:t xml:space="preserve">28</w:t>
-        </w:r>
-      </w:hyperlink>
-      <w:r>
-        <w:rPr>
-          <w:b w:val="0"/>
-          <w:color w:val="333333"/>
-          <w:sz w:val="19"/>
-        </w:rPr>
-        <w:t>.</w:t>
-      </w:r>
-    </w:p>
-    <w:p>
-      <w:pPr>
-        <w:spacing w:before="80" w:after="20"/>
-      </w:pPr>
-      <w:r>
-        <w:rPr>
-          <w:sz w:val="24"/>
-        </w:rPr>
-        <w:t xml:space="preserve">☑ </w:t>
-      </w:r>
-      <w:r>
-        <w:t>Yes, the company does not have red flag/signal related to controversies based on UN Global Compact, OECD Guidelines for Multinational Enterprises or any other relevant principles/standards</w:t>
-      </w:r>
-    </w:p>
-    <w:p>
-      <w:pPr>
-        <w:spacing w:after="0"/>
-        <w:ind w:left="510" w:hanging="198"/>
-      </w:pPr>
-      <w:r>
-        <w:rPr>
-          <w:sz w:val="19"/>
-        </w:rPr>
-        <w:t xml:space="preserve">•  </w:t>
-      </w:r>
-      <w:r>
-        <w:rPr>
-          <w:b w:val="0"/>
-          <w:color w:val="333333"/>
-          <w:sz w:val="19"/>
-        </w:rPr>
-        <w:t>Baudų, pažeidimų ar skundų nėra</w:t>
-      </w:r>
-    </w:p>
-    <w:p>
-      <w:pPr>
-        <w:spacing w:after="120"/>
-        <w:ind w:left="510" w:hanging="198"/>
-      </w:pPr>
-      <w:r>
-        <w:rPr>
-          <w:sz w:val="19"/>
-        </w:rPr>
-        <w:t xml:space="preserve">•  </w:t>
-      </w:r>
-      <w:r>
-        <w:rPr>
-          <w:b w:val="0"/>
-          <w:color w:val="333333"/>
-          <w:sz w:val="19"/>
-        </w:rPr>
-        <w:t>Korupcijos nuosprendžių nėra</w:t>
-      </w:r>
-      <w:hyperlink r:id="rId35">
-        <w:r>
-          <w:rPr>
-            <w:color w:val="2A78D6"/>
-            <w:vertAlign w:val="superscript"/>
-            <w:sz w:val="16"/>
-          </w:rPr>
-          <w:t xml:space="preserve">29</w:t>
-        </w:r>
-      </w:hyperlink>
-      <w:r>
-        <w:rPr>
-          <w:b w:val="0"/>
-          <w:color w:val="333333"/>
-          <w:sz w:val="19"/>
-        </w:rPr>
-        <w:t>.</w:t>
-      </w:r>
-    </w:p>
-    <w:p>
-      <w:pPr>
-        <w:spacing w:before="80" w:after="20"/>
-      </w:pPr>
-      <w:r>
-        <w:rPr>
-          <w:sz w:val="24"/>
-        </w:rPr>
-        <w:t xml:space="preserve">☑ </w:t>
-      </w:r>
-      <w:r>
-        <w:t>Yes, the company is not in the list of sanctions (add a screenshot)</w:t>
-      </w:r>
-    </w:p>
-    <w:p>
-      <w:pPr>
-        <w:spacing w:after="120"/>
-        <w:ind w:left="510" w:hanging="198"/>
-      </w:pPr>
-      <w:r>
-        <w:rPr>
-          <w:sz w:val="19"/>
-        </w:rPr>
-        <w:t xml:space="preserve">•  </w:t>
-      </w:r>
-      <w:r>
-        <w:rPr>
-          <w:b w:val="0"/>
-          <w:color w:val="333333"/>
-          <w:sz w:val="19"/>
-        </w:rPr>
-        <w:t>Nerasta EU, UN, UK, US OFAC konsoliduotuose sankcijų sąrašuose (automatinė patikra 2026-10-22).</w:t>
-      </w:r>
-    </w:p>
-    <w:p>
-      <w:pPr>
-        <w:spacing w:before="80" w:after="20"/>
-      </w:pPr>
-      <w:r>
-        <w:rPr>
-          <w:sz w:val="24"/>
-        </w:rPr>
-        <w:t xml:space="preserve">☑ </w:t>
-      </w:r>
-      <w:r>
-        <w:t>Yes, issues were not identified from adverse media checks (add a screenshot)</w:t>
-      </w:r>
-    </w:p>
-    <w:p>
-      <w:pPr>
-        <w:spacing w:after="120"/>
-        <w:ind w:left="510" w:hanging="198"/>
-      </w:pPr>
-      <w:r>
-        <w:rPr>
-          <w:sz w:val="19"/>
-        </w:rPr>
-        <w:t xml:space="preserve">•  </w:t>
-      </w:r>
-      <w:r>
-        <w:rPr>
-          <w:b w:val="0"/>
-          <w:color w:val="333333"/>
-          <w:sz w:val="19"/>
-        </w:rPr>
-        <w:t>Neigiamų naujienų nerasta (2026-10-22).</w:t>
-      </w:r>
-    </w:p>
-    <w:p>
-      <w:r>
-        <w:rPr>
-          <w:i/>
-          <w:sz w:val="19"/>
+          <w:sz w:val="18"/>
         </w:rPr>
         <w:t>In case any red flags, risks, unclarities were identified then additional checks (sanctions screening and adverse media checks) on the company’s Ultimate Beneficial Owners and/or senior management shall be performed.</w:t>
       </w:r>
     </w:p>
     <w:p>
       <w:pPr>
-        <w:spacing w:before="80"/>
+        <w:spacing w:before="120" w:after="40"/>
       </w:pPr>
       <w:r>
         <w:rPr>
           <w:b/>
+          <w:sz w:val="19"/>
         </w:rPr>
         <w:t xml:space="preserve">Additional comments: </w:t>
       </w:r>
     </w:p>
     <w:p>
       <w:pPr>
-        <w:spacing w:before="160"/>
+        <w:keepNext/>
+        <w:shd w:val="clear" w:color="auto" w:fill="EAF1F8"/>
+        <w:spacing w:before="200" w:after="80"/>
+        <w:ind w:left="85"/>
       </w:pPr>
       <w:r>
         <w:rPr>
           <w:b/>
-          <w:sz w:val="22"/>
+          <w:caps/>
+          <w:color w:val="1F4E79"/>
+          <w:sz w:val="19"/>
         </w:rPr>
         <w:t>ESG integration and positive screening (positive answers imply higher allocation)</w:t>
       </w:r>
     </w:p>
+    <w:tbl>
+      <w:tblPr>
+        <w:tblW w:w="9639" w:type="dxa"/>
+        <w:tblBorders>
+          <w:top w:val="nil"/>
+          <w:left w:val="nil"/>
+          <w:bottom w:val="nil"/>
+          <w:right w:val="nil"/>
+          <w:insideH w:val="nil"/>
+          <w:insideV w:val="nil"/>
+        </w:tblBorders>
+        <w:tblLayout w:type="fixed"/>
+        <w:tblCellMar>
+          <w:top w:w="90" w:type="dxa"/>
+          <w:left w:w="0" w:type="dxa"/>
+          <w:bottom w:w="110" w:type="dxa"/>
+          <w:right w:w="0" w:type="dxa"/>
+        </w:tblCellMar>
+        <w:tblLook w:firstColumn="1" w:firstRow="1" w:lastColumn="0" w:lastRow="0" w:noHBand="0" w:noVBand="1" w:val="04A0"/>
+      </w:tblPr>
+      <w:tblGrid>
+        <w:gridCol w:w="340"/>
+        <w:gridCol w:w="9298"/>
+      </w:tblGrid>
+      <w:tr>
+        <w:tc>
+          <w:tcPr>
+            <w:tcW w:type="dxa" w:w="340"/>
+            <w:tcBorders>
+              <w:top w:val="nil"/>
+              <w:left w:val="nil"/>
+              <w:bottom w:val="single" w:sz="4" w:color="E3E8EE" w:space="0"/>
+              <w:right w:val="nil"/>
+            </w:tcBorders>
+          </w:tcPr>
+          <w:p>
+            <w:pPr>
+              <w:spacing w:before="0" w:after="0"/>
+            </w:pPr>
+            <w:r>
+              <w:rPr>
+                <w:rFonts w:ascii="Segoe UI Symbol" w:hAnsi="Segoe UI Symbol"/>
+                <w:b w:val="0"/>
+                <w:color w:val="1B7F3B"/>
+                <w:sz w:val="24"/>
+              </w:rPr>
+              <w:t>☑</w:t>
+            </w:r>
+          </w:p>
+        </w:tc>
+        <w:tc>
+          <w:tcPr>
+            <w:tcW w:type="dxa" w:w="9298"/>
+            <w:tcBorders>
+              <w:top w:val="nil"/>
+              <w:left w:val="nil"/>
+              <w:bottom w:val="single" w:sz="4" w:color="E3E8EE" w:space="0"/>
+              <w:right w:val="nil"/>
+            </w:tcBorders>
+          </w:tcPr>
+          <w:p>
+            <w:pPr>
+              <w:spacing w:before="0" w:after="40"/>
+            </w:pPr>
+            <w:r>
+              <w:rPr>
+                <w:b/>
+                <w:color w:val="1A1A1A"/>
+                <w:sz w:val="19"/>
+              </w:rPr>
+              <w:t>Yes, the company is promoting environmental or social characteristics (activities, ESG policy, good ESG rating, etc)</w:t>
+            </w:r>
+          </w:p>
+          <w:p>
+            <w:pPr>
+              <w:tabs>
+                <w:tab w:pos="198" w:val="left"/>
+              </w:tabs>
+              <w:spacing w:before="0" w:after="20"/>
+              <w:ind w:left="198" w:hanging="198"/>
+            </w:pPr>
+            <w:r>
+              <w:rPr>
+                <w:b w:val="0"/>
+                <w:color w:val="5F6B7A"/>
+                <w:sz w:val="18"/>
+              </w:rPr>
+              <w:t>•</w:t>
+              <w:tab/>
+            </w:r>
+            <w:r>
+              <w:rPr>
+                <w:b w:val="0"/>
+                <w:color w:val="333333"/>
+                <w:sz w:val="18"/>
+              </w:rPr>
+              <w:t>Žirnių baltymų gamykla – augalinių baltymų gamyba iš vietinių žaliavų</w:t>
+            </w:r>
+            <w:hyperlink r:id="rId15">
+              <w:r>
+                <w:rPr>
+                  <w:color w:val="2A78D6"/>
+                  <w:vertAlign w:val="superscript"/>
+                  <w:sz w:val="15"/>
+                </w:rPr>
+                <w:t xml:space="preserve">4</w:t>
+              </w:r>
+            </w:hyperlink>
+            <w:r>
+              <w:rPr>
+                <w:b w:val="0"/>
+                <w:color w:val="333333"/>
+                <w:sz w:val="18"/>
+              </w:rPr>
+              <w:t>.</w:t>
+            </w:r>
+          </w:p>
+        </w:tc>
+      </w:tr>
+    </w:tbl>
+    <w:tbl>
+      <w:tblPr>
+        <w:tblW w:w="9639" w:type="dxa"/>
+        <w:tblBorders>
+          <w:top w:val="nil"/>
+          <w:left w:val="nil"/>
+          <w:bottom w:val="nil"/>
+          <w:right w:val="nil"/>
+          <w:insideH w:val="nil"/>
+          <w:insideV w:val="nil"/>
+        </w:tblBorders>
+        <w:tblLayout w:type="fixed"/>
+        <w:tblCellMar>
+          <w:top w:w="90" w:type="dxa"/>
+          <w:left w:w="0" w:type="dxa"/>
+          <w:bottom w:w="110" w:type="dxa"/>
+          <w:right w:w="0" w:type="dxa"/>
+        </w:tblCellMar>
+        <w:tblLook w:firstColumn="1" w:firstRow="1" w:lastColumn="0" w:lastRow="0" w:noHBand="0" w:noVBand="1" w:val="04A0"/>
+      </w:tblPr>
+      <w:tblGrid>
+        <w:gridCol w:w="340"/>
+        <w:gridCol w:w="9298"/>
+      </w:tblGrid>
+      <w:tr>
+        <w:tc>
+          <w:tcPr>
+            <w:tcW w:type="dxa" w:w="340"/>
+            <w:tcBorders>
+              <w:top w:val="nil"/>
+              <w:left w:val="nil"/>
+              <w:bottom w:val="single" w:sz="4" w:color="E3E8EE" w:space="0"/>
+              <w:right w:val="nil"/>
+            </w:tcBorders>
+          </w:tcPr>
+          <w:p>
+            <w:pPr>
+              <w:spacing w:before="0" w:after="0"/>
+            </w:pPr>
+            <w:r>
+              <w:rPr>
+                <w:rFonts w:ascii="Segoe UI Symbol" w:hAnsi="Segoe UI Symbol"/>
+                <w:b w:val="0"/>
+                <w:color w:val="1B7F3B"/>
+                <w:sz w:val="24"/>
+              </w:rPr>
+              <w:t>☑</w:t>
+            </w:r>
+          </w:p>
+        </w:tc>
+        <w:tc>
+          <w:tcPr>
+            <w:tcW w:type="dxa" w:w="9298"/>
+            <w:tcBorders>
+              <w:top w:val="nil"/>
+              <w:left w:val="nil"/>
+              <w:bottom w:val="single" w:sz="4" w:color="E3E8EE" w:space="0"/>
+              <w:right w:val="nil"/>
+            </w:tcBorders>
+          </w:tcPr>
+          <w:p>
+            <w:pPr>
+              <w:spacing w:before="0" w:after="40"/>
+            </w:pPr>
+            <w:r>
+              <w:rPr>
+                <w:b/>
+                <w:color w:val="1A1A1A"/>
+                <w:sz w:val="19"/>
+              </w:rPr>
+              <w:t>Yes, the activities of the company or it’s strategy is aligned with the taxonomy and/or Paris agreement targets (e.g. net zero commitment)</w:t>
+            </w:r>
+          </w:p>
+          <w:p>
+            <w:pPr>
+              <w:tabs>
+                <w:tab w:pos="198" w:val="left"/>
+              </w:tabs>
+              <w:spacing w:before="0" w:after="20"/>
+              <w:ind w:left="198" w:hanging="198"/>
+            </w:pPr>
+            <w:r>
+              <w:rPr>
+                <w:b w:val="0"/>
+                <w:color w:val="5F6B7A"/>
+                <w:sz w:val="18"/>
+              </w:rPr>
+              <w:t>•</w:t>
+              <w:tab/>
+            </w:r>
+            <w:r>
+              <w:rPr>
+                <w:b w:val="0"/>
+                <w:color w:val="333333"/>
+                <w:sz w:val="18"/>
+              </w:rPr>
+              <w:t>Tikslai: atsinaujinančios energijos +50 % per penkerius metus, 10 elektromobilių per metus</w:t>
+            </w:r>
+            <w:hyperlink r:id="rId39">
+              <w:r>
+                <w:rPr>
+                  <w:color w:val="2A78D6"/>
+                  <w:vertAlign w:val="superscript"/>
+                  <w:sz w:val="15"/>
+                </w:rPr>
+                <w:t xml:space="preserve">30</w:t>
+              </w:r>
+            </w:hyperlink>
+            <w:r>
+              <w:rPr>
+                <w:b w:val="0"/>
+                <w:color w:val="333333"/>
+                <w:sz w:val="18"/>
+              </w:rPr>
+              <w:t>.</w:t>
+            </w:r>
+          </w:p>
+        </w:tc>
+      </w:tr>
+    </w:tbl>
+    <w:tbl>
+      <w:tblPr>
+        <w:tblW w:w="9639" w:type="dxa"/>
+        <w:tblBorders>
+          <w:top w:val="nil"/>
+          <w:left w:val="nil"/>
+          <w:bottom w:val="nil"/>
+          <w:right w:val="nil"/>
+          <w:insideH w:val="nil"/>
+          <w:insideV w:val="nil"/>
+        </w:tblBorders>
+        <w:tblLayout w:type="fixed"/>
+        <w:tblCellMar>
+          <w:top w:w="90" w:type="dxa"/>
+          <w:left w:w="0" w:type="dxa"/>
+          <w:bottom w:w="110" w:type="dxa"/>
+          <w:right w:w="0" w:type="dxa"/>
+        </w:tblCellMar>
+        <w:tblLook w:firstColumn="1" w:firstRow="1" w:lastColumn="0" w:lastRow="0" w:noHBand="0" w:noVBand="1" w:val="04A0"/>
+      </w:tblPr>
+      <w:tblGrid>
+        <w:gridCol w:w="340"/>
+        <w:gridCol w:w="9298"/>
+      </w:tblGrid>
+      <w:tr>
+        <w:tc>
+          <w:tcPr>
+            <w:tcW w:type="dxa" w:w="340"/>
+            <w:tcBorders>
+              <w:top w:val="nil"/>
+              <w:left w:val="nil"/>
+              <w:bottom w:val="single" w:sz="4" w:color="E3E8EE" w:space="0"/>
+              <w:right w:val="nil"/>
+            </w:tcBorders>
+          </w:tcPr>
+          <w:p>
+            <w:pPr>
+              <w:spacing w:before="0" w:after="0"/>
+            </w:pPr>
+            <w:r>
+              <w:rPr>
+                <w:rFonts w:ascii="Segoe UI Symbol" w:hAnsi="Segoe UI Symbol"/>
+                <w:b w:val="0"/>
+                <w:color w:val="1B7F3B"/>
+                <w:sz w:val="24"/>
+              </w:rPr>
+              <w:t>☑</w:t>
+            </w:r>
+          </w:p>
+        </w:tc>
+        <w:tc>
+          <w:tcPr>
+            <w:tcW w:type="dxa" w:w="9298"/>
+            <w:tcBorders>
+              <w:top w:val="nil"/>
+              <w:left w:val="nil"/>
+              <w:bottom w:val="single" w:sz="4" w:color="E3E8EE" w:space="0"/>
+              <w:right w:val="nil"/>
+            </w:tcBorders>
+          </w:tcPr>
+          <w:p>
+            <w:pPr>
+              <w:spacing w:before="0" w:after="40"/>
+            </w:pPr>
+            <w:r>
+              <w:rPr>
+                <w:b/>
+                <w:color w:val="1A1A1A"/>
+                <w:sz w:val="19"/>
+              </w:rPr>
+              <w:t>Yes, the company does not have yellow flag/signal related to controversies based on UN Global Compact or any other relevant principles/standards</w:t>
+            </w:r>
+          </w:p>
+          <w:p>
+            <w:pPr>
+              <w:tabs>
+                <w:tab w:pos="198" w:val="left"/>
+              </w:tabs>
+              <w:spacing w:before="0" w:after="20"/>
+              <w:ind w:left="198" w:hanging="198"/>
+            </w:pPr>
+            <w:r>
+              <w:rPr>
+                <w:b w:val="0"/>
+                <w:color w:val="5F6B7A"/>
+                <w:sz w:val="18"/>
+              </w:rPr>
+              <w:t>•</w:t>
+              <w:tab/>
+            </w:r>
+            <w:r>
+              <w:rPr>
+                <w:b w:val="0"/>
+                <w:color w:val="333333"/>
+                <w:sz w:val="18"/>
+              </w:rPr>
+              <w:t>Raudonų signalų nėra.</w:t>
+            </w:r>
+          </w:p>
+          <w:p>
+            <w:pPr>
+              <w:tabs>
+                <w:tab w:pos="198" w:val="left"/>
+              </w:tabs>
+              <w:spacing w:before="0" w:after="20"/>
+              <w:ind w:left="198" w:hanging="198"/>
+            </w:pPr>
+            <w:r>
+              <w:rPr>
+                <w:b w:val="0"/>
+                <w:color w:val="5F6B7A"/>
+                <w:sz w:val="18"/>
+              </w:rPr>
+              <w:t>•</w:t>
+              <w:tab/>
+            </w:r>
+            <w:r>
+              <w:rPr>
+                <w:b w:val="0"/>
+                <w:color w:val="333333"/>
+                <w:sz w:val="18"/>
+              </w:rPr>
+              <w:t>Bendrovė nurodo, kad oficialaus klimato rizikos vertinimo dar neatliko</w:t>
+            </w:r>
+            <w:hyperlink r:id="rId40">
+              <w:r>
+                <w:rPr>
+                  <w:color w:val="2A78D6"/>
+                  <w:vertAlign w:val="superscript"/>
+                  <w:sz w:val="15"/>
+                </w:rPr>
+                <w:t xml:space="preserve">31</w:t>
+              </w:r>
+            </w:hyperlink>
+            <w:r>
+              <w:rPr>
+                <w:b w:val="0"/>
+                <w:color w:val="333333"/>
+                <w:sz w:val="18"/>
+              </w:rPr>
+              <w:t>.</w:t>
+            </w:r>
+          </w:p>
+        </w:tc>
+      </w:tr>
+    </w:tbl>
+    <w:tbl>
+      <w:tblPr>
+        <w:tblW w:w="9639" w:type="dxa"/>
+        <w:tblBorders>
+          <w:top w:val="nil"/>
+          <w:left w:val="nil"/>
+          <w:bottom w:val="nil"/>
+          <w:right w:val="nil"/>
+          <w:insideH w:val="nil"/>
+          <w:insideV w:val="nil"/>
+        </w:tblBorders>
+        <w:tblLayout w:type="fixed"/>
+        <w:tblCellMar>
+          <w:top w:w="90" w:type="dxa"/>
+          <w:left w:w="0" w:type="dxa"/>
+          <w:bottom w:w="110" w:type="dxa"/>
+          <w:right w:w="0" w:type="dxa"/>
+        </w:tblCellMar>
+        <w:tblLook w:firstColumn="1" w:firstRow="1" w:lastColumn="0" w:lastRow="0" w:noHBand="0" w:noVBand="1" w:val="04A0"/>
+      </w:tblPr>
+      <w:tblGrid>
+        <w:gridCol w:w="340"/>
+        <w:gridCol w:w="9298"/>
+      </w:tblGrid>
+      <w:tr>
+        <w:tc>
+          <w:tcPr>
+            <w:tcW w:type="dxa" w:w="340"/>
+            <w:tcBorders>
+              <w:top w:val="nil"/>
+              <w:left w:val="nil"/>
+              <w:bottom w:val="single" w:sz="4" w:color="E3E8EE" w:space="0"/>
+              <w:right w:val="nil"/>
+            </w:tcBorders>
+          </w:tcPr>
+          <w:p>
+            <w:pPr>
+              <w:spacing w:before="0" w:after="0"/>
+            </w:pPr>
+            <w:r>
+              <w:rPr>
+                <w:rFonts w:ascii="Segoe UI Symbol" w:hAnsi="Segoe UI Symbol"/>
+                <w:b w:val="0"/>
+                <w:color w:val="1B7F3B"/>
+                <w:sz w:val="24"/>
+              </w:rPr>
+              <w:t>☑</w:t>
+            </w:r>
+          </w:p>
+        </w:tc>
+        <w:tc>
+          <w:tcPr>
+            <w:tcW w:type="dxa" w:w="9298"/>
+            <w:tcBorders>
+              <w:top w:val="nil"/>
+              <w:left w:val="nil"/>
+              <w:bottom w:val="single" w:sz="4" w:color="E3E8EE" w:space="0"/>
+              <w:right w:val="nil"/>
+            </w:tcBorders>
+          </w:tcPr>
+          <w:p>
+            <w:pPr>
+              <w:spacing w:before="0" w:after="40"/>
+            </w:pPr>
+            <w:r>
+              <w:rPr>
+                <w:b/>
+                <w:color w:val="1A1A1A"/>
+                <w:sz w:val="19"/>
+              </w:rPr>
+              <w:t>Yes, the company fulfills the expectations from SEB thematic and sector policies</w:t>
+            </w:r>
+          </w:p>
+          <w:p>
+            <w:pPr>
+              <w:spacing w:before="40" w:after="0"/>
+            </w:pPr>
+            <w:r>
+              <w:rPr>
+                <w:b/>
+                <w:color w:val="333333"/>
+                <w:sz w:val="18"/>
+              </w:rPr>
+              <w:t>Taikoma</w:t>
+            </w:r>
+          </w:p>
+          <w:p>
+            <w:pPr>
+              <w:tabs>
+                <w:tab w:pos="198" w:val="left"/>
+              </w:tabs>
+              <w:spacing w:before="0" w:after="20"/>
+              <w:ind w:left="198" w:hanging="198"/>
+            </w:pPr>
+            <w:r>
+              <w:rPr>
+                <w:b w:val="0"/>
+                <w:color w:val="5F6B7A"/>
+                <w:sz w:val="18"/>
+              </w:rPr>
+              <w:t>•</w:t>
+              <w:tab/>
+            </w:r>
+            <w:r>
+              <w:rPr>
+                <w:b w:val="0"/>
+                <w:color w:val="333333"/>
+                <w:sz w:val="18"/>
+              </w:rPr>
+              <w:t>Žemės ūkio politika</w:t>
+            </w:r>
+            <w:hyperlink r:id="rId37">
+              <w:r>
+                <w:rPr>
+                  <w:color w:val="2A78D6"/>
+                  <w:vertAlign w:val="superscript"/>
+                  <w:sz w:val="15"/>
+                </w:rPr>
+                <w:t xml:space="preserve">32</w:t>
+              </w:r>
+            </w:hyperlink>
+            <w:r>
+              <w:rPr>
+                <w:b w:val="0"/>
+                <w:color w:val="333333"/>
+                <w:sz w:val="18"/>
+              </w:rPr>
+              <w:t>.</w:t>
+            </w:r>
+          </w:p>
+          <w:p>
+            <w:pPr>
+              <w:spacing w:before="40" w:after="0"/>
+            </w:pPr>
+            <w:r>
+              <w:rPr>
+                <w:b/>
+                <w:color w:val="333333"/>
+                <w:sz w:val="18"/>
+              </w:rPr>
+              <w:t>Atitinka</w:t>
+            </w:r>
+          </w:p>
+          <w:p>
+            <w:pPr>
+              <w:tabs>
+                <w:tab w:pos="198" w:val="left"/>
+              </w:tabs>
+              <w:spacing w:before="0" w:after="20"/>
+              <w:ind w:left="198" w:hanging="198"/>
+            </w:pPr>
+            <w:r>
+              <w:rPr>
+                <w:b w:val="0"/>
+                <w:color w:val="5F6B7A"/>
+                <w:sz w:val="18"/>
+              </w:rPr>
+              <w:t>•</w:t>
+              <w:tab/>
+            </w:r>
+            <w:r>
+              <w:rPr>
+                <w:b w:val="0"/>
+                <w:color w:val="333333"/>
+                <w:sz w:val="18"/>
+              </w:rPr>
+              <w:t>Pirmoji tvarumo ataskaita pagal ESRS / VSME, pranešimų apie pažeidimus kanalas, nulinės nelaimingų atsitikimų darbe tikslas</w:t>
+            </w:r>
+            <w:hyperlink r:id="rId41">
+              <w:r>
+                <w:rPr>
+                  <w:color w:val="2A78D6"/>
+                  <w:vertAlign w:val="superscript"/>
+                  <w:sz w:val="15"/>
+                </w:rPr>
+                <w:t xml:space="preserve">33</w:t>
+              </w:r>
+            </w:hyperlink>
+            <w:r>
+              <w:rPr>
+                <w:b w:val="0"/>
+                <w:color w:val="333333"/>
+                <w:sz w:val="18"/>
+              </w:rPr>
+              <w:t>.</w:t>
+            </w:r>
+          </w:p>
+          <w:p>
+            <w:pPr>
+              <w:spacing w:before="40" w:after="0"/>
+            </w:pPr>
+            <w:r>
+              <w:rPr>
+                <w:b/>
+                <w:color w:val="333333"/>
+                <w:sz w:val="18"/>
+              </w:rPr>
+              <w:t>Galėtų būti geriau</w:t>
+            </w:r>
+          </w:p>
+          <w:p>
+            <w:pPr>
+              <w:tabs>
+                <w:tab w:pos="198" w:val="left"/>
+              </w:tabs>
+              <w:spacing w:before="0" w:after="20"/>
+              <w:ind w:left="198" w:hanging="198"/>
+            </w:pPr>
+            <w:r>
+              <w:rPr>
+                <w:b w:val="0"/>
+                <w:color w:val="5F6B7A"/>
+                <w:sz w:val="18"/>
+              </w:rPr>
+              <w:t>•</w:t>
+              <w:tab/>
+            </w:r>
+            <w:r>
+              <w:rPr>
+                <w:b w:val="0"/>
+                <w:color w:val="333333"/>
+                <w:sz w:val="18"/>
+              </w:rPr>
+              <w:t>Klimato rizikos vertinimas</w:t>
+            </w:r>
+            <w:hyperlink r:id="rId40">
+              <w:r>
+                <w:rPr>
+                  <w:color w:val="2A78D6"/>
+                  <w:vertAlign w:val="superscript"/>
+                  <w:sz w:val="15"/>
+                </w:rPr>
+                <w:t xml:space="preserve">31</w:t>
+              </w:r>
+            </w:hyperlink>
+            <w:r>
+              <w:rPr>
+                <w:b w:val="0"/>
+                <w:color w:val="333333"/>
+                <w:sz w:val="18"/>
+              </w:rPr>
+              <w:t>.</w:t>
+            </w:r>
+          </w:p>
+        </w:tc>
+      </w:tr>
+    </w:tbl>
     <w:p>
       <w:pPr>
-        <w:spacing w:before="80" w:after="20"/>
-      </w:pPr>
-      <w:r>
-        <w:rPr>
-          <w:sz w:val="24"/>
-        </w:rPr>
-        <w:t xml:space="preserve">☑ </w:t>
-      </w:r>
-      <w:r>
-        <w:t>Yes, the company is promoting environmental or social characteristics (activities, ESG policy, good ESG rating, etc)</w:t>
-      </w:r>
-    </w:p>
-    <w:p>
-      <w:pPr>
-        <w:spacing w:after="120"/>
-        <w:ind w:left="510" w:hanging="198"/>
-      </w:pPr>
-      <w:r>
-        <w:rPr>
-          <w:sz w:val="19"/>
-        </w:rPr>
-        <w:t xml:space="preserve">•  </w:t>
-      </w:r>
-      <w:r>
-        <w:rPr>
-          <w:b w:val="0"/>
-          <w:color w:val="333333"/>
-          <w:sz w:val="19"/>
-        </w:rPr>
-        <w:t>Žirnių baltymų gamykla – augalinių baltymų gamyba iš vietinių žaliavų</w:t>
-      </w:r>
-      <w:hyperlink r:id="rId13">
-        <w:r>
-          <w:rPr>
-            <w:color w:val="2A78D6"/>
-            <w:vertAlign w:val="superscript"/>
-            <w:sz w:val="16"/>
-          </w:rPr>
-          <w:t xml:space="preserve">4</w:t>
-        </w:r>
-      </w:hyperlink>
-      <w:r>
-        <w:rPr>
-          <w:b w:val="0"/>
-          <w:color w:val="333333"/>
-          <w:sz w:val="19"/>
-        </w:rPr>
-        <w:t>.</w:t>
-      </w:r>
-    </w:p>
-    <w:p>
-      <w:pPr>
-        <w:spacing w:before="80" w:after="20"/>
-      </w:pPr>
-      <w:r>
-        <w:rPr>
-          <w:sz w:val="24"/>
-        </w:rPr>
-        <w:t xml:space="preserve">☑ </w:t>
-      </w:r>
-      <w:r>
-        <w:t>Yes, the activities of the company or it’s strategy is aligned with the taxonomy and/or Paris agreement targets (e.g. net zero commitment)</w:t>
-      </w:r>
-    </w:p>
-    <w:p>
-      <w:pPr>
-        <w:spacing w:after="120"/>
-        <w:ind w:left="510" w:hanging="198"/>
-      </w:pPr>
-      <w:r>
-        <w:rPr>
-          <w:sz w:val="19"/>
-        </w:rPr>
-        <w:t xml:space="preserve">•  </w:t>
-      </w:r>
-      <w:r>
-        <w:rPr>
-          <w:b w:val="0"/>
-          <w:color w:val="333333"/>
-          <w:sz w:val="19"/>
-        </w:rPr>
-        <w:t>Tikslai: atsinaujinančios energijos +50 % per penkerius metus, 10 elektromobilių per metus</w:t>
-      </w:r>
-      <w:hyperlink r:id="rId36">
-        <w:r>
-          <w:rPr>
-            <w:color w:val="2A78D6"/>
-            <w:vertAlign w:val="superscript"/>
-            <w:sz w:val="16"/>
-          </w:rPr>
-          <w:t xml:space="preserve">30</w:t>
-        </w:r>
-      </w:hyperlink>
-      <w:r>
-        <w:rPr>
-          <w:b w:val="0"/>
-          <w:color w:val="333333"/>
-          <w:sz w:val="19"/>
-        </w:rPr>
-        <w:t>.</w:t>
-      </w:r>
-    </w:p>
-    <w:p>
-      <w:pPr>
-        <w:spacing w:before="80" w:after="20"/>
-      </w:pPr>
-      <w:r>
-        <w:rPr>
-          <w:sz w:val="24"/>
-        </w:rPr>
-        <w:t xml:space="preserve">☑ </w:t>
-      </w:r>
-      <w:r>
-        <w:t>Yes, the company does not have yellow flag/signal related to controversies based on UN Global Compact or any other relevant principles/standards</w:t>
-      </w:r>
-    </w:p>
-    <w:p>
-      <w:pPr>
-        <w:spacing w:after="0"/>
-        <w:ind w:left="510" w:hanging="198"/>
-      </w:pPr>
-      <w:r>
-        <w:rPr>
-          <w:sz w:val="19"/>
-        </w:rPr>
-        <w:t xml:space="preserve">•  </w:t>
-      </w:r>
-      <w:r>
-        <w:rPr>
-          <w:b w:val="0"/>
-          <w:color w:val="333333"/>
-          <w:sz w:val="19"/>
-        </w:rPr>
-        <w:t>Raudonų signalų nėra.</w:t>
-      </w:r>
-    </w:p>
-    <w:p>
-      <w:pPr>
-        <w:spacing w:after="120"/>
-        <w:ind w:left="510" w:hanging="198"/>
-      </w:pPr>
-      <w:r>
-        <w:rPr>
-          <w:sz w:val="19"/>
-        </w:rPr>
-        <w:t xml:space="preserve">•  </w:t>
-      </w:r>
-      <w:r>
-        <w:rPr>
-          <w:b w:val="0"/>
-          <w:color w:val="333333"/>
-          <w:sz w:val="19"/>
-        </w:rPr>
-        <w:t>Bendrovė nurodo, kad oficialaus klimato rizikos vertinimo dar neatliko</w:t>
-      </w:r>
-      <w:hyperlink r:id="rId37">
-        <w:r>
-          <w:rPr>
-            <w:color w:val="2A78D6"/>
-            <w:vertAlign w:val="superscript"/>
-            <w:sz w:val="16"/>
-          </w:rPr>
-          <w:t xml:space="preserve">31</w:t>
-        </w:r>
-      </w:hyperlink>
-      <w:r>
-        <w:rPr>
-          <w:b w:val="0"/>
-          <w:color w:val="333333"/>
-          <w:sz w:val="19"/>
-        </w:rPr>
-        <w:t>.</w:t>
-      </w:r>
-    </w:p>
-    <w:p>
-      <w:pPr>
-        <w:spacing w:before="80" w:after="20"/>
-      </w:pPr>
-      <w:r>
-        <w:rPr>
-          <w:sz w:val="24"/>
-        </w:rPr>
-        <w:t xml:space="preserve">☑ </w:t>
-      </w:r>
-      <w:r>
-        <w:t>Yes, the company fulfills the expectations from SEB thematic and sector policies</w:t>
-      </w:r>
-    </w:p>
-    <w:p>
-      <w:pPr>
-        <w:spacing w:after="0"/>
-        <w:ind w:left="397"/>
+        <w:spacing w:before="120" w:after="40"/>
       </w:pPr>
       <w:r>
         <w:rPr>
           <w:b/>
-          <w:color w:val="333333"/>
           <w:sz w:val="19"/>
-        </w:rPr>
-        <w:t>Taikoma</w:t>
-      </w:r>
-    </w:p>
-    <w:p>
-      <w:pPr>
-        <w:spacing w:after="0"/>
-        <w:ind w:left="737" w:hanging="198"/>
-      </w:pPr>
-      <w:r>
-        <w:rPr>
-          <w:sz w:val="19"/>
-        </w:rPr>
-        <w:t xml:space="preserve">•  </w:t>
-      </w:r>
-      <w:r>
-        <w:rPr>
-          <w:b w:val="0"/>
-          <w:color w:val="333333"/>
-          <w:sz w:val="19"/>
-        </w:rPr>
-        <w:t>Žemės ūkio politika</w:t>
-      </w:r>
-      <w:hyperlink r:id="rId34">
-        <w:r>
-          <w:rPr>
-            <w:color w:val="2A78D6"/>
-            <w:vertAlign w:val="superscript"/>
-            <w:sz w:val="16"/>
-          </w:rPr>
-          <w:t xml:space="preserve">32</w:t>
-        </w:r>
-      </w:hyperlink>
-      <w:r>
-        <w:rPr>
-          <w:b w:val="0"/>
-          <w:color w:val="333333"/>
-          <w:sz w:val="19"/>
-        </w:rPr>
-        <w:t>.</w:t>
-      </w:r>
-    </w:p>
-    <w:p>
-      <w:pPr>
-        <w:spacing w:after="0"/>
-        <w:ind w:left="397"/>
-      </w:pPr>
-      <w:r>
-        <w:rPr>
-          <w:b/>
-          <w:color w:val="333333"/>
-          <w:sz w:val="19"/>
-        </w:rPr>
-        <w:t>Atitinka</w:t>
-      </w:r>
-    </w:p>
-    <w:p>
-      <w:pPr>
-        <w:spacing w:after="0"/>
-        <w:ind w:left="737" w:hanging="198"/>
-      </w:pPr>
-      <w:r>
-        <w:rPr>
-          <w:sz w:val="19"/>
-        </w:rPr>
-        <w:t xml:space="preserve">•  </w:t>
-      </w:r>
-      <w:r>
-        <w:rPr>
-          <w:b w:val="0"/>
-          <w:color w:val="333333"/>
-          <w:sz w:val="19"/>
-        </w:rPr>
-        <w:t>Pirmoji tvarumo ataskaita pagal ESRS / VSME, pranešimų apie pažeidimus kanalas, nulinės nelaimingų atsitikimų darbe tikslas</w:t>
-      </w:r>
-      <w:hyperlink r:id="rId38">
-        <w:r>
-          <w:rPr>
-            <w:color w:val="2A78D6"/>
-            <w:vertAlign w:val="superscript"/>
-            <w:sz w:val="16"/>
-          </w:rPr>
-          <w:t xml:space="preserve">33</w:t>
-        </w:r>
-      </w:hyperlink>
-      <w:r>
-        <w:rPr>
-          <w:b w:val="0"/>
-          <w:color w:val="333333"/>
-          <w:sz w:val="19"/>
-        </w:rPr>
-        <w:t>.</w:t>
-      </w:r>
-    </w:p>
-    <w:p>
-      <w:pPr>
-        <w:spacing w:after="0"/>
-        <w:ind w:left="397"/>
-      </w:pPr>
-      <w:r>
-        <w:rPr>
-          <w:b/>
-          <w:color w:val="333333"/>
-          <w:sz w:val="19"/>
-        </w:rPr>
-        <w:t>Galėtų būti geriau</w:t>
-      </w:r>
-    </w:p>
-    <w:p>
-      <w:pPr>
-        <w:spacing w:after="120"/>
-        <w:ind w:left="737" w:hanging="198"/>
-      </w:pPr>
-      <w:r>
-        <w:rPr>
-          <w:sz w:val="19"/>
-        </w:rPr>
-        <w:t xml:space="preserve">•  </w:t>
-      </w:r>
-      <w:r>
-        <w:rPr>
-          <w:b w:val="0"/>
-          <w:color w:val="333333"/>
-          <w:sz w:val="19"/>
-        </w:rPr>
-        <w:t>Klimato rizikos vertinimas</w:t>
-      </w:r>
-      <w:hyperlink r:id="rId37">
-        <w:r>
-          <w:rPr>
-            <w:color w:val="2A78D6"/>
-            <w:vertAlign w:val="superscript"/>
-            <w:sz w:val="16"/>
-          </w:rPr>
-          <w:t xml:space="preserve">31</w:t>
-        </w:r>
-      </w:hyperlink>
-      <w:r>
-        <w:rPr>
-          <w:b w:val="0"/>
-          <w:color w:val="333333"/>
-          <w:sz w:val="19"/>
-        </w:rPr>
-        <w:t>.</w:t>
-      </w:r>
-    </w:p>
-    <w:p>
-      <w:pPr>
-        <w:spacing w:before="80"/>
-      </w:pPr>
-      <w:r>
-        <w:rPr>
-          <w:b/>
         </w:rPr>
         <w:t xml:space="preserve">Additional comments: </w:t>
       </w:r>
     </w:p>
     <w:p>
       <w:pPr>
-        <w:spacing w:before="160"/>
+        <w:keepNext/>
+        <w:shd w:val="clear" w:color="auto" w:fill="EAF1F8"/>
+        <w:spacing w:before="200" w:after="80"/>
+        <w:ind w:left="85"/>
       </w:pPr>
       <w:r>
         <w:rPr>
           <w:b/>
-          <w:sz w:val="22"/>
+          <w:caps/>
+          <w:color w:val="1F4E79"/>
+          <w:sz w:val="19"/>
         </w:rPr>
         <w:t>Engagement</w:t>
       </w:r>
     </w:p>
+    <w:tbl>
+      <w:tblPr>
+        <w:tblW w:w="9639" w:type="dxa"/>
+        <w:tblBorders>
+          <w:top w:val="nil"/>
+          <w:left w:val="nil"/>
+          <w:bottom w:val="nil"/>
+          <w:right w:val="nil"/>
+          <w:insideH w:val="nil"/>
+          <w:insideV w:val="nil"/>
+        </w:tblBorders>
+        <w:tblLayout w:type="fixed"/>
+        <w:tblCellMar>
+          <w:top w:w="90" w:type="dxa"/>
+          <w:left w:w="0" w:type="dxa"/>
+          <w:bottom w:w="110" w:type="dxa"/>
+          <w:right w:w="0" w:type="dxa"/>
+        </w:tblCellMar>
+        <w:tblLook w:firstColumn="1" w:firstRow="1" w:lastColumn="0" w:lastRow="0" w:noHBand="0" w:noVBand="1" w:val="04A0"/>
+      </w:tblPr>
+      <w:tblGrid>
+        <w:gridCol w:w="340"/>
+        <w:gridCol w:w="9298"/>
+      </w:tblGrid>
+      <w:tr>
+        <w:tc>
+          <w:tcPr>
+            <w:tcW w:type="dxa" w:w="340"/>
+            <w:tcBorders>
+              <w:top w:val="nil"/>
+              <w:left w:val="nil"/>
+              <w:bottom w:val="single" w:sz="4" w:color="E3E8EE" w:space="0"/>
+              <w:right w:val="nil"/>
+            </w:tcBorders>
+          </w:tcPr>
+          <w:p>
+            <w:pPr>
+              <w:spacing w:before="0" w:after="0"/>
+            </w:pPr>
+            <w:r>
+              <w:rPr>
+                <w:rFonts w:ascii="Segoe UI Symbol" w:hAnsi="Segoe UI Symbol"/>
+                <w:b w:val="0"/>
+                <w:color w:val="9AA5B1"/>
+                <w:sz w:val="24"/>
+              </w:rPr>
+              <w:t>☐</w:t>
+            </w:r>
+          </w:p>
+        </w:tc>
+        <w:tc>
+          <w:tcPr>
+            <w:tcW w:type="dxa" w:w="9298"/>
+            <w:tcBorders>
+              <w:top w:val="nil"/>
+              <w:left w:val="nil"/>
+              <w:bottom w:val="single" w:sz="4" w:color="E3E8EE" w:space="0"/>
+              <w:right w:val="nil"/>
+            </w:tcBorders>
+          </w:tcPr>
+          <w:p>
+            <w:pPr>
+              <w:spacing w:before="0" w:after="40"/>
+            </w:pPr>
+            <w:r>
+              <w:rPr>
+                <w:b/>
+                <w:color w:val="1A1A1A"/>
+                <w:sz w:val="19"/>
+              </w:rPr>
+              <w:t>Is there a need for pro-active engagement with the company?</w:t>
+            </w:r>
+          </w:p>
+          <w:p>
+            <w:pPr>
+              <w:tabs>
+                <w:tab w:pos="198" w:val="left"/>
+              </w:tabs>
+              <w:spacing w:before="0" w:after="20"/>
+              <w:ind w:left="198" w:hanging="198"/>
+            </w:pPr>
+            <w:r>
+              <w:rPr>
+                <w:b w:val="0"/>
+                <w:color w:val="5F6B7A"/>
+                <w:sz w:val="18"/>
+              </w:rPr>
+              <w:t>•</w:t>
+              <w:tab/>
+            </w:r>
+            <w:r>
+              <w:rPr>
+                <w:b w:val="0"/>
+                <w:color w:val="333333"/>
+                <w:sz w:val="18"/>
+              </w:rPr>
+              <w:t>Nereikia: tvarumo ataskaita pradėta skelbti, rimtų trūkumų nerasta.</w:t>
+            </w:r>
+          </w:p>
+        </w:tc>
+      </w:tr>
+    </w:tbl>
     <w:p>
       <w:pPr>
-        <w:spacing w:before="80" w:after="20"/>
-      </w:pPr>
-      <w:r>
-        <w:rPr>
-          <w:sz w:val="24"/>
-        </w:rPr>
-        <w:t xml:space="preserve">☐ </w:t>
-      </w:r>
-      <w:r>
-        <w:t>Is there a need for pro-active engagement with the company?</w:t>
-      </w:r>
-    </w:p>
-    <w:p>
-      <w:pPr>
-        <w:spacing w:after="120"/>
-        <w:ind w:left="510" w:hanging="198"/>
-      </w:pPr>
-      <w:r>
-        <w:rPr>
-          <w:sz w:val="19"/>
-        </w:rPr>
-        <w:t xml:space="preserve">•  </w:t>
-      </w:r>
-      <w:r>
-        <w:rPr>
-          <w:b w:val="0"/>
-          <w:color w:val="333333"/>
-          <w:sz w:val="19"/>
-        </w:rPr>
-        <w:t>Nereikia: tvarumo ataskaita pradėta skelbti, rimtų trūkumų nerasta.</w:t>
-      </w:r>
-    </w:p>
-    <w:p>
-      <w:pPr>
-        <w:spacing w:before="80"/>
+        <w:spacing w:before="120" w:after="40"/>
       </w:pPr>
       <w:r>
         <w:rPr>
           <w:b/>
+          <w:sz w:val="19"/>
         </w:rPr>
         <w:t xml:space="preserve">Additional comments: </w:t>
       </w:r>
     </w:p>
     <w:p>
       <w:pPr>
-        <w:spacing w:before="160"/>
+        <w:keepNext/>
+        <w:shd w:val="clear" w:color="auto" w:fill="EAF1F8"/>
+        <w:spacing w:before="200" w:after="80"/>
+        <w:ind w:left="85"/>
       </w:pPr>
       <w:r>
         <w:rPr>
           <w:b/>
-          <w:sz w:val="22"/>
+          <w:caps/>
+          <w:color w:val="1F4E79"/>
+          <w:sz w:val="19"/>
         </w:rPr>
         <w:t>Indicators</w:t>
       </w:r>
     </w:p>
+    <w:tbl>
+      <w:tblPr>
+        <w:tblW w:w="9639" w:type="dxa"/>
+        <w:tblBorders>
+          <w:top w:val="nil"/>
+          <w:left w:val="nil"/>
+          <w:bottom w:val="nil"/>
+          <w:right w:val="nil"/>
+          <w:insideH w:val="nil"/>
+          <w:insideV w:val="nil"/>
+        </w:tblBorders>
+        <w:tblLayout w:type="fixed"/>
+        <w:tblCellMar>
+          <w:top w:w="90" w:type="dxa"/>
+          <w:left w:w="0" w:type="dxa"/>
+          <w:bottom w:w="110" w:type="dxa"/>
+          <w:right w:w="0" w:type="dxa"/>
+        </w:tblCellMar>
+        <w:tblLook w:firstColumn="1" w:firstRow="1" w:lastColumn="0" w:lastRow="0" w:noHBand="0" w:noVBand="1" w:val="04A0"/>
+      </w:tblPr>
+      <w:tblGrid>
+        <w:gridCol w:w="340"/>
+        <w:gridCol w:w="9298"/>
+      </w:tblGrid>
+      <w:tr>
+        <w:tc>
+          <w:tcPr>
+            <w:tcW w:type="dxa" w:w="340"/>
+            <w:tcBorders>
+              <w:top w:val="nil"/>
+              <w:left w:val="nil"/>
+              <w:bottom w:val="single" w:sz="4" w:color="E3E8EE" w:space="0"/>
+              <w:right w:val="nil"/>
+            </w:tcBorders>
+          </w:tcPr>
+          <w:p>
+            <w:pPr>
+              <w:spacing w:before="0" w:after="0"/>
+            </w:pPr>
+            <w:r>
+              <w:rPr>
+                <w:rFonts w:ascii="Segoe UI Symbol" w:hAnsi="Segoe UI Symbol"/>
+                <w:b w:val="0"/>
+                <w:color w:val="1B7F3B"/>
+                <w:sz w:val="24"/>
+              </w:rPr>
+              <w:t>☑</w:t>
+            </w:r>
+          </w:p>
+        </w:tc>
+        <w:tc>
+          <w:tcPr>
+            <w:tcW w:type="dxa" w:w="9298"/>
+            <w:tcBorders>
+              <w:top w:val="nil"/>
+              <w:left w:val="nil"/>
+              <w:bottom w:val="single" w:sz="4" w:color="E3E8EE" w:space="0"/>
+              <w:right w:val="nil"/>
+            </w:tcBorders>
+          </w:tcPr>
+          <w:p>
+            <w:pPr>
+              <w:spacing w:before="0" w:after="40"/>
+            </w:pPr>
+            <w:r>
+              <w:rPr>
+                <w:b/>
+                <w:color w:val="1A1A1A"/>
+                <w:sz w:val="19"/>
+              </w:rPr>
+              <w:t>Yes, the indicators of the company support the targets of sustainability and PAI indicators followed by the Fund</w:t>
+            </w:r>
+          </w:p>
+          <w:p>
+            <w:pPr>
+              <w:tabs>
+                <w:tab w:pos="198" w:val="left"/>
+              </w:tabs>
+              <w:spacing w:before="0" w:after="20"/>
+              <w:ind w:left="198" w:hanging="198"/>
+            </w:pPr>
+            <w:r>
+              <w:rPr>
+                <w:b w:val="0"/>
+                <w:color w:val="5F6B7A"/>
+                <w:sz w:val="18"/>
+              </w:rPr>
+              <w:t>•</w:t>
+              <w:tab/>
+            </w:r>
+            <w:r>
+              <w:rPr>
+                <w:b w:val="0"/>
+                <w:color w:val="333333"/>
+                <w:sz w:val="18"/>
+              </w:rPr>
+              <w:t>Skelbiamos 1 apimties CO2 emisijos ir darbuotojų skaičius (trejų metų duomenys)</w:t>
+            </w:r>
+            <w:hyperlink r:id="rId42">
+              <w:r>
+                <w:rPr>
+                  <w:color w:val="2A78D6"/>
+                  <w:vertAlign w:val="superscript"/>
+                  <w:sz w:val="15"/>
+                </w:rPr>
+                <w:t xml:space="preserve">34</w:t>
+              </w:r>
+            </w:hyperlink>
+            <w:r>
+              <w:rPr>
+                <w:b w:val="0"/>
+                <w:color w:val="333333"/>
+                <w:sz w:val="18"/>
+              </w:rPr>
+              <w:t>.</w:t>
+            </w:r>
+          </w:p>
+        </w:tc>
+      </w:tr>
+    </w:tbl>
     <w:p>
       <w:pPr>
-        <w:spacing w:before="80" w:after="20"/>
-      </w:pPr>
-      <w:r>
-        <w:rPr>
-          <w:sz w:val="24"/>
-        </w:rPr>
-        <w:t xml:space="preserve">☑ </w:t>
-      </w:r>
-      <w:r>
-        <w:t>Yes, the indicators of the company support the targets of sustainability and PAI indicators followed by the Fund</w:t>
-      </w:r>
-    </w:p>
-    <w:p>
-      <w:pPr>
-        <w:spacing w:after="120"/>
-        <w:ind w:left="510" w:hanging="198"/>
-      </w:pPr>
-      <w:r>
-        <w:rPr>
-          <w:sz w:val="19"/>
-        </w:rPr>
-        <w:t xml:space="preserve">•  </w:t>
-      </w:r>
-      <w:r>
-        <w:rPr>
-          <w:b w:val="0"/>
-          <w:color w:val="333333"/>
-          <w:sz w:val="19"/>
-        </w:rPr>
-        <w:t>Skelbiamos 1 apimties CO2 emisijos ir darbuotojų skaičius (trejų metų duomenys)</w:t>
-      </w:r>
-      <w:hyperlink r:id="rId39">
-        <w:r>
-          <w:rPr>
-            <w:color w:val="2A78D6"/>
-            <w:vertAlign w:val="superscript"/>
-            <w:sz w:val="16"/>
-          </w:rPr>
-          <w:t xml:space="preserve">34</w:t>
-        </w:r>
-      </w:hyperlink>
-      <w:r>
-        <w:rPr>
-          <w:b w:val="0"/>
-          <w:color w:val="333333"/>
-          <w:sz w:val="19"/>
-        </w:rPr>
-        <w:t>.</w:t>
-      </w:r>
-    </w:p>
-    <w:p>
-      <w:pPr>
-        <w:spacing w:before="80"/>
+        <w:spacing w:before="120" w:after="40"/>
       </w:pPr>
       <w:r>
         <w:rPr>
           <w:b/>
+          <w:sz w:val="19"/>
         </w:rPr>
         <w:t xml:space="preserve">Additional comments: </w:t>
       </w:r>
     </w:p>
     <w:p>
       <w:pPr>
-        <w:spacing w:before="80"/>
+        <w:spacing w:before="120" w:after="40"/>
       </w:pPr>
       <w:r>
         <w:rPr>
           <w:b/>
+          <w:sz w:val="19"/>
         </w:rPr>
         <w:t xml:space="preserve">Conclusion: </w:t>
       </w:r>
       <w:r>
         <w:rPr>
           <w:b w:val="0"/>
+          <w:sz w:val="19"/>
         </w:rPr>
         <w:t>Išimčių ir raudonų signalų nėra. Pirmoji tvarumo ataskaita paskelbta; klimato rizikos vertinimas dar neatliktas.</w:t>
       </w:r>
     </w:p>
     <w:p>
+      <w:pPr>
+        <w:spacing w:before="40" w:after="60"/>
+      </w:pPr>
       <w:r>
         <w:rPr>
-          <w:i/>
+          <w:b w:val="0"/>
           <w:color w:val="5F6B7A"/>
           <w:sz w:val="16"/>
         </w:rPr>
@@ -3622,11 +5568,24 @@
     </w:p>
     <w:p>
       <w:pPr>
-        <w:spacing w:before="280" w:after="80"/>
+        <w:keepNext/>
         <w:pBdr>
-          <w:bottom w:val="single" w:sz="6" w:color="C9D3DE" w:space="2"/>
+          <w:bottom w:val="single" w:sz="8" w:color="1F4E79" w:space="4"/>
         </w:pBdr>
+        <w:tabs>
+          <w:tab w:pos="482" w:val="left"/>
+        </w:tabs>
+        <w:spacing w:before="360" w:after="160"/>
       </w:pPr>
+      <w:r>
+        <w:rPr>
+          <w:b/>
+          <w:color w:val="2A78D6"/>
+          <w:sz w:val="18"/>
+        </w:rPr>
+        <w:t>10</w:t>
+        <w:tab/>
+      </w:r>
       <w:r>
         <w:rPr>
           <w:b/>
@@ -3638,16 +5597,22 @@
     </w:p>
     <w:p>
       <w:pPr>
-        <w:spacing w:after="20"/>
-        <w:ind w:left="340" w:hanging="340"/>
+        <w:tabs>
+          <w:tab w:pos="397" w:val="left"/>
+        </w:tabs>
+        <w:spacing w:before="0" w:after="30"/>
+        <w:ind w:left="397" w:hanging="397"/>
       </w:pPr>
       <w:r>
         <w:rPr>
+          <w:b w:val="0"/>
+          <w:color w:val="5F6B7A"/>
           <w:sz w:val="17"/>
         </w:rPr>
-        <w:t xml:space="preserve">1. </w:t>
+        <w:t>1.</w:t>
+        <w:tab/>
       </w:r>
-      <w:hyperlink r:id="rId10">
+      <w:hyperlink r:id="rId12">
         <w:r>
           <w:rPr>
             <w:color w:val="2A78D6"/>
@@ -3659,16 +5624,22 @@
     </w:p>
     <w:p>
       <w:pPr>
-        <w:spacing w:after="20"/>
-        <w:ind w:left="340" w:hanging="340"/>
+        <w:tabs>
+          <w:tab w:pos="397" w:val="left"/>
+        </w:tabs>
+        <w:spacing w:before="0" w:after="30"/>
+        <w:ind w:left="397" w:hanging="397"/>
       </w:pPr>
       <w:r>
         <w:rPr>
+          <w:b w:val="0"/>
+          <w:color w:val="5F6B7A"/>
           <w:sz w:val="17"/>
         </w:rPr>
-        <w:t xml:space="preserve">2. </w:t>
+        <w:t>2.</w:t>
+        <w:tab/>
       </w:r>
-      <w:hyperlink r:id="rId11">
+      <w:hyperlink r:id="rId13">
         <w:r>
           <w:rPr>
             <w:color w:val="2A78D6"/>
@@ -3680,16 +5651,22 @@
     </w:p>
     <w:p>
       <w:pPr>
-        <w:spacing w:after="20"/>
-        <w:ind w:left="340" w:hanging="340"/>
+        <w:tabs>
+          <w:tab w:pos="397" w:val="left"/>
+        </w:tabs>
+        <w:spacing w:before="0" w:after="30"/>
+        <w:ind w:left="397" w:hanging="397"/>
       </w:pPr>
       <w:r>
         <w:rPr>
+          <w:b w:val="0"/>
+          <w:color w:val="5F6B7A"/>
           <w:sz w:val="17"/>
         </w:rPr>
-        <w:t xml:space="preserve">3. </w:t>
+        <w:t>3.</w:t>
+        <w:tab/>
       </w:r>
-      <w:hyperlink r:id="rId12">
+      <w:hyperlink r:id="rId14">
         <w:r>
           <w:rPr>
             <w:color w:val="2A78D6"/>
@@ -3701,16 +5678,22 @@
     </w:p>
     <w:p>
       <w:pPr>
-        <w:spacing w:after="20"/>
-        <w:ind w:left="340" w:hanging="340"/>
+        <w:tabs>
+          <w:tab w:pos="397" w:val="left"/>
+        </w:tabs>
+        <w:spacing w:before="0" w:after="30"/>
+        <w:ind w:left="397" w:hanging="397"/>
       </w:pPr>
       <w:r>
         <w:rPr>
+          <w:b w:val="0"/>
+          <w:color w:val="5F6B7A"/>
           <w:sz w:val="17"/>
         </w:rPr>
-        <w:t xml:space="preserve">4. </w:t>
+        <w:t>4.</w:t>
+        <w:tab/>
       </w:r>
-      <w:hyperlink r:id="rId13">
+      <w:hyperlink r:id="rId15">
         <w:r>
           <w:rPr>
             <w:color w:val="2A78D6"/>
@@ -3722,16 +5705,22 @@
     </w:p>
     <w:p>
       <w:pPr>
-        <w:spacing w:after="20"/>
-        <w:ind w:left="340" w:hanging="340"/>
+        <w:tabs>
+          <w:tab w:pos="397" w:val="left"/>
+        </w:tabs>
+        <w:spacing w:before="0" w:after="30"/>
+        <w:ind w:left="397" w:hanging="397"/>
       </w:pPr>
       <w:r>
         <w:rPr>
+          <w:b w:val="0"/>
+          <w:color w:val="5F6B7A"/>
           <w:sz w:val="17"/>
         </w:rPr>
-        <w:t xml:space="preserve">5. </w:t>
+        <w:t>5.</w:t>
+        <w:tab/>
       </w:r>
-      <w:hyperlink r:id="rId11">
+      <w:hyperlink r:id="rId13">
         <w:r>
           <w:rPr>
             <w:color w:val="2A78D6"/>
@@ -3743,16 +5732,22 @@
     </w:p>
     <w:p>
       <w:pPr>
-        <w:spacing w:after="20"/>
-        <w:ind w:left="340" w:hanging="340"/>
+        <w:tabs>
+          <w:tab w:pos="397" w:val="left"/>
+        </w:tabs>
+        <w:spacing w:before="0" w:after="30"/>
+        <w:ind w:left="397" w:hanging="397"/>
       </w:pPr>
       <w:r>
         <w:rPr>
+          <w:b w:val="0"/>
+          <w:color w:val="5F6B7A"/>
           <w:sz w:val="17"/>
         </w:rPr>
-        <w:t xml:space="preserve">6. </w:t>
+        <w:t>6.</w:t>
+        <w:tab/>
       </w:r>
-      <w:hyperlink r:id="rId14">
+      <w:hyperlink r:id="rId16">
         <w:r>
           <w:rPr>
             <w:color w:val="2A78D6"/>
@@ -3764,16 +5759,22 @@
     </w:p>
     <w:p>
       <w:pPr>
-        <w:spacing w:after="20"/>
-        <w:ind w:left="340" w:hanging="340"/>
+        <w:tabs>
+          <w:tab w:pos="397" w:val="left"/>
+        </w:tabs>
+        <w:spacing w:before="0" w:after="30"/>
+        <w:ind w:left="397" w:hanging="397"/>
       </w:pPr>
       <w:r>
         <w:rPr>
+          <w:b w:val="0"/>
+          <w:color w:val="5F6B7A"/>
           <w:sz w:val="17"/>
         </w:rPr>
-        <w:t xml:space="preserve">7. </w:t>
+        <w:t>7.</w:t>
+        <w:tab/>
       </w:r>
-      <w:hyperlink r:id="rId15">
+      <w:hyperlink r:id="rId17">
         <w:r>
           <w:rPr>
             <w:color w:val="2A78D6"/>
@@ -3785,16 +5786,22 @@
     </w:p>
     <w:p>
       <w:pPr>
-        <w:spacing w:after="20"/>
-        <w:ind w:left="340" w:hanging="340"/>
+        <w:tabs>
+          <w:tab w:pos="397" w:val="left"/>
+        </w:tabs>
+        <w:spacing w:before="0" w:after="30"/>
+        <w:ind w:left="397" w:hanging="397"/>
       </w:pPr>
       <w:r>
         <w:rPr>
+          <w:b w:val="0"/>
+          <w:color w:val="5F6B7A"/>
           <w:sz w:val="17"/>
         </w:rPr>
-        <w:t xml:space="preserve">8. </w:t>
+        <w:t>8.</w:t>
+        <w:tab/>
       </w:r>
-      <w:hyperlink r:id="rId16">
+      <w:hyperlink r:id="rId18">
         <w:r>
           <w:rPr>
             <w:color w:val="2A78D6"/>
@@ -3806,16 +5813,22 @@
     </w:p>
     <w:p>
       <w:pPr>
-        <w:spacing w:after="20"/>
-        <w:ind w:left="340" w:hanging="340"/>
+        <w:tabs>
+          <w:tab w:pos="397" w:val="left"/>
+        </w:tabs>
+        <w:spacing w:before="0" w:after="30"/>
+        <w:ind w:left="397" w:hanging="397"/>
       </w:pPr>
       <w:r>
         <w:rPr>
+          <w:b w:val="0"/>
+          <w:color w:val="5F6B7A"/>
           <w:sz w:val="17"/>
         </w:rPr>
-        <w:t xml:space="preserve">9. </w:t>
+        <w:t>9.</w:t>
+        <w:tab/>
       </w:r>
-      <w:hyperlink r:id="rId17">
+      <w:hyperlink r:id="rId19">
         <w:r>
           <w:rPr>
             <w:color w:val="2A78D6"/>
@@ -3827,16 +5840,22 @@
     </w:p>
     <w:p>
       <w:pPr>
-        <w:spacing w:after="20"/>
-        <w:ind w:left="340" w:hanging="340"/>
+        <w:tabs>
+          <w:tab w:pos="397" w:val="left"/>
+        </w:tabs>
+        <w:spacing w:before="0" w:after="30"/>
+        <w:ind w:left="397" w:hanging="397"/>
       </w:pPr>
       <w:r>
         <w:rPr>
+          <w:b w:val="0"/>
+          <w:color w:val="5F6B7A"/>
           <w:sz w:val="17"/>
         </w:rPr>
-        <w:t xml:space="preserve">10. </w:t>
+        <w:t>10.</w:t>
+        <w:tab/>
       </w:r>
-      <w:hyperlink r:id="rId18">
+      <w:hyperlink r:id="rId20">
         <w:r>
           <w:rPr>
             <w:color w:val="2A78D6"/>
@@ -3848,16 +5867,22 @@
     </w:p>
     <w:p>
       <w:pPr>
-        <w:spacing w:after="20"/>
-        <w:ind w:left="340" w:hanging="340"/>
+        <w:tabs>
+          <w:tab w:pos="397" w:val="left"/>
+        </w:tabs>
+        <w:spacing w:before="0" w:after="30"/>
+        <w:ind w:left="397" w:hanging="397"/>
       </w:pPr>
       <w:r>
         <w:rPr>
+          <w:b w:val="0"/>
+          <w:color w:val="5F6B7A"/>
           <w:sz w:val="17"/>
         </w:rPr>
-        <w:t xml:space="preserve">11. </w:t>
+        <w:t>11.</w:t>
+        <w:tab/>
       </w:r>
-      <w:hyperlink r:id="rId19">
+      <w:hyperlink r:id="rId21">
         <w:r>
           <w:rPr>
             <w:color w:val="2A78D6"/>
@@ -3869,16 +5894,22 @@
     </w:p>
     <w:p>
       <w:pPr>
-        <w:spacing w:after="20"/>
-        <w:ind w:left="340" w:hanging="340"/>
+        <w:tabs>
+          <w:tab w:pos="397" w:val="left"/>
+        </w:tabs>
+        <w:spacing w:before="0" w:after="30"/>
+        <w:ind w:left="397" w:hanging="397"/>
       </w:pPr>
       <w:r>
         <w:rPr>
+          <w:b w:val="0"/>
+          <w:color w:val="5F6B7A"/>
           <w:sz w:val="17"/>
         </w:rPr>
-        <w:t xml:space="preserve">12. </w:t>
+        <w:t>12.</w:t>
+        <w:tab/>
       </w:r>
-      <w:hyperlink r:id="rId20">
+      <w:hyperlink r:id="rId22">
         <w:r>
           <w:rPr>
             <w:color w:val="2A78D6"/>
@@ -3890,16 +5921,22 @@
     </w:p>
     <w:p>
       <w:pPr>
-        <w:spacing w:after="20"/>
-        <w:ind w:left="340" w:hanging="340"/>
+        <w:tabs>
+          <w:tab w:pos="397" w:val="left"/>
+        </w:tabs>
+        <w:spacing w:before="0" w:after="30"/>
+        <w:ind w:left="397" w:hanging="397"/>
       </w:pPr>
       <w:r>
         <w:rPr>
+          <w:b w:val="0"/>
+          <w:color w:val="5F6B7A"/>
           <w:sz w:val="17"/>
         </w:rPr>
-        <w:t xml:space="preserve">13. </w:t>
+        <w:t>13.</w:t>
+        <w:tab/>
       </w:r>
-      <w:hyperlink r:id="rId17">
+      <w:hyperlink r:id="rId19">
         <w:r>
           <w:rPr>
             <w:color w:val="2A78D6"/>
@@ -3911,16 +5948,22 @@
     </w:p>
     <w:p>
       <w:pPr>
-        <w:spacing w:after="20"/>
-        <w:ind w:left="340" w:hanging="340"/>
+        <w:tabs>
+          <w:tab w:pos="397" w:val="left"/>
+        </w:tabs>
+        <w:spacing w:before="0" w:after="30"/>
+        <w:ind w:left="397" w:hanging="397"/>
       </w:pPr>
       <w:r>
         <w:rPr>
+          <w:b w:val="0"/>
+          <w:color w:val="5F6B7A"/>
           <w:sz w:val="17"/>
         </w:rPr>
-        <w:t xml:space="preserve">14. </w:t>
+        <w:t>14.</w:t>
+        <w:tab/>
       </w:r>
-      <w:hyperlink r:id="rId21">
+      <w:hyperlink r:id="rId23">
         <w:r>
           <w:rPr>
             <w:color w:val="2A78D6"/>
@@ -3932,16 +5975,22 @@
     </w:p>
     <w:p>
       <w:pPr>
-        <w:spacing w:after="20"/>
-        <w:ind w:left="340" w:hanging="340"/>
+        <w:tabs>
+          <w:tab w:pos="397" w:val="left"/>
+        </w:tabs>
+        <w:spacing w:before="0" w:after="30"/>
+        <w:ind w:left="397" w:hanging="397"/>
       </w:pPr>
       <w:r>
         <w:rPr>
+          <w:b w:val="0"/>
+          <w:color w:val="5F6B7A"/>
           <w:sz w:val="17"/>
         </w:rPr>
-        <w:t xml:space="preserve">15. </w:t>
+        <w:t>15.</w:t>
+        <w:tab/>
       </w:r>
-      <w:hyperlink r:id="rId22">
+      <w:hyperlink r:id="rId24">
         <w:r>
           <w:rPr>
             <w:color w:val="2A78D6"/>
@@ -3953,16 +6002,22 @@
     </w:p>
     <w:p>
       <w:pPr>
-        <w:spacing w:after="20"/>
-        <w:ind w:left="340" w:hanging="340"/>
+        <w:tabs>
+          <w:tab w:pos="397" w:val="left"/>
+        </w:tabs>
+        <w:spacing w:before="0" w:after="30"/>
+        <w:ind w:left="397" w:hanging="397"/>
       </w:pPr>
       <w:r>
         <w:rPr>
+          <w:b w:val="0"/>
+          <w:color w:val="5F6B7A"/>
           <w:sz w:val="17"/>
         </w:rPr>
-        <w:t xml:space="preserve">16. </w:t>
+        <w:t>16.</w:t>
+        <w:tab/>
       </w:r>
-      <w:hyperlink r:id="rId23">
+      <w:hyperlink r:id="rId25">
         <w:r>
           <w:rPr>
             <w:color w:val="2A78D6"/>
@@ -3974,16 +6029,22 @@
     </w:p>
     <w:p>
       <w:pPr>
-        <w:spacing w:after="20"/>
-        <w:ind w:left="340" w:hanging="340"/>
+        <w:tabs>
+          <w:tab w:pos="397" w:val="left"/>
+        </w:tabs>
+        <w:spacing w:before="0" w:after="30"/>
+        <w:ind w:left="397" w:hanging="397"/>
       </w:pPr>
       <w:r>
         <w:rPr>
+          <w:b w:val="0"/>
+          <w:color w:val="5F6B7A"/>
           <w:sz w:val="17"/>
         </w:rPr>
-        <w:t xml:space="preserve">17. </w:t>
+        <w:t>17.</w:t>
+        <w:tab/>
       </w:r>
-      <w:hyperlink r:id="rId24">
+      <w:hyperlink r:id="rId26">
         <w:r>
           <w:rPr>
             <w:color w:val="2A78D6"/>
@@ -3995,16 +6056,22 @@
     </w:p>
     <w:p>
       <w:pPr>
-        <w:spacing w:after="20"/>
-        <w:ind w:left="340" w:hanging="340"/>
+        <w:tabs>
+          <w:tab w:pos="397" w:val="left"/>
+        </w:tabs>
+        <w:spacing w:before="0" w:after="30"/>
+        <w:ind w:left="397" w:hanging="397"/>
       </w:pPr>
       <w:r>
         <w:rPr>
+          <w:b w:val="0"/>
+          <w:color w:val="5F6B7A"/>
           <w:sz w:val="17"/>
         </w:rPr>
-        <w:t xml:space="preserve">18. </w:t>
+        <w:t>18.</w:t>
+        <w:tab/>
       </w:r>
-      <w:hyperlink r:id="rId26">
+      <w:hyperlink r:id="rId28">
         <w:r>
           <w:rPr>
             <w:color w:val="2A78D6"/>
@@ -4016,16 +6083,22 @@
     </w:p>
     <w:p>
       <w:pPr>
-        <w:spacing w:after="20"/>
-        <w:ind w:left="340" w:hanging="340"/>
+        <w:tabs>
+          <w:tab w:pos="397" w:val="left"/>
+        </w:tabs>
+        <w:spacing w:before="0" w:after="30"/>
+        <w:ind w:left="397" w:hanging="397"/>
       </w:pPr>
       <w:r>
         <w:rPr>
+          <w:b w:val="0"/>
+          <w:color w:val="5F6B7A"/>
           <w:sz w:val="17"/>
         </w:rPr>
-        <w:t xml:space="preserve">19. </w:t>
+        <w:t>19.</w:t>
+        <w:tab/>
       </w:r>
-      <w:hyperlink r:id="rId27">
+      <w:hyperlink r:id="rId29">
         <w:r>
           <w:rPr>
             <w:color w:val="2A78D6"/>
@@ -4037,16 +6110,22 @@
     </w:p>
     <w:p>
       <w:pPr>
-        <w:spacing w:after="20"/>
-        <w:ind w:left="340" w:hanging="340"/>
+        <w:tabs>
+          <w:tab w:pos="397" w:val="left"/>
+        </w:tabs>
+        <w:spacing w:before="0" w:after="30"/>
+        <w:ind w:left="397" w:hanging="397"/>
       </w:pPr>
       <w:r>
         <w:rPr>
+          <w:b w:val="0"/>
+          <w:color w:val="5F6B7A"/>
           <w:sz w:val="17"/>
         </w:rPr>
-        <w:t xml:space="preserve">20. </w:t>
+        <w:t>20.</w:t>
+        <w:tab/>
       </w:r>
-      <w:hyperlink r:id="rId26">
+      <w:hyperlink r:id="rId28">
         <w:r>
           <w:rPr>
             <w:color w:val="2A78D6"/>
@@ -4058,16 +6137,22 @@
     </w:p>
     <w:p>
       <w:pPr>
-        <w:spacing w:after="20"/>
-        <w:ind w:left="340" w:hanging="340"/>
+        <w:tabs>
+          <w:tab w:pos="397" w:val="left"/>
+        </w:tabs>
+        <w:spacing w:before="0" w:after="30"/>
+        <w:ind w:left="397" w:hanging="397"/>
       </w:pPr>
       <w:r>
         <w:rPr>
+          <w:b w:val="0"/>
+          <w:color w:val="5F6B7A"/>
           <w:sz w:val="17"/>
         </w:rPr>
-        <w:t xml:space="preserve">21. </w:t>
+        <w:t>21.</w:t>
+        <w:tab/>
       </w:r>
-      <w:hyperlink r:id="rId28">
+      <w:hyperlink r:id="rId30">
         <w:r>
           <w:rPr>
             <w:color w:val="2A78D6"/>
@@ -4079,16 +6164,22 @@
     </w:p>
     <w:p>
       <w:pPr>
-        <w:spacing w:after="20"/>
-        <w:ind w:left="340" w:hanging="340"/>
+        <w:tabs>
+          <w:tab w:pos="397" w:val="left"/>
+        </w:tabs>
+        <w:spacing w:before="0" w:after="30"/>
+        <w:ind w:left="397" w:hanging="397"/>
       </w:pPr>
       <w:r>
         <w:rPr>
+          <w:b w:val="0"/>
+          <w:color w:val="5F6B7A"/>
           <w:sz w:val="17"/>
         </w:rPr>
-        <w:t xml:space="preserve">22. </w:t>
+        <w:t>22.</w:t>
+        <w:tab/>
       </w:r>
-      <w:hyperlink r:id="rId29">
+      <w:hyperlink r:id="rId31">
         <w:r>
           <w:rPr>
             <w:color w:val="2A78D6"/>
@@ -4100,16 +6191,22 @@
     </w:p>
     <w:p>
       <w:pPr>
-        <w:spacing w:after="20"/>
-        <w:ind w:left="340" w:hanging="340"/>
+        <w:tabs>
+          <w:tab w:pos="397" w:val="left"/>
+        </w:tabs>
+        <w:spacing w:before="0" w:after="30"/>
+        <w:ind w:left="397" w:hanging="397"/>
       </w:pPr>
       <w:r>
         <w:rPr>
+          <w:b w:val="0"/>
+          <w:color w:val="5F6B7A"/>
           <w:sz w:val="17"/>
         </w:rPr>
-        <w:t xml:space="preserve">23. </w:t>
+        <w:t>23.</w:t>
+        <w:tab/>
       </w:r>
-      <w:hyperlink r:id="rId28">
+      <w:hyperlink r:id="rId30">
         <w:r>
           <w:rPr>
             <w:color w:val="2A78D6"/>
@@ -4121,16 +6218,22 @@
     </w:p>
     <w:p>
       <w:pPr>
-        <w:spacing w:after="20"/>
-        <w:ind w:left="340" w:hanging="340"/>
+        <w:tabs>
+          <w:tab w:pos="397" w:val="left"/>
+        </w:tabs>
+        <w:spacing w:before="0" w:after="30"/>
+        <w:ind w:left="397" w:hanging="397"/>
       </w:pPr>
       <w:r>
         <w:rPr>
+          <w:b w:val="0"/>
+          <w:color w:val="5F6B7A"/>
           <w:sz w:val="17"/>
         </w:rPr>
-        <w:t xml:space="preserve">24. </w:t>
+        <w:t>24.</w:t>
+        <w:tab/>
       </w:r>
-      <w:hyperlink r:id="rId30">
+      <w:hyperlink r:id="rId32">
         <w:r>
           <w:rPr>
             <w:color w:val="2A78D6"/>
@@ -4142,16 +6245,22 @@
     </w:p>
     <w:p>
       <w:pPr>
-        <w:spacing w:after="20"/>
-        <w:ind w:left="340" w:hanging="340"/>
+        <w:tabs>
+          <w:tab w:pos="397" w:val="left"/>
+        </w:tabs>
+        <w:spacing w:before="0" w:after="30"/>
+        <w:ind w:left="397" w:hanging="397"/>
       </w:pPr>
       <w:r>
         <w:rPr>
+          <w:b w:val="0"/>
+          <w:color w:val="5F6B7A"/>
           <w:sz w:val="17"/>
         </w:rPr>
-        <w:t xml:space="preserve">25. </w:t>
+        <w:t>25.</w:t>
+        <w:tab/>
       </w:r>
-      <w:hyperlink r:id="rId31">
+      <w:hyperlink r:id="rId33">
         <w:r>
           <w:rPr>
             <w:color w:val="2A78D6"/>
@@ -4163,16 +6272,22 @@
     </w:p>
     <w:p>
       <w:pPr>
-        <w:spacing w:after="20"/>
-        <w:ind w:left="340" w:hanging="340"/>
+        <w:tabs>
+          <w:tab w:pos="397" w:val="left"/>
+        </w:tabs>
+        <w:spacing w:before="0" w:after="30"/>
+        <w:ind w:left="397" w:hanging="397"/>
       </w:pPr>
       <w:r>
         <w:rPr>
+          <w:b w:val="0"/>
+          <w:color w:val="5F6B7A"/>
           <w:sz w:val="17"/>
         </w:rPr>
-        <w:t xml:space="preserve">26. </w:t>
+        <w:t>26.</w:t>
+        <w:tab/>
       </w:r>
-      <w:hyperlink r:id="rId32">
+      <w:hyperlink r:id="rId34">
         <w:r>
           <w:rPr>
             <w:color w:val="2A78D6"/>
@@ -4184,16 +6299,22 @@
     </w:p>
     <w:p>
       <w:pPr>
-        <w:spacing w:after="20"/>
-        <w:ind w:left="340" w:hanging="340"/>
+        <w:tabs>
+          <w:tab w:pos="397" w:val="left"/>
+        </w:tabs>
+        <w:spacing w:before="0" w:after="30"/>
+        <w:ind w:left="397" w:hanging="397"/>
       </w:pPr>
       <w:r>
         <w:rPr>
+          <w:b w:val="0"/>
+          <w:color w:val="5F6B7A"/>
           <w:sz w:val="17"/>
         </w:rPr>
-        <w:t xml:space="preserve">27. </w:t>
+        <w:t>27.</w:t>
+        <w:tab/>
       </w:r>
-      <w:hyperlink r:id="rId33">
+      <w:hyperlink r:id="rId36">
         <w:r>
           <w:rPr>
             <w:color w:val="2A78D6"/>
@@ -4205,16 +6326,22 @@
     </w:p>
     <w:p>
       <w:pPr>
-        <w:spacing w:after="20"/>
-        <w:ind w:left="340" w:hanging="340"/>
+        <w:tabs>
+          <w:tab w:pos="397" w:val="left"/>
+        </w:tabs>
+        <w:spacing w:before="0" w:after="30"/>
+        <w:ind w:left="397" w:hanging="397"/>
       </w:pPr>
       <w:r>
         <w:rPr>
+          <w:b w:val="0"/>
+          <w:color w:val="5F6B7A"/>
           <w:sz w:val="17"/>
         </w:rPr>
-        <w:t xml:space="preserve">28. </w:t>
+        <w:t>28.</w:t>
+        <w:tab/>
       </w:r>
-      <w:hyperlink r:id="rId34">
+      <w:hyperlink r:id="rId37">
         <w:r>
           <w:rPr>
             <w:color w:val="2A78D6"/>
@@ -4226,16 +6353,22 @@
     </w:p>
     <w:p>
       <w:pPr>
-        <w:spacing w:after="20"/>
-        <w:ind w:left="340" w:hanging="340"/>
+        <w:tabs>
+          <w:tab w:pos="397" w:val="left"/>
+        </w:tabs>
+        <w:spacing w:before="0" w:after="30"/>
+        <w:ind w:left="397" w:hanging="397"/>
       </w:pPr>
       <w:r>
         <w:rPr>
+          <w:b w:val="0"/>
+          <w:color w:val="5F6B7A"/>
           <w:sz w:val="17"/>
         </w:rPr>
-        <w:t xml:space="preserve">29. </w:t>
+        <w:t>29.</w:t>
+        <w:tab/>
       </w:r>
-      <w:hyperlink r:id="rId35">
+      <w:hyperlink r:id="rId38">
         <w:r>
           <w:rPr>
             <w:color w:val="2A78D6"/>
@@ -4247,16 +6380,22 @@
     </w:p>
     <w:p>
       <w:pPr>
-        <w:spacing w:after="20"/>
-        <w:ind w:left="340" w:hanging="340"/>
+        <w:tabs>
+          <w:tab w:pos="397" w:val="left"/>
+        </w:tabs>
+        <w:spacing w:before="0" w:after="30"/>
+        <w:ind w:left="397" w:hanging="397"/>
       </w:pPr>
       <w:r>
         <w:rPr>
+          <w:b w:val="0"/>
+          <w:color w:val="5F6B7A"/>
           <w:sz w:val="17"/>
         </w:rPr>
-        <w:t xml:space="preserve">30. </w:t>
+        <w:t>30.</w:t>
+        <w:tab/>
       </w:r>
-      <w:hyperlink r:id="rId36">
+      <w:hyperlink r:id="rId39">
         <w:r>
           <w:rPr>
             <w:color w:val="2A78D6"/>
@@ -4268,16 +6407,22 @@
     </w:p>
     <w:p>
       <w:pPr>
-        <w:spacing w:after="20"/>
-        <w:ind w:left="340" w:hanging="340"/>
+        <w:tabs>
+          <w:tab w:pos="397" w:val="left"/>
+        </w:tabs>
+        <w:spacing w:before="0" w:after="30"/>
+        <w:ind w:left="397" w:hanging="397"/>
       </w:pPr>
       <w:r>
         <w:rPr>
+          <w:b w:val="0"/>
+          <w:color w:val="5F6B7A"/>
           <w:sz w:val="17"/>
         </w:rPr>
-        <w:t xml:space="preserve">31. </w:t>
+        <w:t>31.</w:t>
+        <w:tab/>
       </w:r>
-      <w:hyperlink r:id="rId37">
+      <w:hyperlink r:id="rId40">
         <w:r>
           <w:rPr>
             <w:color w:val="2A78D6"/>
@@ -4289,16 +6434,22 @@
     </w:p>
     <w:p>
       <w:pPr>
-        <w:spacing w:after="20"/>
-        <w:ind w:left="340" w:hanging="340"/>
+        <w:tabs>
+          <w:tab w:pos="397" w:val="left"/>
+        </w:tabs>
+        <w:spacing w:before="0" w:after="30"/>
+        <w:ind w:left="397" w:hanging="397"/>
       </w:pPr>
       <w:r>
         <w:rPr>
+          <w:b w:val="0"/>
+          <w:color w:val="5F6B7A"/>
           <w:sz w:val="17"/>
         </w:rPr>
-        <w:t xml:space="preserve">32. </w:t>
+        <w:t>32.</w:t>
+        <w:tab/>
       </w:r>
-      <w:hyperlink r:id="rId34">
+      <w:hyperlink r:id="rId37">
         <w:r>
           <w:rPr>
             <w:color w:val="2A78D6"/>
@@ -4310,16 +6461,22 @@
     </w:p>
     <w:p>
       <w:pPr>
-        <w:spacing w:after="20"/>
-        <w:ind w:left="340" w:hanging="340"/>
+        <w:tabs>
+          <w:tab w:pos="397" w:val="left"/>
+        </w:tabs>
+        <w:spacing w:before="0" w:after="30"/>
+        <w:ind w:left="397" w:hanging="397"/>
       </w:pPr>
       <w:r>
         <w:rPr>
+          <w:b w:val="0"/>
+          <w:color w:val="5F6B7A"/>
           <w:sz w:val="17"/>
         </w:rPr>
-        <w:t xml:space="preserve">33. </w:t>
+        <w:t>33.</w:t>
+        <w:tab/>
       </w:r>
-      <w:hyperlink r:id="rId38">
+      <w:hyperlink r:id="rId41">
         <w:r>
           <w:rPr>
             <w:color w:val="2A78D6"/>
@@ -4331,16 +6488,22 @@
     </w:p>
     <w:p>
       <w:pPr>
-        <w:spacing w:after="20"/>
-        <w:ind w:left="340" w:hanging="340"/>
+        <w:tabs>
+          <w:tab w:pos="397" w:val="left"/>
+        </w:tabs>
+        <w:spacing w:before="0" w:after="30"/>
+        <w:ind w:left="397" w:hanging="397"/>
       </w:pPr>
       <w:r>
         <w:rPr>
+          <w:b w:val="0"/>
+          <w:color w:val="5F6B7A"/>
           <w:sz w:val="17"/>
         </w:rPr>
-        <w:t xml:space="preserve">34. </w:t>
+        <w:t>34.</w:t>
+        <w:tab/>
       </w:r>
-      <w:hyperlink r:id="rId39">
+      <w:hyperlink r:id="rId42">
         <w:r>
           <w:rPr>
             <w:color w:val="2A78D6"/>
@@ -4351,20 +6514,26 @@
       </w:hyperlink>
     </w:p>
     <w:p>
+      <w:pPr>
+        <w:spacing w:before="40" w:after="60"/>
+      </w:pPr>
       <w:r>
         <w:rPr>
-          <w:i/>
+          <w:b w:val="0"/>
           <w:color w:val="5F6B7A"/>
           <w:sz w:val="16"/>
         </w:rPr>
-        <w:t>Ataskaita parengta automatiškai iš viešų šaltinių. Skaičiai pateikiami taip, kaip juos skelbia emitentas; nuorodos [S#] veda į šaltinių sąrašą. Prieš naudojant sprendimui, analitikas turi peržiūrėti pažymėtus punktus.</w:t>
+        <w:t>Ataskaita parengta iš viešų šaltinių. Skaičiai pateikiami taip, kaip juos skelbia emitentas; maži numeriai prie teksto veda į šaltinių sąrašą.</w:t>
       </w:r>
     </w:p>
     <w:sectPr>
-      <w:footerReference w:type="default" r:id="rId9"/>
-      <w:pgSz w:w="12240" w:h="15840"/>
-      <w:pgMar w:top="907" w:right="1134" w:bottom="907" w:left="1134" w:header="720" w:footer="720" w:gutter="0"/>
+      <w:headerReference w:type="default" r:id="rId9"/>
+      <w:footerReference w:type="default" r:id="rId10"/>
+      <w:footerReference w:type="first" r:id="rId11"/>
+      <w:pgSz w:w="11906" w:h="16838"/>
+      <w:pgMar w:top="1020" w:right="1134" w:bottom="1020" w:left="1134" w:header="510" w:footer="454" w:gutter="0"/>
       <w:cols w:space="720"/>
+      <w:titlePg/>
       <w:docGrid w:linePitch="360"/>
     </w:sectPr>
   </w:body>
@@ -4375,19 +6544,100 @@
 <w:ftr xmlns:m="http://schemas.openxmlformats.org/officeDocument/2006/math" xmlns:mc="http://schemas.openxmlformats.org/markup-compatibility/2006" xmlns:mo="http://schemas.microsoft.com/office/mac/office/2008/main" xmlns:mv="urn:schemas-microsoft-com:mac:vml" xmlns:o="urn:schemas-microsoft-com:office:office" xmlns:r="http://schemas.openxmlformats.org/officeDocument/2006/relationships" xmlns:v="urn:schemas-microsoft-com:vml" xmlns:w10="urn:schemas-microsoft-com:office:word" xmlns:w14="http://schemas.microsoft.com/office/word/2010/wordml" xmlns:w="http://schemas.openxmlformats.org/wordprocessingml/2006/main" xmlns:wne="http://schemas.microsoft.com/office/word/2006/wordml" xmlns:wp14="http://schemas.microsoft.com/office/word/2010/wordprocessingDrawing" xmlns:wp="http://schemas.openxmlformats.org/drawingml/2006/wordprocessingDrawing" xmlns:wpc="http://schemas.microsoft.com/office/word/2010/wordprocessingCanvas" xmlns:wpg="http://schemas.microsoft.com/office/word/2010/wordprocessingGroup" xmlns:wpi="http://schemas.microsoft.com/office/word/2010/wordprocessingInk" xmlns:wps="http://schemas.microsoft.com/office/word/2010/wordprocessingShape" mc:Ignorable="w14 wp14">
   <w:p>
     <w:pPr>
-      <w:pStyle w:val="Footer"/>
-      <w:jc w:val="right"/>
+      <w:pBdr>
+        <w:top w:val="single" w:sz="4" w:color="C9D3DE" w:space="4"/>
+      </w:pBdr>
+      <w:tabs>
+        <w:tab w:pos="9638" w:val="right"/>
+      </w:tabs>
     </w:pPr>
     <w:r>
       <w:rPr>
+        <w:b w:val="0"/>
         <w:color w:val="5F6B7A"/>
         <w:sz w:val="16"/>
       </w:rPr>
-      <w:t xml:space="preserve">LATRAPS · FY2026 · 2026-10-22   ·   </w:t>
+      <w:t>LATRAPS · FY2026 · 2026-10-22</w:t>
+      <w:tab/>
     </w:r>
-    <w:fldSimple w:instr="PAGE"/>
+    <w:r>
+      <w:rPr>
+        <w:b/>
+        <w:color w:val="1F4E79"/>
+        <w:sz w:val="16"/>
+      </w:rPr>
+      <w:fldChar w:fldCharType="begin"/>
+      <w:instrText xml:space="preserve"> PAGE </w:instrText>
+      <w:fldChar w:fldCharType="end"/>
+    </w:r>
   </w:p>
 </w:ftr>
+</file>
+
+<file path=word/footer2.xml><?xml version="1.0" encoding="utf-8"?>
+<w:ftr xmlns:m="http://schemas.openxmlformats.org/officeDocument/2006/math" xmlns:mc="http://schemas.openxmlformats.org/markup-compatibility/2006" xmlns:mo="http://schemas.microsoft.com/office/mac/office/2008/main" xmlns:mv="urn:schemas-microsoft-com:mac:vml" xmlns:o="urn:schemas-microsoft-com:office:office" xmlns:r="http://schemas.openxmlformats.org/officeDocument/2006/relationships" xmlns:v="urn:schemas-microsoft-com:vml" xmlns:w10="urn:schemas-microsoft-com:office:word" xmlns:w14="http://schemas.microsoft.com/office/word/2010/wordml" xmlns:w="http://schemas.openxmlformats.org/wordprocessingml/2006/main" xmlns:wne="http://schemas.microsoft.com/office/word/2006/wordml" xmlns:wp14="http://schemas.microsoft.com/office/word/2010/wordprocessingDrawing" xmlns:wp="http://schemas.openxmlformats.org/drawingml/2006/wordprocessingDrawing" xmlns:wpc="http://schemas.microsoft.com/office/word/2010/wordprocessingCanvas" xmlns:wpg="http://schemas.microsoft.com/office/word/2010/wordprocessingGroup" xmlns:wpi="http://schemas.microsoft.com/office/word/2010/wordprocessingInk" xmlns:wps="http://schemas.microsoft.com/office/word/2010/wordprocessingShape" mc:Ignorable="w14 wp14">
+  <w:p>
+    <w:pPr>
+      <w:pBdr>
+        <w:top w:val="single" w:sz="4" w:color="C9D3DE" w:space="4"/>
+      </w:pBdr>
+      <w:tabs>
+        <w:tab w:pos="9638" w:val="right"/>
+      </w:tabs>
+    </w:pPr>
+    <w:r>
+      <w:rPr>
+        <w:b w:val="0"/>
+        <w:color w:val="5F6B7A"/>
+        <w:sz w:val="16"/>
+      </w:rPr>
+      <w:t>LATRAPS · FY2026 · 2026-10-22</w:t>
+      <w:tab/>
+    </w:r>
+    <w:r>
+      <w:rPr>
+        <w:b/>
+        <w:color w:val="1F4E79"/>
+        <w:sz w:val="16"/>
+      </w:rPr>
+      <w:fldChar w:fldCharType="begin"/>
+      <w:instrText xml:space="preserve"> PAGE </w:instrText>
+      <w:fldChar w:fldCharType="end"/>
+    </w:r>
+  </w:p>
+</w:ftr>
+</file>
+
+<file path=word/header1.xml><?xml version="1.0" encoding="utf-8"?>
+<w:hdr xmlns:m="http://schemas.openxmlformats.org/officeDocument/2006/math" xmlns:mc="http://schemas.openxmlformats.org/markup-compatibility/2006" xmlns:mo="http://schemas.microsoft.com/office/mac/office/2008/main" xmlns:mv="urn:schemas-microsoft-com:mac:vml" xmlns:o="urn:schemas-microsoft-com:office:office" xmlns:r="http://schemas.openxmlformats.org/officeDocument/2006/relationships" xmlns:v="urn:schemas-microsoft-com:vml" xmlns:w10="urn:schemas-microsoft-com:office:word" xmlns:w14="http://schemas.microsoft.com/office/word/2010/wordml" xmlns:w="http://schemas.openxmlformats.org/wordprocessingml/2006/main" xmlns:wne="http://schemas.microsoft.com/office/word/2006/wordml" xmlns:wp14="http://schemas.microsoft.com/office/word/2010/wordprocessingDrawing" xmlns:wp="http://schemas.openxmlformats.org/drawingml/2006/wordprocessingDrawing" xmlns:wpc="http://schemas.microsoft.com/office/word/2010/wordprocessingCanvas" xmlns:wpg="http://schemas.microsoft.com/office/word/2010/wordprocessingGroup" xmlns:wpi="http://schemas.microsoft.com/office/word/2010/wordprocessingInk" xmlns:wps="http://schemas.microsoft.com/office/word/2010/wordprocessingShape" mc:Ignorable="w14 wp14">
+  <w:p>
+    <w:pPr>
+      <w:pBdr>
+        <w:bottom w:val="single" w:sz="4" w:color="C9D3DE" w:space="4"/>
+      </w:pBdr>
+      <w:tabs>
+        <w:tab w:pos="9638" w:val="right"/>
+      </w:tabs>
+    </w:pPr>
+    <w:r>
+      <w:rPr>
+        <w:b/>
+        <w:color w:val="1F4E79"/>
+        <w:sz w:val="16"/>
+      </w:rPr>
+      <w:t>LATRAPS</w:t>
+    </w:r>
+    <w:r>
+      <w:rPr>
+        <w:b w:val="0"/>
+        <w:color w:val="5F6B7A"/>
+        <w:sz w:val="16"/>
+      </w:rPr>
+      <w:tab/>
+      <w:t>Emitento apžvalga · FY2026</w:t>
+    </w:r>
+  </w:p>
+</w:hdr>
 </file>
 
 <file path=word/numbering.xml><?xml version="1.0" encoding="utf-8"?>
@@ -4754,10 +7004,10 @@
     <w:qFormat/>
     <w:rsid w:val="00FC693F"/>
     <w:pPr>
-      <w:spacing w:after="80"/>
+      <w:spacing w:after="80" w:line="264" w:lineRule="auto"/>
     </w:pPr>
     <w:rPr>
-      <w:rFonts w:ascii="Calibri" w:hAnsi="Calibri"/>
+      <w:rFonts w:ascii="Calibri" w:hAnsi="Calibri" w:eastAsia="Calibri"/>
       <w:color w:val="1A1A1A"/>
       <w:sz w:val="21"/>
     </w:rPr>

--- a/docs/files/latraps/latraps_FY2026_lt.docx
+++ b/docs/files/latraps/latraps_FY2026_lt.docx
@@ -175,7 +175,7 @@
                 <w:color w:val="5F6B7A"/>
                 <w:sz w:val="15"/>
               </w:rPr>
-              <w:t>Reitingas</w:t>
+              <w:t>Emitento reitingas</w:t>
             </w:r>
           </w:p>
           <w:p>
@@ -972,16 +972,17 @@
         <w:tblLook w:firstColumn="1" w:firstRow="1" w:lastColumn="0" w:lastRow="0" w:noHBand="0" w:noVBand="1" w:val="04A0"/>
       </w:tblPr>
       <w:tblGrid>
-        <w:gridCol w:w="1701"/>
-        <w:gridCol w:w="2608"/>
-        <w:gridCol w:w="963"/>
-        <w:gridCol w:w="1304"/>
-        <w:gridCol w:w="3061"/>
+        <w:gridCol w:w="1513"/>
+        <w:gridCol w:w="2241"/>
+        <w:gridCol w:w="840"/>
+        <w:gridCol w:w="1120"/>
+        <w:gridCol w:w="1569"/>
+        <w:gridCol w:w="2353"/>
       </w:tblGrid>
       <w:tr>
         <w:tc>
           <w:tcPr>
-            <w:tcW w:type="dxa" w:w="1701"/>
+            <w:tcW w:type="dxa" w:w="1513"/>
             <w:tcBorders>
               <w:top w:val="single" w:sz="12" w:color="1F4E79" w:space="0"/>
               <w:left w:val="nil"/>
@@ -1007,7 +1008,7 @@
         </w:tc>
         <w:tc>
           <w:tcPr>
-            <w:tcW w:type="dxa" w:w="2608"/>
+            <w:tcW w:type="dxa" w:w="2241"/>
             <w:tcBorders>
               <w:top w:val="single" w:sz="12" w:color="1F4E79" w:space="0"/>
               <w:left w:val="nil"/>
@@ -1033,7 +1034,7 @@
         </w:tc>
         <w:tc>
           <w:tcPr>
-            <w:tcW w:type="dxa" w:w="964"/>
+            <w:tcW w:type="dxa" w:w="841"/>
             <w:tcBorders>
               <w:top w:val="single" w:sz="12" w:color="1F4E79" w:space="0"/>
               <w:left w:val="nil"/>
@@ -1060,7 +1061,7 @@
         </w:tc>
         <w:tc>
           <w:tcPr>
-            <w:tcW w:type="dxa" w:w="1304"/>
+            <w:tcW w:type="dxa" w:w="1121"/>
             <w:tcBorders>
               <w:top w:val="single" w:sz="12" w:color="1F4E79" w:space="0"/>
               <w:left w:val="nil"/>
@@ -1086,7 +1087,33 @@
         </w:tc>
         <w:tc>
           <w:tcPr>
-            <w:tcW w:type="dxa" w:w="3061"/>
+            <w:tcW w:type="dxa" w:w="1569"/>
+            <w:tcBorders>
+              <w:top w:val="single" w:sz="12" w:color="1F4E79" w:space="0"/>
+              <w:left w:val="nil"/>
+              <w:bottom w:val="single" w:sz="4" w:color="C9D3DE" w:space="0"/>
+              <w:right w:val="nil"/>
+            </w:tcBorders>
+            <w:shd w:val="clear" w:color="auto" w:fill="EAF1F8"/>
+          </w:tcPr>
+          <w:p>
+            <w:pPr>
+              <w:spacing w:before="0" w:after="0"/>
+            </w:pPr>
+            <w:r>
+              <w:rPr>
+                <w:b/>
+                <w:caps/>
+                <w:color w:val="1F4E79"/>
+                <w:sz w:val="16"/>
+              </w:rPr>
+              <w:t>Emisijos reitingas</w:t>
+            </w:r>
+          </w:p>
+        </w:tc>
+        <w:tc>
+          <w:tcPr>
+            <w:tcW w:type="dxa" w:w="2353"/>
             <w:tcBorders>
               <w:top w:val="single" w:sz="12" w:color="1F4E79" w:space="0"/>
               <w:left w:val="nil"/>
@@ -1114,7 +1141,7 @@
       <w:tr>
         <w:tc>
           <w:tcPr>
-            <w:tcW w:type="dxa" w:w="1701"/>
+            <w:tcW w:type="dxa" w:w="1513"/>
             <w:tcBorders>
               <w:top w:val="nil"/>
               <w:left w:val="nil"/>
@@ -1137,7 +1164,7 @@
         </w:tc>
         <w:tc>
           <w:tcPr>
-            <w:tcW w:type="dxa" w:w="2608"/>
+            <w:tcW w:type="dxa" w:w="2241"/>
             <w:tcBorders>
               <w:top w:val="nil"/>
               <w:left w:val="nil"/>
@@ -1160,7 +1187,7 @@
         </w:tc>
         <w:tc>
           <w:tcPr>
-            <w:tcW w:type="dxa" w:w="964"/>
+            <w:tcW w:type="dxa" w:w="841"/>
             <w:tcBorders>
               <w:top w:val="nil"/>
               <w:left w:val="nil"/>
@@ -1184,7 +1211,7 @@
         </w:tc>
         <w:tc>
           <w:tcPr>
-            <w:tcW w:type="dxa" w:w="1304"/>
+            <w:tcW w:type="dxa" w:w="1121"/>
             <w:tcBorders>
               <w:top w:val="nil"/>
               <w:left w:val="nil"/>
@@ -1207,7 +1234,30 @@
         </w:tc>
         <w:tc>
           <w:tcPr>
-            <w:tcW w:type="dxa" w:w="3061"/>
+            <w:tcW w:type="dxa" w:w="1569"/>
+            <w:tcBorders>
+              <w:top w:val="nil"/>
+              <w:left w:val="nil"/>
+              <w:bottom w:val="single" w:sz="4" w:color="DDE3EA" w:space="0"/>
+              <w:right w:val="nil"/>
+            </w:tcBorders>
+          </w:tcPr>
+          <w:p>
+            <w:pPr>
+              <w:spacing w:before="0" w:after="0"/>
+            </w:pPr>
+            <w:r>
+              <w:rPr>
+                <w:b w:val="0"/>
+                <w:sz w:val="17"/>
+              </w:rPr>
+              <w:t>atskiro nerasta</w:t>
+            </w:r>
+          </w:p>
+        </w:tc>
+        <w:tc>
+          <w:tcPr>
+            <w:tcW w:type="dxa" w:w="2353"/>
             <w:tcBorders>
               <w:top w:val="nil"/>
               <w:left w:val="nil"/>

--- a/docs/files/latraps/latraps_FY2026_lt.docx
+++ b/docs/files/latraps/latraps_FY2026_lt.docx
@@ -2,6 +2,14 @@
 <file path=word/document.xml><?xml version="1.0" encoding="utf-8"?>
 <w:document xmlns:wpc="http://schemas.microsoft.com/office/word/2010/wordprocessingCanvas" xmlns:mo="http://schemas.microsoft.com/office/mac/office/2008/main" xmlns:mc="http://schemas.openxmlformats.org/markup-compatibility/2006" xmlns:mv="urn:schemas-microsoft-com:mac:vml" xmlns:o="urn:schemas-microsoft-com:office:office" xmlns:r="http://schemas.openxmlformats.org/officeDocument/2006/relationships" xmlns:m="http://schemas.openxmlformats.org/officeDocument/2006/math" xmlns:v="urn:schemas-microsoft-com:vml" xmlns:wp14="http://schemas.microsoft.com/office/word/2010/wordprocessingDrawing" xmlns:wp="http://schemas.openxmlformats.org/drawingml/2006/wordprocessingDrawing" xmlns:w10="urn:schemas-microsoft-com:office:word" xmlns:w="http://schemas.openxmlformats.org/wordprocessingml/2006/main" xmlns:w14="http://schemas.microsoft.com/office/word/2010/wordml" xmlns:wpg="http://schemas.microsoft.com/office/word/2010/wordprocessingGroup" xmlns:wpi="http://schemas.microsoft.com/office/word/2010/wordprocessingInk" xmlns:wne="http://schemas.microsoft.com/office/word/2006/wordml" xmlns:wps="http://schemas.microsoft.com/office/word/2010/wordprocessingShape" mc:Ignorable="w14 wp14">
   <w:body>
+    <w:p>
+      <w:pPr>
+        <w:pBdr>
+          <w:top w:val="single" w:sz="24" w:color="12355B" w:space="0"/>
+        </w:pBdr>
+        <w:spacing w:before="0" w:after="200" w:line="120" w:lineRule="auto"/>
+      </w:pPr>
+    </w:p>
     <w:tbl>
       <w:tblPr>
         <w:tblW w:w="9639" w:type="dxa"/>
@@ -15,10 +23,10 @@
         </w:tblBorders>
         <w:tblLayout w:type="fixed"/>
         <w:tblCellMar>
-          <w:top w:w="260" w:type="dxa"/>
-          <w:left w:w="280" w:type="dxa"/>
-          <w:bottom w:w="260" w:type="dxa"/>
-          <w:right w:w="280" w:type="dxa"/>
+          <w:top w:w="0" w:type="dxa"/>
+          <w:left w:w="0" w:type="dxa"/>
+          <w:bottom w:w="0" w:type="dxa"/>
+          <w:right w:w="0" w:type="dxa"/>
         </w:tblCellMar>
         <w:tblLook w:firstColumn="1" w:firstRow="1" w:lastColumn="0" w:lastRow="0" w:noHBand="0" w:noVBand="1" w:val="04A0"/>
       </w:tblPr>
@@ -30,7 +38,6 @@
         <w:tc>
           <w:tcPr>
             <w:tcW w:type="dxa" w:w="7030"/>
-            <w:shd w:val="clear" w:color="auto" w:fill="1F4E79"/>
           </w:tcPr>
           <w:p>
             <w:pPr>
@@ -40,8 +47,8 @@
               <w:rPr>
                 <w:b/>
                 <w:caps/>
-                <w:color w:val="AFC6DD"/>
-                <w:sz w:val="17"/>
+                <w:color w:val="2A78D6"/>
+                <w:sz w:val="16"/>
               </w:rPr>
               <w:t>Emitento apžvalga · FY2026</w:t>
             </w:r>
@@ -53,28 +60,40 @@
             <w:r>
               <w:rPr>
                 <w:b/>
-                <w:color w:val="FFFFFF"/>
+                <w:color w:val="12355B"/>
                 <w:sz w:val="52"/>
               </w:rPr>
               <w:t>LATRAPS</w:t>
+            </w:r>
+          </w:p>
+          <w:p>
+            <w:pPr>
+              <w:spacing w:before="40" w:after="0"/>
+            </w:pPr>
+            <w:r>
+              <w:rPr>
+                <w:b w:val="0"/>
+                <w:color w:val="667085"/>
+                <w:sz w:val="18"/>
+              </w:rPr>
+              <w:t>Latvija</w:t>
             </w:r>
           </w:p>
         </w:tc>
         <w:tc>
           <w:tcPr>
             <w:tcW w:type="dxa" w:w="2608"/>
-            <w:shd w:val="clear" w:color="auto" w:fill="1F4E79"/>
           </w:tcPr>
           <w:p>
             <w:pPr>
-              <w:spacing w:before="280" w:after="0"/>
+              <w:spacing w:before="440" w:after="0"/>
               <w:jc w:val="right"/>
             </w:pPr>
             <w:r>
               <w:rPr>
                 <w:b/>
                 <w:color w:val="1B7F3B"/>
-                <w:sz w:val="19"/>
+                <w:sz w:val="18"/>
                 <w:shd w:val="clear" w:color="auto" w:fill="E3F3E8"/>
               </w:rPr>
               <w:t xml:space="preserve">  ●  TVARKINGA  </w:t>
@@ -86,9 +105,9 @@
     <w:p>
       <w:pPr>
         <w:pBdr>
-          <w:top w:val="single" w:sz="12" w:color="2A78D6" w:space="0"/>
+          <w:top w:val="single" w:sz="4" w:color="D5DCE4" w:space="0"/>
         </w:pBdr>
-        <w:spacing w:before="0" w:after="200" w:line="120" w:lineRule="auto"/>
+        <w:spacing w:before="120" w:after="200" w:line="120" w:lineRule="auto"/>
       </w:pPr>
     </w:p>
     <w:tbl>
@@ -104,39 +123,78 @@
         </w:tblBorders>
         <w:tblLayout w:type="fixed"/>
         <w:tblCellMar>
-          <w:top w:w="0" w:type="dxa"/>
-          <w:left w:w="0" w:type="dxa"/>
-          <w:bottom w:w="120" w:type="dxa"/>
-          <w:right w:w="160" w:type="dxa"/>
+          <w:top w:w="160" w:type="dxa"/>
+          <w:left w:w="220" w:type="dxa"/>
+          <w:bottom w:w="160" w:type="dxa"/>
+          <w:right w:w="220" w:type="dxa"/>
         </w:tblCellMar>
         <w:tblLook w:firstColumn="1" w:firstRow="1" w:lastColumn="0" w:lastRow="0" w:noHBand="0" w:noVBand="1" w:val="04A0"/>
       </w:tblPr>
       <w:tblGrid>
-        <w:gridCol w:w="3213"/>
-        <w:gridCol w:w="3213"/>
-        <w:gridCol w:w="3213"/>
+        <w:gridCol w:w="4819"/>
+        <w:gridCol w:w="4819"/>
       </w:tblGrid>
       <w:tr>
         <w:tc>
           <w:tcPr>
-            <w:tcW w:type="dxa" w:w="3213"/>
+            <w:tcW w:type="dxa" w:w="4819"/>
             <w:tcBorders>
-              <w:top w:val="nil"/>
+              <w:top w:val="single" w:sz="12" w:color="12355B" w:space="0"/>
               <w:left w:val="nil"/>
-              <w:bottom w:val="single" w:sz="4" w:color="C9D3DE" w:space="0"/>
+              <w:bottom w:val="nil"/>
               <w:right w:val="nil"/>
             </w:tcBorders>
+            <w:shd w:val="clear" w:color="auto" w:fill="F4F6F9"/>
           </w:tcPr>
           <w:p>
             <w:pPr>
-              <w:spacing w:before="0" w:after="20"/>
+              <w:spacing w:before="0" w:after="40"/>
+            </w:pPr>
+            <w:r>
+              <w:rPr>
+                <w:b/>
+                <w:color w:val="12355B"/>
+                <w:sz w:val="18"/>
+              </w:rPr>
+              <w:t>Pagrindinė informacija</w:t>
+            </w:r>
+          </w:p>
+          <w:p>
+            <w:pPr>
+              <w:spacing w:before="80" w:after="0"/>
             </w:pPr>
             <w:r>
               <w:rPr>
                 <w:b/>
                 <w:caps/>
-                <w:color w:val="5F6B7A"/>
-                <w:sz w:val="15"/>
+                <w:color w:val="667085"/>
+                <w:sz w:val="14"/>
+              </w:rPr>
+              <w:t>Emitento reitingas</w:t>
+            </w:r>
+          </w:p>
+          <w:p>
+            <w:pPr>
+              <w:spacing w:before="0" w:after="0"/>
+            </w:pPr>
+            <w:r>
+              <w:rPr>
+                <w:b w:val="0"/>
+                <w:sz w:val="18"/>
+              </w:rPr>
+              <w:t>nerasta (no credit rating found)</w:t>
+            </w:r>
+          </w:p>
+          <w:p>
+            <w:pPr>
+              <w:spacing w:before="80" w:after="0"/>
+            </w:pPr>
+            <w:r>
+              <w:rPr>
+                <w:b/>
+                <w:caps/>
+                <w:color w:val="667085"/>
+                <w:sz w:val="14"/>
               </w:rPr>
               <w:t>Analizės data</w:t>
             </w:r>
@@ -148,69 +206,21 @@
             <w:r>
               <w:rPr>
                 <w:b w:val="0"/>
-                <w:sz w:val="19"/>
+                <w:sz w:val="18"/>
               </w:rPr>
               <w:t>2026-10-22</w:t>
             </w:r>
           </w:p>
-        </w:tc>
-        <w:tc>
-          <w:tcPr>
-            <w:tcW w:type="dxa" w:w="3213"/>
-            <w:tcBorders>
-              <w:top w:val="nil"/>
-              <w:left w:val="nil"/>
-              <w:bottom w:val="single" w:sz="4" w:color="C9D3DE" w:space="0"/>
-              <w:right w:val="nil"/>
-            </w:tcBorders>
-          </w:tcPr>
           <w:p>
             <w:pPr>
-              <w:spacing w:before="0" w:after="20"/>
+              <w:spacing w:before="80" w:after="0"/>
             </w:pPr>
             <w:r>
               <w:rPr>
                 <w:b/>
                 <w:caps/>
-                <w:color w:val="5F6B7A"/>
-                <w:sz w:val="15"/>
-              </w:rPr>
-              <w:t>Emitento reitingas</w:t>
-            </w:r>
-          </w:p>
-          <w:p>
-            <w:pPr>
-              <w:spacing w:before="0" w:after="0"/>
-            </w:pPr>
-            <w:r>
-              <w:rPr>
-                <w:b w:val="0"/>
-                <w:sz w:val="19"/>
-              </w:rPr>
-              <w:t>nerasta (no credit rating found)</w:t>
-            </w:r>
-          </w:p>
-        </w:tc>
-        <w:tc>
-          <w:tcPr>
-            <w:tcW w:type="dxa" w:w="3213"/>
-            <w:tcBorders>
-              <w:top w:val="nil"/>
-              <w:left w:val="nil"/>
-              <w:bottom w:val="single" w:sz="4" w:color="C9D3DE" w:space="0"/>
-              <w:right w:val="nil"/>
-            </w:tcBorders>
-          </w:tcPr>
-          <w:p>
-            <w:pPr>
-              <w:spacing w:before="0" w:after="20"/>
-            </w:pPr>
-            <w:r>
-              <w:rPr>
-                <w:b/>
-                <w:caps/>
-                <w:color w:val="5F6B7A"/>
-                <w:sz w:val="15"/>
+                <w:color w:val="667085"/>
+                <w:sz w:val="14"/>
               </w:rPr>
               <w:t>Kita ataskaita</w:t>
             </w:r>
@@ -222,7 +232,7 @@
             <w:r>
               <w:rPr>
                 <w:b w:val="0"/>
-                <w:sz w:val="19"/>
+                <w:sz w:val="18"/>
               </w:rPr>
               <w:t>Audited annual report FY2025/26 - expected November 2026 (FY2024/25 report was signed 2025-11-24</w:t>
             </w:r>
@@ -231,7 +241,7 @@
                 <w:rPr>
                   <w:color w:val="2A78D6"/>
                   <w:vertAlign w:val="superscript"/>
-                  <w:sz w:val="16"/>
+                  <w:sz w:val="15"/>
                 </w:rPr>
                 <w:t xml:space="preserve">1</w:t>
               </w:r>
@@ -239,9 +249,99 @@
             <w:r>
               <w:rPr>
                 <w:b w:val="0"/>
-                <w:sz w:val="19"/>
+                <w:sz w:val="18"/>
               </w:rPr>
               <w:t>)</w:t>
+            </w:r>
+          </w:p>
+          <w:p>
+            <w:pPr>
+              <w:spacing w:before="80" w:after="0"/>
+            </w:pPr>
+            <w:r>
+              <w:rPr>
+                <w:b/>
+                <w:caps/>
+                <w:color w:val="667085"/>
+                <w:sz w:val="14"/>
+              </w:rPr>
+              <w:t>Šalis</w:t>
+            </w:r>
+          </w:p>
+          <w:p>
+            <w:pPr>
+              <w:spacing w:before="0" w:after="0"/>
+            </w:pPr>
+            <w:r>
+              <w:rPr>
+                <w:b w:val="0"/>
+                <w:sz w:val="18"/>
+              </w:rPr>
+              <w:t>Latvija</w:t>
+            </w:r>
+          </w:p>
+        </w:tc>
+        <w:tc>
+          <w:tcPr>
+            <w:tcW w:type="dxa" w:w="4819"/>
+            <w:tcBorders>
+              <w:top w:val="single" w:sz="12" w:color="12355B" w:space="0"/>
+              <w:left w:val="nil"/>
+              <w:bottom w:val="nil"/>
+              <w:right w:val="nil"/>
+            </w:tcBorders>
+            <w:shd w:val="clear" w:color="auto" w:fill="F4F6F9"/>
+          </w:tcPr>
+          <w:p>
+            <w:pPr>
+              <w:spacing w:before="0" w:after="40"/>
+            </w:pPr>
+            <w:r>
+              <w:rPr>
+                <w:b/>
+                <w:color w:val="12355B"/>
+                <w:sz w:val="18"/>
+              </w:rPr>
+              <w:t>Turimi vertybiniai popieriai</w:t>
+            </w:r>
+          </w:p>
+          <w:p>
+            <w:pPr>
+              <w:spacing w:before="80" w:after="0"/>
+            </w:pPr>
+            <w:r>
+              <w:rPr>
+                <w:b/>
+                <w:color w:val="1B2430"/>
+                <w:sz w:val="17"/>
+              </w:rPr>
+              <w:t>LATRAPS 7.5% bond 2028 (First North)</w:t>
+            </w:r>
+          </w:p>
+          <w:p>
+            <w:pPr>
+              <w:spacing w:before="0" w:after="0"/>
+            </w:pPr>
+            <w:r>
+              <w:rPr>
+                <w:b w:val="0"/>
+                <w:color w:val="667085"/>
+                <w:sz w:val="15"/>
+              </w:rPr>
+              <w:t>LV0000805349  ·  7,5 % · 2028-12-12</w:t>
+            </w:r>
+          </w:p>
+          <w:p>
+            <w:pPr>
+              <w:spacing w:before="0" w:after="0"/>
+            </w:pPr>
+            <w:r>
+              <w:rPr>
+                <w:b w:val="0"/>
+                <w:color w:val="12355B"/>
+                <w:sz w:val="15"/>
+              </w:rPr>
+              <w:t>atskiro nerasta</w:t>
             </w:r>
           </w:p>
         </w:tc>
@@ -249,7 +349,7 @@
     </w:tbl>
     <w:p>
       <w:pPr>
-        <w:spacing w:before="0" w:after="80"/>
+        <w:spacing w:before="0" w:after="120"/>
       </w:pPr>
     </w:p>
     <w:tbl>
@@ -294,7 +394,7 @@
             <w:r>
               <w:rPr>
                 <w:b/>
-                <w:color w:val="1A1A1A"/>
+                <w:color w:val="1B2430"/>
                 <w:sz w:val="21"/>
               </w:rPr>
               <w:t>Pozicija tvarkinga.</w:t>
@@ -302,7 +402,7 @@
             <w:r>
               <w:rPr>
                 <w:b w:val="0"/>
-                <w:color w:val="1A1A1A"/>
+                <w:color w:val="1B2430"/>
                 <w:sz w:val="21"/>
               </w:rPr>
               <w:t xml:space="preserve"> LATRAPS – 1 214 Latvijos ūkininkų kooperatyvas; 2025/26 m. pelnas 2,8 mln. EUR, abiejų obligacijų sąlygų laikomasi: koreguota kapitalo dalis 29,4 % (riba 20 %), EBITDA / palūkanos 2,7 karto (riba 2,0)</w:t>
@@ -337,7 +437,7 @@
             <w:r>
               <w:rPr>
                 <w:b w:val="0"/>
-                <w:color w:val="1A1A1A"/>
+                <w:color w:val="1B2430"/>
                 <w:sz w:val="21"/>
               </w:rPr>
               <w:t>. Stebėtina: skola auga dėl 132 mln. EUR žirnių baltymų gamyklos</w:t>
@@ -355,7 +455,7 @@
             <w:r>
               <w:rPr>
                 <w:b w:val="0"/>
-                <w:color w:val="1A1A1A"/>
+                <w:color w:val="1B2430"/>
                 <w:sz w:val="21"/>
               </w:rPr>
               <w:t>.</w:t>
@@ -404,9 +504,9 @@
             <w:tcW w:type="dxa" w:w="2261"/>
             <w:tcBorders>
               <w:top w:val="single" w:sz="18" w:color="2A78D6" w:space="0"/>
-              <w:left w:val="single" w:sz="4" w:color="C9D3DE" w:space="0"/>
-              <w:bottom w:val="single" w:sz="4" w:color="C9D3DE" w:space="0"/>
-              <w:right w:val="single" w:sz="4" w:color="C9D3DE" w:space="0"/>
+              <w:left w:val="single" w:sz="4" w:color="D5DCE4" w:space="0"/>
+              <w:bottom w:val="single" w:sz="4" w:color="D5DCE4" w:space="0"/>
+              <w:right w:val="single" w:sz="4" w:color="D5DCE4" w:space="0"/>
             </w:tcBorders>
           </w:tcPr>
           <w:p>
@@ -417,7 +517,7 @@
               <w:rPr>
                 <w:b/>
                 <w:caps/>
-                <w:color w:val="5F6B7A"/>
+                <w:color w:val="667085"/>
                 <w:sz w:val="14"/>
               </w:rPr>
               <w:t>Pajamos</w:t>
@@ -425,7 +525,7 @@
             <w:r>
               <w:rPr>
                 <w:b w:val="0"/>
-                <w:color w:val="5F6B7A"/>
+                <w:color w:val="667085"/>
                 <w:sz w:val="14"/>
               </w:rPr>
               <w:t xml:space="preserve">  ·  FY2026</w:t>
@@ -438,7 +538,7 @@
             <w:r>
               <w:rPr>
                 <w:b/>
-                <w:color w:val="1F4E79"/>
+                <w:color w:val="12355B"/>
                 <w:sz w:val="34"/>
               </w:rPr>
               <w:t>240,2</w:t>
@@ -446,7 +546,7 @@
             <w:r>
               <w:rPr>
                 <w:b w:val="0"/>
-                <w:color w:val="5F6B7A"/>
+                <w:color w:val="667085"/>
                 <w:sz w:val="18"/>
               </w:rPr>
               <w:t xml:space="preserve"> mln. EUR</w:t>
@@ -459,7 +559,7 @@
             <w:r>
               <w:rPr>
                 <w:b w:val="0"/>
-                <w:color w:val="5F6B7A"/>
+                <w:color w:val="667085"/>
                 <w:sz w:val="15"/>
               </w:rPr>
               <w:t>▼ 5,5 % vs FY2025</w:t>
@@ -477,9 +577,9 @@
             <w:tcW w:type="dxa" w:w="2261"/>
             <w:tcBorders>
               <w:top w:val="single" w:sz="18" w:color="2A78D6" w:space="0"/>
-              <w:left w:val="single" w:sz="4" w:color="C9D3DE" w:space="0"/>
-              <w:bottom w:val="single" w:sz="4" w:color="C9D3DE" w:space="0"/>
-              <w:right w:val="single" w:sz="4" w:color="C9D3DE" w:space="0"/>
+              <w:left w:val="single" w:sz="4" w:color="D5DCE4" w:space="0"/>
+              <w:bottom w:val="single" w:sz="4" w:color="D5DCE4" w:space="0"/>
+              <w:right w:val="single" w:sz="4" w:color="D5DCE4" w:space="0"/>
             </w:tcBorders>
           </w:tcPr>
           <w:p>
@@ -490,7 +590,7 @@
               <w:rPr>
                 <w:b/>
                 <w:caps/>
-                <w:color w:val="5F6B7A"/>
+                <w:color w:val="667085"/>
                 <w:sz w:val="14"/>
               </w:rPr>
               <w:t>Grynasis pelnas</w:t>
@@ -498,7 +598,7 @@
             <w:r>
               <w:rPr>
                 <w:b w:val="0"/>
-                <w:color w:val="5F6B7A"/>
+                <w:color w:val="667085"/>
                 <w:sz w:val="14"/>
               </w:rPr>
               <w:t xml:space="preserve">  ·  FY2026</w:t>
@@ -511,7 +611,7 @@
             <w:r>
               <w:rPr>
                 <w:b/>
-                <w:color w:val="1F4E79"/>
+                <w:color w:val="12355B"/>
                 <w:sz w:val="34"/>
               </w:rPr>
               <w:t>2,77</w:t>
@@ -519,7 +619,7 @@
             <w:r>
               <w:rPr>
                 <w:b w:val="0"/>
-                <w:color w:val="5F6B7A"/>
+                <w:color w:val="667085"/>
                 <w:sz w:val="18"/>
               </w:rPr>
               <w:t xml:space="preserve"> mln. EUR</w:t>
@@ -532,7 +632,7 @@
             <w:r>
               <w:rPr>
                 <w:b w:val="0"/>
-                <w:color w:val="5F6B7A"/>
+                <w:color w:val="667085"/>
                 <w:sz w:val="15"/>
               </w:rPr>
               <w:t>▲ 1,1 % vs FY2025</w:t>
@@ -550,9 +650,9 @@
             <w:tcW w:type="dxa" w:w="2261"/>
             <w:tcBorders>
               <w:top w:val="single" w:sz="18" w:color="2A78D6" w:space="0"/>
-              <w:left w:val="single" w:sz="4" w:color="C9D3DE" w:space="0"/>
-              <w:bottom w:val="single" w:sz="4" w:color="C9D3DE" w:space="0"/>
-              <w:right w:val="single" w:sz="4" w:color="C9D3DE" w:space="0"/>
+              <w:left w:val="single" w:sz="4" w:color="D5DCE4" w:space="0"/>
+              <w:bottom w:val="single" w:sz="4" w:color="D5DCE4" w:space="0"/>
+              <w:right w:val="single" w:sz="4" w:color="D5DCE4" w:space="0"/>
             </w:tcBorders>
           </w:tcPr>
           <w:p>
@@ -563,7 +663,7 @@
               <w:rPr>
                 <w:b/>
                 <w:caps/>
-                <w:color w:val="5F6B7A"/>
+                <w:color w:val="667085"/>
                 <w:sz w:val="14"/>
               </w:rPr>
               <w:t>Nuosavo kapitalo dalis</w:t>
@@ -571,7 +671,7 @@
             <w:r>
               <w:rPr>
                 <w:b w:val="0"/>
-                <w:color w:val="5F6B7A"/>
+                <w:color w:val="667085"/>
                 <w:sz w:val="14"/>
               </w:rPr>
               <w:t xml:space="preserve">  ·  FY2026</w:t>
@@ -584,7 +684,7 @@
             <w:r>
               <w:rPr>
                 <w:b/>
-                <w:color w:val="1F4E79"/>
+                <w:color w:val="12355B"/>
                 <w:sz w:val="34"/>
               </w:rPr>
               <w:t>29,4</w:t>
@@ -592,7 +692,7 @@
             <w:r>
               <w:rPr>
                 <w:b w:val="0"/>
-                <w:color w:val="5F6B7A"/>
+                <w:color w:val="667085"/>
                 <w:sz w:val="18"/>
               </w:rPr>
               <w:t xml:space="preserve"> %</w:t>
@@ -605,7 +705,7 @@
             <w:r>
               <w:rPr>
                 <w:b w:val="0"/>
-                <w:color w:val="5F6B7A"/>
+                <w:color w:val="667085"/>
                 <w:sz w:val="15"/>
               </w:rPr>
               <w:t>▼ 3,4 p. p. vs FY2025</w:t>
@@ -623,9 +723,9 @@
             <w:tcW w:type="dxa" w:w="2261"/>
             <w:tcBorders>
               <w:top w:val="single" w:sz="18" w:color="2A78D6" w:space="0"/>
-              <w:left w:val="single" w:sz="4" w:color="C9D3DE" w:space="0"/>
-              <w:bottom w:val="single" w:sz="4" w:color="C9D3DE" w:space="0"/>
-              <w:right w:val="single" w:sz="4" w:color="C9D3DE" w:space="0"/>
+              <w:left w:val="single" w:sz="4" w:color="D5DCE4" w:space="0"/>
+              <w:bottom w:val="single" w:sz="4" w:color="D5DCE4" w:space="0"/>
+              <w:right w:val="single" w:sz="4" w:color="D5DCE4" w:space="0"/>
             </w:tcBorders>
           </w:tcPr>
           <w:p>
@@ -636,7 +736,7 @@
               <w:rPr>
                 <w:b/>
                 <w:caps/>
-                <w:color w:val="5F6B7A"/>
+                <w:color w:val="667085"/>
                 <w:sz w:val="14"/>
               </w:rPr>
               <w:t>EBITDA / palūkanos</w:t>
@@ -644,7 +744,7 @@
             <w:r>
               <w:rPr>
                 <w:b w:val="0"/>
-                <w:color w:val="5F6B7A"/>
+                <w:color w:val="667085"/>
                 <w:sz w:val="14"/>
               </w:rPr>
               <w:t xml:space="preserve">  ·  FY2026</w:t>
@@ -657,7 +757,7 @@
             <w:r>
               <w:rPr>
                 <w:b/>
-                <w:color w:val="1F4E79"/>
+                <w:color w:val="12355B"/>
                 <w:sz w:val="34"/>
               </w:rPr>
               <w:t>2,7</w:t>
@@ -665,7 +765,7 @@
             <w:r>
               <w:rPr>
                 <w:b w:val="0"/>
-                <w:color w:val="5F6B7A"/>
+                <w:color w:val="667085"/>
                 <w:sz w:val="18"/>
               </w:rPr>
               <w:t xml:space="preserve"> x</w:t>
@@ -678,7 +778,7 @@
             <w:r>
               <w:rPr>
                 <w:b w:val="0"/>
-                <w:color w:val="5F6B7A"/>
+                <w:color w:val="667085"/>
                 <w:sz w:val="15"/>
               </w:rPr>
               <w:t>• 0x vs FY2025</w:t>
@@ -695,28 +795,13 @@
     <w:p>
       <w:pPr>
         <w:keepNext/>
-        <w:pBdr>
-          <w:bottom w:val="single" w:sz="8" w:color="1F4E79" w:space="4"/>
-        </w:pBdr>
-        <w:tabs>
-          <w:tab w:pos="482" w:val="left"/>
-        </w:tabs>
-        <w:spacing w:before="360" w:after="160"/>
+        <w:spacing w:before="200" w:after="100"/>
       </w:pPr>
       <w:r>
         <w:rPr>
           <w:b/>
-          <w:color w:val="2A78D6"/>
-          <w:sz w:val="18"/>
-        </w:rPr>
-        <w:t>01</w:t>
-        <w:tab/>
-      </w:r>
-      <w:r>
-        <w:rPr>
-          <w:b/>
-          <w:color w:val="1F4E79"/>
-          <w:sz w:val="28"/>
+          <w:color w:val="12355B"/>
+          <w:sz w:val="26"/>
         </w:rPr>
         <w:t>Trumpa santrauka</w:t>
       </w:r>
@@ -926,7 +1011,7 @@
       <w:pPr>
         <w:keepNext/>
         <w:pBdr>
-          <w:bottom w:val="single" w:sz="8" w:color="1F4E79" w:space="4"/>
+          <w:bottom w:val="single" w:sz="8" w:color="12355B" w:space="4"/>
         </w:pBdr>
         <w:tabs>
           <w:tab w:pos="482" w:val="left"/>
@@ -939,13 +1024,13 @@
           <w:color w:val="2A78D6"/>
           <w:sz w:val="18"/>
         </w:rPr>
-        <w:t>02</w:t>
+        <w:t>01</w:t>
         <w:tab/>
       </w:r>
       <w:r>
         <w:rPr>
           <w:b/>
-          <w:color w:val="1F4E79"/>
+          <w:color w:val="12355B"/>
           <w:sz w:val="28"/>
         </w:rPr>
         <w:t>Turimos priemonės ir ISIN</w:t>
@@ -972,24 +1057,23 @@
         <w:tblLook w:firstColumn="1" w:firstRow="1" w:lastColumn="0" w:lastRow="0" w:noHBand="0" w:noVBand="1" w:val="04A0"/>
       </w:tblPr>
       <w:tblGrid>
-        <w:gridCol w:w="1513"/>
+        <w:gridCol w:w="1457"/>
         <w:gridCol w:w="2241"/>
-        <w:gridCol w:w="840"/>
+        <w:gridCol w:w="1064"/>
         <w:gridCol w:w="1120"/>
         <w:gridCol w:w="1569"/>
-        <w:gridCol w:w="2353"/>
+        <w:gridCol w:w="2185"/>
       </w:tblGrid>
       <w:tr>
         <w:tc>
           <w:tcPr>
-            <w:tcW w:type="dxa" w:w="1513"/>
+            <w:tcW w:type="dxa" w:w="1457"/>
             <w:tcBorders>
-              <w:top w:val="single" w:sz="12" w:color="1F4E79" w:space="0"/>
+              <w:top w:val="nil"/>
               <w:left w:val="nil"/>
-              <w:bottom w:val="single" w:sz="4" w:color="C9D3DE" w:space="0"/>
+              <w:bottom w:val="single" w:sz="8" w:color="12355B" w:space="0"/>
               <w:right w:val="nil"/>
             </w:tcBorders>
-            <w:shd w:val="clear" w:color="auto" w:fill="EAF1F8"/>
           </w:tcPr>
           <w:p>
             <w:pPr>
@@ -999,8 +1083,8 @@
               <w:rPr>
                 <w:b/>
                 <w:caps/>
-                <w:color w:val="1F4E79"/>
-                <w:sz w:val="16"/>
+                <w:color w:val="667085"/>
+                <w:sz w:val="14"/>
               </w:rPr>
               <w:t>ISIN</w:t>
             </w:r>
@@ -1010,12 +1094,11 @@
           <w:tcPr>
             <w:tcW w:type="dxa" w:w="2241"/>
             <w:tcBorders>
-              <w:top w:val="single" w:sz="12" w:color="1F4E79" w:space="0"/>
+              <w:top w:val="nil"/>
               <w:left w:val="nil"/>
-              <w:bottom w:val="single" w:sz="4" w:color="C9D3DE" w:space="0"/>
+              <w:bottom w:val="single" w:sz="8" w:color="12355B" w:space="0"/>
               <w:right w:val="nil"/>
             </w:tcBorders>
-            <w:shd w:val="clear" w:color="auto" w:fill="EAF1F8"/>
           </w:tcPr>
           <w:p>
             <w:pPr>
@@ -1025,8 +1108,8 @@
               <w:rPr>
                 <w:b/>
                 <w:caps/>
-                <w:color w:val="1F4E79"/>
-                <w:sz w:val="16"/>
+                <w:color w:val="667085"/>
+                <w:sz w:val="14"/>
               </w:rPr>
               <w:t>Priemonė</w:t>
             </w:r>
@@ -1034,14 +1117,13 @@
         </w:tc>
         <w:tc>
           <w:tcPr>
-            <w:tcW w:type="dxa" w:w="841"/>
+            <w:tcW w:type="dxa" w:w="1065"/>
             <w:tcBorders>
-              <w:top w:val="single" w:sz="12" w:color="1F4E79" w:space="0"/>
+              <w:top w:val="nil"/>
               <w:left w:val="nil"/>
-              <w:bottom w:val="single" w:sz="4" w:color="C9D3DE" w:space="0"/>
+              <w:bottom w:val="single" w:sz="8" w:color="12355B" w:space="0"/>
               <w:right w:val="nil"/>
             </w:tcBorders>
-            <w:shd w:val="clear" w:color="auto" w:fill="EAF1F8"/>
           </w:tcPr>
           <w:p>
             <w:pPr>
@@ -1052,8 +1134,8 @@
               <w:rPr>
                 <w:b/>
                 <w:caps/>
-                <w:color w:val="1F4E79"/>
-                <w:sz w:val="16"/>
+                <w:color w:val="667085"/>
+                <w:sz w:val="14"/>
               </w:rPr>
               <w:t>Kuponas</w:t>
             </w:r>
@@ -1063,12 +1145,11 @@
           <w:tcPr>
             <w:tcW w:type="dxa" w:w="1121"/>
             <w:tcBorders>
-              <w:top w:val="single" w:sz="12" w:color="1F4E79" w:space="0"/>
+              <w:top w:val="nil"/>
               <w:left w:val="nil"/>
-              <w:bottom w:val="single" w:sz="4" w:color="C9D3DE" w:space="0"/>
+              <w:bottom w:val="single" w:sz="8" w:color="12355B" w:space="0"/>
               <w:right w:val="nil"/>
             </w:tcBorders>
-            <w:shd w:val="clear" w:color="auto" w:fill="EAF1F8"/>
           </w:tcPr>
           <w:p>
             <w:pPr>
@@ -1078,8 +1159,8 @@
               <w:rPr>
                 <w:b/>
                 <w:caps/>
-                <w:color w:val="1F4E79"/>
-                <w:sz w:val="16"/>
+                <w:color w:val="667085"/>
+                <w:sz w:val="14"/>
               </w:rPr>
               <w:t>Išpirkimas</w:t>
             </w:r>
@@ -1089,12 +1170,11 @@
           <w:tcPr>
             <w:tcW w:type="dxa" w:w="1569"/>
             <w:tcBorders>
-              <w:top w:val="single" w:sz="12" w:color="1F4E79" w:space="0"/>
+              <w:top w:val="nil"/>
               <w:left w:val="nil"/>
-              <w:bottom w:val="single" w:sz="4" w:color="C9D3DE" w:space="0"/>
+              <w:bottom w:val="single" w:sz="8" w:color="12355B" w:space="0"/>
               <w:right w:val="nil"/>
             </w:tcBorders>
-            <w:shd w:val="clear" w:color="auto" w:fill="EAF1F8"/>
           </w:tcPr>
           <w:p>
             <w:pPr>
@@ -1104,8 +1184,8 @@
               <w:rPr>
                 <w:b/>
                 <w:caps/>
-                <w:color w:val="1F4E79"/>
-                <w:sz w:val="16"/>
+                <w:color w:val="667085"/>
+                <w:sz w:val="14"/>
               </w:rPr>
               <w:t>Emisijos reitingas</w:t>
             </w:r>
@@ -1113,14 +1193,13 @@
         </w:tc>
         <w:tc>
           <w:tcPr>
-            <w:tcW w:type="dxa" w:w="2353"/>
+            <w:tcW w:type="dxa" w:w="2185"/>
             <w:tcBorders>
-              <w:top w:val="single" w:sz="12" w:color="1F4E79" w:space="0"/>
+              <w:top w:val="nil"/>
               <w:left w:val="nil"/>
-              <w:bottom w:val="single" w:sz="4" w:color="C9D3DE" w:space="0"/>
+              <w:bottom w:val="single" w:sz="8" w:color="12355B" w:space="0"/>
               <w:right w:val="nil"/>
             </w:tcBorders>
-            <w:shd w:val="clear" w:color="auto" w:fill="EAF1F8"/>
           </w:tcPr>
           <w:p>
             <w:pPr>
@@ -1130,8 +1209,8 @@
               <w:rPr>
                 <w:b/>
                 <w:caps/>
-                <w:color w:val="1F4E79"/>
-                <w:sz w:val="16"/>
+                <w:color w:val="667085"/>
+                <w:sz w:val="14"/>
               </w:rPr>
               <w:t>Pastaba</w:t>
             </w:r>
@@ -1141,11 +1220,11 @@
       <w:tr>
         <w:tc>
           <w:tcPr>
-            <w:tcW w:type="dxa" w:w="1513"/>
+            <w:tcW w:type="dxa" w:w="1457"/>
             <w:tcBorders>
               <w:top w:val="nil"/>
               <w:left w:val="nil"/>
-              <w:bottom w:val="single" w:sz="4" w:color="DDE3EA" w:space="0"/>
+              <w:bottom w:val="single" w:sz="4" w:color="E6EAF0" w:space="0"/>
               <w:right w:val="nil"/>
             </w:tcBorders>
           </w:tcPr>
@@ -1168,7 +1247,7 @@
             <w:tcBorders>
               <w:top w:val="nil"/>
               <w:left w:val="nil"/>
-              <w:bottom w:val="single" w:sz="4" w:color="DDE3EA" w:space="0"/>
+              <w:bottom w:val="single" w:sz="4" w:color="E6EAF0" w:space="0"/>
               <w:right w:val="nil"/>
             </w:tcBorders>
           </w:tcPr>
@@ -1187,11 +1266,11 @@
         </w:tc>
         <w:tc>
           <w:tcPr>
-            <w:tcW w:type="dxa" w:w="841"/>
+            <w:tcW w:type="dxa" w:w="1065"/>
             <w:tcBorders>
               <w:top w:val="nil"/>
               <w:left w:val="nil"/>
-              <w:bottom w:val="single" w:sz="4" w:color="DDE3EA" w:space="0"/>
+              <w:bottom w:val="single" w:sz="4" w:color="E6EAF0" w:space="0"/>
               <w:right w:val="nil"/>
             </w:tcBorders>
           </w:tcPr>
@@ -1215,7 +1294,7 @@
             <w:tcBorders>
               <w:top w:val="nil"/>
               <w:left w:val="nil"/>
-              <w:bottom w:val="single" w:sz="4" w:color="DDE3EA" w:space="0"/>
+              <w:bottom w:val="single" w:sz="4" w:color="E6EAF0" w:space="0"/>
               <w:right w:val="nil"/>
             </w:tcBorders>
           </w:tcPr>
@@ -1238,7 +1317,7 @@
             <w:tcBorders>
               <w:top w:val="nil"/>
               <w:left w:val="nil"/>
-              <w:bottom w:val="single" w:sz="4" w:color="DDE3EA" w:space="0"/>
+              <w:bottom w:val="single" w:sz="4" w:color="E6EAF0" w:space="0"/>
               <w:right w:val="nil"/>
             </w:tcBorders>
           </w:tcPr>
@@ -1257,11 +1336,11 @@
         </w:tc>
         <w:tc>
           <w:tcPr>
-            <w:tcW w:type="dxa" w:w="2353"/>
+            <w:tcW w:type="dxa" w:w="2185"/>
             <w:tcBorders>
               <w:top w:val="nil"/>
               <w:left w:val="nil"/>
-              <w:bottom w:val="single" w:sz="4" w:color="DDE3EA" w:space="0"/>
+              <w:bottom w:val="single" w:sz="4" w:color="E6EAF0" w:space="0"/>
               <w:right w:val="nil"/>
             </w:tcBorders>
           </w:tcPr>
@@ -1289,7 +1368,7 @@
       <w:pPr>
         <w:keepNext/>
         <w:pBdr>
-          <w:bottom w:val="single" w:sz="8" w:color="1F4E79" w:space="4"/>
+          <w:bottom w:val="single" w:sz="8" w:color="12355B" w:space="4"/>
         </w:pBdr>
         <w:tabs>
           <w:tab w:pos="482" w:val="left"/>
@@ -1302,13 +1381,13 @@
           <w:color w:val="2A78D6"/>
           <w:sz w:val="18"/>
         </w:rPr>
-        <w:t>03</w:t>
+        <w:t>02</w:t>
         <w:tab/>
       </w:r>
       <w:r>
         <w:rPr>
           <w:b/>
-          <w:color w:val="1F4E79"/>
+          <w:color w:val="12355B"/>
           <w:sz w:val="28"/>
         </w:rPr>
         <w:t>Pagrindiniai rodikliai</w:t>
@@ -1347,12 +1426,11 @@
           <w:tcPr>
             <w:tcW w:type="dxa" w:w="2864"/>
             <w:tcBorders>
-              <w:top w:val="single" w:sz="12" w:color="1F4E79" w:space="0"/>
+              <w:top w:val="nil"/>
               <w:left w:val="nil"/>
-              <w:bottom w:val="single" w:sz="4" w:color="C9D3DE" w:space="0"/>
+              <w:bottom w:val="single" w:sz="8" w:color="12355B" w:space="0"/>
               <w:right w:val="nil"/>
             </w:tcBorders>
-            <w:shd w:val="clear" w:color="auto" w:fill="EAF1F8"/>
           </w:tcPr>
           <w:p>
             <w:pPr>
@@ -1362,8 +1440,8 @@
               <w:rPr>
                 <w:b/>
                 <w:caps/>
-                <w:color w:val="1F4E79"/>
-                <w:sz w:val="16"/>
+                <w:color w:val="667085"/>
+                <w:sz w:val="14"/>
               </w:rPr>
               <w:t>Rodiklis</w:t>
             </w:r>
@@ -1373,12 +1451,11 @@
           <w:tcPr>
             <w:tcW w:type="dxa" w:w="1157"/>
             <w:tcBorders>
-              <w:top w:val="single" w:sz="12" w:color="1F4E79" w:space="0"/>
+              <w:top w:val="nil"/>
               <w:left w:val="nil"/>
-              <w:bottom w:val="single" w:sz="4" w:color="C9D3DE" w:space="0"/>
+              <w:bottom w:val="single" w:sz="8" w:color="12355B" w:space="0"/>
               <w:right w:val="nil"/>
             </w:tcBorders>
-            <w:shd w:val="clear" w:color="auto" w:fill="EAF1F8"/>
           </w:tcPr>
           <w:p>
             <w:pPr>
@@ -1389,8 +1466,8 @@
               <w:rPr>
                 <w:b/>
                 <w:caps/>
-                <w:color w:val="1F4E79"/>
-                <w:sz w:val="16"/>
+                <w:color w:val="667085"/>
+                <w:sz w:val="14"/>
               </w:rPr>
               <w:t>6M2025</w:t>
             </w:r>
@@ -1400,12 +1477,11 @@
           <w:tcPr>
             <w:tcW w:type="dxa" w:w="1157"/>
             <w:tcBorders>
-              <w:top w:val="single" w:sz="12" w:color="1F4E79" w:space="0"/>
+              <w:top w:val="nil"/>
               <w:left w:val="nil"/>
-              <w:bottom w:val="single" w:sz="4" w:color="C9D3DE" w:space="0"/>
+              <w:bottom w:val="single" w:sz="8" w:color="12355B" w:space="0"/>
               <w:right w:val="nil"/>
             </w:tcBorders>
-            <w:shd w:val="clear" w:color="auto" w:fill="EAF1F8"/>
           </w:tcPr>
           <w:p>
             <w:pPr>
@@ -1416,8 +1492,8 @@
               <w:rPr>
                 <w:b/>
                 <w:caps/>
-                <w:color w:val="1F4E79"/>
-                <w:sz w:val="16"/>
+                <w:color w:val="667085"/>
+                <w:sz w:val="14"/>
               </w:rPr>
               <w:t>FY2025</w:t>
             </w:r>
@@ -1427,12 +1503,11 @@
           <w:tcPr>
             <w:tcW w:type="dxa" w:w="1157"/>
             <w:tcBorders>
-              <w:top w:val="single" w:sz="12" w:color="1F4E79" w:space="0"/>
+              <w:top w:val="nil"/>
               <w:left w:val="nil"/>
-              <w:bottom w:val="single" w:sz="4" w:color="C9D3DE" w:space="0"/>
+              <w:bottom w:val="single" w:sz="8" w:color="12355B" w:space="0"/>
               <w:right w:val="nil"/>
             </w:tcBorders>
-            <w:shd w:val="clear" w:color="auto" w:fill="EAF1F8"/>
           </w:tcPr>
           <w:p>
             <w:pPr>
@@ -1443,8 +1518,8 @@
               <w:rPr>
                 <w:b/>
                 <w:caps/>
-                <w:color w:val="1F4E79"/>
-                <w:sz w:val="16"/>
+                <w:color w:val="667085"/>
+                <w:sz w:val="14"/>
               </w:rPr>
               <w:t>6M2026</w:t>
             </w:r>
@@ -1454,12 +1529,11 @@
           <w:tcPr>
             <w:tcW w:type="dxa" w:w="1157"/>
             <w:tcBorders>
-              <w:top w:val="single" w:sz="12" w:color="1F4E79" w:space="0"/>
+              <w:top w:val="nil"/>
               <w:left w:val="nil"/>
-              <w:bottom w:val="single" w:sz="4" w:color="C9D3DE" w:space="0"/>
+              <w:bottom w:val="single" w:sz="8" w:color="12355B" w:space="0"/>
               <w:right w:val="nil"/>
             </w:tcBorders>
-            <w:shd w:val="clear" w:color="auto" w:fill="EAF1F8"/>
           </w:tcPr>
           <w:p>
             <w:pPr>
@@ -1470,8 +1544,8 @@
               <w:rPr>
                 <w:b/>
                 <w:caps/>
-                <w:color w:val="1F4E79"/>
-                <w:sz w:val="16"/>
+                <w:color w:val="667085"/>
+                <w:sz w:val="14"/>
               </w:rPr>
               <w:t>FY2026</w:t>
             </w:r>
@@ -1481,12 +1555,11 @@
           <w:tcPr>
             <w:tcW w:type="dxa" w:w="2148"/>
             <w:tcBorders>
-              <w:top w:val="single" w:sz="12" w:color="1F4E79" w:space="0"/>
+              <w:top w:val="nil"/>
               <w:left w:val="nil"/>
-              <w:bottom w:val="single" w:sz="4" w:color="C9D3DE" w:space="0"/>
+              <w:bottom w:val="single" w:sz="8" w:color="12355B" w:space="0"/>
               <w:right w:val="nil"/>
             </w:tcBorders>
-            <w:shd w:val="clear" w:color="auto" w:fill="EAF1F8"/>
           </w:tcPr>
           <w:p>
             <w:pPr>
@@ -1497,8 +1570,8 @@
               <w:rPr>
                 <w:b/>
                 <w:caps/>
-                <w:color w:val="1F4E79"/>
-                <w:sz w:val="16"/>
+                <w:color w:val="667085"/>
+                <w:sz w:val="14"/>
               </w:rPr>
               <w:t>Pokytis</w:t>
             </w:r>
@@ -1512,7 +1585,7 @@
             <w:tcBorders>
               <w:top w:val="nil"/>
               <w:left w:val="nil"/>
-              <w:bottom w:val="single" w:sz="4" w:color="DDE3EA" w:space="0"/>
+              <w:bottom w:val="single" w:sz="4" w:color="E6EAF0" w:space="0"/>
               <w:right w:val="nil"/>
             </w:tcBorders>
           </w:tcPr>
@@ -1579,7 +1652,7 @@
             <w:tcBorders>
               <w:top w:val="nil"/>
               <w:left w:val="nil"/>
-              <w:bottom w:val="single" w:sz="4" w:color="DDE3EA" w:space="0"/>
+              <w:bottom w:val="single" w:sz="4" w:color="E6EAF0" w:space="0"/>
               <w:right w:val="nil"/>
             </w:tcBorders>
           </w:tcPr>
@@ -1603,7 +1676,7 @@
             <w:tcBorders>
               <w:top w:val="nil"/>
               <w:left w:val="nil"/>
-              <w:bottom w:val="single" w:sz="4" w:color="DDE3EA" w:space="0"/>
+              <w:bottom w:val="single" w:sz="4" w:color="E6EAF0" w:space="0"/>
               <w:right w:val="nil"/>
             </w:tcBorders>
           </w:tcPr>
@@ -1627,7 +1700,7 @@
             <w:tcBorders>
               <w:top w:val="nil"/>
               <w:left w:val="nil"/>
-              <w:bottom w:val="single" w:sz="4" w:color="DDE3EA" w:space="0"/>
+              <w:bottom w:val="single" w:sz="4" w:color="E6EAF0" w:space="0"/>
               <w:right w:val="nil"/>
             </w:tcBorders>
           </w:tcPr>
@@ -1651,7 +1724,7 @@
             <w:tcBorders>
               <w:top w:val="nil"/>
               <w:left w:val="nil"/>
-              <w:bottom w:val="single" w:sz="4" w:color="DDE3EA" w:space="0"/>
+              <w:bottom w:val="single" w:sz="4" w:color="E6EAF0" w:space="0"/>
               <w:right w:val="nil"/>
             </w:tcBorders>
           </w:tcPr>
@@ -1675,7 +1748,7 @@
             <w:tcBorders>
               <w:top w:val="nil"/>
               <w:left w:val="nil"/>
-              <w:bottom w:val="single" w:sz="4" w:color="DDE3EA" w:space="0"/>
+              <w:bottom w:val="single" w:sz="4" w:color="E6EAF0" w:space="0"/>
               <w:right w:val="nil"/>
             </w:tcBorders>
           </w:tcPr>
@@ -1702,7 +1775,7 @@
             <w:tcBorders>
               <w:top w:val="nil"/>
               <w:left w:val="nil"/>
-              <w:bottom w:val="single" w:sz="4" w:color="DDE3EA" w:space="0"/>
+              <w:bottom w:val="single" w:sz="4" w:color="E6EAF0" w:space="0"/>
               <w:right w:val="nil"/>
             </w:tcBorders>
           </w:tcPr>
@@ -1752,7 +1825,7 @@
             <w:tcBorders>
               <w:top w:val="nil"/>
               <w:left w:val="nil"/>
-              <w:bottom w:val="single" w:sz="4" w:color="DDE3EA" w:space="0"/>
+              <w:bottom w:val="single" w:sz="4" w:color="E6EAF0" w:space="0"/>
               <w:right w:val="nil"/>
             </w:tcBorders>
           </w:tcPr>
@@ -1776,7 +1849,7 @@
             <w:tcBorders>
               <w:top w:val="nil"/>
               <w:left w:val="nil"/>
-              <w:bottom w:val="single" w:sz="4" w:color="DDE3EA" w:space="0"/>
+              <w:bottom w:val="single" w:sz="4" w:color="E6EAF0" w:space="0"/>
               <w:right w:val="nil"/>
             </w:tcBorders>
           </w:tcPr>
@@ -1800,7 +1873,7 @@
             <w:tcBorders>
               <w:top w:val="nil"/>
               <w:left w:val="nil"/>
-              <w:bottom w:val="single" w:sz="4" w:color="DDE3EA" w:space="0"/>
+              <w:bottom w:val="single" w:sz="4" w:color="E6EAF0" w:space="0"/>
               <w:right w:val="nil"/>
             </w:tcBorders>
           </w:tcPr>
@@ -1824,7 +1897,7 @@
             <w:tcBorders>
               <w:top w:val="nil"/>
               <w:left w:val="nil"/>
-              <w:bottom w:val="single" w:sz="4" w:color="DDE3EA" w:space="0"/>
+              <w:bottom w:val="single" w:sz="4" w:color="E6EAF0" w:space="0"/>
               <w:right w:val="nil"/>
             </w:tcBorders>
           </w:tcPr>
@@ -1848,7 +1921,7 @@
             <w:tcBorders>
               <w:top w:val="nil"/>
               <w:left w:val="nil"/>
-              <w:bottom w:val="single" w:sz="4" w:color="DDE3EA" w:space="0"/>
+              <w:bottom w:val="single" w:sz="4" w:color="E6EAF0" w:space="0"/>
               <w:right w:val="nil"/>
             </w:tcBorders>
           </w:tcPr>
@@ -1875,7 +1948,7 @@
             <w:tcBorders>
               <w:top w:val="nil"/>
               <w:left w:val="nil"/>
-              <w:bottom w:val="single" w:sz="4" w:color="DDE3EA" w:space="0"/>
+              <w:bottom w:val="single" w:sz="4" w:color="E6EAF0" w:space="0"/>
               <w:right w:val="nil"/>
             </w:tcBorders>
           </w:tcPr>
@@ -1942,7 +2015,7 @@
             <w:tcBorders>
               <w:top w:val="nil"/>
               <w:left w:val="nil"/>
-              <w:bottom w:val="single" w:sz="4" w:color="DDE3EA" w:space="0"/>
+              <w:bottom w:val="single" w:sz="4" w:color="E6EAF0" w:space="0"/>
               <w:right w:val="nil"/>
             </w:tcBorders>
           </w:tcPr>
@@ -1966,7 +2039,7 @@
             <w:tcBorders>
               <w:top w:val="nil"/>
               <w:left w:val="nil"/>
-              <w:bottom w:val="single" w:sz="4" w:color="DDE3EA" w:space="0"/>
+              <w:bottom w:val="single" w:sz="4" w:color="E6EAF0" w:space="0"/>
               <w:right w:val="nil"/>
             </w:tcBorders>
           </w:tcPr>
@@ -1990,7 +2063,7 @@
             <w:tcBorders>
               <w:top w:val="nil"/>
               <w:left w:val="nil"/>
-              <w:bottom w:val="single" w:sz="4" w:color="DDE3EA" w:space="0"/>
+              <w:bottom w:val="single" w:sz="4" w:color="E6EAF0" w:space="0"/>
               <w:right w:val="nil"/>
             </w:tcBorders>
           </w:tcPr>
@@ -2014,7 +2087,7 @@
             <w:tcBorders>
               <w:top w:val="nil"/>
               <w:left w:val="nil"/>
-              <w:bottom w:val="single" w:sz="4" w:color="DDE3EA" w:space="0"/>
+              <w:bottom w:val="single" w:sz="4" w:color="E6EAF0" w:space="0"/>
               <w:right w:val="nil"/>
             </w:tcBorders>
           </w:tcPr>
@@ -2038,7 +2111,7 @@
             <w:tcBorders>
               <w:top w:val="nil"/>
               <w:left w:val="nil"/>
-              <w:bottom w:val="single" w:sz="4" w:color="DDE3EA" w:space="0"/>
+              <w:bottom w:val="single" w:sz="4" w:color="E6EAF0" w:space="0"/>
               <w:right w:val="nil"/>
             </w:tcBorders>
           </w:tcPr>
@@ -2065,7 +2138,7 @@
             <w:tcBorders>
               <w:top w:val="nil"/>
               <w:left w:val="nil"/>
-              <w:bottom w:val="single" w:sz="4" w:color="DDE3EA" w:space="0"/>
+              <w:bottom w:val="single" w:sz="4" w:color="E6EAF0" w:space="0"/>
               <w:right w:val="nil"/>
             </w:tcBorders>
           </w:tcPr>
@@ -2115,7 +2188,7 @@
             <w:tcBorders>
               <w:top w:val="nil"/>
               <w:left w:val="nil"/>
-              <w:bottom w:val="single" w:sz="4" w:color="DDE3EA" w:space="0"/>
+              <w:bottom w:val="single" w:sz="4" w:color="E6EAF0" w:space="0"/>
               <w:right w:val="nil"/>
             </w:tcBorders>
           </w:tcPr>
@@ -2139,7 +2212,7 @@
             <w:tcBorders>
               <w:top w:val="nil"/>
               <w:left w:val="nil"/>
-              <w:bottom w:val="single" w:sz="4" w:color="DDE3EA" w:space="0"/>
+              <w:bottom w:val="single" w:sz="4" w:color="E6EAF0" w:space="0"/>
               <w:right w:val="nil"/>
             </w:tcBorders>
           </w:tcPr>
@@ -2163,7 +2236,7 @@
             <w:tcBorders>
               <w:top w:val="nil"/>
               <w:left w:val="nil"/>
-              <w:bottom w:val="single" w:sz="4" w:color="DDE3EA" w:space="0"/>
+              <w:bottom w:val="single" w:sz="4" w:color="E6EAF0" w:space="0"/>
               <w:right w:val="nil"/>
             </w:tcBorders>
           </w:tcPr>
@@ -2187,7 +2260,7 @@
             <w:tcBorders>
               <w:top w:val="nil"/>
               <w:left w:val="nil"/>
-              <w:bottom w:val="single" w:sz="4" w:color="DDE3EA" w:space="0"/>
+              <w:bottom w:val="single" w:sz="4" w:color="E6EAF0" w:space="0"/>
               <w:right w:val="nil"/>
             </w:tcBorders>
           </w:tcPr>
@@ -2211,7 +2284,7 @@
             <w:tcBorders>
               <w:top w:val="nil"/>
               <w:left w:val="nil"/>
-              <w:bottom w:val="single" w:sz="4" w:color="DDE3EA" w:space="0"/>
+              <w:bottom w:val="single" w:sz="4" w:color="E6EAF0" w:space="0"/>
               <w:right w:val="nil"/>
             </w:tcBorders>
           </w:tcPr>
@@ -2238,7 +2311,7 @@
             <w:tcBorders>
               <w:top w:val="nil"/>
               <w:left w:val="nil"/>
-              <w:bottom w:val="single" w:sz="4" w:color="DDE3EA" w:space="0"/>
+              <w:bottom w:val="single" w:sz="4" w:color="E6EAF0" w:space="0"/>
               <w:right w:val="nil"/>
             </w:tcBorders>
           </w:tcPr>
@@ -2288,7 +2361,7 @@
             <w:tcBorders>
               <w:top w:val="nil"/>
               <w:left w:val="nil"/>
-              <w:bottom w:val="single" w:sz="4" w:color="DDE3EA" w:space="0"/>
+              <w:bottom w:val="single" w:sz="4" w:color="E6EAF0" w:space="0"/>
               <w:right w:val="nil"/>
             </w:tcBorders>
           </w:tcPr>
@@ -2312,7 +2385,7 @@
             <w:tcBorders>
               <w:top w:val="nil"/>
               <w:left w:val="nil"/>
-              <w:bottom w:val="single" w:sz="4" w:color="DDE3EA" w:space="0"/>
+              <w:bottom w:val="single" w:sz="4" w:color="E6EAF0" w:space="0"/>
               <w:right w:val="nil"/>
             </w:tcBorders>
           </w:tcPr>
@@ -2336,7 +2409,7 @@
             <w:tcBorders>
               <w:top w:val="nil"/>
               <w:left w:val="nil"/>
-              <w:bottom w:val="single" w:sz="4" w:color="DDE3EA" w:space="0"/>
+              <w:bottom w:val="single" w:sz="4" w:color="E6EAF0" w:space="0"/>
               <w:right w:val="nil"/>
             </w:tcBorders>
           </w:tcPr>
@@ -2360,7 +2433,7 @@
             <w:tcBorders>
               <w:top w:val="nil"/>
               <w:left w:val="nil"/>
-              <w:bottom w:val="single" w:sz="4" w:color="DDE3EA" w:space="0"/>
+              <w:bottom w:val="single" w:sz="4" w:color="E6EAF0" w:space="0"/>
               <w:right w:val="nil"/>
             </w:tcBorders>
             <w:shd w:val="clear" w:color="auto" w:fill="FDE7E5"/>
@@ -2385,7 +2458,7 @@
             <w:tcBorders>
               <w:top w:val="nil"/>
               <w:left w:val="nil"/>
-              <w:bottom w:val="single" w:sz="4" w:color="DDE3EA" w:space="0"/>
+              <w:bottom w:val="single" w:sz="4" w:color="E6EAF0" w:space="0"/>
               <w:right w:val="nil"/>
             </w:tcBorders>
           </w:tcPr>
@@ -2412,7 +2485,7 @@
             <w:tcBorders>
               <w:top w:val="nil"/>
               <w:left w:val="nil"/>
-              <w:bottom w:val="single" w:sz="4" w:color="DDE3EA" w:space="0"/>
+              <w:bottom w:val="single" w:sz="4" w:color="E6EAF0" w:space="0"/>
               <w:right w:val="nil"/>
             </w:tcBorders>
           </w:tcPr>
@@ -2462,7 +2535,7 @@
             <w:tcBorders>
               <w:top w:val="nil"/>
               <w:left w:val="nil"/>
-              <w:bottom w:val="single" w:sz="4" w:color="DDE3EA" w:space="0"/>
+              <w:bottom w:val="single" w:sz="4" w:color="E6EAF0" w:space="0"/>
               <w:right w:val="nil"/>
             </w:tcBorders>
           </w:tcPr>
@@ -2486,7 +2559,7 @@
             <w:tcBorders>
               <w:top w:val="nil"/>
               <w:left w:val="nil"/>
-              <w:bottom w:val="single" w:sz="4" w:color="DDE3EA" w:space="0"/>
+              <w:bottom w:val="single" w:sz="4" w:color="E6EAF0" w:space="0"/>
               <w:right w:val="nil"/>
             </w:tcBorders>
           </w:tcPr>
@@ -2510,7 +2583,7 @@
             <w:tcBorders>
               <w:top w:val="nil"/>
               <w:left w:val="nil"/>
-              <w:bottom w:val="single" w:sz="4" w:color="DDE3EA" w:space="0"/>
+              <w:bottom w:val="single" w:sz="4" w:color="E6EAF0" w:space="0"/>
               <w:right w:val="nil"/>
             </w:tcBorders>
           </w:tcPr>
@@ -2534,7 +2607,7 @@
             <w:tcBorders>
               <w:top w:val="nil"/>
               <w:left w:val="nil"/>
-              <w:bottom w:val="single" w:sz="4" w:color="DDE3EA" w:space="0"/>
+              <w:bottom w:val="single" w:sz="4" w:color="E6EAF0" w:space="0"/>
               <w:right w:val="nil"/>
             </w:tcBorders>
             <w:shd w:val="clear" w:color="auto" w:fill="FDF1D8"/>
@@ -2559,7 +2632,7 @@
             <w:tcBorders>
               <w:top w:val="nil"/>
               <w:left w:val="nil"/>
-              <w:bottom w:val="single" w:sz="4" w:color="DDE3EA" w:space="0"/>
+              <w:bottom w:val="single" w:sz="4" w:color="E6EAF0" w:space="0"/>
               <w:right w:val="nil"/>
             </w:tcBorders>
           </w:tcPr>
@@ -2586,7 +2659,7 @@
             <w:tcBorders>
               <w:top w:val="nil"/>
               <w:left w:val="nil"/>
-              <w:bottom w:val="single" w:sz="4" w:color="DDE3EA" w:space="0"/>
+              <w:bottom w:val="single" w:sz="4" w:color="E6EAF0" w:space="0"/>
               <w:right w:val="nil"/>
             </w:tcBorders>
           </w:tcPr>
@@ -2636,7 +2709,7 @@
             <w:tcBorders>
               <w:top w:val="nil"/>
               <w:left w:val="nil"/>
-              <w:bottom w:val="single" w:sz="4" w:color="DDE3EA" w:space="0"/>
+              <w:bottom w:val="single" w:sz="4" w:color="E6EAF0" w:space="0"/>
               <w:right w:val="nil"/>
             </w:tcBorders>
           </w:tcPr>
@@ -2660,7 +2733,7 @@
             <w:tcBorders>
               <w:top w:val="nil"/>
               <w:left w:val="nil"/>
-              <w:bottom w:val="single" w:sz="4" w:color="DDE3EA" w:space="0"/>
+              <w:bottom w:val="single" w:sz="4" w:color="E6EAF0" w:space="0"/>
               <w:right w:val="nil"/>
             </w:tcBorders>
           </w:tcPr>
@@ -2684,7 +2757,7 @@
             <w:tcBorders>
               <w:top w:val="nil"/>
               <w:left w:val="nil"/>
-              <w:bottom w:val="single" w:sz="4" w:color="DDE3EA" w:space="0"/>
+              <w:bottom w:val="single" w:sz="4" w:color="E6EAF0" w:space="0"/>
               <w:right w:val="nil"/>
             </w:tcBorders>
           </w:tcPr>
@@ -2708,7 +2781,7 @@
             <w:tcBorders>
               <w:top w:val="nil"/>
               <w:left w:val="nil"/>
-              <w:bottom w:val="single" w:sz="4" w:color="DDE3EA" w:space="0"/>
+              <w:bottom w:val="single" w:sz="4" w:color="E6EAF0" w:space="0"/>
               <w:right w:val="nil"/>
             </w:tcBorders>
           </w:tcPr>
@@ -2732,7 +2805,7 @@
             <w:tcBorders>
               <w:top w:val="nil"/>
               <w:left w:val="nil"/>
-              <w:bottom w:val="single" w:sz="4" w:color="DDE3EA" w:space="0"/>
+              <w:bottom w:val="single" w:sz="4" w:color="E6EAF0" w:space="0"/>
               <w:right w:val="nil"/>
             </w:tcBorders>
           </w:tcPr>
@@ -2765,7 +2838,7 @@
       <w:r>
         <w:rPr>
           <w:b w:val="0"/>
-          <w:color w:val="5F6B7A"/>
+          <w:color w:val="667085"/>
           <w:sz w:val="16"/>
         </w:rPr>
         <w:t>Spalvos: žalias pokytis – rodiklis gerėja, raudonas – blogėja. Paskutinio laikotarpio langelio fonas: žalias – geras lygis, geltonas – vidutinis, raudonas – silpnas (įrankio orientyrai, config/metric_rules.yaml).</w:t>
@@ -2778,7 +2851,7 @@
       <w:r>
         <w:rPr>
           <w:b w:val="0"/>
-          <w:color w:val="5F6B7A"/>
+          <w:color w:val="667085"/>
           <w:sz w:val="16"/>
         </w:rPr>
         <w:t>* – paimta iš ataskaitos santraukos;  ᶜ – apskaičiuota įrankio. Mažas numeris prie teksto – nuoroda į šaltinį (paspaudus atsidaro dokumentas reikiamame puslapyje).</w:t>
@@ -2824,7 +2897,7 @@
       <w:pPr>
         <w:keepNext/>
         <w:pBdr>
-          <w:bottom w:val="single" w:sz="8" w:color="1F4E79" w:space="4"/>
+          <w:bottom w:val="single" w:sz="8" w:color="12355B" w:space="4"/>
         </w:pBdr>
         <w:tabs>
           <w:tab w:pos="482" w:val="left"/>
@@ -2837,13 +2910,13 @@
           <w:color w:val="2A78D6"/>
           <w:sz w:val="18"/>
         </w:rPr>
-        <w:t>04</w:t>
+        <w:t>03</w:t>
         <w:tab/>
       </w:r>
       <w:r>
         <w:rPr>
           <w:b/>
-          <w:color w:val="1F4E79"/>
+          <w:color w:val="12355B"/>
           <w:sz w:val="28"/>
         </w:rPr>
         <w:t>Veiklos apžvalga</w:t>
@@ -2990,7 +3063,7 @@
       <w:pPr>
         <w:keepNext/>
         <w:pBdr>
-          <w:bottom w:val="single" w:sz="8" w:color="1F4E79" w:space="4"/>
+          <w:bottom w:val="single" w:sz="8" w:color="12355B" w:space="4"/>
         </w:pBdr>
         <w:tabs>
           <w:tab w:pos="482" w:val="left"/>
@@ -3003,13 +3076,13 @@
           <w:color w:val="2A78D6"/>
           <w:sz w:val="18"/>
         </w:rPr>
-        <w:t>05</w:t>
+        <w:t>04</w:t>
         <w:tab/>
       </w:r>
       <w:r>
         <w:rPr>
           <w:b/>
-          <w:color w:val="1F4E79"/>
+          <w:color w:val="12355B"/>
           <w:sz w:val="28"/>
         </w:rPr>
         <w:t>Finansai</w:t>
@@ -3115,7 +3188,7 @@
       <w:pPr>
         <w:keepNext/>
         <w:pBdr>
-          <w:bottom w:val="single" w:sz="8" w:color="1F4E79" w:space="4"/>
+          <w:bottom w:val="single" w:sz="8" w:color="12355B" w:space="4"/>
         </w:pBdr>
         <w:tabs>
           <w:tab w:pos="482" w:val="left"/>
@@ -3128,13 +3201,13 @@
           <w:color w:val="2A78D6"/>
           <w:sz w:val="18"/>
         </w:rPr>
-        <w:t>06</w:t>
+        <w:t>05</w:t>
         <w:tab/>
       </w:r>
       <w:r>
         <w:rPr>
           <w:b/>
-          <w:color w:val="1F4E79"/>
+          <w:color w:val="12355B"/>
           <w:sz w:val="28"/>
         </w:rPr>
         <w:t>Ankstesni planai ir rezultatai</w:t>
@@ -3171,12 +3244,11 @@
           <w:tcPr>
             <w:tcW w:type="dxa" w:w="2578"/>
             <w:tcBorders>
-              <w:top w:val="single" w:sz="12" w:color="1F4E79" w:space="0"/>
+              <w:top w:val="nil"/>
               <w:left w:val="nil"/>
-              <w:bottom w:val="single" w:sz="4" w:color="C9D3DE" w:space="0"/>
+              <w:bottom w:val="single" w:sz="8" w:color="12355B" w:space="0"/>
               <w:right w:val="nil"/>
             </w:tcBorders>
-            <w:shd w:val="clear" w:color="auto" w:fill="EAF1F8"/>
           </w:tcPr>
           <w:p>
             <w:pPr>
@@ -3186,8 +3258,8 @@
               <w:rPr>
                 <w:b/>
                 <w:caps/>
-                <w:color w:val="1F4E79"/>
-                <w:sz w:val="16"/>
+                <w:color w:val="667085"/>
+                <w:sz w:val="14"/>
               </w:rPr>
               <w:t>Planas / tikslas</w:t>
             </w:r>
@@ -3197,12 +3269,11 @@
           <w:tcPr>
             <w:tcW w:type="dxa" w:w="2578"/>
             <w:tcBorders>
-              <w:top w:val="single" w:sz="12" w:color="1F4E79" w:space="0"/>
+              <w:top w:val="nil"/>
               <w:left w:val="nil"/>
-              <w:bottom w:val="single" w:sz="4" w:color="C9D3DE" w:space="0"/>
+              <w:bottom w:val="single" w:sz="8" w:color="12355B" w:space="0"/>
               <w:right w:val="nil"/>
             </w:tcBorders>
-            <w:shd w:val="clear" w:color="auto" w:fill="EAF1F8"/>
           </w:tcPr>
           <w:p>
             <w:pPr>
@@ -3212,8 +3283,8 @@
               <w:rPr>
                 <w:b/>
                 <w:caps/>
-                <w:color w:val="1F4E79"/>
-                <w:sz w:val="16"/>
+                <w:color w:val="667085"/>
+                <w:sz w:val="14"/>
               </w:rPr>
               <w:t>Rezultatas</w:t>
             </w:r>
@@ -3223,12 +3294,11 @@
           <w:tcPr>
             <w:tcW w:type="dxa" w:w="3138"/>
             <w:tcBorders>
-              <w:top w:val="single" w:sz="12" w:color="1F4E79" w:space="0"/>
+              <w:top w:val="nil"/>
               <w:left w:val="nil"/>
-              <w:bottom w:val="single" w:sz="4" w:color="C9D3DE" w:space="0"/>
+              <w:bottom w:val="single" w:sz="8" w:color="12355B" w:space="0"/>
               <w:right w:val="nil"/>
             </w:tcBorders>
-            <w:shd w:val="clear" w:color="auto" w:fill="EAF1F8"/>
           </w:tcPr>
           <w:p>
             <w:pPr>
@@ -3238,8 +3308,8 @@
               <w:rPr>
                 <w:b/>
                 <w:caps/>
-                <w:color w:val="1F4E79"/>
-                <w:sz w:val="16"/>
+                <w:color w:val="667085"/>
+                <w:sz w:val="14"/>
               </w:rPr>
               <w:t>Kas pasikeitė ir kodėl</w:t>
             </w:r>
@@ -3249,12 +3319,11 @@
           <w:tcPr>
             <w:tcW w:type="dxa" w:w="1345"/>
             <w:tcBorders>
-              <w:top w:val="single" w:sz="12" w:color="1F4E79" w:space="0"/>
+              <w:top w:val="nil"/>
               <w:left w:val="nil"/>
-              <w:bottom w:val="single" w:sz="4" w:color="C9D3DE" w:space="0"/>
+              <w:bottom w:val="single" w:sz="8" w:color="12355B" w:space="0"/>
               <w:right w:val="nil"/>
             </w:tcBorders>
-            <w:shd w:val="clear" w:color="auto" w:fill="EAF1F8"/>
           </w:tcPr>
           <w:p>
             <w:pPr>
@@ -3264,8 +3333,8 @@
               <w:rPr>
                 <w:b/>
                 <w:caps/>
-                <w:color w:val="1F4E79"/>
-                <w:sz w:val="16"/>
+                <w:color w:val="667085"/>
+                <w:sz w:val="14"/>
               </w:rPr>
               <w:t>Būsena</w:t>
             </w:r>
@@ -3279,7 +3348,7 @@
             <w:tcBorders>
               <w:top w:val="nil"/>
               <w:left w:val="nil"/>
-              <w:bottom w:val="single" w:sz="4" w:color="DDE3EA" w:space="0"/>
+              <w:bottom w:val="single" w:sz="4" w:color="E6EAF0" w:space="0"/>
               <w:right w:val="nil"/>
             </w:tcBorders>
           </w:tcPr>
@@ -3302,7 +3371,7 @@
             <w:tcBorders>
               <w:top w:val="nil"/>
               <w:left w:val="nil"/>
-              <w:bottom w:val="single" w:sz="4" w:color="DDE3EA" w:space="0"/>
+              <w:bottom w:val="single" w:sz="4" w:color="E6EAF0" w:space="0"/>
               <w:right w:val="nil"/>
             </w:tcBorders>
           </w:tcPr>
@@ -3335,7 +3404,7 @@
             <w:tcBorders>
               <w:top w:val="nil"/>
               <w:left w:val="nil"/>
-              <w:bottom w:val="single" w:sz="4" w:color="DDE3EA" w:space="0"/>
+              <w:bottom w:val="single" w:sz="4" w:color="E6EAF0" w:space="0"/>
               <w:right w:val="nil"/>
             </w:tcBorders>
           </w:tcPr>
@@ -3375,7 +3444,7 @@
             <w:tcBorders>
               <w:top w:val="nil"/>
               <w:left w:val="nil"/>
-              <w:bottom w:val="single" w:sz="4" w:color="DDE3EA" w:space="0"/>
+              <w:bottom w:val="single" w:sz="4" w:color="E6EAF0" w:space="0"/>
               <w:right w:val="nil"/>
             </w:tcBorders>
             <w:shd w:val="clear" w:color="auto" w:fill="EAF1F8"/>
@@ -3401,7 +3470,7 @@
             <w:tcBorders>
               <w:top w:val="nil"/>
               <w:left w:val="nil"/>
-              <w:bottom w:val="single" w:sz="4" w:color="DDE3EA" w:space="0"/>
+              <w:bottom w:val="single" w:sz="4" w:color="E6EAF0" w:space="0"/>
               <w:right w:val="nil"/>
             </w:tcBorders>
           </w:tcPr>
@@ -3424,7 +3493,7 @@
             <w:tcBorders>
               <w:top w:val="nil"/>
               <w:left w:val="nil"/>
-              <w:bottom w:val="single" w:sz="4" w:color="DDE3EA" w:space="0"/>
+              <w:bottom w:val="single" w:sz="4" w:color="E6EAF0" w:space="0"/>
               <w:right w:val="nil"/>
             </w:tcBorders>
           </w:tcPr>
@@ -3457,7 +3526,7 @@
             <w:tcBorders>
               <w:top w:val="nil"/>
               <w:left w:val="nil"/>
-              <w:bottom w:val="single" w:sz="4" w:color="DDE3EA" w:space="0"/>
+              <w:bottom w:val="single" w:sz="4" w:color="E6EAF0" w:space="0"/>
               <w:right w:val="nil"/>
             </w:tcBorders>
           </w:tcPr>
@@ -3497,7 +3566,7 @@
             <w:tcBorders>
               <w:top w:val="nil"/>
               <w:left w:val="nil"/>
-              <w:bottom w:val="single" w:sz="4" w:color="DDE3EA" w:space="0"/>
+              <w:bottom w:val="single" w:sz="4" w:color="E6EAF0" w:space="0"/>
               <w:right w:val="nil"/>
             </w:tcBorders>
             <w:shd w:val="clear" w:color="auto" w:fill="E3F3E8"/>
@@ -3523,7 +3592,7 @@
             <w:tcBorders>
               <w:top w:val="nil"/>
               <w:left w:val="nil"/>
-              <w:bottom w:val="single" w:sz="4" w:color="DDE3EA" w:space="0"/>
+              <w:bottom w:val="single" w:sz="4" w:color="E6EAF0" w:space="0"/>
               <w:right w:val="nil"/>
             </w:tcBorders>
           </w:tcPr>
@@ -3546,7 +3615,7 @@
             <w:tcBorders>
               <w:top w:val="nil"/>
               <w:left w:val="nil"/>
-              <w:bottom w:val="single" w:sz="4" w:color="DDE3EA" w:space="0"/>
+              <w:bottom w:val="single" w:sz="4" w:color="E6EAF0" w:space="0"/>
               <w:right w:val="nil"/>
             </w:tcBorders>
           </w:tcPr>
@@ -3596,7 +3665,7 @@
             <w:tcBorders>
               <w:top w:val="nil"/>
               <w:left w:val="nil"/>
-              <w:bottom w:val="single" w:sz="4" w:color="DDE3EA" w:space="0"/>
+              <w:bottom w:val="single" w:sz="4" w:color="E6EAF0" w:space="0"/>
               <w:right w:val="nil"/>
             </w:tcBorders>
           </w:tcPr>
@@ -3636,7 +3705,7 @@
             <w:tcBorders>
               <w:top w:val="nil"/>
               <w:left w:val="nil"/>
-              <w:bottom w:val="single" w:sz="4" w:color="DDE3EA" w:space="0"/>
+              <w:bottom w:val="single" w:sz="4" w:color="E6EAF0" w:space="0"/>
               <w:right w:val="nil"/>
             </w:tcBorders>
             <w:shd w:val="clear" w:color="auto" w:fill="E3F3E8"/>
@@ -3665,7 +3734,7 @@
       <w:pPr>
         <w:keepNext/>
         <w:pBdr>
-          <w:bottom w:val="single" w:sz="8" w:color="1F4E79" w:space="4"/>
+          <w:bottom w:val="single" w:sz="8" w:color="12355B" w:space="4"/>
         </w:pBdr>
         <w:tabs>
           <w:tab w:pos="482" w:val="left"/>
@@ -3678,13 +3747,13 @@
           <w:color w:val="2A78D6"/>
           <w:sz w:val="18"/>
         </w:rPr>
-        <w:t>07</w:t>
+        <w:t>06</w:t>
         <w:tab/>
       </w:r>
       <w:r>
         <w:rPr>
           <w:b/>
-          <w:color w:val="1F4E79"/>
+          <w:color w:val="12355B"/>
           <w:sz w:val="28"/>
         </w:rPr>
         <w:t>Informacija investuotojui ir išvados</w:t>
@@ -3879,7 +3948,1092 @@
       <w:pPr>
         <w:keepNext/>
         <w:pBdr>
-          <w:bottom w:val="single" w:sz="8" w:color="1F4E79" w:space="4"/>
+          <w:bottom w:val="single" w:sz="8" w:color="12355B" w:space="4"/>
+        </w:pBdr>
+        <w:tabs>
+          <w:tab w:pos="482" w:val="left"/>
+        </w:tabs>
+        <w:spacing w:before="360" w:after="160"/>
+      </w:pPr>
+      <w:r>
+        <w:rPr>
+          <w:b/>
+          <w:color w:val="2A78D6"/>
+          <w:sz w:val="18"/>
+        </w:rPr>
+        <w:t>07</w:t>
+        <w:tab/>
+      </w:r>
+      <w:r>
+        <w:rPr>
+          <w:b/>
+          <w:color w:val="12355B"/>
+          <w:sz w:val="28"/>
+        </w:rPr>
+        <w:t>Rinka ir aplinka</w:t>
+      </w:r>
+    </w:p>
+    <w:p>
+      <w:pPr>
+        <w:tabs>
+          <w:tab w:pos="255" w:val="left"/>
+        </w:tabs>
+        <w:spacing w:before="0" w:after="80"/>
+        <w:ind w:left="255" w:hanging="255"/>
+      </w:pPr>
+      <w:r>
+        <w:rPr>
+          <w:b/>
+          <w:color w:val="2A78D6"/>
+          <w:sz w:val="20"/>
+        </w:rPr>
+        <w:t>▪</w:t>
+        <w:tab/>
+      </w:r>
+      <w:r>
+        <w:rPr>
+          <w:b/>
+        </w:rPr>
+        <w:t>Žemos grūdų kainos:</w:t>
+      </w:r>
+      <w:r>
+        <w:rPr>
+          <w:b w:val="0"/>
+        </w:rPr>
+        <w:t xml:space="preserve"> grūdų kainos išliko žemos, o gamybos kaštai aukšti – pardavimo kainos gerokai žemesnės nei per ankstesnius penkerius metus</w:t>
+      </w:r>
+      <w:hyperlink r:id="rId17">
+        <w:r>
+          <w:rPr>
+            <w:color w:val="2A78D6"/>
+            <w:vertAlign w:val="superscript"/>
+            <w:sz w:val="17"/>
+          </w:rPr>
+          <w:t xml:space="preserve">27</w:t>
+        </w:r>
+      </w:hyperlink>
+      <w:r>
+        <w:rPr>
+          <w:b w:val="0"/>
+        </w:rPr>
+        <w:t>. ES augintojų kaštai didesni nei konkuruojančių eksporto regionų</w:t>
+      </w:r>
+      <w:hyperlink r:id="rId17">
+        <w:r>
+          <w:rPr>
+            <w:color w:val="2A78D6"/>
+            <w:vertAlign w:val="superscript"/>
+            <w:sz w:val="17"/>
+          </w:rPr>
+          <w:t xml:space="preserve">27</w:t>
+        </w:r>
+      </w:hyperlink>
+      <w:r>
+        <w:rPr>
+          <w:b w:val="0"/>
+        </w:rPr>
+        <w:t>.</w:t>
+      </w:r>
+    </w:p>
+    <w:p>
+      <w:pPr>
+        <w:tabs>
+          <w:tab w:pos="255" w:val="left"/>
+        </w:tabs>
+        <w:spacing w:before="0" w:after="80"/>
+        <w:ind w:left="255" w:hanging="255"/>
+      </w:pPr>
+      <w:r>
+        <w:rPr>
+          <w:b/>
+          <w:color w:val="2A78D6"/>
+          <w:sz w:val="20"/>
+        </w:rPr>
+        <w:t>▪</w:t>
+        <w:tab/>
+      </w:r>
+      <w:r>
+        <w:rPr>
+          <w:b/>
+        </w:rPr>
+        <w:t>Oras:</w:t>
+      </w:r>
+      <w:r>
+        <w:rPr>
+          <w:b w:val="0"/>
+        </w:rPr>
+        <w:t xml:space="preserve"> per drėgna vasara ir ruduo apsunkino derliaus nuėmimą; neįprastai didelė dalis grūdų neatitiko maistinių reikalavimų ir parduota pašarams, tačiau bendras derlius buvo geresnis nei prognozuota</w:t>
+      </w:r>
+      <w:hyperlink r:id="rId17">
+        <w:r>
+          <w:rPr>
+            <w:color w:val="2A78D6"/>
+            <w:vertAlign w:val="superscript"/>
+            <w:sz w:val="17"/>
+          </w:rPr>
+          <w:t xml:space="preserve">28</w:t>
+        </w:r>
+      </w:hyperlink>
+      <w:r>
+        <w:rPr>
+          <w:b w:val="0"/>
+        </w:rPr>
+        <w:t>.</w:t>
+      </w:r>
+    </w:p>
+    <w:p>
+      <w:pPr>
+        <w:tabs>
+          <w:tab w:pos="255" w:val="left"/>
+        </w:tabs>
+        <w:spacing w:before="0" w:after="80"/>
+        <w:ind w:left="255" w:hanging="255"/>
+      </w:pPr>
+      <w:r>
+        <w:rPr>
+          <w:b/>
+          <w:color w:val="2A78D6"/>
+          <w:sz w:val="20"/>
+        </w:rPr>
+        <w:t>▪</w:t>
+        <w:tab/>
+      </w:r>
+      <w:r>
+        <w:rPr>
+          <w:b/>
+        </w:rPr>
+        <w:t>Rezultatas:</w:t>
+      </w:r>
+      <w:r>
+        <w:rPr>
+          <w:b w:val="0"/>
+        </w:rPr>
+        <w:t xml:space="preserve"> apyvarta 240 mln. EUR, pelnas 2,7 mln. EUR (1,1 % apyvartos); pelningumą slegia augantys verslo ir darbo kaštai Latvijoje</w:t>
+      </w:r>
+      <w:hyperlink r:id="rId35">
+        <w:r>
+          <w:rPr>
+            <w:color w:val="2A78D6"/>
+            <w:vertAlign w:val="superscript"/>
+            <w:sz w:val="17"/>
+          </w:rPr>
+          <w:t xml:space="preserve">29</w:t>
+        </w:r>
+      </w:hyperlink>
+      <w:r>
+        <w:rPr>
+          <w:b w:val="0"/>
+        </w:rPr>
+        <w:t>.</w:t>
+      </w:r>
+    </w:p>
+    <w:tbl>
+      <w:tblPr>
+        <w:tblW w:w="9639" w:type="dxa"/>
+        <w:tblBorders>
+          <w:top w:val="nil"/>
+          <w:left w:val="nil"/>
+          <w:bottom w:val="nil"/>
+          <w:right w:val="nil"/>
+          <w:insideH w:val="nil"/>
+          <w:insideV w:val="nil"/>
+        </w:tblBorders>
+        <w:tblLayout w:type="fixed"/>
+        <w:tblCellMar>
+          <w:top w:w="70" w:type="dxa"/>
+          <w:left w:w="100" w:type="dxa"/>
+          <w:bottom w:w="70" w:type="dxa"/>
+          <w:right w:w="100" w:type="dxa"/>
+        </w:tblCellMar>
+        <w:tblLook w:firstColumn="1" w:firstRow="1" w:lastColumn="0" w:lastRow="0" w:noHBand="0" w:noVBand="1" w:val="04A0"/>
+      </w:tblPr>
+      <w:tblGrid>
+        <w:gridCol w:w="3515"/>
+        <w:gridCol w:w="1814"/>
+        <w:gridCol w:w="1360"/>
+        <w:gridCol w:w="1360"/>
+        <w:gridCol w:w="1587"/>
+      </w:tblGrid>
+      <w:tr>
+        <w:tc>
+          <w:tcPr>
+            <w:tcW w:type="dxa" w:w="3515"/>
+            <w:tcBorders>
+              <w:top w:val="nil"/>
+              <w:left w:val="nil"/>
+              <w:bottom w:val="single" w:sz="8" w:color="12355B" w:space="0"/>
+              <w:right w:val="nil"/>
+            </w:tcBorders>
+          </w:tcPr>
+          <w:p>
+            <w:pPr>
+              <w:spacing w:before="0" w:after="0"/>
+            </w:pPr>
+            <w:r>
+              <w:rPr>
+                <w:b/>
+                <w:caps/>
+                <w:color w:val="667085"/>
+                <w:sz w:val="14"/>
+              </w:rPr>
+            </w:r>
+          </w:p>
+        </w:tc>
+        <w:tc>
+          <w:tcPr>
+            <w:tcW w:type="dxa" w:w="1814"/>
+            <w:tcBorders>
+              <w:top w:val="nil"/>
+              <w:left w:val="nil"/>
+              <w:bottom w:val="single" w:sz="8" w:color="12355B" w:space="0"/>
+              <w:right w:val="nil"/>
+            </w:tcBorders>
+          </w:tcPr>
+          <w:p>
+            <w:pPr>
+              <w:spacing w:before="0" w:after="0"/>
+              <w:jc w:val="right"/>
+            </w:pPr>
+            <w:r>
+              <w:rPr>
+                <w:b/>
+                <w:caps/>
+                <w:color w:val="667085"/>
+                <w:sz w:val="14"/>
+              </w:rPr>
+              <w:t>Dabar</w:t>
+            </w:r>
+          </w:p>
+        </w:tc>
+        <w:tc>
+          <w:tcPr>
+            <w:tcW w:type="dxa" w:w="1361"/>
+            <w:tcBorders>
+              <w:top w:val="nil"/>
+              <w:left w:val="nil"/>
+              <w:bottom w:val="single" w:sz="8" w:color="12355B" w:space="0"/>
+              <w:right w:val="nil"/>
+            </w:tcBorders>
+          </w:tcPr>
+          <w:p>
+            <w:pPr>
+              <w:spacing w:before="0" w:after="0"/>
+              <w:jc w:val="right"/>
+            </w:pPr>
+            <w:r>
+              <w:rPr>
+                <w:b/>
+                <w:caps/>
+                <w:color w:val="667085"/>
+                <w:sz w:val="14"/>
+              </w:rPr>
+              <w:t>Prieš 3 mėn.</w:t>
+            </w:r>
+          </w:p>
+        </w:tc>
+        <w:tc>
+          <w:tcPr>
+            <w:tcW w:type="dxa" w:w="1361"/>
+            <w:tcBorders>
+              <w:top w:val="nil"/>
+              <w:left w:val="nil"/>
+              <w:bottom w:val="single" w:sz="8" w:color="12355B" w:space="0"/>
+              <w:right w:val="nil"/>
+            </w:tcBorders>
+          </w:tcPr>
+          <w:p>
+            <w:pPr>
+              <w:spacing w:before="0" w:after="0"/>
+              <w:jc w:val="right"/>
+            </w:pPr>
+            <w:r>
+              <w:rPr>
+                <w:b/>
+                <w:caps/>
+                <w:color w:val="667085"/>
+                <w:sz w:val="14"/>
+              </w:rPr>
+              <w:t>Prieš 12 mėn.</w:t>
+            </w:r>
+          </w:p>
+        </w:tc>
+        <w:tc>
+          <w:tcPr>
+            <w:tcW w:type="dxa" w:w="1587"/>
+            <w:tcBorders>
+              <w:top w:val="nil"/>
+              <w:left w:val="nil"/>
+              <w:bottom w:val="single" w:sz="8" w:color="12355B" w:space="0"/>
+              <w:right w:val="nil"/>
+            </w:tcBorders>
+          </w:tcPr>
+          <w:p>
+            <w:pPr>
+              <w:spacing w:before="0" w:after="0"/>
+              <w:jc w:val="right"/>
+            </w:pPr>
+            <w:r>
+              <w:rPr>
+                <w:b/>
+                <w:caps/>
+                <w:color w:val="667085"/>
+                <w:sz w:val="14"/>
+              </w:rPr>
+              <w:t>Pokytis per 12 mėn.</w:t>
+            </w:r>
+          </w:p>
+        </w:tc>
+      </w:tr>
+      <w:tr>
+        <w:tc>
+          <w:tcPr>
+            <w:tcW w:type="dxa" w:w="3515"/>
+            <w:tcBorders>
+              <w:top w:val="nil"/>
+              <w:left w:val="nil"/>
+              <w:bottom w:val="single" w:sz="4" w:color="E6EAF0" w:space="0"/>
+              <w:right w:val="nil"/>
+            </w:tcBorders>
+          </w:tcPr>
+          <w:p>
+            <w:pPr>
+              <w:spacing w:before="0" w:after="0"/>
+            </w:pPr>
+            <w:r>
+              <w:rPr>
+                <w:b w:val="0"/>
+                <w:sz w:val="17"/>
+              </w:rPr>
+              <w:t>ECB indėlių palūkanų norma</w:t>
+            </w:r>
+          </w:p>
+        </w:tc>
+        <w:tc>
+          <w:tcPr>
+            <w:tcW w:type="dxa" w:w="1814"/>
+            <w:tcBorders>
+              <w:top w:val="nil"/>
+              <w:left w:val="nil"/>
+              <w:bottom w:val="single" w:sz="4" w:color="E6EAF0" w:space="0"/>
+              <w:right w:val="nil"/>
+            </w:tcBorders>
+          </w:tcPr>
+          <w:p>
+            <w:pPr>
+              <w:spacing w:before="0" w:after="0"/>
+              <w:jc w:val="right"/>
+            </w:pPr>
+            <w:r>
+              <w:rPr>
+                <w:b w:val="0"/>
+                <w:sz w:val="17"/>
+              </w:rPr>
+              <w:t>2,50 % (2026-09)</w:t>
+            </w:r>
+          </w:p>
+        </w:tc>
+        <w:tc>
+          <w:tcPr>
+            <w:tcW w:type="dxa" w:w="1361"/>
+            <w:tcBorders>
+              <w:top w:val="nil"/>
+              <w:left w:val="nil"/>
+              <w:bottom w:val="single" w:sz="4" w:color="E6EAF0" w:space="0"/>
+              <w:right w:val="nil"/>
+            </w:tcBorders>
+          </w:tcPr>
+          <w:p>
+            <w:pPr>
+              <w:spacing w:before="0" w:after="0"/>
+              <w:jc w:val="right"/>
+            </w:pPr>
+            <w:r>
+              <w:rPr>
+                <w:b w:val="0"/>
+                <w:sz w:val="17"/>
+              </w:rPr>
+              <w:t>2,25 %</w:t>
+            </w:r>
+          </w:p>
+        </w:tc>
+        <w:tc>
+          <w:tcPr>
+            <w:tcW w:type="dxa" w:w="1361"/>
+            <w:tcBorders>
+              <w:top w:val="nil"/>
+              <w:left w:val="nil"/>
+              <w:bottom w:val="single" w:sz="4" w:color="E6EAF0" w:space="0"/>
+              <w:right w:val="nil"/>
+            </w:tcBorders>
+          </w:tcPr>
+          <w:p>
+            <w:pPr>
+              <w:spacing w:before="0" w:after="0"/>
+              <w:jc w:val="right"/>
+            </w:pPr>
+            <w:r>
+              <w:rPr>
+                <w:b w:val="0"/>
+                <w:sz w:val="17"/>
+              </w:rPr>
+              <w:t>–</w:t>
+            </w:r>
+          </w:p>
+        </w:tc>
+        <w:tc>
+          <w:tcPr>
+            <w:tcW w:type="dxa" w:w="1587"/>
+            <w:tcBorders>
+              <w:top w:val="nil"/>
+              <w:left w:val="nil"/>
+              <w:bottom w:val="single" w:sz="4" w:color="E6EAF0" w:space="0"/>
+              <w:right w:val="nil"/>
+            </w:tcBorders>
+          </w:tcPr>
+          <w:p>
+            <w:pPr>
+              <w:spacing w:before="0" w:after="0"/>
+              <w:jc w:val="right"/>
+            </w:pPr>
+            <w:r>
+              <w:rPr>
+                <w:b w:val="0"/>
+                <w:sz w:val="17"/>
+              </w:rPr>
+              <w:t>–</w:t>
+            </w:r>
+          </w:p>
+        </w:tc>
+      </w:tr>
+      <w:tr>
+        <w:tc>
+          <w:tcPr>
+            <w:tcW w:type="dxa" w:w="3515"/>
+            <w:tcBorders>
+              <w:top w:val="nil"/>
+              <w:left w:val="nil"/>
+              <w:bottom w:val="single" w:sz="4" w:color="E6EAF0" w:space="0"/>
+              <w:right w:val="nil"/>
+            </w:tcBorders>
+          </w:tcPr>
+          <w:p>
+            <w:pPr>
+              <w:spacing w:before="0" w:after="0"/>
+            </w:pPr>
+            <w:r>
+              <w:rPr>
+                <w:b w:val="0"/>
+                <w:sz w:val="17"/>
+              </w:rPr>
+              <w:t>3 mėn. Euribor</w:t>
+            </w:r>
+          </w:p>
+        </w:tc>
+        <w:tc>
+          <w:tcPr>
+            <w:tcW w:type="dxa" w:w="1814"/>
+            <w:tcBorders>
+              <w:top w:val="nil"/>
+              <w:left w:val="nil"/>
+              <w:bottom w:val="single" w:sz="4" w:color="E6EAF0" w:space="0"/>
+              <w:right w:val="nil"/>
+            </w:tcBorders>
+          </w:tcPr>
+          <w:p>
+            <w:pPr>
+              <w:spacing w:before="0" w:after="0"/>
+              <w:jc w:val="right"/>
+            </w:pPr>
+            <w:r>
+              <w:rPr>
+                <w:b w:val="0"/>
+                <w:sz w:val="17"/>
+              </w:rPr>
+              <w:t>2,64 % (2026-09)</w:t>
+            </w:r>
+          </w:p>
+        </w:tc>
+        <w:tc>
+          <w:tcPr>
+            <w:tcW w:type="dxa" w:w="1361"/>
+            <w:tcBorders>
+              <w:top w:val="nil"/>
+              <w:left w:val="nil"/>
+              <w:bottom w:val="single" w:sz="4" w:color="E6EAF0" w:space="0"/>
+              <w:right w:val="nil"/>
+            </w:tcBorders>
+          </w:tcPr>
+          <w:p>
+            <w:pPr>
+              <w:spacing w:before="0" w:after="0"/>
+              <w:jc w:val="right"/>
+            </w:pPr>
+            <w:r>
+              <w:rPr>
+                <w:b w:val="0"/>
+                <w:sz w:val="17"/>
+              </w:rPr>
+              <w:t>2,34 %</w:t>
+            </w:r>
+          </w:p>
+        </w:tc>
+        <w:tc>
+          <w:tcPr>
+            <w:tcW w:type="dxa" w:w="1361"/>
+            <w:tcBorders>
+              <w:top w:val="nil"/>
+              <w:left w:val="nil"/>
+              <w:bottom w:val="single" w:sz="4" w:color="E6EAF0" w:space="0"/>
+              <w:right w:val="nil"/>
+            </w:tcBorders>
+          </w:tcPr>
+          <w:p>
+            <w:pPr>
+              <w:spacing w:before="0" w:after="0"/>
+              <w:jc w:val="right"/>
+            </w:pPr>
+            <w:r>
+              <w:rPr>
+                <w:b w:val="0"/>
+                <w:sz w:val="17"/>
+              </w:rPr>
+              <w:t>2,03 %</w:t>
+            </w:r>
+          </w:p>
+        </w:tc>
+        <w:tc>
+          <w:tcPr>
+            <w:tcW w:type="dxa" w:w="1587"/>
+            <w:tcBorders>
+              <w:top w:val="nil"/>
+              <w:left w:val="nil"/>
+              <w:bottom w:val="single" w:sz="4" w:color="E6EAF0" w:space="0"/>
+              <w:right w:val="nil"/>
+            </w:tcBorders>
+          </w:tcPr>
+          <w:p>
+            <w:pPr>
+              <w:spacing w:before="0" w:after="0"/>
+              <w:jc w:val="right"/>
+            </w:pPr>
+            <w:r>
+              <w:rPr>
+                <w:b w:val="0"/>
+                <w:sz w:val="17"/>
+              </w:rPr>
+              <w:t>▲ 0,61 p. p.</w:t>
+            </w:r>
+          </w:p>
+        </w:tc>
+      </w:tr>
+      <w:tr>
+        <w:tc>
+          <w:tcPr>
+            <w:tcW w:type="dxa" w:w="3515"/>
+            <w:tcBorders>
+              <w:top w:val="nil"/>
+              <w:left w:val="nil"/>
+              <w:bottom w:val="single" w:sz="4" w:color="E6EAF0" w:space="0"/>
+              <w:right w:val="nil"/>
+            </w:tcBorders>
+          </w:tcPr>
+          <w:p>
+            <w:pPr>
+              <w:spacing w:before="0" w:after="0"/>
+            </w:pPr>
+            <w:r>
+              <w:rPr>
+                <w:b w:val="0"/>
+                <w:sz w:val="17"/>
+              </w:rPr>
+              <w:t>6 mėn. Euribor</w:t>
+            </w:r>
+          </w:p>
+        </w:tc>
+        <w:tc>
+          <w:tcPr>
+            <w:tcW w:type="dxa" w:w="1814"/>
+            <w:tcBorders>
+              <w:top w:val="nil"/>
+              <w:left w:val="nil"/>
+              <w:bottom w:val="single" w:sz="4" w:color="E6EAF0" w:space="0"/>
+              <w:right w:val="nil"/>
+            </w:tcBorders>
+          </w:tcPr>
+          <w:p>
+            <w:pPr>
+              <w:spacing w:before="0" w:after="0"/>
+              <w:jc w:val="right"/>
+            </w:pPr>
+            <w:r>
+              <w:rPr>
+                <w:b w:val="0"/>
+                <w:sz w:val="17"/>
+              </w:rPr>
+              <w:t>2,92 % (2026-09)</w:t>
+            </w:r>
+          </w:p>
+        </w:tc>
+        <w:tc>
+          <w:tcPr>
+            <w:tcW w:type="dxa" w:w="1361"/>
+            <w:tcBorders>
+              <w:top w:val="nil"/>
+              <w:left w:val="nil"/>
+              <w:bottom w:val="single" w:sz="4" w:color="E6EAF0" w:space="0"/>
+              <w:right w:val="nil"/>
+            </w:tcBorders>
+          </w:tcPr>
+          <w:p>
+            <w:pPr>
+              <w:spacing w:before="0" w:after="0"/>
+              <w:jc w:val="right"/>
+            </w:pPr>
+            <w:r>
+              <w:rPr>
+                <w:b w:val="0"/>
+                <w:sz w:val="17"/>
+              </w:rPr>
+              <w:t>2,60 %</w:t>
+            </w:r>
+          </w:p>
+        </w:tc>
+        <w:tc>
+          <w:tcPr>
+            <w:tcW w:type="dxa" w:w="1361"/>
+            <w:tcBorders>
+              <w:top w:val="nil"/>
+              <w:left w:val="nil"/>
+              <w:bottom w:val="single" w:sz="4" w:color="E6EAF0" w:space="0"/>
+              <w:right w:val="nil"/>
+            </w:tcBorders>
+          </w:tcPr>
+          <w:p>
+            <w:pPr>
+              <w:spacing w:before="0" w:after="0"/>
+              <w:jc w:val="right"/>
+            </w:pPr>
+            <w:r>
+              <w:rPr>
+                <w:b w:val="0"/>
+                <w:sz w:val="17"/>
+              </w:rPr>
+              <w:t>2,10 %</w:t>
+            </w:r>
+          </w:p>
+        </w:tc>
+        <w:tc>
+          <w:tcPr>
+            <w:tcW w:type="dxa" w:w="1587"/>
+            <w:tcBorders>
+              <w:top w:val="nil"/>
+              <w:left w:val="nil"/>
+              <w:bottom w:val="single" w:sz="4" w:color="E6EAF0" w:space="0"/>
+              <w:right w:val="nil"/>
+            </w:tcBorders>
+          </w:tcPr>
+          <w:p>
+            <w:pPr>
+              <w:spacing w:before="0" w:after="0"/>
+              <w:jc w:val="right"/>
+            </w:pPr>
+            <w:r>
+              <w:rPr>
+                <w:b w:val="0"/>
+                <w:sz w:val="17"/>
+              </w:rPr>
+              <w:t>▲ 0,82 p. p.</w:t>
+            </w:r>
+          </w:p>
+        </w:tc>
+      </w:tr>
+      <w:tr>
+        <w:tc>
+          <w:tcPr>
+            <w:tcW w:type="dxa" w:w="3515"/>
+            <w:tcBorders>
+              <w:top w:val="nil"/>
+              <w:left w:val="nil"/>
+              <w:bottom w:val="single" w:sz="4" w:color="E6EAF0" w:space="0"/>
+              <w:right w:val="nil"/>
+            </w:tcBorders>
+          </w:tcPr>
+          <w:p>
+            <w:pPr>
+              <w:spacing w:before="0" w:after="0"/>
+            </w:pPr>
+            <w:r>
+              <w:rPr>
+                <w:b w:val="0"/>
+                <w:sz w:val="17"/>
+              </w:rPr>
+              <w:t>12 mėn. Euribor</w:t>
+            </w:r>
+          </w:p>
+        </w:tc>
+        <w:tc>
+          <w:tcPr>
+            <w:tcW w:type="dxa" w:w="1814"/>
+            <w:tcBorders>
+              <w:top w:val="nil"/>
+              <w:left w:val="nil"/>
+              <w:bottom w:val="single" w:sz="4" w:color="E6EAF0" w:space="0"/>
+              <w:right w:val="nil"/>
+            </w:tcBorders>
+          </w:tcPr>
+          <w:p>
+            <w:pPr>
+              <w:spacing w:before="0" w:after="0"/>
+              <w:jc w:val="right"/>
+            </w:pPr>
+            <w:r>
+              <w:rPr>
+                <w:b w:val="0"/>
+                <w:sz w:val="17"/>
+              </w:rPr>
+              <w:t>3,25 % (2026-09)</w:t>
+            </w:r>
+          </w:p>
+        </w:tc>
+        <w:tc>
+          <w:tcPr>
+            <w:tcW w:type="dxa" w:w="1361"/>
+            <w:tcBorders>
+              <w:top w:val="nil"/>
+              <w:left w:val="nil"/>
+              <w:bottom w:val="single" w:sz="4" w:color="E6EAF0" w:space="0"/>
+              <w:right w:val="nil"/>
+            </w:tcBorders>
+          </w:tcPr>
+          <w:p>
+            <w:pPr>
+              <w:spacing w:before="0" w:after="0"/>
+              <w:jc w:val="right"/>
+            </w:pPr>
+            <w:r>
+              <w:rPr>
+                <w:b w:val="0"/>
+                <w:sz w:val="17"/>
+              </w:rPr>
+              <w:t>2,80 %</w:t>
+            </w:r>
+          </w:p>
+        </w:tc>
+        <w:tc>
+          <w:tcPr>
+            <w:tcW w:type="dxa" w:w="1361"/>
+            <w:tcBorders>
+              <w:top w:val="nil"/>
+              <w:left w:val="nil"/>
+              <w:bottom w:val="single" w:sz="4" w:color="E6EAF0" w:space="0"/>
+              <w:right w:val="nil"/>
+            </w:tcBorders>
+          </w:tcPr>
+          <w:p>
+            <w:pPr>
+              <w:spacing w:before="0" w:after="0"/>
+              <w:jc w:val="right"/>
+            </w:pPr>
+            <w:r>
+              <w:rPr>
+                <w:b w:val="0"/>
+                <w:sz w:val="17"/>
+              </w:rPr>
+              <w:t>2,17 %</w:t>
+            </w:r>
+          </w:p>
+        </w:tc>
+        <w:tc>
+          <w:tcPr>
+            <w:tcW w:type="dxa" w:w="1587"/>
+            <w:tcBorders>
+              <w:top w:val="nil"/>
+              <w:left w:val="nil"/>
+              <w:bottom w:val="single" w:sz="4" w:color="E6EAF0" w:space="0"/>
+              <w:right w:val="nil"/>
+            </w:tcBorders>
+          </w:tcPr>
+          <w:p>
+            <w:pPr>
+              <w:spacing w:before="0" w:after="0"/>
+              <w:jc w:val="right"/>
+            </w:pPr>
+            <w:r>
+              <w:rPr>
+                <w:b w:val="0"/>
+                <w:sz w:val="17"/>
+              </w:rPr>
+              <w:t>▲ 1,08 p. p.</w:t>
+            </w:r>
+          </w:p>
+        </w:tc>
+      </w:tr>
+      <w:tr>
+        <w:tc>
+          <w:tcPr>
+            <w:tcW w:type="dxa" w:w="3515"/>
+            <w:tcBorders>
+              <w:top w:val="nil"/>
+              <w:left w:val="nil"/>
+              <w:bottom w:val="single" w:sz="4" w:color="E6EAF0" w:space="0"/>
+              <w:right w:val="nil"/>
+            </w:tcBorders>
+          </w:tcPr>
+          <w:p>
+            <w:pPr>
+              <w:spacing w:before="0" w:after="0"/>
+            </w:pPr>
+            <w:r>
+              <w:rPr>
+                <w:b w:val="0"/>
+                <w:sz w:val="17"/>
+              </w:rPr>
+              <w:t>Euro zonos AAA vyriausybių 10 m. pajamingumas</w:t>
+            </w:r>
+          </w:p>
+        </w:tc>
+        <w:tc>
+          <w:tcPr>
+            <w:tcW w:type="dxa" w:w="1814"/>
+            <w:tcBorders>
+              <w:top w:val="nil"/>
+              <w:left w:val="nil"/>
+              <w:bottom w:val="single" w:sz="4" w:color="E6EAF0" w:space="0"/>
+              <w:right w:val="nil"/>
+            </w:tcBorders>
+          </w:tcPr>
+          <w:p>
+            <w:pPr>
+              <w:spacing w:before="0" w:after="0"/>
+              <w:jc w:val="right"/>
+            </w:pPr>
+            <w:r>
+              <w:rPr>
+                <w:b w:val="0"/>
+                <w:sz w:val="17"/>
+              </w:rPr>
+              <w:t>3,43 % (2026-10)</w:t>
+            </w:r>
+          </w:p>
+        </w:tc>
+        <w:tc>
+          <w:tcPr>
+            <w:tcW w:type="dxa" w:w="1361"/>
+            <w:tcBorders>
+              <w:top w:val="nil"/>
+              <w:left w:val="nil"/>
+              <w:bottom w:val="single" w:sz="4" w:color="E6EAF0" w:space="0"/>
+              <w:right w:val="nil"/>
+            </w:tcBorders>
+          </w:tcPr>
+          <w:p>
+            <w:pPr>
+              <w:spacing w:before="0" w:after="0"/>
+              <w:jc w:val="right"/>
+            </w:pPr>
+            <w:r>
+              <w:rPr>
+                <w:b w:val="0"/>
+                <w:sz w:val="17"/>
+              </w:rPr>
+              <w:t>3,23 %</w:t>
+            </w:r>
+          </w:p>
+        </w:tc>
+        <w:tc>
+          <w:tcPr>
+            <w:tcW w:type="dxa" w:w="1361"/>
+            <w:tcBorders>
+              <w:top w:val="nil"/>
+              <w:left w:val="nil"/>
+              <w:bottom w:val="single" w:sz="4" w:color="E6EAF0" w:space="0"/>
+              <w:right w:val="nil"/>
+            </w:tcBorders>
+          </w:tcPr>
+          <w:p>
+            <w:pPr>
+              <w:spacing w:before="0" w:after="0"/>
+              <w:jc w:val="right"/>
+            </w:pPr>
+            <w:r>
+              <w:rPr>
+                <w:b w:val="0"/>
+                <w:sz w:val="17"/>
+              </w:rPr>
+              <w:t>2,72 %</w:t>
+            </w:r>
+          </w:p>
+        </w:tc>
+        <w:tc>
+          <w:tcPr>
+            <w:tcW w:type="dxa" w:w="1587"/>
+            <w:tcBorders>
+              <w:top w:val="nil"/>
+              <w:left w:val="nil"/>
+              <w:bottom w:val="single" w:sz="4" w:color="E6EAF0" w:space="0"/>
+              <w:right w:val="nil"/>
+            </w:tcBorders>
+          </w:tcPr>
+          <w:p>
+            <w:pPr>
+              <w:spacing w:before="0" w:after="0"/>
+              <w:jc w:val="right"/>
+            </w:pPr>
+            <w:r>
+              <w:rPr>
+                <w:b w:val="0"/>
+                <w:sz w:val="17"/>
+              </w:rPr>
+              <w:t>▲ 0,71 p. p.</w:t>
+            </w:r>
+          </w:p>
+        </w:tc>
+      </w:tr>
+      <w:tr>
+        <w:tc>
+          <w:tcPr>
+            <w:tcW w:type="dxa" w:w="3515"/>
+            <w:tcBorders>
+              <w:top w:val="nil"/>
+              <w:left w:val="nil"/>
+              <w:bottom w:val="single" w:sz="4" w:color="E6EAF0" w:space="0"/>
+              <w:right w:val="nil"/>
+            </w:tcBorders>
+          </w:tcPr>
+          <w:p>
+            <w:pPr>
+              <w:spacing w:before="0" w:after="0"/>
+            </w:pPr>
+            <w:r>
+              <w:rPr>
+                <w:b w:val="0"/>
+                <w:sz w:val="17"/>
+              </w:rPr>
+              <w:t>Euro zonos infliacija (SVKI, metinė)</w:t>
+            </w:r>
+          </w:p>
+        </w:tc>
+        <w:tc>
+          <w:tcPr>
+            <w:tcW w:type="dxa" w:w="1814"/>
+            <w:tcBorders>
+              <w:top w:val="nil"/>
+              <w:left w:val="nil"/>
+              <w:bottom w:val="single" w:sz="4" w:color="E6EAF0" w:space="0"/>
+              <w:right w:val="nil"/>
+            </w:tcBorders>
+          </w:tcPr>
+          <w:p>
+            <w:pPr>
+              <w:spacing w:before="0" w:after="0"/>
+              <w:jc w:val="right"/>
+            </w:pPr>
+            <w:r>
+              <w:rPr>
+                <w:b w:val="0"/>
+                <w:sz w:val="17"/>
+              </w:rPr>
+              <w:t>1,90 % (2025-12)</w:t>
+            </w:r>
+          </w:p>
+        </w:tc>
+        <w:tc>
+          <w:tcPr>
+            <w:tcW w:type="dxa" w:w="1361"/>
+            <w:tcBorders>
+              <w:top w:val="nil"/>
+              <w:left w:val="nil"/>
+              <w:bottom w:val="single" w:sz="4" w:color="E6EAF0" w:space="0"/>
+              <w:right w:val="nil"/>
+            </w:tcBorders>
+          </w:tcPr>
+          <w:p>
+            <w:pPr>
+              <w:spacing w:before="0" w:after="0"/>
+              <w:jc w:val="right"/>
+            </w:pPr>
+            <w:r>
+              <w:rPr>
+                <w:b w:val="0"/>
+                <w:sz w:val="17"/>
+              </w:rPr>
+              <w:t>2,20 %</w:t>
+            </w:r>
+          </w:p>
+        </w:tc>
+        <w:tc>
+          <w:tcPr>
+            <w:tcW w:type="dxa" w:w="1361"/>
+            <w:tcBorders>
+              <w:top w:val="nil"/>
+              <w:left w:val="nil"/>
+              <w:bottom w:val="single" w:sz="4" w:color="E6EAF0" w:space="0"/>
+              <w:right w:val="nil"/>
+            </w:tcBorders>
+          </w:tcPr>
+          <w:p>
+            <w:pPr>
+              <w:spacing w:before="0" w:after="0"/>
+              <w:jc w:val="right"/>
+            </w:pPr>
+            <w:r>
+              <w:rPr>
+                <w:b w:val="0"/>
+                <w:sz w:val="17"/>
+              </w:rPr>
+              <w:t>2,40 %</w:t>
+            </w:r>
+          </w:p>
+        </w:tc>
+        <w:tc>
+          <w:tcPr>
+            <w:tcW w:type="dxa" w:w="1587"/>
+            <w:tcBorders>
+              <w:top w:val="nil"/>
+              <w:left w:val="nil"/>
+              <w:bottom w:val="single" w:sz="4" w:color="E6EAF0" w:space="0"/>
+              <w:right w:val="nil"/>
+            </w:tcBorders>
+          </w:tcPr>
+          <w:p>
+            <w:pPr>
+              <w:spacing w:before="0" w:after="0"/>
+              <w:jc w:val="right"/>
+            </w:pPr>
+            <w:r>
+              <w:rPr>
+                <w:b w:val="0"/>
+                <w:sz w:val="17"/>
+              </w:rPr>
+              <w:t>▼ 0,50 p. p.</w:t>
+            </w:r>
+          </w:p>
+        </w:tc>
+      </w:tr>
+    </w:tbl>
+    <w:p>
+      <w:pPr>
+        <w:spacing w:before="0" w:after="40"/>
+      </w:pPr>
+    </w:p>
+    <w:p>
+      <w:pPr>
+        <w:spacing w:before="40" w:after="60"/>
+      </w:pPr>
+      <w:r>
+        <w:rPr>
+          <w:b w:val="0"/>
+          <w:color w:val="667085"/>
+          <w:sz w:val="16"/>
+        </w:rPr>
+        <w:t>Euro zonos palūkanos ir infliacija (ECB duomenys, mėnesio pabaigos reikšmė; Euribor ir infliacija – mėnesio vidurkis). Svarbu kintamų palūkanų ir perkainojamoms (reset) obligacijoms bei refinansavimo kaštams.</w:t>
+      </w:r>
+    </w:p>
+    <w:p>
+      <w:pPr>
+        <w:keepNext/>
+        <w:pBdr>
+          <w:bottom w:val="single" w:sz="8" w:color="12355B" w:space="4"/>
         </w:pBdr>
         <w:tabs>
           <w:tab w:pos="482" w:val="left"/>
@@ -3898,7 +5052,7 @@
       <w:r>
         <w:rPr>
           <w:b/>
-          <w:color w:val="1F4E79"/>
+          <w:color w:val="12355B"/>
           <w:sz w:val="28"/>
         </w:rPr>
         <w:t>Ką rašo spauda</w:t>
@@ -3911,7 +5065,7 @@
       <w:r>
         <w:rPr>
           <w:b w:val="0"/>
-          <w:color w:val="5F6B7A"/>
+          <w:color w:val="667085"/>
           <w:sz w:val="18"/>
         </w:rPr>
         <w:t>Automatinė naujienų paieška (Google News, LV), 2026-07-24 – 2026-10-22: 1 pranešimų.</w:t>
@@ -3960,7 +5114,7 @@
             <w:r>
               <w:rPr>
                 <w:b w:val="0"/>
-                <w:color w:val="1A1A1A"/>
+                <w:color w:val="1B2430"/>
                 <w:sz w:val="17"/>
               </w:rPr>
               <w:t>2026-10-19</w:t>
@@ -4006,10 +5160,10 @@
             <w:pPr>
               <w:spacing w:before="0" w:after="0"/>
             </w:pPr>
-            <w:hyperlink r:id="rId35">
+            <w:hyperlink r:id="rId36">
               <w:r>
                 <w:rPr>
-                  <w:color w:val="1A1A1A"/>
+                  <w:color w:val="1B2430"/>
                   <w:sz w:val="18"/>
                 </w:rPr>
                 <w:t xml:space="preserve">LATRAPS nopelnījis 2,7 miljonus eiro</w:t>
@@ -4018,7 +5172,7 @@
             <w:r>
               <w:rPr>
                 <w:b w:val="0"/>
-                <w:color w:val="5F6B7A"/>
+                <w:color w:val="667085"/>
                 <w:sz w:val="15"/>
               </w:rPr>
               <w:t xml:space="preserve">   Investoru Klubs</w:t>
@@ -4036,7 +5190,7 @@
       <w:pPr>
         <w:keepNext/>
         <w:pBdr>
-          <w:bottom w:val="single" w:sz="8" w:color="1F4E79" w:space="4"/>
+          <w:bottom w:val="single" w:sz="8" w:color="12355B" w:space="4"/>
         </w:pBdr>
         <w:tabs>
           <w:tab w:pos="482" w:val="left"/>
@@ -4055,7 +5209,7 @@
       <w:r>
         <w:rPr>
           <w:b/>
-          <w:color w:val="1F4E79"/>
+          <w:color w:val="12355B"/>
           <w:sz w:val="28"/>
         </w:rPr>
         <w:t>ESG report</w:t>
@@ -4064,7 +5218,7 @@
     <w:p>
       <w:pPr>
         <w:keepNext/>
-        <w:shd w:val="clear" w:color="auto" w:fill="EAF1F8"/>
+        <w:shd w:val="clear" w:color="auto" w:fill="EEF3F8"/>
         <w:spacing w:before="200" w:after="80"/>
         <w:ind w:left="85"/>
       </w:pPr>
@@ -4072,7 +5226,7 @@
         <w:rPr>
           <w:b/>
           <w:caps/>
-          <w:color w:val="1F4E79"/>
+          <w:color w:val="12355B"/>
           <w:sz w:val="19"/>
         </w:rPr>
         <w:t>Exclusionary screening (companies)</w:t>
@@ -4145,7 +5299,7 @@
             <w:r>
               <w:rPr>
                 <w:b/>
-                <w:color w:val="1A1A1A"/>
+                <w:color w:val="1B2430"/>
                 <w:sz w:val="19"/>
               </w:rPr>
               <w:t>Yes, the company is not involved in excluded sectors: controversial and nuclear weapons, tobacco, gambling and restricted sectors in fossil fuel</w:t>
@@ -4162,7 +5316,7 @@
             <w:r>
               <w:rPr>
                 <w:b w:val="0"/>
-                <w:color w:val="5F6B7A"/>
+                <w:color w:val="667085"/>
                 <w:sz w:val="18"/>
               </w:rPr>
               <w:t>•</w:t>
@@ -4188,7 +5342,7 @@
             <w:r>
               <w:rPr>
                 <w:b w:val="0"/>
-                <w:color w:val="5F6B7A"/>
+                <w:color w:val="667085"/>
                 <w:sz w:val="18"/>
               </w:rPr>
               <w:t>•</w:t>
@@ -4202,14 +5356,14 @@
               </w:rPr>
               <w:t>SEB žemės ūkio politikos apribotos veiklos (miškų kirtimas, nesertifikuotas palmių aliejus ar soja) nenustatytos</w:t>
             </w:r>
-            <w:hyperlink r:id="rId36">
+            <w:hyperlink r:id="rId37">
               <w:r>
                 <w:rPr>
                   <w:color w:val="2A78D6"/>
                   <w:vertAlign w:val="superscript"/>
                   <w:sz w:val="15"/>
                 </w:rPr>
-                <w:t xml:space="preserve">27</w:t>
+                <w:t xml:space="preserve">30</w:t>
               </w:r>
             </w:hyperlink>
             <w:r>
@@ -4219,14 +5373,14 @@
               </w:rPr>
               <w:t>,</w:t>
             </w:r>
-            <w:hyperlink r:id="rId37">
+            <w:hyperlink r:id="rId38">
               <w:r>
                 <w:rPr>
                   <w:color w:val="2A78D6"/>
                   <w:vertAlign w:val="superscript"/>
                   <w:sz w:val="15"/>
                 </w:rPr>
-                <w:t xml:space="preserve">28</w:t>
+                <w:t xml:space="preserve">31</w:t>
               </w:r>
             </w:hyperlink>
             <w:r>
@@ -4308,7 +5462,7 @@
             <w:r>
               <w:rPr>
                 <w:b/>
-                <w:color w:val="1A1A1A"/>
+                <w:color w:val="1B2430"/>
                 <w:sz w:val="19"/>
               </w:rPr>
               <w:t>Yes, the company does not have red flag/signal related to controversies based on UN Global Compact, OECD Guidelines for Multinational Enterprises or any other relevant principles/standards</w:t>
@@ -4325,7 +5479,7 @@
             <w:r>
               <w:rPr>
                 <w:b w:val="0"/>
-                <w:color w:val="5F6B7A"/>
+                <w:color w:val="667085"/>
                 <w:sz w:val="18"/>
               </w:rPr>
               <w:t>•</w:t>
@@ -4351,7 +5505,7 @@
             <w:r>
               <w:rPr>
                 <w:b w:val="0"/>
-                <w:color w:val="5F6B7A"/>
+                <w:color w:val="667085"/>
                 <w:sz w:val="18"/>
               </w:rPr>
               <w:t>•</w:t>
@@ -4365,14 +5519,14 @@
               </w:rPr>
               <w:t>Korupcijos nuosprendžių nėra</w:t>
             </w:r>
-            <w:hyperlink r:id="rId38">
+            <w:hyperlink r:id="rId39">
               <w:r>
                 <w:rPr>
                   <w:color w:val="2A78D6"/>
                   <w:vertAlign w:val="superscript"/>
                   <w:sz w:val="15"/>
                 </w:rPr>
-                <w:t xml:space="preserve">29</w:t>
+                <w:t xml:space="preserve">32</w:t>
               </w:r>
             </w:hyperlink>
             <w:r>
@@ -4454,7 +5608,7 @@
             <w:r>
               <w:rPr>
                 <w:b/>
-                <w:color w:val="1A1A1A"/>
+                <w:color w:val="1B2430"/>
                 <w:sz w:val="19"/>
               </w:rPr>
               <w:t>Yes, the company is not in the list of sanctions (add a screenshot)</w:t>
@@ -4471,7 +5625,7 @@
             <w:r>
               <w:rPr>
                 <w:b w:val="0"/>
-                <w:color w:val="5F6B7A"/>
+                <w:color w:val="667085"/>
                 <w:sz w:val="18"/>
               </w:rPr>
               <w:t>•</w:t>
@@ -4556,7 +5710,7 @@
             <w:r>
               <w:rPr>
                 <w:b/>
-                <w:color w:val="1A1A1A"/>
+                <w:color w:val="1B2430"/>
                 <w:sz w:val="19"/>
               </w:rPr>
               <w:t>Yes, issues were not identified from adverse media checks (add a screenshot)</w:t>
@@ -4573,7 +5727,7 @@
             <w:r>
               <w:rPr>
                 <w:b w:val="0"/>
-                <w:color w:val="5F6B7A"/>
+                <w:color w:val="667085"/>
                 <w:sz w:val="18"/>
               </w:rPr>
               <w:t>•</w:t>
@@ -4599,7 +5753,7 @@
             <w:r>
               <w:rPr>
                 <w:b w:val="0"/>
-                <w:color w:val="5F6B7A"/>
+                <w:color w:val="667085"/>
                 <w:sz w:val="18"/>
               </w:rPr>
               <w:t>•</w:t>
@@ -4645,7 +5799,7 @@
     <w:p>
       <w:pPr>
         <w:keepNext/>
-        <w:shd w:val="clear" w:color="auto" w:fill="EAF1F8"/>
+        <w:shd w:val="clear" w:color="auto" w:fill="EEF3F8"/>
         <w:spacing w:before="200" w:after="80"/>
         <w:ind w:left="85"/>
       </w:pPr>
@@ -4653,7 +5807,7 @@
         <w:rPr>
           <w:b/>
           <w:caps/>
-          <w:color w:val="1F4E79"/>
+          <w:color w:val="12355B"/>
           <w:sz w:val="19"/>
         </w:rPr>
         <w:t>ESG integration and positive screening (positive answers imply higher allocation)</w:t>
@@ -4726,7 +5880,7 @@
             <w:r>
               <w:rPr>
                 <w:b/>
-                <w:color w:val="1A1A1A"/>
+                <w:color w:val="1B2430"/>
                 <w:sz w:val="19"/>
               </w:rPr>
               <w:t>Yes, the company is promoting environmental or social characteristics (activities, ESG policy, good ESG rating, etc)</w:t>
@@ -4743,7 +5897,7 @@
             <w:r>
               <w:rPr>
                 <w:b w:val="0"/>
-                <w:color w:val="5F6B7A"/>
+                <w:color w:val="667085"/>
                 <w:sz w:val="18"/>
               </w:rPr>
               <w:t>•</w:t>
@@ -4846,7 +6000,7 @@
             <w:r>
               <w:rPr>
                 <w:b/>
-                <w:color w:val="1A1A1A"/>
+                <w:color w:val="1B2430"/>
                 <w:sz w:val="19"/>
               </w:rPr>
               <w:t>Yes, the activities of the company or it’s strategy is aligned with the taxonomy and/or Paris agreement targets (e.g. net zero commitment)</w:t>
@@ -4863,7 +6017,7 @@
             <w:r>
               <w:rPr>
                 <w:b w:val="0"/>
-                <w:color w:val="5F6B7A"/>
+                <w:color w:val="667085"/>
                 <w:sz w:val="18"/>
               </w:rPr>
               <w:t>•</w:t>
@@ -4877,14 +6031,14 @@
               </w:rPr>
               <w:t>Tikslai: atsinaujinančios energijos +50 % per penkerius metus, 10 elektromobilių per metus</w:t>
             </w:r>
-            <w:hyperlink r:id="rId39">
+            <w:hyperlink r:id="rId40">
               <w:r>
                 <w:rPr>
                   <w:color w:val="2A78D6"/>
                   <w:vertAlign w:val="superscript"/>
                   <w:sz w:val="15"/>
                 </w:rPr>
-                <w:t xml:space="preserve">30</w:t>
+                <w:t xml:space="preserve">33</w:t>
               </w:r>
             </w:hyperlink>
             <w:r>
@@ -4966,7 +6120,7 @@
             <w:r>
               <w:rPr>
                 <w:b/>
-                <w:color w:val="1A1A1A"/>
+                <w:color w:val="1B2430"/>
                 <w:sz w:val="19"/>
               </w:rPr>
               <w:t>Yes, the company does not have yellow flag/signal related to controversies based on UN Global Compact or any other relevant principles/standards</w:t>
@@ -4983,7 +6137,7 @@
             <w:r>
               <w:rPr>
                 <w:b w:val="0"/>
-                <w:color w:val="5F6B7A"/>
+                <w:color w:val="667085"/>
                 <w:sz w:val="18"/>
               </w:rPr>
               <w:t>•</w:t>
@@ -5009,7 +6163,7 @@
             <w:r>
               <w:rPr>
                 <w:b w:val="0"/>
-                <w:color w:val="5F6B7A"/>
+                <w:color w:val="667085"/>
                 <w:sz w:val="18"/>
               </w:rPr>
               <w:t>•</w:t>
@@ -5023,14 +6177,14 @@
               </w:rPr>
               <w:t>Bendrovė nurodo, kad oficialaus klimato rizikos vertinimo dar neatliko</w:t>
             </w:r>
-            <w:hyperlink r:id="rId40">
+            <w:hyperlink r:id="rId41">
               <w:r>
                 <w:rPr>
                   <w:color w:val="2A78D6"/>
                   <w:vertAlign w:val="superscript"/>
                   <w:sz w:val="15"/>
                 </w:rPr>
-                <w:t xml:space="preserve">31</w:t>
+                <w:t xml:space="preserve">34</w:t>
               </w:r>
             </w:hyperlink>
             <w:r>
@@ -5112,7 +6266,7 @@
             <w:r>
               <w:rPr>
                 <w:b/>
-                <w:color w:val="1A1A1A"/>
+                <w:color w:val="1B2430"/>
                 <w:sz w:val="19"/>
               </w:rPr>
               <w:t>Yes, the company fulfills the expectations from SEB thematic and sector policies</w:t>
@@ -5142,7 +6296,7 @@
             <w:r>
               <w:rPr>
                 <w:b w:val="0"/>
-                <w:color w:val="5F6B7A"/>
+                <w:color w:val="667085"/>
                 <w:sz w:val="18"/>
               </w:rPr>
               <w:t>•</w:t>
@@ -5156,14 +6310,14 @@
               </w:rPr>
               <w:t>Žemės ūkio politika</w:t>
             </w:r>
-            <w:hyperlink r:id="rId37">
+            <w:hyperlink r:id="rId38">
               <w:r>
                 <w:rPr>
                   <w:color w:val="2A78D6"/>
                   <w:vertAlign w:val="superscript"/>
                   <w:sz w:val="15"/>
                 </w:rPr>
-                <w:t xml:space="preserve">32</w:t>
+                <w:t xml:space="preserve">35</w:t>
               </w:r>
             </w:hyperlink>
             <w:r>
@@ -5199,7 +6353,7 @@
             <w:r>
               <w:rPr>
                 <w:b w:val="0"/>
-                <w:color w:val="5F6B7A"/>
+                <w:color w:val="667085"/>
                 <w:sz w:val="18"/>
               </w:rPr>
               <w:t>•</w:t>
@@ -5213,14 +6367,14 @@
               </w:rPr>
               <w:t>Pirmoji tvarumo ataskaita pagal ESRS / VSME, pranešimų apie pažeidimus kanalas, nulinės nelaimingų atsitikimų darbe tikslas</w:t>
             </w:r>
-            <w:hyperlink r:id="rId41">
+            <w:hyperlink r:id="rId42">
               <w:r>
                 <w:rPr>
                   <w:color w:val="2A78D6"/>
                   <w:vertAlign w:val="superscript"/>
                   <w:sz w:val="15"/>
                 </w:rPr>
-                <w:t xml:space="preserve">33</w:t>
+                <w:t xml:space="preserve">36</w:t>
               </w:r>
             </w:hyperlink>
             <w:r>
@@ -5256,7 +6410,7 @@
             <w:r>
               <w:rPr>
                 <w:b w:val="0"/>
-                <w:color w:val="5F6B7A"/>
+                <w:color w:val="667085"/>
                 <w:sz w:val="18"/>
               </w:rPr>
               <w:t>•</w:t>
@@ -5270,14 +6424,14 @@
               </w:rPr>
               <w:t>Klimato rizikos vertinimas</w:t>
             </w:r>
-            <w:hyperlink r:id="rId40">
+            <w:hyperlink r:id="rId41">
               <w:r>
                 <w:rPr>
                   <w:color w:val="2A78D6"/>
                   <w:vertAlign w:val="superscript"/>
                   <w:sz w:val="15"/>
                 </w:rPr>
-                <w:t xml:space="preserve">31</w:t>
+                <w:t xml:space="preserve">34</w:t>
               </w:r>
             </w:hyperlink>
             <w:r>
@@ -5307,7 +6461,7 @@
     <w:p>
       <w:pPr>
         <w:keepNext/>
-        <w:shd w:val="clear" w:color="auto" w:fill="EAF1F8"/>
+        <w:shd w:val="clear" w:color="auto" w:fill="EEF3F8"/>
         <w:spacing w:before="200" w:after="80"/>
         <w:ind w:left="85"/>
       </w:pPr>
@@ -5315,7 +6469,7 @@
         <w:rPr>
           <w:b/>
           <w:caps/>
-          <w:color w:val="1F4E79"/>
+          <w:color w:val="12355B"/>
           <w:sz w:val="19"/>
         </w:rPr>
         <w:t>Engagement</w:t>
@@ -5388,7 +6542,7 @@
             <w:r>
               <w:rPr>
                 <w:b/>
-                <w:color w:val="1A1A1A"/>
+                <w:color w:val="1B2430"/>
                 <w:sz w:val="19"/>
               </w:rPr>
               <w:t>Is there a need for pro-active engagement with the company?</w:t>
@@ -5405,7 +6559,7 @@
             <w:r>
               <w:rPr>
                 <w:b w:val="0"/>
-                <w:color w:val="5F6B7A"/>
+                <w:color w:val="667085"/>
                 <w:sz w:val="18"/>
               </w:rPr>
               <w:t>•</w:t>
@@ -5438,7 +6592,7 @@
     <w:p>
       <w:pPr>
         <w:keepNext/>
-        <w:shd w:val="clear" w:color="auto" w:fill="EAF1F8"/>
+        <w:shd w:val="clear" w:color="auto" w:fill="EEF3F8"/>
         <w:spacing w:before="200" w:after="80"/>
         <w:ind w:left="85"/>
       </w:pPr>
@@ -5446,7 +6600,7 @@
         <w:rPr>
           <w:b/>
           <w:caps/>
-          <w:color w:val="1F4E79"/>
+          <w:color w:val="12355B"/>
           <w:sz w:val="19"/>
         </w:rPr>
         <w:t>Indicators</w:t>
@@ -5519,7 +6673,7 @@
             <w:r>
               <w:rPr>
                 <w:b/>
-                <w:color w:val="1A1A1A"/>
+                <w:color w:val="1B2430"/>
                 <w:sz w:val="19"/>
               </w:rPr>
               <w:t>Yes, the indicators of the company support the targets of sustainability and PAI indicators followed by the Fund</w:t>
@@ -5536,7 +6690,7 @@
             <w:r>
               <w:rPr>
                 <w:b w:val="0"/>
-                <w:color w:val="5F6B7A"/>
+                <w:color w:val="667085"/>
                 <w:sz w:val="18"/>
               </w:rPr>
               <w:t>•</w:t>
@@ -5550,14 +6704,14 @@
               </w:rPr>
               <w:t>Skelbiamos 1 apimties CO2 emisijos ir darbuotojų skaičius (trejų metų duomenys)</w:t>
             </w:r>
-            <w:hyperlink r:id="rId42">
+            <w:hyperlink r:id="rId43">
               <w:r>
                 <w:rPr>
                   <w:color w:val="2A78D6"/>
                   <w:vertAlign w:val="superscript"/>
                   <w:sz w:val="15"/>
                 </w:rPr>
-                <w:t xml:space="preserve">34</w:t>
+                <w:t xml:space="preserve">37</w:t>
               </w:r>
             </w:hyperlink>
             <w:r>
@@ -5610,7 +6764,7 @@
       <w:r>
         <w:rPr>
           <w:b w:val="0"/>
-          <w:color w:val="5F6B7A"/>
+          <w:color w:val="667085"/>
           <w:sz w:val="16"/>
         </w:rPr>
         <w:t>Taikytos SEB politikos: Policy on Sustainability Considerations in Investments (SEB AB); Agriculture, Fishing, Aquaculture and Animal Welfare sector policy; Environmental Policy on Climate, Nature and Water (thematic); Social and Human Rights Policy (thematic); Governance expectations in sector policies (anti-corruption, tax, reporting)</w:t>
@@ -5620,7 +6774,7 @@
       <w:pPr>
         <w:keepNext/>
         <w:pBdr>
-          <w:bottom w:val="single" w:sz="8" w:color="1F4E79" w:space="4"/>
+          <w:bottom w:val="single" w:sz="8" w:color="12355B" w:space="4"/>
         </w:pBdr>
         <w:tabs>
           <w:tab w:pos="482" w:val="left"/>
@@ -5639,7 +6793,7 @@
       <w:r>
         <w:rPr>
           <w:b/>
-          <w:color w:val="1F4E79"/>
+          <w:color w:val="12355B"/>
           <w:sz w:val="28"/>
         </w:rPr>
         <w:t>Šaltiniai</w:t>
@@ -5656,7 +6810,7 @@
       <w:r>
         <w:rPr>
           <w:b w:val="0"/>
-          <w:color w:val="5F6B7A"/>
+          <w:color w:val="667085"/>
           <w:sz w:val="17"/>
         </w:rPr>
         <w:t>1.</w:t>
@@ -5683,7 +6837,7 @@
       <w:r>
         <w:rPr>
           <w:b w:val="0"/>
-          <w:color w:val="5F6B7A"/>
+          <w:color w:val="667085"/>
           <w:sz w:val="17"/>
         </w:rPr>
         <w:t>2.</w:t>
@@ -5710,7 +6864,7 @@
       <w:r>
         <w:rPr>
           <w:b w:val="0"/>
-          <w:color w:val="5F6B7A"/>
+          <w:color w:val="667085"/>
           <w:sz w:val="17"/>
         </w:rPr>
         <w:t>3.</w:t>
@@ -5737,7 +6891,7 @@
       <w:r>
         <w:rPr>
           <w:b w:val="0"/>
-          <w:color w:val="5F6B7A"/>
+          <w:color w:val="667085"/>
           <w:sz w:val="17"/>
         </w:rPr>
         <w:t>4.</w:t>
@@ -5764,7 +6918,7 @@
       <w:r>
         <w:rPr>
           <w:b w:val="0"/>
-          <w:color w:val="5F6B7A"/>
+          <w:color w:val="667085"/>
           <w:sz w:val="17"/>
         </w:rPr>
         <w:t>5.</w:t>
@@ -5791,7 +6945,7 @@
       <w:r>
         <w:rPr>
           <w:b w:val="0"/>
-          <w:color w:val="5F6B7A"/>
+          <w:color w:val="667085"/>
           <w:sz w:val="17"/>
         </w:rPr>
         <w:t>6.</w:t>
@@ -5818,7 +6972,7 @@
       <w:r>
         <w:rPr>
           <w:b w:val="0"/>
-          <w:color w:val="5F6B7A"/>
+          <w:color w:val="667085"/>
           <w:sz w:val="17"/>
         </w:rPr>
         <w:t>7.</w:t>
@@ -5845,7 +6999,7 @@
       <w:r>
         <w:rPr>
           <w:b w:val="0"/>
-          <w:color w:val="5F6B7A"/>
+          <w:color w:val="667085"/>
           <w:sz w:val="17"/>
         </w:rPr>
         <w:t>8.</w:t>
@@ -5872,7 +7026,7 @@
       <w:r>
         <w:rPr>
           <w:b w:val="0"/>
-          <w:color w:val="5F6B7A"/>
+          <w:color w:val="667085"/>
           <w:sz w:val="17"/>
         </w:rPr>
         <w:t>9.</w:t>
@@ -5899,7 +7053,7 @@
       <w:r>
         <w:rPr>
           <w:b w:val="0"/>
-          <w:color w:val="5F6B7A"/>
+          <w:color w:val="667085"/>
           <w:sz w:val="17"/>
         </w:rPr>
         <w:t>10.</w:t>
@@ -5926,7 +7080,7 @@
       <w:r>
         <w:rPr>
           <w:b w:val="0"/>
-          <w:color w:val="5F6B7A"/>
+          <w:color w:val="667085"/>
           <w:sz w:val="17"/>
         </w:rPr>
         <w:t>11.</w:t>
@@ -5953,7 +7107,7 @@
       <w:r>
         <w:rPr>
           <w:b w:val="0"/>
-          <w:color w:val="5F6B7A"/>
+          <w:color w:val="667085"/>
           <w:sz w:val="17"/>
         </w:rPr>
         <w:t>12.</w:t>
@@ -5980,7 +7134,7 @@
       <w:r>
         <w:rPr>
           <w:b w:val="0"/>
-          <w:color w:val="5F6B7A"/>
+          <w:color w:val="667085"/>
           <w:sz w:val="17"/>
         </w:rPr>
         <w:t>13.</w:t>
@@ -6007,7 +7161,7 @@
       <w:r>
         <w:rPr>
           <w:b w:val="0"/>
-          <w:color w:val="5F6B7A"/>
+          <w:color w:val="667085"/>
           <w:sz w:val="17"/>
         </w:rPr>
         <w:t>14.</w:t>
@@ -6034,7 +7188,7 @@
       <w:r>
         <w:rPr>
           <w:b w:val="0"/>
-          <w:color w:val="5F6B7A"/>
+          <w:color w:val="667085"/>
           <w:sz w:val="17"/>
         </w:rPr>
         <w:t>15.</w:t>
@@ -6061,7 +7215,7 @@
       <w:r>
         <w:rPr>
           <w:b w:val="0"/>
-          <w:color w:val="5F6B7A"/>
+          <w:color w:val="667085"/>
           <w:sz w:val="17"/>
         </w:rPr>
         <w:t>16.</w:t>
@@ -6088,7 +7242,7 @@
       <w:r>
         <w:rPr>
           <w:b w:val="0"/>
-          <w:color w:val="5F6B7A"/>
+          <w:color w:val="667085"/>
           <w:sz w:val="17"/>
         </w:rPr>
         <w:t>17.</w:t>
@@ -6115,7 +7269,7 @@
       <w:r>
         <w:rPr>
           <w:b w:val="0"/>
-          <w:color w:val="5F6B7A"/>
+          <w:color w:val="667085"/>
           <w:sz w:val="17"/>
         </w:rPr>
         <w:t>18.</w:t>
@@ -6142,7 +7296,7 @@
       <w:r>
         <w:rPr>
           <w:b w:val="0"/>
-          <w:color w:val="5F6B7A"/>
+          <w:color w:val="667085"/>
           <w:sz w:val="17"/>
         </w:rPr>
         <w:t>19.</w:t>
@@ -6169,7 +7323,7 @@
       <w:r>
         <w:rPr>
           <w:b w:val="0"/>
-          <w:color w:val="5F6B7A"/>
+          <w:color w:val="667085"/>
           <w:sz w:val="17"/>
         </w:rPr>
         <w:t>20.</w:t>
@@ -6196,7 +7350,7 @@
       <w:r>
         <w:rPr>
           <w:b w:val="0"/>
-          <w:color w:val="5F6B7A"/>
+          <w:color w:val="667085"/>
           <w:sz w:val="17"/>
         </w:rPr>
         <w:t>21.</w:t>
@@ -6223,7 +7377,7 @@
       <w:r>
         <w:rPr>
           <w:b w:val="0"/>
-          <w:color w:val="5F6B7A"/>
+          <w:color w:val="667085"/>
           <w:sz w:val="17"/>
         </w:rPr>
         <w:t>22.</w:t>
@@ -6250,7 +7404,7 @@
       <w:r>
         <w:rPr>
           <w:b w:val="0"/>
-          <w:color w:val="5F6B7A"/>
+          <w:color w:val="667085"/>
           <w:sz w:val="17"/>
         </w:rPr>
         <w:t>23.</w:t>
@@ -6277,7 +7431,7 @@
       <w:r>
         <w:rPr>
           <w:b w:val="0"/>
-          <w:color w:val="5F6B7A"/>
+          <w:color w:val="667085"/>
           <w:sz w:val="17"/>
         </w:rPr>
         <w:t>24.</w:t>
@@ -6304,7 +7458,7 @@
       <w:r>
         <w:rPr>
           <w:b w:val="0"/>
-          <w:color w:val="5F6B7A"/>
+          <w:color w:val="667085"/>
           <w:sz w:val="17"/>
         </w:rPr>
         <w:t>25.</w:t>
@@ -6331,7 +7485,7 @@
       <w:r>
         <w:rPr>
           <w:b w:val="0"/>
-          <w:color w:val="5F6B7A"/>
+          <w:color w:val="667085"/>
           <w:sz w:val="17"/>
         </w:rPr>
         <w:t>26.</w:t>
@@ -6358,13 +7512,94 @@
       <w:r>
         <w:rPr>
           <w:b w:val="0"/>
-          <w:color w:val="5F6B7A"/>
+          <w:color w:val="667085"/>
           <w:sz w:val="17"/>
         </w:rPr>
         <w:t>27.</w:t>
         <w:tab/>
       </w:r>
-      <w:hyperlink r:id="rId36">
+      <w:hyperlink r:id="rId17">
+        <w:r>
+          <w:rPr>
+            <w:color w:val="2A78D6"/>
+            <w:sz w:val="17"/>
+          </w:rPr>
+          <w:t xml:space="preserve">LATRAPS - 12-month report FY2025/26 (unaudited, local GAAP), p. 4, 2026-09-30</w:t>
+        </w:r>
+      </w:hyperlink>
+    </w:p>
+    <w:p>
+      <w:pPr>
+        <w:tabs>
+          <w:tab w:pos="397" w:val="left"/>
+        </w:tabs>
+        <w:spacing w:before="0" w:after="30"/>
+        <w:ind w:left="397" w:hanging="397"/>
+      </w:pPr>
+      <w:r>
+        <w:rPr>
+          <w:b w:val="0"/>
+          <w:color w:val="667085"/>
+          <w:sz w:val="17"/>
+        </w:rPr>
+        <w:t>28.</w:t>
+        <w:tab/>
+      </w:r>
+      <w:hyperlink r:id="rId17">
+        <w:r>
+          <w:rPr>
+            <w:color w:val="2A78D6"/>
+            <w:sz w:val="17"/>
+          </w:rPr>
+          <w:t xml:space="preserve">LATRAPS - 12-month report FY2025/26 (unaudited, local GAAP), p. 4, 5, 2026-09-30</w:t>
+        </w:r>
+      </w:hyperlink>
+    </w:p>
+    <w:p>
+      <w:pPr>
+        <w:tabs>
+          <w:tab w:pos="397" w:val="left"/>
+        </w:tabs>
+        <w:spacing w:before="0" w:after="30"/>
+        <w:ind w:left="397" w:hanging="397"/>
+      </w:pPr>
+      <w:r>
+        <w:rPr>
+          <w:b w:val="0"/>
+          <w:color w:val="667085"/>
+          <w:sz w:val="17"/>
+        </w:rPr>
+        <w:t>29.</w:t>
+        <w:tab/>
+      </w:r>
+      <w:hyperlink r:id="rId35">
+        <w:r>
+          <w:rPr>
+            <w:color w:val="2A78D6"/>
+            <w:sz w:val="17"/>
+          </w:rPr>
+          <w:t xml:space="preserve">LATRAPS - 12-month report FY2025/26 (unaudited, local GAAP), p. 6, 2026-09-30</w:t>
+        </w:r>
+      </w:hyperlink>
+    </w:p>
+    <w:p>
+      <w:pPr>
+        <w:tabs>
+          <w:tab w:pos="397" w:val="left"/>
+        </w:tabs>
+        <w:spacing w:before="0" w:after="30"/>
+        <w:ind w:left="397" w:hanging="397"/>
+      </w:pPr>
+      <w:r>
+        <w:rPr>
+          <w:b w:val="0"/>
+          <w:color w:val="667085"/>
+          <w:sz w:val="17"/>
+        </w:rPr>
+        <w:t>30.</w:t>
+        <w:tab/>
+      </w:r>
+      <w:hyperlink r:id="rId37">
         <w:r>
           <w:rPr>
             <w:color w:val="2A78D6"/>
@@ -6385,13 +7620,13 @@
       <w:r>
         <w:rPr>
           <w:b w:val="0"/>
-          <w:color w:val="5F6B7A"/>
+          <w:color w:val="667085"/>
           <w:sz w:val="17"/>
         </w:rPr>
-        <w:t>28.</w:t>
+        <w:t>31.</w:t>
         <w:tab/>
       </w:r>
-      <w:hyperlink r:id="rId37">
+      <w:hyperlink r:id="rId38">
         <w:r>
           <w:rPr>
             <w:color w:val="2A78D6"/>
@@ -6412,13 +7647,13 @@
       <w:r>
         <w:rPr>
           <w:b w:val="0"/>
-          <w:color w:val="5F6B7A"/>
+          <w:color w:val="667085"/>
           <w:sz w:val="17"/>
         </w:rPr>
-        <w:t>29.</w:t>
+        <w:t>32.</w:t>
         <w:tab/>
       </w:r>
-      <w:hyperlink r:id="rId38">
+      <w:hyperlink r:id="rId39">
         <w:r>
           <w:rPr>
             <w:color w:val="2A78D6"/>
@@ -6439,13 +7674,13 @@
       <w:r>
         <w:rPr>
           <w:b w:val="0"/>
-          <w:color w:val="5F6B7A"/>
+          <w:color w:val="667085"/>
           <w:sz w:val="17"/>
         </w:rPr>
-        <w:t>30.</w:t>
+        <w:t>33.</w:t>
         <w:tab/>
       </w:r>
-      <w:hyperlink r:id="rId39">
+      <w:hyperlink r:id="rId40">
         <w:r>
           <w:rPr>
             <w:color w:val="2A78D6"/>
@@ -6466,13 +7701,13 @@
       <w:r>
         <w:rPr>
           <w:b w:val="0"/>
-          <w:color w:val="5F6B7A"/>
+          <w:color w:val="667085"/>
           <w:sz w:val="17"/>
         </w:rPr>
-        <w:t>31.</w:t>
+        <w:t>34.</w:t>
         <w:tab/>
       </w:r>
-      <w:hyperlink r:id="rId40">
+      <w:hyperlink r:id="rId41">
         <w:r>
           <w:rPr>
             <w:color w:val="2A78D6"/>
@@ -6493,13 +7728,13 @@
       <w:r>
         <w:rPr>
           <w:b w:val="0"/>
-          <w:color w:val="5F6B7A"/>
+          <w:color w:val="667085"/>
           <w:sz w:val="17"/>
         </w:rPr>
-        <w:t>32.</w:t>
+        <w:t>35.</w:t>
         <w:tab/>
       </w:r>
-      <w:hyperlink r:id="rId37">
+      <w:hyperlink r:id="rId38">
         <w:r>
           <w:rPr>
             <w:color w:val="2A78D6"/>
@@ -6520,13 +7755,13 @@
       <w:r>
         <w:rPr>
           <w:b w:val="0"/>
-          <w:color w:val="5F6B7A"/>
+          <w:color w:val="667085"/>
           <w:sz w:val="17"/>
         </w:rPr>
-        <w:t>33.</w:t>
+        <w:t>36.</w:t>
         <w:tab/>
       </w:r>
-      <w:hyperlink r:id="rId41">
+      <w:hyperlink r:id="rId42">
         <w:r>
           <w:rPr>
             <w:color w:val="2A78D6"/>
@@ -6547,13 +7782,13 @@
       <w:r>
         <w:rPr>
           <w:b w:val="0"/>
-          <w:color w:val="5F6B7A"/>
+          <w:color w:val="667085"/>
           <w:sz w:val="17"/>
         </w:rPr>
-        <w:t>34.</w:t>
+        <w:t>37.</w:t>
         <w:tab/>
       </w:r>
-      <w:hyperlink r:id="rId42">
+      <w:hyperlink r:id="rId43">
         <w:r>
           <w:rPr>
             <w:color w:val="2A78D6"/>
@@ -6570,7 +7805,7 @@
       <w:r>
         <w:rPr>
           <w:b w:val="0"/>
-          <w:color w:val="5F6B7A"/>
+          <w:color w:val="667085"/>
           <w:sz w:val="16"/>
         </w:rPr>
         <w:t>Ataskaita parengta iš viešų šaltinių. Skaičiai pateikiami taip, kaip juos skelbia emitentas; maži numeriai prie teksto veda į šaltinių sąrašą.</w:t>
@@ -6595,7 +7830,7 @@
   <w:p>
     <w:pPr>
       <w:pBdr>
-        <w:top w:val="single" w:sz="4" w:color="C9D3DE" w:space="4"/>
+        <w:top w:val="single" w:sz="4" w:color="D5DCE4" w:space="4"/>
       </w:pBdr>
       <w:tabs>
         <w:tab w:pos="9638" w:val="right"/>
@@ -6604,7 +7839,7 @@
     <w:r>
       <w:rPr>
         <w:b w:val="0"/>
-        <w:color w:val="5F6B7A"/>
+        <w:color w:val="667085"/>
         <w:sz w:val="16"/>
       </w:rPr>
       <w:t>LATRAPS · FY2026 · 2026-10-22</w:t>
@@ -6613,7 +7848,7 @@
     <w:r>
       <w:rPr>
         <w:b/>
-        <w:color w:val="1F4E79"/>
+        <w:color w:val="12355B"/>
         <w:sz w:val="16"/>
       </w:rPr>
       <w:fldChar w:fldCharType="begin"/>
@@ -6629,7 +7864,7 @@
   <w:p>
     <w:pPr>
       <w:pBdr>
-        <w:top w:val="single" w:sz="4" w:color="C9D3DE" w:space="4"/>
+        <w:top w:val="single" w:sz="4" w:color="D5DCE4" w:space="4"/>
       </w:pBdr>
       <w:tabs>
         <w:tab w:pos="9638" w:val="right"/>
@@ -6638,7 +7873,7 @@
     <w:r>
       <w:rPr>
         <w:b w:val="0"/>
-        <w:color w:val="5F6B7A"/>
+        <w:color w:val="667085"/>
         <w:sz w:val="16"/>
       </w:rPr>
       <w:t>LATRAPS · FY2026 · 2026-10-22</w:t>
@@ -6647,7 +7882,7 @@
     <w:r>
       <w:rPr>
         <w:b/>
-        <w:color w:val="1F4E79"/>
+        <w:color w:val="12355B"/>
         <w:sz w:val="16"/>
       </w:rPr>
       <w:fldChar w:fldCharType="begin"/>
@@ -6663,7 +7898,7 @@
   <w:p>
     <w:pPr>
       <w:pBdr>
-        <w:bottom w:val="single" w:sz="4" w:color="C9D3DE" w:space="4"/>
+        <w:bottom w:val="single" w:sz="4" w:color="D5DCE4" w:space="4"/>
       </w:pBdr>
       <w:tabs>
         <w:tab w:pos="9638" w:val="right"/>
@@ -6672,7 +7907,7 @@
     <w:r>
       <w:rPr>
         <w:b/>
-        <w:color w:val="1F4E79"/>
+        <w:color w:val="12355B"/>
         <w:sz w:val="16"/>
       </w:rPr>
       <w:t>LATRAPS</w:t>
@@ -6680,7 +7915,7 @@
     <w:r>
       <w:rPr>
         <w:b w:val="0"/>
-        <w:color w:val="5F6B7A"/>
+        <w:color w:val="667085"/>
         <w:sz w:val="16"/>
       </w:rPr>
       <w:tab/>
@@ -7058,7 +8293,7 @@
     </w:pPr>
     <w:rPr>
       <w:rFonts w:ascii="Calibri" w:hAnsi="Calibri" w:eastAsia="Calibri"/>
-      <w:color w:val="1A1A1A"/>
+      <w:color w:val="1B2430"/>
       <w:sz w:val="21"/>
     </w:rPr>
   </w:style>

--- a/docs/files/latraps/latraps_FY2026_lt.docx
+++ b/docs/files/latraps/latraps_FY2026_lt.docx
@@ -5068,7 +5068,7 @@
           <w:color w:val="667085"/>
           <w:sz w:val="18"/>
         </w:rPr>
-        <w:t>Automatinė naujienų paieška (Google News, LV), 2026-07-24 – 2026-10-22: 1 pranešimų.</w:t>
+        <w:t>Automatinė naujienų paieška (Google News, LV), 2026-07-25 – 2026-10-23: 1 pranešimų.</w:t>
       </w:r>
     </w:p>
     <w:tbl>
@@ -5765,7 +5765,7 @@
                 <w:color w:val="333333"/>
                 <w:sz w:val="18"/>
               </w:rPr>
-              <w:t>Naujienų suvestinė 2026-07-24 – 2026-10-22: 1 pranešimų, iš jų su neigiamu žodžiu antraštėje – 0 (plačiau – skiltyje „Ką rašo spauda“).</w:t>
+              <w:t>Naujienų suvestinė 2026-07-25 – 2026-10-23: 1 pranešimų, iš jų su neigiamu žodžiu antraštėje – 0 (plačiau – skiltyje „Ką rašo spauda“).</w:t>
             </w:r>
           </w:p>
         </w:tc>

--- a/docs/files/latraps/latraps_FY2026_lt.docx
+++ b/docs/files/latraps/latraps_FY2026_lt.docx
@@ -988,7 +988,7 @@
         <w:rPr>
           <w:b w:val="0"/>
         </w:rPr>
-        <w:t xml:space="preserve"> grynoji skola apie 62,4 mln. EUR (prieš metus 45,1 mln.; apskaičiuota įrankio), turtas 142,0 mln. EUR (121,4 mln.)</w:t>
+        <w:t xml:space="preserve"> grynoji skola apie 62,4 mln. EUR (prieš metus 45,1 mln.; mūsų skaičiavimas), turtas 142,0 mln. EUR (121,4 mln.)</w:t>
       </w:r>
       <w:hyperlink r:id="rId19">
         <w:r>
@@ -2841,7 +2841,7 @@
           <w:color w:val="667085"/>
           <w:sz w:val="16"/>
         </w:rPr>
-        <w:t>Spalvos: žalias pokytis – rodiklis gerėja, raudonas – blogėja. Paskutinio laikotarpio langelio fonas: žalias – geras lygis, geltonas – vidutinis, raudonas – silpnas (įrankio orientyrai, config/metric_rules.yaml).</w:t>
+        <w:t>Spalvos: žalias pokytis – rodiklis gerėja, raudonas – blogėja. Paskutinio laikotarpio langelio fonas: žalias – geras lygis, geltonas – vidutinis, raudonas – silpnas (vidiniai orientyrai, config/metric_rules.yaml).</w:t>
       </w:r>
     </w:p>
     <w:p>
@@ -2854,7 +2854,7 @@
           <w:color w:val="667085"/>
           <w:sz w:val="16"/>
         </w:rPr>
-        <w:t>* – paimta iš ataskaitos santraukos;  ᶜ – apskaičiuota įrankio. Mažas numeris prie teksto – nuoroda į šaltinį (paspaudus atsidaro dokumentas reikiamame puslapyje).</w:t>
+        <w:t>* – paimta iš ataskaitos santraukos;  ᶜ – mūsų skaičiavimas. Mažas numeris prie teksto – nuoroda į šaltinį (paspaudus atsidaro dokumentas reikiamame puslapyje).</w:t>
       </w:r>
     </w:p>
     <w:p>

--- a/docs/files/latraps/latraps_FY2026_lt.docx
+++ b/docs/files/latraps/latraps_FY2026_lt.docx
@@ -4812,7 +4812,7 @@
                 <w:b w:val="0"/>
                 <w:sz w:val="17"/>
               </w:rPr>
-              <w:t>3,43 % (2026-10)</w:t>
+              <w:t>3,38 % (2026-10)</w:t>
             </w:r>
           </w:p>
         </w:tc>
@@ -4884,7 +4884,7 @@
                 <w:b w:val="0"/>
                 <w:sz w:val="17"/>
               </w:rPr>
-              <w:t>▲ 0,71 p. p.</w:t>
+              <w:t>▲ 0,66 p. p.</w:t>
             </w:r>
           </w:p>
         </w:tc>
@@ -5637,7 +5637,7 @@
                 <w:color w:val="333333"/>
                 <w:sz w:val="18"/>
               </w:rPr>
-              <w:t>Nerasta EU, UN, UK, US OFAC konsoliduotuose sankcijų sąrašuose (automatinė patikra 2026-10-22).</w:t>
+              <w:t>Nerasta EU, UN, UK, US OFAC konsoliduotuose sankcijų sąrašuose (automatinė patikra 2026-10-23).</w:t>
             </w:r>
           </w:p>
         </w:tc>

--- a/docs/files/latraps/latraps_FY2026_lt.docx
+++ b/docs/files/latraps/latraps_FY2026_lt.docx
@@ -5640,6 +5640,117 @@
               <w:t>Nerasta EU, UN, UK, US OFAC konsoliduotuose sankcijų sąrašuose (automatinė patikra 2026-10-23).</w:t>
             </w:r>
           </w:p>
+          <w:p>
+            <w:pPr>
+              <w:spacing w:before="40" w:after="0"/>
+            </w:pPr>
+            <w:r>
+              <w:rPr>
+                <w:b/>
+                <w:color w:val="333333"/>
+                <w:sz w:val="18"/>
+              </w:rPr>
+              <w:t>Rankinė patikra</w:t>
+            </w:r>
+          </w:p>
+          <w:p>
+            <w:pPr>
+              <w:tabs>
+                <w:tab w:pos="198" w:val="left"/>
+              </w:tabs>
+              <w:spacing w:before="0" w:after="20"/>
+              <w:ind w:left="198" w:hanging="198"/>
+            </w:pPr>
+            <w:r>
+              <w:rPr>
+                <w:b w:val="0"/>
+                <w:color w:val="667085"/>
+                <w:sz w:val="18"/>
+              </w:rPr>
+              <w:t>•</w:t>
+              <w:tab/>
+            </w:r>
+            <w:r>
+              <w:rPr>
+                <w:b w:val="0"/>
+                <w:color w:val="333333"/>
+                <w:sz w:val="18"/>
+              </w:rPr>
+              <w:t>OFAC sankcijų paieška</w:t>
+            </w:r>
+            <w:hyperlink r:id="rId40">
+              <w:r>
+                <w:rPr>
+                  <w:color w:val="2A78D6"/>
+                  <w:vertAlign w:val="superscript"/>
+                  <w:sz w:val="15"/>
+                </w:rPr>
+                <w:t xml:space="preserve">33</w:t>
+              </w:r>
+            </w:hyperlink>
+          </w:p>
+          <w:p>
+            <w:pPr>
+              <w:tabs>
+                <w:tab w:pos="198" w:val="left"/>
+              </w:tabs>
+              <w:spacing w:before="0" w:after="20"/>
+              <w:ind w:left="198" w:hanging="198"/>
+            </w:pPr>
+            <w:r>
+              <w:rPr>
+                <w:b w:val="0"/>
+                <w:color w:val="667085"/>
+                <w:sz w:val="18"/>
+              </w:rPr>
+              <w:t>•</w:t>
+              <w:tab/>
+            </w:r>
+            <w:r>
+              <w:rPr>
+                <w:b w:val="0"/>
+                <w:color w:val="333333"/>
+                <w:sz w:val="18"/>
+              </w:rPr>
+              <w:t>ES sankcijų žemėlapis</w:t>
+            </w:r>
+            <w:hyperlink r:id="rId41">
+              <w:r>
+                <w:rPr>
+                  <w:color w:val="2A78D6"/>
+                  <w:vertAlign w:val="superscript"/>
+                  <w:sz w:val="15"/>
+                </w:rPr>
+                <w:t xml:space="preserve">34</w:t>
+              </w:r>
+            </w:hyperlink>
+          </w:p>
+          <w:p>
+            <w:pPr>
+              <w:tabs>
+                <w:tab w:pos="198" w:val="left"/>
+              </w:tabs>
+              <w:spacing w:before="0" w:after="20"/>
+              <w:ind w:left="198" w:hanging="198"/>
+            </w:pPr>
+            <w:r>
+              <w:rPr>
+                <w:b w:val="0"/>
+                <w:color w:val="667085"/>
+                <w:sz w:val="18"/>
+              </w:rPr>
+              <w:t>•</w:t>
+              <w:tab/>
+            </w:r>
+            <w:r>
+              <w:rPr>
+                <w:b w:val="0"/>
+                <w:color w:val="333333"/>
+                <w:sz w:val="18"/>
+              </w:rPr>
+              <w:t>SEB eNameChecker (vidinė SEB sistema).</w:t>
+            </w:r>
+          </w:p>
         </w:tc>
       </w:tr>
     </w:tbl>
@@ -6031,14 +6142,14 @@
               </w:rPr>
               <w:t>Tikslai: atsinaujinančios energijos +50 % per penkerius metus, 10 elektromobilių per metus</w:t>
             </w:r>
-            <w:hyperlink r:id="rId40">
+            <w:hyperlink r:id="rId42">
               <w:r>
                 <w:rPr>
                   <w:color w:val="2A78D6"/>
                   <w:vertAlign w:val="superscript"/>
                   <w:sz w:val="15"/>
                 </w:rPr>
-                <w:t xml:space="preserve">33</w:t>
+                <w:t xml:space="preserve">35</w:t>
               </w:r>
             </w:hyperlink>
             <w:r>
@@ -6177,14 +6288,14 @@
               </w:rPr>
               <w:t>Bendrovė nurodo, kad oficialaus klimato rizikos vertinimo dar neatliko</w:t>
             </w:r>
-            <w:hyperlink r:id="rId41">
+            <w:hyperlink r:id="rId43">
               <w:r>
                 <w:rPr>
                   <w:color w:val="2A78D6"/>
                   <w:vertAlign w:val="superscript"/>
                   <w:sz w:val="15"/>
                 </w:rPr>
-                <w:t xml:space="preserve">34</w:t>
+                <w:t xml:space="preserve">36</w:t>
               </w:r>
             </w:hyperlink>
             <w:r>
@@ -6317,7 +6428,7 @@
                   <w:vertAlign w:val="superscript"/>
                   <w:sz w:val="15"/>
                 </w:rPr>
-                <w:t xml:space="preserve">35</w:t>
+                <w:t xml:space="preserve">37</w:t>
               </w:r>
             </w:hyperlink>
             <w:r>
@@ -6367,14 +6478,14 @@
               </w:rPr>
               <w:t>Pirmoji tvarumo ataskaita pagal ESRS / VSME, pranešimų apie pažeidimus kanalas, nulinės nelaimingų atsitikimų darbe tikslas</w:t>
             </w:r>
-            <w:hyperlink r:id="rId42">
+            <w:hyperlink r:id="rId44">
               <w:r>
                 <w:rPr>
                   <w:color w:val="2A78D6"/>
                   <w:vertAlign w:val="superscript"/>
                   <w:sz w:val="15"/>
                 </w:rPr>
-                <w:t xml:space="preserve">36</w:t>
+                <w:t xml:space="preserve">38</w:t>
               </w:r>
             </w:hyperlink>
             <w:r>
@@ -6424,14 +6535,14 @@
               </w:rPr>
               <w:t>Klimato rizikos vertinimas</w:t>
             </w:r>
-            <w:hyperlink r:id="rId41">
+            <w:hyperlink r:id="rId43">
               <w:r>
                 <w:rPr>
                   <w:color w:val="2A78D6"/>
                   <w:vertAlign w:val="superscript"/>
                   <w:sz w:val="15"/>
                 </w:rPr>
-                <w:t xml:space="preserve">34</w:t>
+                <w:t xml:space="preserve">36</w:t>
               </w:r>
             </w:hyperlink>
             <w:r>
@@ -6704,14 +6815,14 @@
               </w:rPr>
               <w:t>Skelbiamos 1 apimties CO2 emisijos ir darbuotojų skaičius (trejų metų duomenys)</w:t>
             </w:r>
-            <w:hyperlink r:id="rId43">
+            <w:hyperlink r:id="rId45">
               <w:r>
                 <w:rPr>
                   <w:color w:val="2A78D6"/>
                   <w:vertAlign w:val="superscript"/>
                   <w:sz w:val="15"/>
                 </w:rPr>
-                <w:t xml:space="preserve">37</w:t>
+                <w:t xml:space="preserve">39</w:t>
               </w:r>
             </w:hyperlink>
             <w:r>
@@ -7686,7 +7797,7 @@
             <w:color w:val="2A78D6"/>
             <w:sz w:val="17"/>
           </w:rPr>
-          <w:t xml:space="preserve">LATRAPS - Sustainability report FY2025/26, p. 19, 2026-09-30</w:t>
+          <w:t xml:space="preserve">OFAC Sanctions List Search (US Treasury)</w:t>
         </w:r>
       </w:hyperlink>
     </w:p>
@@ -7713,6 +7824,60 @@
             <w:color w:val="2A78D6"/>
             <w:sz w:val="17"/>
           </w:rPr>
+          <w:t xml:space="preserve">EU Sanctions Map</w:t>
+        </w:r>
+      </w:hyperlink>
+    </w:p>
+    <w:p>
+      <w:pPr>
+        <w:tabs>
+          <w:tab w:pos="397" w:val="left"/>
+        </w:tabs>
+        <w:spacing w:before="0" w:after="30"/>
+        <w:ind w:left="397" w:hanging="397"/>
+      </w:pPr>
+      <w:r>
+        <w:rPr>
+          <w:b w:val="0"/>
+          <w:color w:val="667085"/>
+          <w:sz w:val="17"/>
+        </w:rPr>
+        <w:t>35.</w:t>
+        <w:tab/>
+      </w:r>
+      <w:hyperlink r:id="rId42">
+        <w:r>
+          <w:rPr>
+            <w:color w:val="2A78D6"/>
+            <w:sz w:val="17"/>
+          </w:rPr>
+          <w:t xml:space="preserve">LATRAPS - Sustainability report FY2025/26, p. 19, 2026-09-30</w:t>
+        </w:r>
+      </w:hyperlink>
+    </w:p>
+    <w:p>
+      <w:pPr>
+        <w:tabs>
+          <w:tab w:pos="397" w:val="left"/>
+        </w:tabs>
+        <w:spacing w:before="0" w:after="30"/>
+        <w:ind w:left="397" w:hanging="397"/>
+      </w:pPr>
+      <w:r>
+        <w:rPr>
+          <w:b w:val="0"/>
+          <w:color w:val="667085"/>
+          <w:sz w:val="17"/>
+        </w:rPr>
+        <w:t>36.</w:t>
+        <w:tab/>
+      </w:r>
+      <w:hyperlink r:id="rId43">
+        <w:r>
+          <w:rPr>
+            <w:color w:val="2A78D6"/>
+            <w:sz w:val="17"/>
+          </w:rPr>
           <w:t xml:space="preserve">LATRAPS - Sustainability report FY2025/26, p. 18, 2026-09-30</w:t>
         </w:r>
       </w:hyperlink>
@@ -7731,7 +7896,7 @@
           <w:color w:val="667085"/>
           <w:sz w:val="17"/>
         </w:rPr>
-        <w:t>35.</w:t>
+        <w:t>37.</w:t>
         <w:tab/>
       </w:r>
       <w:hyperlink r:id="rId38">
@@ -7758,10 +7923,10 @@
           <w:color w:val="667085"/>
           <w:sz w:val="17"/>
         </w:rPr>
-        <w:t>36.</w:t>
+        <w:t>38.</w:t>
         <w:tab/>
       </w:r>
-      <w:hyperlink r:id="rId42">
+      <w:hyperlink r:id="rId44">
         <w:r>
           <w:rPr>
             <w:color w:val="2A78D6"/>
@@ -7785,10 +7950,10 @@
           <w:color w:val="667085"/>
           <w:sz w:val="17"/>
         </w:rPr>
-        <w:t>37.</w:t>
+        <w:t>39.</w:t>
         <w:tab/>
       </w:r>
-      <w:hyperlink r:id="rId43">
+      <w:hyperlink r:id="rId45">
         <w:r>
           <w:rPr>
             <w:color w:val="2A78D6"/>

--- a/docs/files/latraps/latraps_FY2026_lt.docx
+++ b/docs/files/latraps/latraps_FY2026_lt.docx
@@ -5068,7 +5068,7 @@
           <w:color w:val="667085"/>
           <w:sz w:val="18"/>
         </w:rPr>
-        <w:t>Automatinė naujienų paieška (Google News, LV), 2026-07-25 – 2026-10-23: 1 pranešimų.</w:t>
+        <w:t>Automatinė naujienų paieška (Google News, LV), 2026-07-26 – 2026-10-24: 1 pranešimų.</w:t>
       </w:r>
     </w:p>
     <w:tbl>
@@ -5637,7 +5637,7 @@
                 <w:color w:val="333333"/>
                 <w:sz w:val="18"/>
               </w:rPr>
-              <w:t>Nerasta EU, UN, UK, US OFAC konsoliduotuose sankcijų sąrašuose (automatinė patikra 2026-10-23).</w:t>
+              <w:t>Nerasta EU, UN, UK, US OFAC konsoliduotuose sankcijų sąrašuose (automatinė patikra 2026-10-24).</w:t>
             </w:r>
           </w:p>
           <w:p>
@@ -5876,7 +5876,7 @@
                 <w:color w:val="333333"/>
                 <w:sz w:val="18"/>
               </w:rPr>
-              <w:t>Naujienų suvestinė 2026-07-25 – 2026-10-23: 1 pranešimų, iš jų su neigiamu žodžiu antraštėje – 0 (plačiau – skiltyje „Ką rašo spauda“).</w:t>
+              <w:t>Naujienų suvestinė 2026-07-26 – 2026-10-24: 1 pranešimų, iš jų su neigiamu žodžiu antraštėje – 0 (plačiau – skiltyje „Ką rašo spauda“).</w:t>
             </w:r>
           </w:p>
         </w:tc>

--- a/docs/files/latraps/latraps_FY2026_lt.docx
+++ b/docs/files/latraps/latraps_FY2026_lt.docx
@@ -5068,7 +5068,7 @@
           <w:color w:val="667085"/>
           <w:sz w:val="18"/>
         </w:rPr>
-        <w:t>Automatinė naujienų paieška (Google News, LV), 2026-07-26 – 2026-10-24: 1 pranešimų.</w:t>
+        <w:t>Automatinė naujienų paieška (Google News, LV), 2026-07-27 – 2026-10-25: 1 pranešimų.</w:t>
       </w:r>
     </w:p>
     <w:tbl>
@@ -5637,7 +5637,7 @@
                 <w:color w:val="333333"/>
                 <w:sz w:val="18"/>
               </w:rPr>
-              <w:t>Nerasta EU, UN, UK, US OFAC konsoliduotuose sankcijų sąrašuose (automatinė patikra 2026-10-24).</w:t>
+              <w:t>Nerasta EU, UN, UK, US OFAC konsoliduotuose sankcijų sąrašuose (automatinė patikra 2026-10-25).</w:t>
             </w:r>
           </w:p>
           <w:p>
@@ -5876,7 +5876,7 @@
                 <w:color w:val="333333"/>
                 <w:sz w:val="18"/>
               </w:rPr>
-              <w:t>Naujienų suvestinė 2026-07-26 – 2026-10-24: 1 pranešimų, iš jų su neigiamu žodžiu antraštėje – 0 (plačiau – skiltyje „Ką rašo spauda“).</w:t>
+              <w:t>Naujienų suvestinė 2026-07-27 – 2026-10-25: 1 pranešimų, iš jų su neigiamu žodžiu antraštėje – 0 (plačiau – skiltyje „Ką rašo spauda“).</w:t>
             </w:r>
           </w:p>
         </w:tc>

--- a/docs/files/latraps/latraps_FY2026_lt.docx
+++ b/docs/files/latraps/latraps_FY2026_lt.docx
@@ -4812,7 +4812,7 @@
                 <w:b w:val="0"/>
                 <w:sz w:val="17"/>
               </w:rPr>
-              <w:t>3,38 % (2026-10)</w:t>
+              <w:t>3,37 % (2026-10)</w:t>
             </w:r>
           </w:p>
         </w:tc>
@@ -4884,7 +4884,7 @@
                 <w:b w:val="0"/>
                 <w:sz w:val="17"/>
               </w:rPr>
-              <w:t>▲ 0,66 p. p.</w:t>
+              <w:t>▲ 0,65 p. p.</w:t>
             </w:r>
           </w:p>
         </w:tc>
@@ -5068,7 +5068,7 @@
           <w:color w:val="667085"/>
           <w:sz w:val="18"/>
         </w:rPr>
-        <w:t>Automatinė naujienų paieška (Google News, LV), 2026-07-27 – 2026-10-25: 1 pranešimų.</w:t>
+        <w:t>Automatinė naujienų paieška (Google News, LV), 2026-07-28 – 2026-10-26: 1 pranešimų.</w:t>
       </w:r>
     </w:p>
     <w:tbl>
@@ -5637,7 +5637,7 @@
                 <w:color w:val="333333"/>
                 <w:sz w:val="18"/>
               </w:rPr>
-              <w:t>Nerasta EU, UN, UK, US OFAC konsoliduotuose sankcijų sąrašuose (automatinė patikra 2026-10-25).</w:t>
+              <w:t>Nerasta EU, UN, US OFAC konsoliduotuose sankcijų sąrašuose (automatinė patikra 2026-10-26).</w:t>
             </w:r>
           </w:p>
           <w:p>
@@ -5876,7 +5876,7 @@
                 <w:color w:val="333333"/>
                 <w:sz w:val="18"/>
               </w:rPr>
-              <w:t>Naujienų suvestinė 2026-07-27 – 2026-10-25: 1 pranešimų, iš jų su neigiamu žodžiu antraštėje – 0 (plačiau – skiltyje „Ką rašo spauda“).</w:t>
+              <w:t>Naujienų suvestinė 2026-07-28 – 2026-10-26: 1 pranešimų, iš jų su neigiamu žodžiu antraštėje – 0 (plačiau – skiltyje „Ką rašo spauda“).</w:t>
             </w:r>
           </w:p>
         </w:tc>

--- a/docs/files/latraps/latraps_FY2026_lt.docx
+++ b/docs/files/latraps/latraps_FY2026_lt.docx
@@ -5068,7 +5068,7 @@
           <w:color w:val="667085"/>
           <w:sz w:val="18"/>
         </w:rPr>
-        <w:t>Automatinė naujienų paieška (Google News, LV), 2026-07-28 – 2026-10-26: 1 pranešimų.</w:t>
+        <w:t>Automatinė naujienų paieška (Google News, LV), 2026-07-29 – 2026-10-27: 1 pranešimų.</w:t>
       </w:r>
     </w:p>
     <w:tbl>
@@ -5637,7 +5637,7 @@
                 <w:color w:val="333333"/>
                 <w:sz w:val="18"/>
               </w:rPr>
-              <w:t>Nerasta EU, UN, US OFAC konsoliduotuose sankcijų sąrašuose (automatinė patikra 2026-10-26).</w:t>
+              <w:t>Nerasta EU, UN, US OFAC konsoliduotuose sankcijų sąrašuose (automatinė patikra 2026-10-27).</w:t>
             </w:r>
           </w:p>
           <w:p>
@@ -5876,7 +5876,7 @@
                 <w:color w:val="333333"/>
                 <w:sz w:val="18"/>
               </w:rPr>
-              <w:t>Naujienų suvestinė 2026-07-28 – 2026-10-26: 1 pranešimų, iš jų su neigiamu žodžiu antraštėje – 0 (plačiau – skiltyje „Ką rašo spauda“).</w:t>
+              <w:t>Naujienų suvestinė 2026-07-29 – 2026-10-27: 1 pranešimų, iš jų su neigiamu žodžiu antraštėje – 0 (plačiau – skiltyje „Ką rašo spauda“).</w:t>
             </w:r>
           </w:p>
         </w:tc>

--- a/docs/files/latraps/latraps_FY2026_lt.docx
+++ b/docs/files/latraps/latraps_FY2026_lt.docx
@@ -5068,7 +5068,7 @@
           <w:color w:val="667085"/>
           <w:sz w:val="18"/>
         </w:rPr>
-        <w:t>Automatinė naujienų paieška (Google News, LV), 2026-07-29 – 2026-10-27: 1 pranešimų.</w:t>
+        <w:t>Automatinė naujienų paieška (Google News, LV), 2026-07-30 – 2026-10-28: 1 pranešimų.</w:t>
       </w:r>
     </w:p>
     <w:tbl>
@@ -5637,7 +5637,7 @@
                 <w:color w:val="333333"/>
                 <w:sz w:val="18"/>
               </w:rPr>
-              <w:t>Nerasta EU, UN, US OFAC konsoliduotuose sankcijų sąrašuose (automatinė patikra 2026-10-27).</w:t>
+              <w:t>Nerasta EU, UN, US OFAC konsoliduotuose sankcijų sąrašuose (automatinė patikra 2026-10-28).</w:t>
             </w:r>
           </w:p>
           <w:p>
@@ -5876,7 +5876,7 @@
                 <w:color w:val="333333"/>
                 <w:sz w:val="18"/>
               </w:rPr>
-              <w:t>Naujienų suvestinė 2026-07-29 – 2026-10-27: 1 pranešimų, iš jų su neigiamu žodžiu antraštėje – 0 (plačiau – skiltyje „Ką rašo spauda“).</w:t>
+              <w:t>Naujienų suvestinė 2026-07-30 – 2026-10-28: 1 pranešimų, iš jų su neigiamu žodžiu antraštėje – 0 (plačiau – skiltyje „Ką rašo spauda“).</w:t>
             </w:r>
           </w:p>
         </w:tc>

--- a/docs/files/latraps/latraps_FY2026_lt.docx
+++ b/docs/files/latraps/latraps_FY2026_lt.docx
@@ -5068,7 +5068,7 @@
           <w:color w:val="667085"/>
           <w:sz w:val="18"/>
         </w:rPr>
-        <w:t>Automatinė naujienų paieška (Google News, LV), 2026-07-30 – 2026-10-28: 1 pranešimų.</w:t>
+        <w:t>Automatinė naujienų paieška (Google News, LV), 2026-08-01 – 2026-10-30: 1 pranešimų.</w:t>
       </w:r>
     </w:p>
     <w:tbl>
@@ -5637,7 +5637,7 @@
                 <w:color w:val="333333"/>
                 <w:sz w:val="18"/>
               </w:rPr>
-              <w:t>Nerasta EU, UN, US OFAC konsoliduotuose sankcijų sąrašuose (automatinė patikra 2026-10-28).</w:t>
+              <w:t>Nerasta EU, UN, US OFAC konsoliduotuose sankcijų sąrašuose (automatinė patikra 2026-10-30).</w:t>
             </w:r>
           </w:p>
           <w:p>
@@ -5876,7 +5876,7 @@
                 <w:color w:val="333333"/>
                 <w:sz w:val="18"/>
               </w:rPr>
-              <w:t>Naujienų suvestinė 2026-07-30 – 2026-10-28: 1 pranešimų, iš jų su neigiamu žodžiu antraštėje – 0 (plačiau – skiltyje „Ką rašo spauda“).</w:t>
+              <w:t>Naujienų suvestinė 2026-08-01 – 2026-10-30: 1 pranešimų, iš jų su neigiamu žodžiu antraštėje – 0 (plačiau – skiltyje „Ką rašo spauda“).</w:t>
             </w:r>
           </w:p>
         </w:tc>

--- a/docs/files/latraps/latraps_FY2026_lt.docx
+++ b/docs/files/latraps/latraps_FY2026_lt.docx
@@ -5068,7 +5068,7 @@
           <w:color w:val="667085"/>
           <w:sz w:val="18"/>
         </w:rPr>
-        <w:t>Automatinė naujienų paieška (Google News, LV), 2026-08-01 – 2026-10-30: 1 pranešimų.</w:t>
+        <w:t>Automatinė naujienų paieška (Google News, LV), 2026-08-02 – 2026-10-31: 1 pranešimų.</w:t>
       </w:r>
     </w:p>
     <w:tbl>
@@ -5637,7 +5637,7 @@
                 <w:color w:val="333333"/>
                 <w:sz w:val="18"/>
               </w:rPr>
-              <w:t>Nerasta EU, UN, US OFAC konsoliduotuose sankcijų sąrašuose (automatinė patikra 2026-10-30).</w:t>
+              <w:t>Nerasta EU, UN, US OFAC konsoliduotuose sankcijų sąrašuose (automatinė patikra 2026-10-31).</w:t>
             </w:r>
           </w:p>
           <w:p>
@@ -5876,7 +5876,7 @@
                 <w:color w:val="333333"/>
                 <w:sz w:val="18"/>
               </w:rPr>
-              <w:t>Naujienų suvestinė 2026-08-01 – 2026-10-30: 1 pranešimų, iš jų su neigiamu žodžiu antraštėje – 0 (plačiau – skiltyje „Ką rašo spauda“).</w:t>
+              <w:t>Naujienų suvestinė 2026-08-02 – 2026-10-31: 1 pranešimų, iš jų su neigiamu žodžiu antraštėje – 0 (plačiau – skiltyje „Ką rašo spauda“).</w:t>
             </w:r>
           </w:p>
         </w:tc>
